--- a/lab_7/7 лаба - графика.docx
+++ b/lab_7/7 лаба - графика.docx
@@ -1054,55 +1054,7761 @@
           <w:rFonts w:ascii="Courier New" w:hAnsi="Courier New" w:cs="Courier New"/>
           <w:lang w:val="en-US"/>
         </w:rPr>
-        <w:t xml:space="preserve">    return (</w:t>
-      </w:r>
-      <w:proofErr w:type="gramStart"/>
-      <w:r>
-        <w:rPr>
-          <w:rFonts w:ascii="Courier New" w:hAnsi="Courier New" w:cs="Courier New"/>
-          <w:lang w:val="en-US"/>
-        </w:rPr>
-        <w:t>round(</w:t>
-      </w:r>
-      <w:proofErr w:type="gramEnd"/>
-      <w:r>
-        <w:rPr>
-          <w:rFonts w:ascii="Courier New" w:hAnsi="Courier New" w:cs="Courier New"/>
-          <w:lang w:val="en-US"/>
-        </w:rPr>
-        <w:t xml:space="preserve">a, 1), </w:t>
-      </w:r>
-      <w:proofErr w:type="gramStart"/>
-      <w:r>
-        <w:rPr>
-          <w:rFonts w:ascii="Courier New" w:hAnsi="Courier New" w:cs="Courier New"/>
-          <w:lang w:val="en-US"/>
-        </w:rPr>
-        <w:t>round(</w:t>
-      </w:r>
-      <w:proofErr w:type="gramEnd"/>
-      <w:r>
-        <w:rPr>
-          <w:rFonts w:ascii="Courier New" w:hAnsi="Courier New" w:cs="Courier New"/>
-          <w:lang w:val="en-US"/>
-        </w:rPr>
-        <w:t xml:space="preserve">b, 1), </w:t>
-      </w:r>
-      <w:proofErr w:type="gramStart"/>
-      <w:r>
-        <w:rPr>
-          <w:rFonts w:ascii="Courier New" w:hAnsi="Courier New" w:cs="Courier New"/>
-          <w:lang w:val="en-US"/>
-        </w:rPr>
-        <w:t>round(</w:t>
-      </w:r>
-      <w:proofErr w:type="gramEnd"/>
-      <w:r>
-        <w:rPr>
-          <w:rFonts w:ascii="Courier New" w:hAnsi="Courier New" w:cs="Courier New"/>
-          <w:lang w:val="en-US"/>
-        </w:rPr>
-        <w:t>c, 1))</w:t>
+        <w:t xml:space="preserve">import </w:t>
+      </w:r>
+      <w:proofErr w:type="spellStart"/>
+      <w:r>
+        <w:rPr>
+          <w:rFonts w:ascii="Courier New" w:hAnsi="Courier New" w:cs="Courier New"/>
+          <w:lang w:val="en-US"/>
+        </w:rPr>
+        <w:t>numpy</w:t>
+      </w:r>
+      <w:proofErr w:type="spellEnd"/>
+      <w:r>
+        <w:rPr>
+          <w:rFonts w:ascii="Courier New" w:hAnsi="Courier New" w:cs="Courier New"/>
+          <w:lang w:val="en-US"/>
+        </w:rPr>
+        <w:t xml:space="preserve"> as np</w:t>
+      </w:r>
+    </w:p>
+    <w:p>
+      <w:pPr>
+        <w:rPr>
+          <w:rFonts w:ascii="Courier New" w:hAnsi="Courier New" w:cs="Courier New"/>
+          <w:lang w:val="en-US"/>
+        </w:rPr>
+      </w:pPr>
+      <w:r>
+        <w:rPr>
+          <w:rFonts w:ascii="Courier New" w:hAnsi="Courier New" w:cs="Courier New"/>
+          <w:lang w:val="en-US"/>
+        </w:rPr>
+        <w:t xml:space="preserve">import </w:t>
+      </w:r>
+      <w:proofErr w:type="spellStart"/>
+      <w:proofErr w:type="gramStart"/>
+      <w:r>
+        <w:rPr>
+          <w:rFonts w:ascii="Courier New" w:hAnsi="Courier New" w:cs="Courier New"/>
+          <w:lang w:val="en-US"/>
+        </w:rPr>
+        <w:t>scipy.ndimage</w:t>
+      </w:r>
+      <w:proofErr w:type="spellEnd"/>
+      <w:proofErr w:type="gramEnd"/>
+      <w:r>
+        <w:rPr>
+          <w:rFonts w:ascii="Courier New" w:hAnsi="Courier New" w:cs="Courier New"/>
+          <w:lang w:val="en-US"/>
+        </w:rPr>
+        <w:t xml:space="preserve"> as </w:t>
+      </w:r>
+      <w:proofErr w:type="spellStart"/>
+      <w:r>
+        <w:rPr>
+          <w:rFonts w:ascii="Courier New" w:hAnsi="Courier New" w:cs="Courier New"/>
+          <w:lang w:val="en-US"/>
+        </w:rPr>
+        <w:t>ndi</w:t>
+      </w:r>
+      <w:proofErr w:type="spellEnd"/>
+    </w:p>
+    <w:p>
+      <w:pPr>
+        <w:rPr>
+          <w:rFonts w:ascii="Courier New" w:hAnsi="Courier New" w:cs="Courier New"/>
+          <w:lang w:val="en-US"/>
+        </w:rPr>
+      </w:pPr>
+      <w:r>
+        <w:rPr>
+          <w:rFonts w:ascii="Courier New" w:hAnsi="Courier New" w:cs="Courier New"/>
+          <w:lang w:val="en-US"/>
+        </w:rPr>
+        <w:t>from PIL import Image</w:t>
+      </w:r>
+    </w:p>
+    <w:p>
+      <w:pPr>
+        <w:rPr>
+          <w:rFonts w:ascii="Courier New" w:hAnsi="Courier New" w:cs="Courier New"/>
+          <w:lang w:val="en-US"/>
+        </w:rPr>
+      </w:pPr>
+      <w:r>
+        <w:rPr>
+          <w:rFonts w:ascii="Courier New" w:hAnsi="Courier New" w:cs="Courier New"/>
+          <w:lang w:val="en-US"/>
+        </w:rPr>
+        <w:t xml:space="preserve">from typing import Tuple, Optional, </w:t>
+      </w:r>
+      <w:proofErr w:type="spellStart"/>
+      <w:r>
+        <w:rPr>
+          <w:rFonts w:ascii="Courier New" w:hAnsi="Courier New" w:cs="Courier New"/>
+          <w:lang w:val="en-US"/>
+        </w:rPr>
+        <w:t>Dict</w:t>
+      </w:r>
+      <w:proofErr w:type="spellEnd"/>
+      <w:r>
+        <w:rPr>
+          <w:rFonts w:ascii="Courier New" w:hAnsi="Courier New" w:cs="Courier New"/>
+          <w:lang w:val="en-US"/>
+        </w:rPr>
+        <w:t>, Any</w:t>
+      </w:r>
+    </w:p>
+    <w:p>
+      <w:pPr>
+        <w:rPr>
+          <w:rFonts w:ascii="Courier New" w:hAnsi="Courier New" w:cs="Courier New"/>
+          <w:lang w:val="en-US"/>
+        </w:rPr>
+      </w:pPr>
+    </w:p>
+    <w:p>
+      <w:pPr>
+        <w:rPr>
+          <w:rFonts w:ascii="Courier New" w:hAnsi="Courier New" w:cs="Courier New"/>
+        </w:rPr>
+      </w:pPr>
+      <w:r>
+        <w:rPr>
+          <w:rFonts w:ascii="Courier New" w:hAnsi="Courier New" w:cs="Courier New"/>
+        </w:rPr>
+        <w:t># Таблица 1: Распространённые матрицы свёртки линейных фильтров</w:t>
+      </w:r>
+    </w:p>
+    <w:p>
+      <w:pPr>
+        <w:rPr>
+          <w:rFonts w:ascii="Courier New" w:hAnsi="Courier New" w:cs="Courier New"/>
+        </w:rPr>
+      </w:pPr>
+    </w:p>
+    <w:p>
+      <w:pPr>
+        <w:rPr>
+          <w:rFonts w:ascii="Courier New" w:hAnsi="Courier New" w:cs="Courier New"/>
+          <w:lang w:val="en-US"/>
+        </w:rPr>
+      </w:pPr>
+      <w:r>
+        <w:rPr>
+          <w:rFonts w:ascii="Courier New" w:hAnsi="Courier New" w:cs="Courier New"/>
+          <w:lang w:val="en-US"/>
+        </w:rPr>
+        <w:t xml:space="preserve">GAUSSIAN_5X5 = </w:t>
+      </w:r>
+      <w:proofErr w:type="spellStart"/>
+      <w:proofErr w:type="gramStart"/>
+      <w:r>
+        <w:rPr>
+          <w:rFonts w:ascii="Courier New" w:hAnsi="Courier New" w:cs="Courier New"/>
+          <w:lang w:val="en-US"/>
+        </w:rPr>
+        <w:t>np.array</w:t>
+      </w:r>
+      <w:proofErr w:type="spellEnd"/>
+      <w:proofErr w:type="gramEnd"/>
+      <w:r>
+        <w:rPr>
+          <w:rFonts w:ascii="Courier New" w:hAnsi="Courier New" w:cs="Courier New"/>
+          <w:lang w:val="en-US"/>
+        </w:rPr>
+        <w:t>([</w:t>
+      </w:r>
+    </w:p>
+    <w:p>
+      <w:pPr>
+        <w:rPr>
+          <w:rFonts w:ascii="Courier New" w:hAnsi="Courier New" w:cs="Courier New"/>
+          <w:lang w:val="en-US"/>
+        </w:rPr>
+      </w:pPr>
+      <w:r>
+        <w:rPr>
+          <w:rFonts w:ascii="Courier New" w:hAnsi="Courier New" w:cs="Courier New"/>
+          <w:lang w:val="en-US"/>
+        </w:rPr>
+        <w:t xml:space="preserve">    [</w:t>
+      </w:r>
+      <w:proofErr w:type="gramStart"/>
+      <w:r>
+        <w:rPr>
+          <w:rFonts w:ascii="Courier New" w:hAnsi="Courier New" w:cs="Courier New"/>
+          <w:lang w:val="en-US"/>
+        </w:rPr>
+        <w:t>0,  1,  2,  1</w:t>
+      </w:r>
+      <w:proofErr w:type="gramEnd"/>
+      <w:r>
+        <w:rPr>
+          <w:rFonts w:ascii="Courier New" w:hAnsi="Courier New" w:cs="Courier New"/>
+          <w:lang w:val="en-US"/>
+        </w:rPr>
+        <w:t>, 0],</w:t>
+      </w:r>
+    </w:p>
+    <w:p>
+      <w:pPr>
+        <w:rPr>
+          <w:rFonts w:ascii="Courier New" w:hAnsi="Courier New" w:cs="Courier New"/>
+          <w:lang w:val="en-US"/>
+        </w:rPr>
+      </w:pPr>
+      <w:r>
+        <w:rPr>
+          <w:rFonts w:ascii="Courier New" w:hAnsi="Courier New" w:cs="Courier New"/>
+          <w:lang w:val="en-US"/>
+        </w:rPr>
+        <w:t xml:space="preserve">    [</w:t>
+      </w:r>
+      <w:proofErr w:type="gramStart"/>
+      <w:r>
+        <w:rPr>
+          <w:rFonts w:ascii="Courier New" w:hAnsi="Courier New" w:cs="Courier New"/>
+          <w:lang w:val="en-US"/>
+        </w:rPr>
+        <w:t>1,  6</w:t>
+      </w:r>
+      <w:proofErr w:type="gramEnd"/>
+      <w:r>
+        <w:rPr>
+          <w:rFonts w:ascii="Courier New" w:hAnsi="Courier New" w:cs="Courier New"/>
+          <w:lang w:val="en-US"/>
+        </w:rPr>
+        <w:t xml:space="preserve">, </w:t>
+      </w:r>
+      <w:proofErr w:type="gramStart"/>
+      <w:r>
+        <w:rPr>
+          <w:rFonts w:ascii="Courier New" w:hAnsi="Courier New" w:cs="Courier New"/>
+          <w:lang w:val="en-US"/>
+        </w:rPr>
+        <w:t>10,  6</w:t>
+      </w:r>
+      <w:proofErr w:type="gramEnd"/>
+      <w:r>
+        <w:rPr>
+          <w:rFonts w:ascii="Courier New" w:hAnsi="Courier New" w:cs="Courier New"/>
+          <w:lang w:val="en-US"/>
+        </w:rPr>
+        <w:t>, 1],</w:t>
+      </w:r>
+    </w:p>
+    <w:p>
+      <w:pPr>
+        <w:rPr>
+          <w:rFonts w:ascii="Courier New" w:hAnsi="Courier New" w:cs="Courier New"/>
+          <w:lang w:val="en-US"/>
+        </w:rPr>
+      </w:pPr>
+      <w:r>
+        <w:rPr>
+          <w:rFonts w:ascii="Courier New" w:hAnsi="Courier New" w:cs="Courier New"/>
+          <w:lang w:val="en-US"/>
+        </w:rPr>
+        <w:t xml:space="preserve">    [2, 10, 16, 10, 2],</w:t>
+      </w:r>
+    </w:p>
+    <w:p>
+      <w:pPr>
+        <w:rPr>
+          <w:rFonts w:ascii="Courier New" w:hAnsi="Courier New" w:cs="Courier New"/>
+          <w:lang w:val="en-US"/>
+        </w:rPr>
+      </w:pPr>
+      <w:r>
+        <w:rPr>
+          <w:rFonts w:ascii="Courier New" w:hAnsi="Courier New" w:cs="Courier New"/>
+          <w:lang w:val="en-US"/>
+        </w:rPr>
+        <w:t xml:space="preserve">    [</w:t>
+      </w:r>
+      <w:proofErr w:type="gramStart"/>
+      <w:r>
+        <w:rPr>
+          <w:rFonts w:ascii="Courier New" w:hAnsi="Courier New" w:cs="Courier New"/>
+          <w:lang w:val="en-US"/>
+        </w:rPr>
+        <w:t>1,  6</w:t>
+      </w:r>
+      <w:proofErr w:type="gramEnd"/>
+      <w:r>
+        <w:rPr>
+          <w:rFonts w:ascii="Courier New" w:hAnsi="Courier New" w:cs="Courier New"/>
+          <w:lang w:val="en-US"/>
+        </w:rPr>
+        <w:t xml:space="preserve">, </w:t>
+      </w:r>
+      <w:proofErr w:type="gramStart"/>
+      <w:r>
+        <w:rPr>
+          <w:rFonts w:ascii="Courier New" w:hAnsi="Courier New" w:cs="Courier New"/>
+          <w:lang w:val="en-US"/>
+        </w:rPr>
+        <w:t>10,  6</w:t>
+      </w:r>
+      <w:proofErr w:type="gramEnd"/>
+      <w:r>
+        <w:rPr>
+          <w:rFonts w:ascii="Courier New" w:hAnsi="Courier New" w:cs="Courier New"/>
+          <w:lang w:val="en-US"/>
+        </w:rPr>
+        <w:t>, 1],</w:t>
+      </w:r>
+    </w:p>
+    <w:p>
+      <w:pPr>
+        <w:rPr>
+          <w:rFonts w:ascii="Courier New" w:hAnsi="Courier New" w:cs="Courier New"/>
+          <w:lang w:val="en-US"/>
+        </w:rPr>
+      </w:pPr>
+      <w:r>
+        <w:rPr>
+          <w:rFonts w:ascii="Courier New" w:hAnsi="Courier New" w:cs="Courier New"/>
+          <w:lang w:val="en-US"/>
+        </w:rPr>
+        <w:t xml:space="preserve">    [</w:t>
+      </w:r>
+      <w:proofErr w:type="gramStart"/>
+      <w:r>
+        <w:rPr>
+          <w:rFonts w:ascii="Courier New" w:hAnsi="Courier New" w:cs="Courier New"/>
+          <w:lang w:val="en-US"/>
+        </w:rPr>
+        <w:t>0,  1,  2,  1</w:t>
+      </w:r>
+      <w:proofErr w:type="gramEnd"/>
+      <w:r>
+        <w:rPr>
+          <w:rFonts w:ascii="Courier New" w:hAnsi="Courier New" w:cs="Courier New"/>
+          <w:lang w:val="en-US"/>
+        </w:rPr>
+        <w:t>, 0],</w:t>
+      </w:r>
+    </w:p>
+    <w:p>
+      <w:pPr>
+        <w:rPr>
+          <w:rFonts w:ascii="Courier New" w:hAnsi="Courier New" w:cs="Courier New"/>
+          <w:lang w:val="en-US"/>
+        </w:rPr>
+      </w:pPr>
+      <w:r>
+        <w:rPr>
+          <w:rFonts w:ascii="Courier New" w:hAnsi="Courier New" w:cs="Courier New"/>
+          <w:lang w:val="en-US"/>
+        </w:rPr>
+        <w:t xml:space="preserve">], </w:t>
+      </w:r>
+      <w:proofErr w:type="spellStart"/>
+      <w:r>
+        <w:rPr>
+          <w:rFonts w:ascii="Courier New" w:hAnsi="Courier New" w:cs="Courier New"/>
+          <w:lang w:val="en-US"/>
+        </w:rPr>
+        <w:t>dtype</w:t>
+      </w:r>
+      <w:proofErr w:type="spellEnd"/>
+      <w:r>
+        <w:rPr>
+          <w:rFonts w:ascii="Courier New" w:hAnsi="Courier New" w:cs="Courier New"/>
+          <w:lang w:val="en-US"/>
+        </w:rPr>
+        <w:t>=</w:t>
+      </w:r>
+      <w:proofErr w:type="gramStart"/>
+      <w:r>
+        <w:rPr>
+          <w:rFonts w:ascii="Courier New" w:hAnsi="Courier New" w:cs="Courier New"/>
+          <w:lang w:val="en-US"/>
+        </w:rPr>
+        <w:t>np.float</w:t>
+      </w:r>
+      <w:proofErr w:type="gramEnd"/>
+      <w:r>
+        <w:rPr>
+          <w:rFonts w:ascii="Courier New" w:hAnsi="Courier New" w:cs="Courier New"/>
+          <w:lang w:val="en-US"/>
+        </w:rPr>
+        <w:t>64)</w:t>
+      </w:r>
+    </w:p>
+    <w:p>
+      <w:pPr>
+        <w:rPr>
+          <w:rFonts w:ascii="Courier New" w:hAnsi="Courier New" w:cs="Courier New"/>
+          <w:lang w:val="en-US"/>
+        </w:rPr>
+      </w:pPr>
+    </w:p>
+    <w:p>
+      <w:pPr>
+        <w:rPr>
+          <w:rFonts w:ascii="Courier New" w:hAnsi="Courier New" w:cs="Courier New"/>
+          <w:lang w:val="en-US"/>
+        </w:rPr>
+      </w:pPr>
+      <w:r>
+        <w:rPr>
+          <w:rFonts w:ascii="Courier New" w:hAnsi="Courier New" w:cs="Courier New"/>
+          <w:lang w:val="en-US"/>
+        </w:rPr>
+        <w:t xml:space="preserve">LOG_5X5 = </w:t>
+      </w:r>
+      <w:proofErr w:type="spellStart"/>
+      <w:proofErr w:type="gramStart"/>
+      <w:r>
+        <w:rPr>
+          <w:rFonts w:ascii="Courier New" w:hAnsi="Courier New" w:cs="Courier New"/>
+          <w:lang w:val="en-US"/>
+        </w:rPr>
+        <w:t>np.array</w:t>
+      </w:r>
+      <w:proofErr w:type="spellEnd"/>
+      <w:proofErr w:type="gramEnd"/>
+      <w:r>
+        <w:rPr>
+          <w:rFonts w:ascii="Courier New" w:hAnsi="Courier New" w:cs="Courier New"/>
+          <w:lang w:val="en-US"/>
+        </w:rPr>
+        <w:t>([</w:t>
+      </w:r>
+    </w:p>
+    <w:p>
+      <w:pPr>
+        <w:rPr>
+          <w:rFonts w:ascii="Courier New" w:hAnsi="Courier New" w:cs="Courier New"/>
+          <w:lang w:val="en-US"/>
+        </w:rPr>
+      </w:pPr>
+      <w:r>
+        <w:rPr>
+          <w:rFonts w:ascii="Courier New" w:hAnsi="Courier New" w:cs="Courier New"/>
+          <w:lang w:val="en-US"/>
+        </w:rPr>
+        <w:t xml:space="preserve">    [-1, -2, -3, -2, -1],</w:t>
+      </w:r>
+    </w:p>
+    <w:p>
+      <w:pPr>
+        <w:rPr>
+          <w:rFonts w:ascii="Courier New" w:hAnsi="Courier New" w:cs="Courier New"/>
+          <w:lang w:val="en-US"/>
+        </w:rPr>
+      </w:pPr>
+      <w:r>
+        <w:rPr>
+          <w:rFonts w:ascii="Courier New" w:hAnsi="Courier New" w:cs="Courier New"/>
+          <w:lang w:val="en-US"/>
+        </w:rPr>
+        <w:t xml:space="preserve">    [-</w:t>
+      </w:r>
+      <w:proofErr w:type="gramStart"/>
+      <w:r>
+        <w:rPr>
+          <w:rFonts w:ascii="Courier New" w:hAnsi="Courier New" w:cs="Courier New"/>
+          <w:lang w:val="en-US"/>
+        </w:rPr>
+        <w:t>2,  0,  4,  0</w:t>
+      </w:r>
+      <w:proofErr w:type="gramEnd"/>
+      <w:r>
+        <w:rPr>
+          <w:rFonts w:ascii="Courier New" w:hAnsi="Courier New" w:cs="Courier New"/>
+          <w:lang w:val="en-US"/>
+        </w:rPr>
+        <w:t>, -2],</w:t>
+      </w:r>
+    </w:p>
+    <w:p>
+      <w:pPr>
+        <w:rPr>
+          <w:rFonts w:ascii="Courier New" w:hAnsi="Courier New" w:cs="Courier New"/>
+          <w:lang w:val="en-US"/>
+        </w:rPr>
+      </w:pPr>
+      <w:r>
+        <w:rPr>
+          <w:rFonts w:ascii="Courier New" w:hAnsi="Courier New" w:cs="Courier New"/>
+          <w:lang w:val="en-US"/>
+        </w:rPr>
+        <w:t xml:space="preserve">    [-</w:t>
+      </w:r>
+      <w:proofErr w:type="gramStart"/>
+      <w:r>
+        <w:rPr>
+          <w:rFonts w:ascii="Courier New" w:hAnsi="Courier New" w:cs="Courier New"/>
+          <w:lang w:val="en-US"/>
+        </w:rPr>
+        <w:t>3,  4</w:t>
+      </w:r>
+      <w:proofErr w:type="gramEnd"/>
+      <w:r>
+        <w:rPr>
+          <w:rFonts w:ascii="Courier New" w:hAnsi="Courier New" w:cs="Courier New"/>
+          <w:lang w:val="en-US"/>
+        </w:rPr>
+        <w:t xml:space="preserve">, </w:t>
+      </w:r>
+      <w:proofErr w:type="gramStart"/>
+      <w:r>
+        <w:rPr>
+          <w:rFonts w:ascii="Courier New" w:hAnsi="Courier New" w:cs="Courier New"/>
+          <w:lang w:val="en-US"/>
+        </w:rPr>
+        <w:t>16,  4</w:t>
+      </w:r>
+      <w:proofErr w:type="gramEnd"/>
+      <w:r>
+        <w:rPr>
+          <w:rFonts w:ascii="Courier New" w:hAnsi="Courier New" w:cs="Courier New"/>
+          <w:lang w:val="en-US"/>
+        </w:rPr>
+        <w:t>, -3],</w:t>
+      </w:r>
+    </w:p>
+    <w:p>
+      <w:pPr>
+        <w:rPr>
+          <w:rFonts w:ascii="Courier New" w:hAnsi="Courier New" w:cs="Courier New"/>
+          <w:lang w:val="en-US"/>
+        </w:rPr>
+      </w:pPr>
+      <w:r>
+        <w:rPr>
+          <w:rFonts w:ascii="Courier New" w:hAnsi="Courier New" w:cs="Courier New"/>
+          <w:lang w:val="en-US"/>
+        </w:rPr>
+        <w:t xml:space="preserve">    [-</w:t>
+      </w:r>
+      <w:proofErr w:type="gramStart"/>
+      <w:r>
+        <w:rPr>
+          <w:rFonts w:ascii="Courier New" w:hAnsi="Courier New" w:cs="Courier New"/>
+          <w:lang w:val="en-US"/>
+        </w:rPr>
+        <w:t>2,  0,  4,  0</w:t>
+      </w:r>
+      <w:proofErr w:type="gramEnd"/>
+      <w:r>
+        <w:rPr>
+          <w:rFonts w:ascii="Courier New" w:hAnsi="Courier New" w:cs="Courier New"/>
+          <w:lang w:val="en-US"/>
+        </w:rPr>
+        <w:t>, -2],</w:t>
+      </w:r>
+    </w:p>
+    <w:p>
+      <w:pPr>
+        <w:rPr>
+          <w:rFonts w:ascii="Courier New" w:hAnsi="Courier New" w:cs="Courier New"/>
+          <w:lang w:val="en-US"/>
+        </w:rPr>
+      </w:pPr>
+      <w:r>
+        <w:rPr>
+          <w:rFonts w:ascii="Courier New" w:hAnsi="Courier New" w:cs="Courier New"/>
+          <w:lang w:val="en-US"/>
+        </w:rPr>
+        <w:t xml:space="preserve">    [-1, -2, -3, -2, -1],</w:t>
+      </w:r>
+    </w:p>
+    <w:p>
+      <w:pPr>
+        <w:rPr>
+          <w:rFonts w:ascii="Courier New" w:hAnsi="Courier New" w:cs="Courier New"/>
+          <w:lang w:val="en-US"/>
+        </w:rPr>
+      </w:pPr>
+      <w:r>
+        <w:rPr>
+          <w:rFonts w:ascii="Courier New" w:hAnsi="Courier New" w:cs="Courier New"/>
+          <w:lang w:val="en-US"/>
+        </w:rPr>
+        <w:t xml:space="preserve">], </w:t>
+      </w:r>
+      <w:proofErr w:type="spellStart"/>
+      <w:r>
+        <w:rPr>
+          <w:rFonts w:ascii="Courier New" w:hAnsi="Courier New" w:cs="Courier New"/>
+          <w:lang w:val="en-US"/>
+        </w:rPr>
+        <w:t>dtype</w:t>
+      </w:r>
+      <w:proofErr w:type="spellEnd"/>
+      <w:r>
+        <w:rPr>
+          <w:rFonts w:ascii="Courier New" w:hAnsi="Courier New" w:cs="Courier New"/>
+          <w:lang w:val="en-US"/>
+        </w:rPr>
+        <w:t>=</w:t>
+      </w:r>
+      <w:proofErr w:type="gramStart"/>
+      <w:r>
+        <w:rPr>
+          <w:rFonts w:ascii="Courier New" w:hAnsi="Courier New" w:cs="Courier New"/>
+          <w:lang w:val="en-US"/>
+        </w:rPr>
+        <w:t>np.float</w:t>
+      </w:r>
+      <w:proofErr w:type="gramEnd"/>
+      <w:r>
+        <w:rPr>
+          <w:rFonts w:ascii="Courier New" w:hAnsi="Courier New" w:cs="Courier New"/>
+          <w:lang w:val="en-US"/>
+        </w:rPr>
+        <w:t>64)</w:t>
+      </w:r>
+    </w:p>
+    <w:p>
+      <w:pPr>
+        <w:rPr>
+          <w:rFonts w:ascii="Courier New" w:hAnsi="Courier New" w:cs="Courier New"/>
+          <w:lang w:val="en-US"/>
+        </w:rPr>
+      </w:pPr>
+    </w:p>
+    <w:p>
+      <w:pPr>
+        <w:rPr>
+          <w:rFonts w:ascii="Courier New" w:hAnsi="Courier New" w:cs="Courier New"/>
+          <w:lang w:val="en-US"/>
+        </w:rPr>
+      </w:pPr>
+      <w:r>
+        <w:rPr>
+          <w:rFonts w:ascii="Courier New" w:hAnsi="Courier New" w:cs="Courier New"/>
+          <w:lang w:val="en-US"/>
+        </w:rPr>
+        <w:t xml:space="preserve">LAPLACIAN_4 = </w:t>
+      </w:r>
+      <w:proofErr w:type="spellStart"/>
+      <w:proofErr w:type="gramStart"/>
+      <w:r>
+        <w:rPr>
+          <w:rFonts w:ascii="Courier New" w:hAnsi="Courier New" w:cs="Courier New"/>
+          <w:lang w:val="en-US"/>
+        </w:rPr>
+        <w:t>np.array</w:t>
+      </w:r>
+      <w:proofErr w:type="spellEnd"/>
+      <w:proofErr w:type="gramEnd"/>
+      <w:r>
+        <w:rPr>
+          <w:rFonts w:ascii="Courier New" w:hAnsi="Courier New" w:cs="Courier New"/>
+          <w:lang w:val="en-US"/>
+        </w:rPr>
+        <w:t>([</w:t>
+      </w:r>
+    </w:p>
+    <w:p>
+      <w:pPr>
+        <w:rPr>
+          <w:rFonts w:ascii="Courier New" w:hAnsi="Courier New" w:cs="Courier New"/>
+          <w:lang w:val="en-US"/>
+        </w:rPr>
+      </w:pPr>
+      <w:r>
+        <w:rPr>
+          <w:rFonts w:ascii="Courier New" w:hAnsi="Courier New" w:cs="Courier New"/>
+          <w:lang w:val="en-US"/>
+        </w:rPr>
+        <w:t xml:space="preserve">    [ 0, -</w:t>
+      </w:r>
+      <w:proofErr w:type="gramStart"/>
+      <w:r>
+        <w:rPr>
+          <w:rFonts w:ascii="Courier New" w:hAnsi="Courier New" w:cs="Courier New"/>
+          <w:lang w:val="en-US"/>
+        </w:rPr>
+        <w:t>1,  0</w:t>
+      </w:r>
+      <w:proofErr w:type="gramEnd"/>
+      <w:r>
+        <w:rPr>
+          <w:rFonts w:ascii="Courier New" w:hAnsi="Courier New" w:cs="Courier New"/>
+          <w:lang w:val="en-US"/>
+        </w:rPr>
+        <w:t>],</w:t>
+      </w:r>
+    </w:p>
+    <w:p>
+      <w:pPr>
+        <w:rPr>
+          <w:rFonts w:ascii="Courier New" w:hAnsi="Courier New" w:cs="Courier New"/>
+          <w:lang w:val="en-US"/>
+        </w:rPr>
+      </w:pPr>
+      <w:r>
+        <w:rPr>
+          <w:rFonts w:ascii="Courier New" w:hAnsi="Courier New" w:cs="Courier New"/>
+          <w:lang w:val="en-US"/>
+        </w:rPr>
+        <w:t xml:space="preserve">    [-</w:t>
+      </w:r>
+      <w:proofErr w:type="gramStart"/>
+      <w:r>
+        <w:rPr>
+          <w:rFonts w:ascii="Courier New" w:hAnsi="Courier New" w:cs="Courier New"/>
+          <w:lang w:val="en-US"/>
+        </w:rPr>
+        <w:t>1,  4</w:t>
+      </w:r>
+      <w:proofErr w:type="gramEnd"/>
+      <w:r>
+        <w:rPr>
+          <w:rFonts w:ascii="Courier New" w:hAnsi="Courier New" w:cs="Courier New"/>
+          <w:lang w:val="en-US"/>
+        </w:rPr>
+        <w:t>, -1],</w:t>
+      </w:r>
+    </w:p>
+    <w:p>
+      <w:pPr>
+        <w:rPr>
+          <w:rFonts w:ascii="Courier New" w:hAnsi="Courier New" w:cs="Courier New"/>
+          <w:lang w:val="en-US"/>
+        </w:rPr>
+      </w:pPr>
+      <w:r>
+        <w:rPr>
+          <w:rFonts w:ascii="Courier New" w:hAnsi="Courier New" w:cs="Courier New"/>
+          <w:lang w:val="en-US"/>
+        </w:rPr>
+        <w:t xml:space="preserve">    [ 0, -</w:t>
+      </w:r>
+      <w:proofErr w:type="gramStart"/>
+      <w:r>
+        <w:rPr>
+          <w:rFonts w:ascii="Courier New" w:hAnsi="Courier New" w:cs="Courier New"/>
+          <w:lang w:val="en-US"/>
+        </w:rPr>
+        <w:t>1,  0</w:t>
+      </w:r>
+      <w:proofErr w:type="gramEnd"/>
+      <w:r>
+        <w:rPr>
+          <w:rFonts w:ascii="Courier New" w:hAnsi="Courier New" w:cs="Courier New"/>
+          <w:lang w:val="en-US"/>
+        </w:rPr>
+        <w:t>]</w:t>
+      </w:r>
+    </w:p>
+    <w:p>
+      <w:pPr>
+        <w:rPr>
+          <w:rFonts w:ascii="Courier New" w:hAnsi="Courier New" w:cs="Courier New"/>
+          <w:lang w:val="en-US"/>
+        </w:rPr>
+      </w:pPr>
+      <w:r>
+        <w:rPr>
+          <w:rFonts w:ascii="Courier New" w:hAnsi="Courier New" w:cs="Courier New"/>
+          <w:lang w:val="en-US"/>
+        </w:rPr>
+        <w:t xml:space="preserve">], </w:t>
+      </w:r>
+      <w:proofErr w:type="spellStart"/>
+      <w:r>
+        <w:rPr>
+          <w:rFonts w:ascii="Courier New" w:hAnsi="Courier New" w:cs="Courier New"/>
+          <w:lang w:val="en-US"/>
+        </w:rPr>
+        <w:t>dtype</w:t>
+      </w:r>
+      <w:proofErr w:type="spellEnd"/>
+      <w:r>
+        <w:rPr>
+          <w:rFonts w:ascii="Courier New" w:hAnsi="Courier New" w:cs="Courier New"/>
+          <w:lang w:val="en-US"/>
+        </w:rPr>
+        <w:t>=</w:t>
+      </w:r>
+      <w:proofErr w:type="gramStart"/>
+      <w:r>
+        <w:rPr>
+          <w:rFonts w:ascii="Courier New" w:hAnsi="Courier New" w:cs="Courier New"/>
+          <w:lang w:val="en-US"/>
+        </w:rPr>
+        <w:t>np.float</w:t>
+      </w:r>
+      <w:proofErr w:type="gramEnd"/>
+      <w:r>
+        <w:rPr>
+          <w:rFonts w:ascii="Courier New" w:hAnsi="Courier New" w:cs="Courier New"/>
+          <w:lang w:val="en-US"/>
+        </w:rPr>
+        <w:t>64)</w:t>
+      </w:r>
+    </w:p>
+    <w:p>
+      <w:pPr>
+        <w:rPr>
+          <w:rFonts w:ascii="Courier New" w:hAnsi="Courier New" w:cs="Courier New"/>
+          <w:lang w:val="en-US"/>
+        </w:rPr>
+      </w:pPr>
+    </w:p>
+    <w:p>
+      <w:pPr>
+        <w:rPr>
+          <w:rFonts w:ascii="Courier New" w:hAnsi="Courier New" w:cs="Courier New"/>
+          <w:lang w:val="en-US"/>
+        </w:rPr>
+      </w:pPr>
+      <w:r>
+        <w:rPr>
+          <w:rFonts w:ascii="Courier New" w:hAnsi="Courier New" w:cs="Courier New"/>
+          <w:lang w:val="en-US"/>
+        </w:rPr>
+        <w:t xml:space="preserve">LAPLACIAN_8 = </w:t>
+      </w:r>
+      <w:proofErr w:type="spellStart"/>
+      <w:proofErr w:type="gramStart"/>
+      <w:r>
+        <w:rPr>
+          <w:rFonts w:ascii="Courier New" w:hAnsi="Courier New" w:cs="Courier New"/>
+          <w:lang w:val="en-US"/>
+        </w:rPr>
+        <w:t>np.array</w:t>
+      </w:r>
+      <w:proofErr w:type="spellEnd"/>
+      <w:proofErr w:type="gramEnd"/>
+      <w:r>
+        <w:rPr>
+          <w:rFonts w:ascii="Courier New" w:hAnsi="Courier New" w:cs="Courier New"/>
+          <w:lang w:val="en-US"/>
+        </w:rPr>
+        <w:t>([</w:t>
+      </w:r>
+    </w:p>
+    <w:p>
+      <w:pPr>
+        <w:rPr>
+          <w:rFonts w:ascii="Courier New" w:hAnsi="Courier New" w:cs="Courier New"/>
+          <w:lang w:val="en-US"/>
+        </w:rPr>
+      </w:pPr>
+      <w:r>
+        <w:rPr>
+          <w:rFonts w:ascii="Courier New" w:hAnsi="Courier New" w:cs="Courier New"/>
+          <w:lang w:val="en-US"/>
+        </w:rPr>
+        <w:t xml:space="preserve">    [-1, -1, -1],</w:t>
+      </w:r>
+    </w:p>
+    <w:p>
+      <w:pPr>
+        <w:rPr>
+          <w:rFonts w:ascii="Courier New" w:hAnsi="Courier New" w:cs="Courier New"/>
+          <w:lang w:val="en-US"/>
+        </w:rPr>
+      </w:pPr>
+      <w:r>
+        <w:rPr>
+          <w:rFonts w:ascii="Courier New" w:hAnsi="Courier New" w:cs="Courier New"/>
+          <w:lang w:val="en-US"/>
+        </w:rPr>
+        <w:t xml:space="preserve">    [-</w:t>
+      </w:r>
+      <w:proofErr w:type="gramStart"/>
+      <w:r>
+        <w:rPr>
+          <w:rFonts w:ascii="Courier New" w:hAnsi="Courier New" w:cs="Courier New"/>
+          <w:lang w:val="en-US"/>
+        </w:rPr>
+        <w:t>1,  8</w:t>
+      </w:r>
+      <w:proofErr w:type="gramEnd"/>
+      <w:r>
+        <w:rPr>
+          <w:rFonts w:ascii="Courier New" w:hAnsi="Courier New" w:cs="Courier New"/>
+          <w:lang w:val="en-US"/>
+        </w:rPr>
+        <w:t>, -1],</w:t>
+      </w:r>
+    </w:p>
+    <w:p>
+      <w:pPr>
+        <w:rPr>
+          <w:rFonts w:ascii="Courier New" w:hAnsi="Courier New" w:cs="Courier New"/>
+          <w:lang w:val="en-US"/>
+        </w:rPr>
+      </w:pPr>
+      <w:r>
+        <w:rPr>
+          <w:rFonts w:ascii="Courier New" w:hAnsi="Courier New" w:cs="Courier New"/>
+          <w:lang w:val="en-US"/>
+        </w:rPr>
+        <w:t xml:space="preserve">    [-1, -1, -1]</w:t>
+      </w:r>
+    </w:p>
+    <w:p>
+      <w:pPr>
+        <w:rPr>
+          <w:rFonts w:ascii="Courier New" w:hAnsi="Courier New" w:cs="Courier New"/>
+          <w:lang w:val="en-US"/>
+        </w:rPr>
+      </w:pPr>
+      <w:r>
+        <w:rPr>
+          <w:rFonts w:ascii="Courier New" w:hAnsi="Courier New" w:cs="Courier New"/>
+          <w:lang w:val="en-US"/>
+        </w:rPr>
+        <w:t xml:space="preserve">], </w:t>
+      </w:r>
+      <w:proofErr w:type="spellStart"/>
+      <w:r>
+        <w:rPr>
+          <w:rFonts w:ascii="Courier New" w:hAnsi="Courier New" w:cs="Courier New"/>
+          <w:lang w:val="en-US"/>
+        </w:rPr>
+        <w:t>dtype</w:t>
+      </w:r>
+      <w:proofErr w:type="spellEnd"/>
+      <w:r>
+        <w:rPr>
+          <w:rFonts w:ascii="Courier New" w:hAnsi="Courier New" w:cs="Courier New"/>
+          <w:lang w:val="en-US"/>
+        </w:rPr>
+        <w:t>=</w:t>
+      </w:r>
+      <w:proofErr w:type="gramStart"/>
+      <w:r>
+        <w:rPr>
+          <w:rFonts w:ascii="Courier New" w:hAnsi="Courier New" w:cs="Courier New"/>
+          <w:lang w:val="en-US"/>
+        </w:rPr>
+        <w:t>np.float</w:t>
+      </w:r>
+      <w:proofErr w:type="gramEnd"/>
+      <w:r>
+        <w:rPr>
+          <w:rFonts w:ascii="Courier New" w:hAnsi="Courier New" w:cs="Courier New"/>
+          <w:lang w:val="en-US"/>
+        </w:rPr>
+        <w:t>64)</w:t>
+      </w:r>
+    </w:p>
+    <w:p>
+      <w:pPr>
+        <w:rPr>
+          <w:rFonts w:ascii="Courier New" w:hAnsi="Courier New" w:cs="Courier New"/>
+          <w:lang w:val="en-US"/>
+        </w:rPr>
+      </w:pPr>
+    </w:p>
+    <w:p>
+      <w:pPr>
+        <w:rPr>
+          <w:rFonts w:ascii="Courier New" w:hAnsi="Courier New" w:cs="Courier New"/>
+          <w:lang w:val="en-US"/>
+        </w:rPr>
+      </w:pPr>
+      <w:r>
+        <w:rPr>
+          <w:rFonts w:ascii="Courier New" w:hAnsi="Courier New" w:cs="Courier New"/>
+          <w:lang w:val="en-US"/>
+        </w:rPr>
+        <w:t xml:space="preserve">SOBEL_X = </w:t>
+      </w:r>
+      <w:proofErr w:type="spellStart"/>
+      <w:proofErr w:type="gramStart"/>
+      <w:r>
+        <w:rPr>
+          <w:rFonts w:ascii="Courier New" w:hAnsi="Courier New" w:cs="Courier New"/>
+          <w:lang w:val="en-US"/>
+        </w:rPr>
+        <w:t>np.array</w:t>
+      </w:r>
+      <w:proofErr w:type="spellEnd"/>
+      <w:proofErr w:type="gramEnd"/>
+      <w:r>
+        <w:rPr>
+          <w:rFonts w:ascii="Courier New" w:hAnsi="Courier New" w:cs="Courier New"/>
+          <w:lang w:val="en-US"/>
+        </w:rPr>
+        <w:t>([</w:t>
+      </w:r>
+    </w:p>
+    <w:p>
+      <w:pPr>
+        <w:rPr>
+          <w:rFonts w:ascii="Courier New" w:hAnsi="Courier New" w:cs="Courier New"/>
+          <w:lang w:val="en-US"/>
+        </w:rPr>
+      </w:pPr>
+      <w:r>
+        <w:rPr>
+          <w:rFonts w:ascii="Courier New" w:hAnsi="Courier New" w:cs="Courier New"/>
+          <w:lang w:val="en-US"/>
+        </w:rPr>
+        <w:t xml:space="preserve">    [-1, 0, 1],</w:t>
+      </w:r>
+    </w:p>
+    <w:p>
+      <w:pPr>
+        <w:rPr>
+          <w:rFonts w:ascii="Courier New" w:hAnsi="Courier New" w:cs="Courier New"/>
+          <w:lang w:val="en-US"/>
+        </w:rPr>
+      </w:pPr>
+      <w:r>
+        <w:rPr>
+          <w:rFonts w:ascii="Courier New" w:hAnsi="Courier New" w:cs="Courier New"/>
+          <w:lang w:val="en-US"/>
+        </w:rPr>
+        <w:t xml:space="preserve">    [-2, 0, 2],</w:t>
+      </w:r>
+    </w:p>
+    <w:p>
+      <w:pPr>
+        <w:rPr>
+          <w:rFonts w:ascii="Courier New" w:hAnsi="Courier New" w:cs="Courier New"/>
+          <w:lang w:val="en-US"/>
+        </w:rPr>
+      </w:pPr>
+      <w:r>
+        <w:rPr>
+          <w:rFonts w:ascii="Courier New" w:hAnsi="Courier New" w:cs="Courier New"/>
+          <w:lang w:val="en-US"/>
+        </w:rPr>
+        <w:t xml:space="preserve">    [-1, 0, 1]</w:t>
+      </w:r>
+    </w:p>
+    <w:p>
+      <w:pPr>
+        <w:rPr>
+          <w:rFonts w:ascii="Courier New" w:hAnsi="Courier New" w:cs="Courier New"/>
+          <w:lang w:val="en-US"/>
+        </w:rPr>
+      </w:pPr>
+      <w:r>
+        <w:rPr>
+          <w:rFonts w:ascii="Courier New" w:hAnsi="Courier New" w:cs="Courier New"/>
+          <w:lang w:val="en-US"/>
+        </w:rPr>
+        <w:t xml:space="preserve">], </w:t>
+      </w:r>
+      <w:proofErr w:type="spellStart"/>
+      <w:r>
+        <w:rPr>
+          <w:rFonts w:ascii="Courier New" w:hAnsi="Courier New" w:cs="Courier New"/>
+          <w:lang w:val="en-US"/>
+        </w:rPr>
+        <w:t>dtype</w:t>
+      </w:r>
+      <w:proofErr w:type="spellEnd"/>
+      <w:r>
+        <w:rPr>
+          <w:rFonts w:ascii="Courier New" w:hAnsi="Courier New" w:cs="Courier New"/>
+          <w:lang w:val="en-US"/>
+        </w:rPr>
+        <w:t>=</w:t>
+      </w:r>
+      <w:proofErr w:type="gramStart"/>
+      <w:r>
+        <w:rPr>
+          <w:rFonts w:ascii="Courier New" w:hAnsi="Courier New" w:cs="Courier New"/>
+          <w:lang w:val="en-US"/>
+        </w:rPr>
+        <w:t>np.float</w:t>
+      </w:r>
+      <w:proofErr w:type="gramEnd"/>
+      <w:r>
+        <w:rPr>
+          <w:rFonts w:ascii="Courier New" w:hAnsi="Courier New" w:cs="Courier New"/>
+          <w:lang w:val="en-US"/>
+        </w:rPr>
+        <w:t>64)</w:t>
+      </w:r>
+    </w:p>
+    <w:p>
+      <w:pPr>
+        <w:rPr>
+          <w:rFonts w:ascii="Courier New" w:hAnsi="Courier New" w:cs="Courier New"/>
+          <w:lang w:val="en-US"/>
+        </w:rPr>
+      </w:pPr>
+    </w:p>
+    <w:p>
+      <w:pPr>
+        <w:rPr>
+          <w:rFonts w:ascii="Courier New" w:hAnsi="Courier New" w:cs="Courier New"/>
+          <w:lang w:val="en-US"/>
+        </w:rPr>
+      </w:pPr>
+      <w:r>
+        <w:rPr>
+          <w:rFonts w:ascii="Courier New" w:hAnsi="Courier New" w:cs="Courier New"/>
+          <w:lang w:val="en-US"/>
+        </w:rPr>
+        <w:t xml:space="preserve">SOBEL_Y = </w:t>
+      </w:r>
+      <w:proofErr w:type="spellStart"/>
+      <w:proofErr w:type="gramStart"/>
+      <w:r>
+        <w:rPr>
+          <w:rFonts w:ascii="Courier New" w:hAnsi="Courier New" w:cs="Courier New"/>
+          <w:lang w:val="en-US"/>
+        </w:rPr>
+        <w:t>np.array</w:t>
+      </w:r>
+      <w:proofErr w:type="spellEnd"/>
+      <w:proofErr w:type="gramEnd"/>
+      <w:r>
+        <w:rPr>
+          <w:rFonts w:ascii="Courier New" w:hAnsi="Courier New" w:cs="Courier New"/>
+          <w:lang w:val="en-US"/>
+        </w:rPr>
+        <w:t>([</w:t>
+      </w:r>
+    </w:p>
+    <w:p>
+      <w:pPr>
+        <w:rPr>
+          <w:rFonts w:ascii="Courier New" w:hAnsi="Courier New" w:cs="Courier New"/>
+          <w:lang w:val="en-US"/>
+        </w:rPr>
+      </w:pPr>
+      <w:r>
+        <w:rPr>
+          <w:rFonts w:ascii="Courier New" w:hAnsi="Courier New" w:cs="Courier New"/>
+          <w:lang w:val="en-US"/>
+        </w:rPr>
+        <w:t xml:space="preserve">    [-1, -2, -1],</w:t>
+      </w:r>
+    </w:p>
+    <w:p>
+      <w:pPr>
+        <w:rPr>
+          <w:rFonts w:ascii="Courier New" w:hAnsi="Courier New" w:cs="Courier New"/>
+          <w:lang w:val="en-US"/>
+        </w:rPr>
+      </w:pPr>
+      <w:r>
+        <w:rPr>
+          <w:rFonts w:ascii="Courier New" w:hAnsi="Courier New" w:cs="Courier New"/>
+          <w:lang w:val="en-US"/>
+        </w:rPr>
+        <w:t xml:space="preserve">    [ </w:t>
+      </w:r>
+      <w:proofErr w:type="gramStart"/>
+      <w:r>
+        <w:rPr>
+          <w:rFonts w:ascii="Courier New" w:hAnsi="Courier New" w:cs="Courier New"/>
+          <w:lang w:val="en-US"/>
+        </w:rPr>
+        <w:t>0,  0,  0</w:t>
+      </w:r>
+      <w:proofErr w:type="gramEnd"/>
+      <w:r>
+        <w:rPr>
+          <w:rFonts w:ascii="Courier New" w:hAnsi="Courier New" w:cs="Courier New"/>
+          <w:lang w:val="en-US"/>
+        </w:rPr>
+        <w:t>],</w:t>
+      </w:r>
+    </w:p>
+    <w:p>
+      <w:pPr>
+        <w:rPr>
+          <w:rFonts w:ascii="Courier New" w:hAnsi="Courier New" w:cs="Courier New"/>
+          <w:lang w:val="en-US"/>
+        </w:rPr>
+      </w:pPr>
+      <w:r>
+        <w:rPr>
+          <w:rFonts w:ascii="Courier New" w:hAnsi="Courier New" w:cs="Courier New"/>
+          <w:lang w:val="en-US"/>
+        </w:rPr>
+        <w:t xml:space="preserve">    [ </w:t>
+      </w:r>
+      <w:proofErr w:type="gramStart"/>
+      <w:r>
+        <w:rPr>
+          <w:rFonts w:ascii="Courier New" w:hAnsi="Courier New" w:cs="Courier New"/>
+          <w:lang w:val="en-US"/>
+        </w:rPr>
+        <w:t>1,  2,  1</w:t>
+      </w:r>
+      <w:proofErr w:type="gramEnd"/>
+      <w:r>
+        <w:rPr>
+          <w:rFonts w:ascii="Courier New" w:hAnsi="Courier New" w:cs="Courier New"/>
+          <w:lang w:val="en-US"/>
+        </w:rPr>
+        <w:t>]</w:t>
+      </w:r>
+    </w:p>
+    <w:p>
+      <w:pPr>
+        <w:rPr>
+          <w:rFonts w:ascii="Courier New" w:hAnsi="Courier New" w:cs="Courier New"/>
+          <w:lang w:val="en-US"/>
+        </w:rPr>
+      </w:pPr>
+      <w:r>
+        <w:rPr>
+          <w:rFonts w:ascii="Courier New" w:hAnsi="Courier New" w:cs="Courier New"/>
+          <w:lang w:val="en-US"/>
+        </w:rPr>
+        <w:t xml:space="preserve">], </w:t>
+      </w:r>
+      <w:proofErr w:type="spellStart"/>
+      <w:r>
+        <w:rPr>
+          <w:rFonts w:ascii="Courier New" w:hAnsi="Courier New" w:cs="Courier New"/>
+          <w:lang w:val="en-US"/>
+        </w:rPr>
+        <w:t>dtype</w:t>
+      </w:r>
+      <w:proofErr w:type="spellEnd"/>
+      <w:r>
+        <w:rPr>
+          <w:rFonts w:ascii="Courier New" w:hAnsi="Courier New" w:cs="Courier New"/>
+          <w:lang w:val="en-US"/>
+        </w:rPr>
+        <w:t>=</w:t>
+      </w:r>
+      <w:proofErr w:type="gramStart"/>
+      <w:r>
+        <w:rPr>
+          <w:rFonts w:ascii="Courier New" w:hAnsi="Courier New" w:cs="Courier New"/>
+          <w:lang w:val="en-US"/>
+        </w:rPr>
+        <w:t>np.float</w:t>
+      </w:r>
+      <w:proofErr w:type="gramEnd"/>
+      <w:r>
+        <w:rPr>
+          <w:rFonts w:ascii="Courier New" w:hAnsi="Courier New" w:cs="Courier New"/>
+          <w:lang w:val="en-US"/>
+        </w:rPr>
+        <w:t>64)</w:t>
+      </w:r>
+    </w:p>
+    <w:p>
+      <w:pPr>
+        <w:rPr>
+          <w:rFonts w:ascii="Courier New" w:hAnsi="Courier New" w:cs="Courier New"/>
+          <w:lang w:val="en-US"/>
+        </w:rPr>
+      </w:pPr>
+    </w:p>
+    <w:p>
+      <w:pPr>
+        <w:rPr>
+          <w:rFonts w:ascii="Courier New" w:hAnsi="Courier New" w:cs="Courier New"/>
+          <w:lang w:val="en-US"/>
+        </w:rPr>
+      </w:pPr>
+    </w:p>
+    <w:p>
+      <w:pPr>
+        <w:rPr>
+          <w:rFonts w:ascii="Courier New" w:hAnsi="Courier New" w:cs="Courier New"/>
+          <w:lang w:val="en-US"/>
+        </w:rPr>
+      </w:pPr>
+      <w:r>
+        <w:rPr>
+          <w:rFonts w:ascii="Courier New" w:hAnsi="Courier New" w:cs="Courier New"/>
+          <w:lang w:val="en-US"/>
+        </w:rPr>
+        <w:t xml:space="preserve">def </w:t>
+      </w:r>
+      <w:proofErr w:type="spellStart"/>
+      <w:r>
+        <w:rPr>
+          <w:rFonts w:ascii="Courier New" w:hAnsi="Courier New" w:cs="Courier New"/>
+          <w:lang w:val="en-US"/>
+        </w:rPr>
+        <w:t>create_gaussian_</w:t>
+      </w:r>
+      <w:proofErr w:type="gramStart"/>
+      <w:r>
+        <w:rPr>
+          <w:rFonts w:ascii="Courier New" w:hAnsi="Courier New" w:cs="Courier New"/>
+          <w:lang w:val="en-US"/>
+        </w:rPr>
+        <w:t>kernel</w:t>
+      </w:r>
+      <w:proofErr w:type="spellEnd"/>
+      <w:r>
+        <w:rPr>
+          <w:rFonts w:ascii="Courier New" w:hAnsi="Courier New" w:cs="Courier New"/>
+          <w:lang w:val="en-US"/>
+        </w:rPr>
+        <w:t>(</w:t>
+      </w:r>
+      <w:proofErr w:type="gramEnd"/>
+      <w:r>
+        <w:rPr>
+          <w:rFonts w:ascii="Courier New" w:hAnsi="Courier New" w:cs="Courier New"/>
+          <w:lang w:val="en-US"/>
+        </w:rPr>
+        <w:t xml:space="preserve">size: int = 5, sigma: float = 1.0) -&gt; </w:t>
+      </w:r>
+      <w:proofErr w:type="spellStart"/>
+      <w:proofErr w:type="gramStart"/>
+      <w:r>
+        <w:rPr>
+          <w:rFonts w:ascii="Courier New" w:hAnsi="Courier New" w:cs="Courier New"/>
+          <w:lang w:val="en-US"/>
+        </w:rPr>
+        <w:t>np.ndarray</w:t>
+      </w:r>
+      <w:proofErr w:type="spellEnd"/>
+      <w:proofErr w:type="gramEnd"/>
+      <w:r>
+        <w:rPr>
+          <w:rFonts w:ascii="Courier New" w:hAnsi="Courier New" w:cs="Courier New"/>
+          <w:lang w:val="en-US"/>
+        </w:rPr>
+        <w:t>:</w:t>
+      </w:r>
+    </w:p>
+    <w:p>
+      <w:pPr>
+        <w:rPr>
+          <w:rFonts w:ascii="Courier New" w:hAnsi="Courier New" w:cs="Courier New"/>
+          <w:lang w:val="en-US"/>
+        </w:rPr>
+      </w:pPr>
+      <w:r>
+        <w:rPr>
+          <w:rFonts w:ascii="Courier New" w:hAnsi="Courier New" w:cs="Courier New"/>
+          <w:lang w:val="en-US"/>
+        </w:rPr>
+        <w:t xml:space="preserve">    if size % 2 == 0:</w:t>
+      </w:r>
+    </w:p>
+    <w:p>
+      <w:pPr>
+        <w:rPr>
+          <w:rFonts w:ascii="Courier New" w:hAnsi="Courier New" w:cs="Courier New"/>
+          <w:lang w:val="en-US"/>
+        </w:rPr>
+      </w:pPr>
+      <w:r>
+        <w:rPr>
+          <w:rFonts w:ascii="Courier New" w:hAnsi="Courier New" w:cs="Courier New"/>
+          <w:lang w:val="en-US"/>
+        </w:rPr>
+        <w:t xml:space="preserve">        size += 1</w:t>
+      </w:r>
+    </w:p>
+    <w:p>
+      <w:pPr>
+        <w:rPr>
+          <w:rFonts w:ascii="Courier New" w:hAnsi="Courier New" w:cs="Courier New"/>
+          <w:lang w:val="en-US"/>
+        </w:rPr>
+      </w:pPr>
+      <w:r>
+        <w:rPr>
+          <w:rFonts w:ascii="Courier New" w:hAnsi="Courier New" w:cs="Courier New"/>
+          <w:lang w:val="en-US"/>
+        </w:rPr>
+        <w:t xml:space="preserve">    radius = size // 2</w:t>
+      </w:r>
+    </w:p>
+    <w:p>
+      <w:pPr>
+        <w:rPr>
+          <w:rFonts w:ascii="Courier New" w:hAnsi="Courier New" w:cs="Courier New"/>
+          <w:lang w:val="en-US"/>
+        </w:rPr>
+      </w:pPr>
+      <w:r>
+        <w:rPr>
+          <w:rFonts w:ascii="Courier New" w:hAnsi="Courier New" w:cs="Courier New"/>
+          <w:lang w:val="en-US"/>
+        </w:rPr>
+        <w:t xml:space="preserve">    y, x = </w:t>
+      </w:r>
+      <w:proofErr w:type="spellStart"/>
+      <w:proofErr w:type="gramStart"/>
+      <w:r>
+        <w:rPr>
+          <w:rFonts w:ascii="Courier New" w:hAnsi="Courier New" w:cs="Courier New"/>
+          <w:lang w:val="en-US"/>
+        </w:rPr>
+        <w:t>np.ogrid</w:t>
+      </w:r>
+      <w:proofErr w:type="spellEnd"/>
+      <w:proofErr w:type="gramEnd"/>
+      <w:r>
+        <w:rPr>
+          <w:rFonts w:ascii="Courier New" w:hAnsi="Courier New" w:cs="Courier New"/>
+          <w:lang w:val="en-US"/>
+        </w:rPr>
+        <w:t>[-</w:t>
+      </w:r>
+      <w:proofErr w:type="spellStart"/>
+      <w:proofErr w:type="gramStart"/>
+      <w:r>
+        <w:rPr>
+          <w:rFonts w:ascii="Courier New" w:hAnsi="Courier New" w:cs="Courier New"/>
+          <w:lang w:val="en-US"/>
+        </w:rPr>
+        <w:t>radius:radius</w:t>
+      </w:r>
+      <w:proofErr w:type="spellEnd"/>
+      <w:proofErr w:type="gramEnd"/>
+      <w:r>
+        <w:rPr>
+          <w:rFonts w:ascii="Courier New" w:hAnsi="Courier New" w:cs="Courier New"/>
+          <w:lang w:val="en-US"/>
+        </w:rPr>
+        <w:t xml:space="preserve"> + 1, -</w:t>
+      </w:r>
+      <w:proofErr w:type="spellStart"/>
+      <w:proofErr w:type="gramStart"/>
+      <w:r>
+        <w:rPr>
+          <w:rFonts w:ascii="Courier New" w:hAnsi="Courier New" w:cs="Courier New"/>
+          <w:lang w:val="en-US"/>
+        </w:rPr>
+        <w:t>radius:radius</w:t>
+      </w:r>
+      <w:proofErr w:type="spellEnd"/>
+      <w:proofErr w:type="gramEnd"/>
+      <w:r>
+        <w:rPr>
+          <w:rFonts w:ascii="Courier New" w:hAnsi="Courier New" w:cs="Courier New"/>
+          <w:lang w:val="en-US"/>
+        </w:rPr>
+        <w:t xml:space="preserve"> + 1]</w:t>
+      </w:r>
+    </w:p>
+    <w:p>
+      <w:pPr>
+        <w:rPr>
+          <w:rFonts w:ascii="Courier New" w:hAnsi="Courier New" w:cs="Courier New"/>
+          <w:lang w:val="en-US"/>
+        </w:rPr>
+      </w:pPr>
+      <w:r>
+        <w:rPr>
+          <w:rFonts w:ascii="Courier New" w:hAnsi="Courier New" w:cs="Courier New"/>
+          <w:lang w:val="en-US"/>
+        </w:rPr>
+        <w:t xml:space="preserve">    if sigma &lt;= 0:</w:t>
+      </w:r>
+    </w:p>
+    <w:p>
+      <w:pPr>
+        <w:rPr>
+          <w:rFonts w:ascii="Courier New" w:hAnsi="Courier New" w:cs="Courier New"/>
+          <w:lang w:val="en-US"/>
+        </w:rPr>
+      </w:pPr>
+      <w:r>
+        <w:rPr>
+          <w:rFonts w:ascii="Courier New" w:hAnsi="Courier New" w:cs="Courier New"/>
+          <w:lang w:val="en-US"/>
+        </w:rPr>
+        <w:t xml:space="preserve">        sigma = 1e-4</w:t>
+      </w:r>
+    </w:p>
+    <w:p>
+      <w:pPr>
+        <w:rPr>
+          <w:rFonts w:ascii="Courier New" w:hAnsi="Courier New" w:cs="Courier New"/>
+          <w:lang w:val="en-US"/>
+        </w:rPr>
+      </w:pPr>
+      <w:r>
+        <w:rPr>
+          <w:rFonts w:ascii="Courier New" w:hAnsi="Courier New" w:cs="Courier New"/>
+          <w:lang w:val="en-US"/>
+        </w:rPr>
+        <w:t xml:space="preserve">    kernel = (1.0 / (2.0 * </w:t>
+      </w:r>
+      <w:proofErr w:type="spellStart"/>
+      <w:r>
+        <w:rPr>
+          <w:rFonts w:ascii="Courier New" w:hAnsi="Courier New" w:cs="Courier New"/>
+          <w:lang w:val="en-US"/>
+        </w:rPr>
+        <w:t>math.pi</w:t>
+      </w:r>
+      <w:proofErr w:type="spellEnd"/>
+      <w:r>
+        <w:rPr>
+          <w:rFonts w:ascii="Courier New" w:hAnsi="Courier New" w:cs="Courier New"/>
+          <w:lang w:val="en-US"/>
+        </w:rPr>
+        <w:t xml:space="preserve"> * (sigma ** 2))) * </w:t>
+      </w:r>
+      <w:proofErr w:type="spellStart"/>
+      <w:proofErr w:type="gramStart"/>
+      <w:r>
+        <w:rPr>
+          <w:rFonts w:ascii="Courier New" w:hAnsi="Courier New" w:cs="Courier New"/>
+          <w:lang w:val="en-US"/>
+        </w:rPr>
+        <w:t>np.exp</w:t>
+      </w:r>
+      <w:proofErr w:type="spellEnd"/>
+      <w:r>
+        <w:rPr>
+          <w:rFonts w:ascii="Courier New" w:hAnsi="Courier New" w:cs="Courier New"/>
+          <w:lang w:val="en-US"/>
+        </w:rPr>
+        <w:t>(</w:t>
+      </w:r>
+      <w:proofErr w:type="gramEnd"/>
+      <w:r>
+        <w:rPr>
+          <w:rFonts w:ascii="Courier New" w:hAnsi="Courier New" w:cs="Courier New"/>
+          <w:lang w:val="en-US"/>
+        </w:rPr>
+        <w:t>-(x ** 2 + y ** 2) / (2.0 * (sigma ** 2)))</w:t>
+      </w:r>
+    </w:p>
+    <w:p>
+      <w:pPr>
+        <w:rPr>
+          <w:rFonts w:ascii="Courier New" w:hAnsi="Courier New" w:cs="Courier New"/>
+          <w:lang w:val="en-US"/>
+        </w:rPr>
+      </w:pPr>
+      <w:r>
+        <w:rPr>
+          <w:rFonts w:ascii="Courier New" w:hAnsi="Courier New" w:cs="Courier New"/>
+          <w:lang w:val="en-US"/>
+        </w:rPr>
+        <w:t xml:space="preserve">    </w:t>
+      </w:r>
+      <w:proofErr w:type="spellStart"/>
+      <w:r>
+        <w:rPr>
+          <w:rFonts w:ascii="Courier New" w:hAnsi="Courier New" w:cs="Courier New"/>
+          <w:lang w:val="en-US"/>
+        </w:rPr>
+        <w:t>k_sum</w:t>
+      </w:r>
+      <w:proofErr w:type="spellEnd"/>
+      <w:r>
+        <w:rPr>
+          <w:rFonts w:ascii="Courier New" w:hAnsi="Courier New" w:cs="Courier New"/>
+          <w:lang w:val="en-US"/>
+        </w:rPr>
+        <w:t xml:space="preserve"> = </w:t>
+      </w:r>
+      <w:proofErr w:type="spellStart"/>
+      <w:r>
+        <w:rPr>
+          <w:rFonts w:ascii="Courier New" w:hAnsi="Courier New" w:cs="Courier New"/>
+          <w:lang w:val="en-US"/>
+        </w:rPr>
+        <w:t>np.sum</w:t>
+      </w:r>
+      <w:proofErr w:type="spellEnd"/>
+      <w:r>
+        <w:rPr>
+          <w:rFonts w:ascii="Courier New" w:hAnsi="Courier New" w:cs="Courier New"/>
+          <w:lang w:val="en-US"/>
+        </w:rPr>
+        <w:t>(kernel)</w:t>
+      </w:r>
+    </w:p>
+    <w:p>
+      <w:pPr>
+        <w:rPr>
+          <w:rFonts w:ascii="Courier New" w:hAnsi="Courier New" w:cs="Courier New"/>
+          <w:lang w:val="en-US"/>
+        </w:rPr>
+      </w:pPr>
+      <w:r>
+        <w:rPr>
+          <w:rFonts w:ascii="Courier New" w:hAnsi="Courier New" w:cs="Courier New"/>
+          <w:lang w:val="en-US"/>
+        </w:rPr>
+        <w:t xml:space="preserve">    if </w:t>
+      </w:r>
+      <w:proofErr w:type="spellStart"/>
+      <w:r>
+        <w:rPr>
+          <w:rFonts w:ascii="Courier New" w:hAnsi="Courier New" w:cs="Courier New"/>
+          <w:lang w:val="en-US"/>
+        </w:rPr>
+        <w:t>k_sum</w:t>
+      </w:r>
+      <w:proofErr w:type="spellEnd"/>
+      <w:r>
+        <w:rPr>
+          <w:rFonts w:ascii="Courier New" w:hAnsi="Courier New" w:cs="Courier New"/>
+          <w:lang w:val="en-US"/>
+        </w:rPr>
+        <w:t xml:space="preserve"> &gt; 0:</w:t>
+      </w:r>
+    </w:p>
+    <w:p>
+      <w:pPr>
+        <w:rPr>
+          <w:rFonts w:ascii="Courier New" w:hAnsi="Courier New" w:cs="Courier New"/>
+          <w:lang w:val="en-US"/>
+        </w:rPr>
+      </w:pPr>
+      <w:r>
+        <w:rPr>
+          <w:rFonts w:ascii="Courier New" w:hAnsi="Courier New" w:cs="Courier New"/>
+          <w:lang w:val="en-US"/>
+        </w:rPr>
+        <w:t xml:space="preserve">        kernel /= </w:t>
+      </w:r>
+      <w:proofErr w:type="spellStart"/>
+      <w:r>
+        <w:rPr>
+          <w:rFonts w:ascii="Courier New" w:hAnsi="Courier New" w:cs="Courier New"/>
+          <w:lang w:val="en-US"/>
+        </w:rPr>
+        <w:t>k_sum</w:t>
+      </w:r>
+      <w:proofErr w:type="spellEnd"/>
+    </w:p>
+    <w:p>
+      <w:pPr>
+        <w:rPr>
+          <w:rFonts w:ascii="Courier New" w:hAnsi="Courier New" w:cs="Courier New"/>
+          <w:lang w:val="en-US"/>
+        </w:rPr>
+      </w:pPr>
+      <w:r>
+        <w:rPr>
+          <w:rFonts w:ascii="Courier New" w:hAnsi="Courier New" w:cs="Courier New"/>
+          <w:lang w:val="en-US"/>
+        </w:rPr>
+        <w:t xml:space="preserve">    return kernel</w:t>
+      </w:r>
+    </w:p>
+    <w:p>
+      <w:pPr>
+        <w:rPr>
+          <w:rFonts w:ascii="Courier New" w:hAnsi="Courier New" w:cs="Courier New"/>
+          <w:lang w:val="en-US"/>
+        </w:rPr>
+      </w:pPr>
+    </w:p>
+    <w:p>
+      <w:pPr>
+        <w:rPr>
+          <w:rFonts w:ascii="Courier New" w:hAnsi="Courier New" w:cs="Courier New"/>
+          <w:lang w:val="en-US"/>
+        </w:rPr>
+      </w:pPr>
+    </w:p>
+    <w:p>
+      <w:pPr>
+        <w:rPr>
+          <w:rFonts w:ascii="Courier New" w:hAnsi="Courier New" w:cs="Courier New"/>
+          <w:lang w:val="en-US"/>
+        </w:rPr>
+      </w:pPr>
+      <w:r>
+        <w:rPr>
+          <w:rFonts w:ascii="Courier New" w:hAnsi="Courier New" w:cs="Courier New"/>
+          <w:lang w:val="en-US"/>
+        </w:rPr>
+        <w:t>def convolve2</w:t>
+      </w:r>
+      <w:proofErr w:type="gramStart"/>
+      <w:r>
+        <w:rPr>
+          <w:rFonts w:ascii="Courier New" w:hAnsi="Courier New" w:cs="Courier New"/>
+          <w:lang w:val="en-US"/>
+        </w:rPr>
+        <w:t>d(</w:t>
+      </w:r>
+      <w:proofErr w:type="gramEnd"/>
+      <w:r>
+        <w:rPr>
+          <w:rFonts w:ascii="Courier New" w:hAnsi="Courier New" w:cs="Courier New"/>
+          <w:lang w:val="en-US"/>
+        </w:rPr>
+        <w:t xml:space="preserve">channel: </w:t>
+      </w:r>
+      <w:proofErr w:type="spellStart"/>
+      <w:proofErr w:type="gramStart"/>
+      <w:r>
+        <w:rPr>
+          <w:rFonts w:ascii="Courier New" w:hAnsi="Courier New" w:cs="Courier New"/>
+          <w:lang w:val="en-US"/>
+        </w:rPr>
+        <w:t>np.ndarray</w:t>
+      </w:r>
+      <w:proofErr w:type="spellEnd"/>
+      <w:proofErr w:type="gramEnd"/>
+      <w:r>
+        <w:rPr>
+          <w:rFonts w:ascii="Courier New" w:hAnsi="Courier New" w:cs="Courier New"/>
+          <w:lang w:val="en-US"/>
+        </w:rPr>
+        <w:t xml:space="preserve">, kernel: </w:t>
+      </w:r>
+      <w:proofErr w:type="spellStart"/>
+      <w:proofErr w:type="gramStart"/>
+      <w:r>
+        <w:rPr>
+          <w:rFonts w:ascii="Courier New" w:hAnsi="Courier New" w:cs="Courier New"/>
+          <w:lang w:val="en-US"/>
+        </w:rPr>
+        <w:t>np.ndarray</w:t>
+      </w:r>
+      <w:proofErr w:type="spellEnd"/>
+      <w:proofErr w:type="gramEnd"/>
+      <w:r>
+        <w:rPr>
+          <w:rFonts w:ascii="Courier New" w:hAnsi="Courier New" w:cs="Courier New"/>
+          <w:lang w:val="en-US"/>
+        </w:rPr>
+        <w:t xml:space="preserve">, mode: str = "reflect") -&gt; </w:t>
+      </w:r>
+      <w:proofErr w:type="spellStart"/>
+      <w:proofErr w:type="gramStart"/>
+      <w:r>
+        <w:rPr>
+          <w:rFonts w:ascii="Courier New" w:hAnsi="Courier New" w:cs="Courier New"/>
+          <w:lang w:val="en-US"/>
+        </w:rPr>
+        <w:t>np.ndarray</w:t>
+      </w:r>
+      <w:proofErr w:type="spellEnd"/>
+      <w:proofErr w:type="gramEnd"/>
+      <w:r>
+        <w:rPr>
+          <w:rFonts w:ascii="Courier New" w:hAnsi="Courier New" w:cs="Courier New"/>
+          <w:lang w:val="en-US"/>
+        </w:rPr>
+        <w:t>:</w:t>
+      </w:r>
+    </w:p>
+    <w:p>
+      <w:pPr>
+        <w:rPr>
+          <w:rFonts w:ascii="Courier New" w:hAnsi="Courier New" w:cs="Courier New"/>
+          <w:lang w:val="en-US"/>
+        </w:rPr>
+      </w:pPr>
+      <w:r>
+        <w:rPr>
+          <w:rFonts w:ascii="Courier New" w:hAnsi="Courier New" w:cs="Courier New"/>
+          <w:lang w:val="en-US"/>
+        </w:rPr>
+        <w:t xml:space="preserve">    return </w:t>
+      </w:r>
+      <w:proofErr w:type="spellStart"/>
+      <w:proofErr w:type="gramStart"/>
+      <w:r>
+        <w:rPr>
+          <w:rFonts w:ascii="Courier New" w:hAnsi="Courier New" w:cs="Courier New"/>
+          <w:lang w:val="en-US"/>
+        </w:rPr>
+        <w:t>ndi.convolve</w:t>
+      </w:r>
+      <w:proofErr w:type="spellEnd"/>
+      <w:proofErr w:type="gramEnd"/>
+      <w:r>
+        <w:rPr>
+          <w:rFonts w:ascii="Courier New" w:hAnsi="Courier New" w:cs="Courier New"/>
+          <w:lang w:val="en-US"/>
+        </w:rPr>
+        <w:t>(</w:t>
+      </w:r>
+      <w:proofErr w:type="spellStart"/>
+      <w:proofErr w:type="gramStart"/>
+      <w:r>
+        <w:rPr>
+          <w:rFonts w:ascii="Courier New" w:hAnsi="Courier New" w:cs="Courier New"/>
+          <w:lang w:val="en-US"/>
+        </w:rPr>
+        <w:t>channel.astype</w:t>
+      </w:r>
+      <w:proofErr w:type="spellEnd"/>
+      <w:proofErr w:type="gramEnd"/>
+      <w:r>
+        <w:rPr>
+          <w:rFonts w:ascii="Courier New" w:hAnsi="Courier New" w:cs="Courier New"/>
+          <w:lang w:val="en-US"/>
+        </w:rPr>
+        <w:t>(</w:t>
+      </w:r>
+      <w:proofErr w:type="gramStart"/>
+      <w:r>
+        <w:rPr>
+          <w:rFonts w:ascii="Courier New" w:hAnsi="Courier New" w:cs="Courier New"/>
+          <w:lang w:val="en-US"/>
+        </w:rPr>
+        <w:t>np.float</w:t>
+      </w:r>
+      <w:proofErr w:type="gramEnd"/>
+      <w:r>
+        <w:rPr>
+          <w:rFonts w:ascii="Courier New" w:hAnsi="Courier New" w:cs="Courier New"/>
+          <w:lang w:val="en-US"/>
+        </w:rPr>
+        <w:t>64), kernel, mode=mode)</w:t>
+      </w:r>
+    </w:p>
+    <w:p>
+      <w:pPr>
+        <w:rPr>
+          <w:rFonts w:ascii="Courier New" w:hAnsi="Courier New" w:cs="Courier New"/>
+          <w:lang w:val="en-US"/>
+        </w:rPr>
+      </w:pPr>
+    </w:p>
+    <w:p>
+      <w:pPr>
+        <w:rPr>
+          <w:rFonts w:ascii="Courier New" w:hAnsi="Courier New" w:cs="Courier New"/>
+          <w:lang w:val="en-US"/>
+        </w:rPr>
+      </w:pPr>
+    </w:p>
+    <w:p>
+      <w:pPr>
+        <w:rPr>
+          <w:rFonts w:ascii="Courier New" w:hAnsi="Courier New" w:cs="Courier New"/>
+          <w:lang w:val="en-US"/>
+        </w:rPr>
+      </w:pPr>
+      <w:r>
+        <w:rPr>
+          <w:rFonts w:ascii="Courier New" w:hAnsi="Courier New" w:cs="Courier New"/>
+          <w:lang w:val="en-US"/>
+        </w:rPr>
+        <w:t xml:space="preserve">def </w:t>
+      </w:r>
+      <w:proofErr w:type="spellStart"/>
+      <w:r>
+        <w:rPr>
+          <w:rFonts w:ascii="Courier New" w:hAnsi="Courier New" w:cs="Courier New"/>
+          <w:lang w:val="en-US"/>
+        </w:rPr>
+        <w:t>normalize_to_byte_</w:t>
+      </w:r>
+      <w:proofErr w:type="gramStart"/>
+      <w:r>
+        <w:rPr>
+          <w:rFonts w:ascii="Courier New" w:hAnsi="Courier New" w:cs="Courier New"/>
+          <w:lang w:val="en-US"/>
+        </w:rPr>
+        <w:t>range</w:t>
+      </w:r>
+      <w:proofErr w:type="spellEnd"/>
+      <w:r>
+        <w:rPr>
+          <w:rFonts w:ascii="Courier New" w:hAnsi="Courier New" w:cs="Courier New"/>
+          <w:lang w:val="en-US"/>
+        </w:rPr>
+        <w:t>(</w:t>
+      </w:r>
+      <w:proofErr w:type="gramEnd"/>
+      <w:r>
+        <w:rPr>
+          <w:rFonts w:ascii="Courier New" w:hAnsi="Courier New" w:cs="Courier New"/>
+          <w:lang w:val="en-US"/>
+        </w:rPr>
+        <w:t xml:space="preserve">channel: </w:t>
+      </w:r>
+      <w:proofErr w:type="spellStart"/>
+      <w:proofErr w:type="gramStart"/>
+      <w:r>
+        <w:rPr>
+          <w:rFonts w:ascii="Courier New" w:hAnsi="Courier New" w:cs="Courier New"/>
+          <w:lang w:val="en-US"/>
+        </w:rPr>
+        <w:t>np.ndarray</w:t>
+      </w:r>
+      <w:proofErr w:type="spellEnd"/>
+      <w:proofErr w:type="gramEnd"/>
+      <w:r>
+        <w:rPr>
+          <w:rFonts w:ascii="Courier New" w:hAnsi="Courier New" w:cs="Courier New"/>
+          <w:lang w:val="en-US"/>
+        </w:rPr>
+        <w:t xml:space="preserve">) -&gt; </w:t>
+      </w:r>
+      <w:proofErr w:type="spellStart"/>
+      <w:proofErr w:type="gramStart"/>
+      <w:r>
+        <w:rPr>
+          <w:rFonts w:ascii="Courier New" w:hAnsi="Courier New" w:cs="Courier New"/>
+          <w:lang w:val="en-US"/>
+        </w:rPr>
+        <w:t>np.ndarray</w:t>
+      </w:r>
+      <w:proofErr w:type="spellEnd"/>
+      <w:proofErr w:type="gramEnd"/>
+      <w:r>
+        <w:rPr>
+          <w:rFonts w:ascii="Courier New" w:hAnsi="Courier New" w:cs="Courier New"/>
+          <w:lang w:val="en-US"/>
+        </w:rPr>
+        <w:t>:</w:t>
+      </w:r>
+    </w:p>
+    <w:p>
+      <w:pPr>
+        <w:rPr>
+          <w:rFonts w:ascii="Courier New" w:hAnsi="Courier New" w:cs="Courier New"/>
+          <w:lang w:val="en-US"/>
+        </w:rPr>
+      </w:pPr>
+      <w:r>
+        <w:rPr>
+          <w:rFonts w:ascii="Courier New" w:hAnsi="Courier New" w:cs="Courier New"/>
+          <w:lang w:val="en-US"/>
+        </w:rPr>
+        <w:t xml:space="preserve">    </w:t>
+      </w:r>
+      <w:proofErr w:type="spellStart"/>
+      <w:r>
+        <w:rPr>
+          <w:rFonts w:ascii="Courier New" w:hAnsi="Courier New" w:cs="Courier New"/>
+          <w:lang w:val="en-US"/>
+        </w:rPr>
+        <w:t>min_val</w:t>
+      </w:r>
+      <w:proofErr w:type="spellEnd"/>
+      <w:r>
+        <w:rPr>
+          <w:rFonts w:ascii="Courier New" w:hAnsi="Courier New" w:cs="Courier New"/>
+          <w:lang w:val="en-US"/>
+        </w:rPr>
+        <w:t xml:space="preserve"> = float(</w:t>
+      </w:r>
+      <w:proofErr w:type="spellStart"/>
+      <w:r>
+        <w:rPr>
+          <w:rFonts w:ascii="Courier New" w:hAnsi="Courier New" w:cs="Courier New"/>
+          <w:lang w:val="en-US"/>
+        </w:rPr>
+        <w:t>np.min</w:t>
+      </w:r>
+      <w:proofErr w:type="spellEnd"/>
+      <w:r>
+        <w:rPr>
+          <w:rFonts w:ascii="Courier New" w:hAnsi="Courier New" w:cs="Courier New"/>
+          <w:lang w:val="en-US"/>
+        </w:rPr>
+        <w:t>(channel))</w:t>
+      </w:r>
+    </w:p>
+    <w:p>
+      <w:pPr>
+        <w:rPr>
+          <w:rFonts w:ascii="Courier New" w:hAnsi="Courier New" w:cs="Courier New"/>
+          <w:lang w:val="en-US"/>
+        </w:rPr>
+      </w:pPr>
+      <w:r>
+        <w:rPr>
+          <w:rFonts w:ascii="Courier New" w:hAnsi="Courier New" w:cs="Courier New"/>
+          <w:lang w:val="en-US"/>
+        </w:rPr>
+        <w:t xml:space="preserve">    if </w:t>
+      </w:r>
+      <w:proofErr w:type="spellStart"/>
+      <w:r>
+        <w:rPr>
+          <w:rFonts w:ascii="Courier New" w:hAnsi="Courier New" w:cs="Courier New"/>
+          <w:lang w:val="en-US"/>
+        </w:rPr>
+        <w:t>min_val</w:t>
+      </w:r>
+      <w:proofErr w:type="spellEnd"/>
+      <w:r>
+        <w:rPr>
+          <w:rFonts w:ascii="Courier New" w:hAnsi="Courier New" w:cs="Courier New"/>
+          <w:lang w:val="en-US"/>
+        </w:rPr>
+        <w:t xml:space="preserve"> &gt;= 0:</w:t>
+      </w:r>
+    </w:p>
+    <w:p>
+      <w:pPr>
+        <w:rPr>
+          <w:rFonts w:ascii="Courier New" w:hAnsi="Courier New" w:cs="Courier New"/>
+          <w:lang w:val="en-US"/>
+        </w:rPr>
+      </w:pPr>
+      <w:r>
+        <w:rPr>
+          <w:rFonts w:ascii="Courier New" w:hAnsi="Courier New" w:cs="Courier New"/>
+          <w:lang w:val="en-US"/>
+        </w:rPr>
+        <w:t xml:space="preserve">        </w:t>
+      </w:r>
+      <w:proofErr w:type="spellStart"/>
+      <w:r>
+        <w:rPr>
+          <w:rFonts w:ascii="Courier New" w:hAnsi="Courier New" w:cs="Courier New"/>
+          <w:lang w:val="en-US"/>
+        </w:rPr>
+        <w:t>min_shift</w:t>
+      </w:r>
+      <w:proofErr w:type="spellEnd"/>
+      <w:r>
+        <w:rPr>
+          <w:rFonts w:ascii="Courier New" w:hAnsi="Courier New" w:cs="Courier New"/>
+          <w:lang w:val="en-US"/>
+        </w:rPr>
+        <w:t xml:space="preserve"> = 0.0</w:t>
+      </w:r>
+    </w:p>
+    <w:p>
+      <w:pPr>
+        <w:rPr>
+          <w:rFonts w:ascii="Courier New" w:hAnsi="Courier New" w:cs="Courier New"/>
+          <w:lang w:val="en-US"/>
+        </w:rPr>
+      </w:pPr>
+      <w:r>
+        <w:rPr>
+          <w:rFonts w:ascii="Courier New" w:hAnsi="Courier New" w:cs="Courier New"/>
+          <w:lang w:val="en-US"/>
+        </w:rPr>
+        <w:t xml:space="preserve">    else:</w:t>
+      </w:r>
+    </w:p>
+    <w:p>
+      <w:pPr>
+        <w:rPr>
+          <w:rFonts w:ascii="Courier New" w:hAnsi="Courier New" w:cs="Courier New"/>
+          <w:lang w:val="en-US"/>
+        </w:rPr>
+      </w:pPr>
+      <w:r>
+        <w:rPr>
+          <w:rFonts w:ascii="Courier New" w:hAnsi="Courier New" w:cs="Courier New"/>
+          <w:lang w:val="en-US"/>
+        </w:rPr>
+        <w:t xml:space="preserve">        </w:t>
+      </w:r>
+      <w:proofErr w:type="spellStart"/>
+      <w:r>
+        <w:rPr>
+          <w:rFonts w:ascii="Courier New" w:hAnsi="Courier New" w:cs="Courier New"/>
+          <w:lang w:val="en-US"/>
+        </w:rPr>
+        <w:t>min_shift</w:t>
+      </w:r>
+      <w:proofErr w:type="spellEnd"/>
+      <w:r>
+        <w:rPr>
+          <w:rFonts w:ascii="Courier New" w:hAnsi="Courier New" w:cs="Courier New"/>
+          <w:lang w:val="en-US"/>
+        </w:rPr>
+        <w:t xml:space="preserve"> = </w:t>
+      </w:r>
+      <w:proofErr w:type="spellStart"/>
+      <w:r>
+        <w:rPr>
+          <w:rFonts w:ascii="Courier New" w:hAnsi="Courier New" w:cs="Courier New"/>
+          <w:lang w:val="en-US"/>
+        </w:rPr>
+        <w:t>min_val</w:t>
+      </w:r>
+      <w:proofErr w:type="spellEnd"/>
+    </w:p>
+    <w:p>
+      <w:pPr>
+        <w:rPr>
+          <w:rFonts w:ascii="Courier New" w:hAnsi="Courier New" w:cs="Courier New"/>
+          <w:lang w:val="en-US"/>
+        </w:rPr>
+      </w:pPr>
+    </w:p>
+    <w:p>
+      <w:pPr>
+        <w:rPr>
+          <w:rFonts w:ascii="Courier New" w:hAnsi="Courier New" w:cs="Courier New"/>
+          <w:lang w:val="en-US"/>
+        </w:rPr>
+      </w:pPr>
+      <w:r>
+        <w:rPr>
+          <w:rFonts w:ascii="Courier New" w:hAnsi="Courier New" w:cs="Courier New"/>
+          <w:lang w:val="en-US"/>
+        </w:rPr>
+        <w:t xml:space="preserve">    shifted = channel - </w:t>
+      </w:r>
+      <w:proofErr w:type="spellStart"/>
+      <w:r>
+        <w:rPr>
+          <w:rFonts w:ascii="Courier New" w:hAnsi="Courier New" w:cs="Courier New"/>
+          <w:lang w:val="en-US"/>
+        </w:rPr>
+        <w:t>min_shift</w:t>
+      </w:r>
+      <w:proofErr w:type="spellEnd"/>
+    </w:p>
+    <w:p>
+      <w:pPr>
+        <w:rPr>
+          <w:rFonts w:ascii="Courier New" w:hAnsi="Courier New" w:cs="Courier New"/>
+          <w:lang w:val="en-US"/>
+        </w:rPr>
+      </w:pPr>
+      <w:r>
+        <w:rPr>
+          <w:rFonts w:ascii="Courier New" w:hAnsi="Courier New" w:cs="Courier New"/>
+          <w:lang w:val="en-US"/>
+        </w:rPr>
+        <w:t xml:space="preserve">    </w:t>
+      </w:r>
+      <w:proofErr w:type="spellStart"/>
+      <w:r>
+        <w:rPr>
+          <w:rFonts w:ascii="Courier New" w:hAnsi="Courier New" w:cs="Courier New"/>
+          <w:lang w:val="en-US"/>
+        </w:rPr>
+        <w:t>max_val</w:t>
+      </w:r>
+      <w:proofErr w:type="spellEnd"/>
+      <w:r>
+        <w:rPr>
+          <w:rFonts w:ascii="Courier New" w:hAnsi="Courier New" w:cs="Courier New"/>
+          <w:lang w:val="en-US"/>
+        </w:rPr>
+        <w:t xml:space="preserve"> = float(</w:t>
+      </w:r>
+      <w:proofErr w:type="spellStart"/>
+      <w:r>
+        <w:rPr>
+          <w:rFonts w:ascii="Courier New" w:hAnsi="Courier New" w:cs="Courier New"/>
+          <w:lang w:val="en-US"/>
+        </w:rPr>
+        <w:t>np.max</w:t>
+      </w:r>
+      <w:proofErr w:type="spellEnd"/>
+      <w:r>
+        <w:rPr>
+          <w:rFonts w:ascii="Courier New" w:hAnsi="Courier New" w:cs="Courier New"/>
+          <w:lang w:val="en-US"/>
+        </w:rPr>
+        <w:t>(shifted))</w:t>
+      </w:r>
+    </w:p>
+    <w:p>
+      <w:pPr>
+        <w:rPr>
+          <w:rFonts w:ascii="Courier New" w:hAnsi="Courier New" w:cs="Courier New"/>
+          <w:lang w:val="en-US"/>
+        </w:rPr>
+      </w:pPr>
+    </w:p>
+    <w:p>
+      <w:pPr>
+        <w:rPr>
+          <w:rFonts w:ascii="Courier New" w:hAnsi="Courier New" w:cs="Courier New"/>
+          <w:lang w:val="en-US"/>
+        </w:rPr>
+      </w:pPr>
+      <w:r>
+        <w:rPr>
+          <w:rFonts w:ascii="Courier New" w:hAnsi="Courier New" w:cs="Courier New"/>
+          <w:lang w:val="en-US"/>
+        </w:rPr>
+        <w:t xml:space="preserve">    if </w:t>
+      </w:r>
+      <w:proofErr w:type="spellStart"/>
+      <w:r>
+        <w:rPr>
+          <w:rFonts w:ascii="Courier New" w:hAnsi="Courier New" w:cs="Courier New"/>
+          <w:lang w:val="en-US"/>
+        </w:rPr>
+        <w:t>max_val</w:t>
+      </w:r>
+      <w:proofErr w:type="spellEnd"/>
+      <w:r>
+        <w:rPr>
+          <w:rFonts w:ascii="Courier New" w:hAnsi="Courier New" w:cs="Courier New"/>
+          <w:lang w:val="en-US"/>
+        </w:rPr>
+        <w:t xml:space="preserve"> &lt;= 255.0:</w:t>
+      </w:r>
+    </w:p>
+    <w:p>
+      <w:pPr>
+        <w:rPr>
+          <w:rFonts w:ascii="Courier New" w:hAnsi="Courier New" w:cs="Courier New"/>
+          <w:lang w:val="en-US"/>
+        </w:rPr>
+      </w:pPr>
+      <w:r>
+        <w:rPr>
+          <w:rFonts w:ascii="Courier New" w:hAnsi="Courier New" w:cs="Courier New"/>
+          <w:lang w:val="en-US"/>
+        </w:rPr>
+        <w:t xml:space="preserve">        scale = 1.0</w:t>
+      </w:r>
+    </w:p>
+    <w:p>
+      <w:pPr>
+        <w:rPr>
+          <w:rFonts w:ascii="Courier New" w:hAnsi="Courier New" w:cs="Courier New"/>
+          <w:lang w:val="en-US"/>
+        </w:rPr>
+      </w:pPr>
+      <w:r>
+        <w:rPr>
+          <w:rFonts w:ascii="Courier New" w:hAnsi="Courier New" w:cs="Courier New"/>
+          <w:lang w:val="en-US"/>
+        </w:rPr>
+        <w:t xml:space="preserve">    else:</w:t>
+      </w:r>
+    </w:p>
+    <w:p>
+      <w:pPr>
+        <w:rPr>
+          <w:rFonts w:ascii="Courier New" w:hAnsi="Courier New" w:cs="Courier New"/>
+          <w:lang w:val="en-US"/>
+        </w:rPr>
+      </w:pPr>
+      <w:r>
+        <w:rPr>
+          <w:rFonts w:ascii="Courier New" w:hAnsi="Courier New" w:cs="Courier New"/>
+          <w:lang w:val="en-US"/>
+        </w:rPr>
+        <w:t xml:space="preserve">        scale = 255.0 / </w:t>
+      </w:r>
+      <w:proofErr w:type="spellStart"/>
+      <w:r>
+        <w:rPr>
+          <w:rFonts w:ascii="Courier New" w:hAnsi="Courier New" w:cs="Courier New"/>
+          <w:lang w:val="en-US"/>
+        </w:rPr>
+        <w:t>max_val</w:t>
+      </w:r>
+      <w:proofErr w:type="spellEnd"/>
+      <w:r>
+        <w:rPr>
+          <w:rFonts w:ascii="Courier New" w:hAnsi="Courier New" w:cs="Courier New"/>
+          <w:lang w:val="en-US"/>
+        </w:rPr>
+        <w:t xml:space="preserve"> if </w:t>
+      </w:r>
+      <w:proofErr w:type="spellStart"/>
+      <w:r>
+        <w:rPr>
+          <w:rFonts w:ascii="Courier New" w:hAnsi="Courier New" w:cs="Courier New"/>
+          <w:lang w:val="en-US"/>
+        </w:rPr>
+        <w:t>max_val</w:t>
+      </w:r>
+      <w:proofErr w:type="spellEnd"/>
+      <w:r>
+        <w:rPr>
+          <w:rFonts w:ascii="Courier New" w:hAnsi="Courier New" w:cs="Courier New"/>
+          <w:lang w:val="en-US"/>
+        </w:rPr>
+        <w:t xml:space="preserve"> &gt; 0 else 1.0</w:t>
+      </w:r>
+    </w:p>
+    <w:p>
+      <w:pPr>
+        <w:rPr>
+          <w:rFonts w:ascii="Courier New" w:hAnsi="Courier New" w:cs="Courier New"/>
+          <w:lang w:val="en-US"/>
+        </w:rPr>
+      </w:pPr>
+    </w:p>
+    <w:p>
+      <w:pPr>
+        <w:rPr>
+          <w:rFonts w:ascii="Courier New" w:hAnsi="Courier New" w:cs="Courier New"/>
+          <w:lang w:val="en-US"/>
+        </w:rPr>
+      </w:pPr>
+      <w:r>
+        <w:rPr>
+          <w:rFonts w:ascii="Courier New" w:hAnsi="Courier New" w:cs="Courier New"/>
+          <w:lang w:val="en-US"/>
+        </w:rPr>
+        <w:t xml:space="preserve">    result = shifted * scale</w:t>
+      </w:r>
+    </w:p>
+    <w:p>
+      <w:pPr>
+        <w:rPr>
+          <w:rFonts w:ascii="Courier New" w:hAnsi="Courier New" w:cs="Courier New"/>
+          <w:lang w:val="en-US"/>
+        </w:rPr>
+      </w:pPr>
+      <w:r>
+        <w:rPr>
+          <w:rFonts w:ascii="Courier New" w:hAnsi="Courier New" w:cs="Courier New"/>
+          <w:lang w:val="en-US"/>
+        </w:rPr>
+        <w:t xml:space="preserve">    return </w:t>
+      </w:r>
+      <w:proofErr w:type="spellStart"/>
+      <w:proofErr w:type="gramStart"/>
+      <w:r>
+        <w:rPr>
+          <w:rFonts w:ascii="Courier New" w:hAnsi="Courier New" w:cs="Courier New"/>
+          <w:lang w:val="en-US"/>
+        </w:rPr>
+        <w:t>np.clip</w:t>
+      </w:r>
+      <w:proofErr w:type="spellEnd"/>
+      <w:proofErr w:type="gramEnd"/>
+      <w:r>
+        <w:rPr>
+          <w:rFonts w:ascii="Courier New" w:hAnsi="Courier New" w:cs="Courier New"/>
+          <w:lang w:val="en-US"/>
+        </w:rPr>
+        <w:t>(result, 0, 255</w:t>
+      </w:r>
+      <w:proofErr w:type="gramStart"/>
+      <w:r>
+        <w:rPr>
+          <w:rFonts w:ascii="Courier New" w:hAnsi="Courier New" w:cs="Courier New"/>
+          <w:lang w:val="en-US"/>
+        </w:rPr>
+        <w:t>).</w:t>
+      </w:r>
+      <w:proofErr w:type="spellStart"/>
+      <w:r>
+        <w:rPr>
+          <w:rFonts w:ascii="Courier New" w:hAnsi="Courier New" w:cs="Courier New"/>
+          <w:lang w:val="en-US"/>
+        </w:rPr>
+        <w:t>astype</w:t>
+      </w:r>
+      <w:proofErr w:type="spellEnd"/>
+      <w:proofErr w:type="gramEnd"/>
+      <w:r>
+        <w:rPr>
+          <w:rFonts w:ascii="Courier New" w:hAnsi="Courier New" w:cs="Courier New"/>
+          <w:lang w:val="en-US"/>
+        </w:rPr>
+        <w:t>(</w:t>
+      </w:r>
+      <w:proofErr w:type="gramStart"/>
+      <w:r>
+        <w:rPr>
+          <w:rFonts w:ascii="Courier New" w:hAnsi="Courier New" w:cs="Courier New"/>
+          <w:lang w:val="en-US"/>
+        </w:rPr>
+        <w:t>np.uint</w:t>
+      </w:r>
+      <w:proofErr w:type="gramEnd"/>
+      <w:r>
+        <w:rPr>
+          <w:rFonts w:ascii="Courier New" w:hAnsi="Courier New" w:cs="Courier New"/>
+          <w:lang w:val="en-US"/>
+        </w:rPr>
+        <w:t>8)</w:t>
+      </w:r>
+    </w:p>
+    <w:p>
+      <w:pPr>
+        <w:rPr>
+          <w:rFonts w:ascii="Courier New" w:hAnsi="Courier New" w:cs="Courier New"/>
+          <w:lang w:val="en-US"/>
+        </w:rPr>
+      </w:pPr>
+    </w:p>
+    <w:p>
+      <w:pPr>
+        <w:rPr>
+          <w:rFonts w:ascii="Courier New" w:hAnsi="Courier New" w:cs="Courier New"/>
+          <w:lang w:val="en-US"/>
+        </w:rPr>
+      </w:pPr>
+    </w:p>
+    <w:p>
+      <w:pPr>
+        <w:rPr>
+          <w:rFonts w:ascii="Courier New" w:hAnsi="Courier New" w:cs="Courier New"/>
+          <w:lang w:val="en-US"/>
+        </w:rPr>
+      </w:pPr>
+      <w:r>
+        <w:rPr>
+          <w:rFonts w:ascii="Courier New" w:hAnsi="Courier New" w:cs="Courier New"/>
+          <w:lang w:val="en-US"/>
+        </w:rPr>
+        <w:t xml:space="preserve">def </w:t>
+      </w:r>
+      <w:proofErr w:type="spellStart"/>
+      <w:r>
+        <w:rPr>
+          <w:rFonts w:ascii="Courier New" w:hAnsi="Courier New" w:cs="Courier New"/>
+          <w:lang w:val="en-US"/>
+        </w:rPr>
+        <w:t>apply_gaussian_</w:t>
+      </w:r>
+      <w:proofErr w:type="gramStart"/>
+      <w:r>
+        <w:rPr>
+          <w:rFonts w:ascii="Courier New" w:hAnsi="Courier New" w:cs="Courier New"/>
+          <w:lang w:val="en-US"/>
+        </w:rPr>
+        <w:t>blur</w:t>
+      </w:r>
+      <w:proofErr w:type="spellEnd"/>
+      <w:r>
+        <w:rPr>
+          <w:rFonts w:ascii="Courier New" w:hAnsi="Courier New" w:cs="Courier New"/>
+          <w:lang w:val="en-US"/>
+        </w:rPr>
+        <w:t>(</w:t>
+      </w:r>
+      <w:proofErr w:type="gramEnd"/>
+    </w:p>
+    <w:p>
+      <w:pPr>
+        <w:rPr>
+          <w:rFonts w:ascii="Courier New" w:hAnsi="Courier New" w:cs="Courier New"/>
+          <w:lang w:val="en-US"/>
+        </w:rPr>
+      </w:pPr>
+      <w:r>
+        <w:rPr>
+          <w:rFonts w:ascii="Courier New" w:hAnsi="Courier New" w:cs="Courier New"/>
+          <w:lang w:val="en-US"/>
+        </w:rPr>
+        <w:t xml:space="preserve">    image: </w:t>
+      </w:r>
+      <w:proofErr w:type="spellStart"/>
+      <w:r>
+        <w:rPr>
+          <w:rFonts w:ascii="Courier New" w:hAnsi="Courier New" w:cs="Courier New"/>
+          <w:lang w:val="en-US"/>
+        </w:rPr>
+        <w:t>Image.Image</w:t>
+      </w:r>
+      <w:proofErr w:type="spellEnd"/>
+      <w:r>
+        <w:rPr>
+          <w:rFonts w:ascii="Courier New" w:hAnsi="Courier New" w:cs="Courier New"/>
+          <w:lang w:val="en-US"/>
+        </w:rPr>
+        <w:t>,</w:t>
+      </w:r>
+    </w:p>
+    <w:p>
+      <w:pPr>
+        <w:rPr>
+          <w:rFonts w:ascii="Courier New" w:hAnsi="Courier New" w:cs="Courier New"/>
+          <w:lang w:val="en-US"/>
+        </w:rPr>
+      </w:pPr>
+      <w:r>
+        <w:rPr>
+          <w:rFonts w:ascii="Courier New" w:hAnsi="Courier New" w:cs="Courier New"/>
+          <w:lang w:val="en-US"/>
+        </w:rPr>
+        <w:t xml:space="preserve">    kernel: Optional[</w:t>
+      </w:r>
+      <w:proofErr w:type="spellStart"/>
+      <w:proofErr w:type="gramStart"/>
+      <w:r>
+        <w:rPr>
+          <w:rFonts w:ascii="Courier New" w:hAnsi="Courier New" w:cs="Courier New"/>
+          <w:lang w:val="en-US"/>
+        </w:rPr>
+        <w:t>np.ndarray</w:t>
+      </w:r>
+      <w:proofErr w:type="spellEnd"/>
+      <w:proofErr w:type="gramEnd"/>
+      <w:r>
+        <w:rPr>
+          <w:rFonts w:ascii="Courier New" w:hAnsi="Courier New" w:cs="Courier New"/>
+          <w:lang w:val="en-US"/>
+        </w:rPr>
+        <w:t>] = None,</w:t>
+      </w:r>
+    </w:p>
+    <w:p>
+      <w:pPr>
+        <w:rPr>
+          <w:rFonts w:ascii="Courier New" w:hAnsi="Courier New" w:cs="Courier New"/>
+          <w:lang w:val="en-US"/>
+        </w:rPr>
+      </w:pPr>
+      <w:r>
+        <w:rPr>
+          <w:rFonts w:ascii="Courier New" w:hAnsi="Courier New" w:cs="Courier New"/>
+          <w:lang w:val="en-US"/>
+        </w:rPr>
+        <w:t xml:space="preserve">    sigma: Optional[float] = None,</w:t>
+      </w:r>
+    </w:p>
+    <w:p>
+      <w:pPr>
+        <w:rPr>
+          <w:rFonts w:ascii="Courier New" w:hAnsi="Courier New" w:cs="Courier New"/>
+          <w:lang w:val="en-US"/>
+        </w:rPr>
+      </w:pPr>
+      <w:r>
+        <w:rPr>
+          <w:rFonts w:ascii="Courier New" w:hAnsi="Courier New" w:cs="Courier New"/>
+          <w:lang w:val="en-US"/>
+        </w:rPr>
+        <w:t xml:space="preserve">    size: int = 5</w:t>
+      </w:r>
+    </w:p>
+    <w:p>
+      <w:pPr>
+        <w:rPr>
+          <w:rFonts w:ascii="Courier New" w:hAnsi="Courier New" w:cs="Courier New"/>
+          <w:lang w:val="en-US"/>
+        </w:rPr>
+      </w:pPr>
+      <w:r>
+        <w:rPr>
+          <w:rFonts w:ascii="Courier New" w:hAnsi="Courier New" w:cs="Courier New"/>
+          <w:lang w:val="en-US"/>
+        </w:rPr>
+        <w:lastRenderedPageBreak/>
+        <w:t xml:space="preserve">) -&gt; </w:t>
+      </w:r>
+      <w:proofErr w:type="spellStart"/>
+      <w:r>
+        <w:rPr>
+          <w:rFonts w:ascii="Courier New" w:hAnsi="Courier New" w:cs="Courier New"/>
+          <w:lang w:val="en-US"/>
+        </w:rPr>
+        <w:t>Image.Image</w:t>
+      </w:r>
+      <w:proofErr w:type="spellEnd"/>
+      <w:r>
+        <w:rPr>
+          <w:rFonts w:ascii="Courier New" w:hAnsi="Courier New" w:cs="Courier New"/>
+          <w:lang w:val="en-US"/>
+        </w:rPr>
+        <w:t>:</w:t>
+      </w:r>
+    </w:p>
+    <w:p>
+      <w:pPr>
+        <w:rPr>
+          <w:rFonts w:ascii="Courier New" w:hAnsi="Courier New" w:cs="Courier New"/>
+          <w:lang w:val="en-US"/>
+        </w:rPr>
+      </w:pPr>
+      <w:r>
+        <w:rPr>
+          <w:rFonts w:ascii="Courier New" w:hAnsi="Courier New" w:cs="Courier New"/>
+          <w:lang w:val="en-US"/>
+        </w:rPr>
+        <w:t xml:space="preserve">    if kernel is None:</w:t>
+      </w:r>
+    </w:p>
+    <w:p>
+      <w:pPr>
+        <w:rPr>
+          <w:rFonts w:ascii="Courier New" w:hAnsi="Courier New" w:cs="Courier New"/>
+          <w:lang w:val="en-US"/>
+        </w:rPr>
+      </w:pPr>
+      <w:r>
+        <w:rPr>
+          <w:rFonts w:ascii="Courier New" w:hAnsi="Courier New" w:cs="Courier New"/>
+          <w:lang w:val="en-US"/>
+        </w:rPr>
+        <w:t xml:space="preserve">        if sigma is not None and sigma &gt; 0:</w:t>
+      </w:r>
+    </w:p>
+    <w:p>
+      <w:pPr>
+        <w:rPr>
+          <w:rFonts w:ascii="Courier New" w:hAnsi="Courier New" w:cs="Courier New"/>
+          <w:lang w:val="en-US"/>
+        </w:rPr>
+      </w:pPr>
+      <w:r>
+        <w:rPr>
+          <w:rFonts w:ascii="Courier New" w:hAnsi="Courier New" w:cs="Courier New"/>
+          <w:lang w:val="en-US"/>
+        </w:rPr>
+        <w:t xml:space="preserve">            k = </w:t>
+      </w:r>
+      <w:proofErr w:type="spellStart"/>
+      <w:r>
+        <w:rPr>
+          <w:rFonts w:ascii="Courier New" w:hAnsi="Courier New" w:cs="Courier New"/>
+          <w:lang w:val="en-US"/>
+        </w:rPr>
+        <w:t>create_gaussian_</w:t>
+      </w:r>
+      <w:proofErr w:type="gramStart"/>
+      <w:r>
+        <w:rPr>
+          <w:rFonts w:ascii="Courier New" w:hAnsi="Courier New" w:cs="Courier New"/>
+          <w:lang w:val="en-US"/>
+        </w:rPr>
+        <w:t>kernel</w:t>
+      </w:r>
+      <w:proofErr w:type="spellEnd"/>
+      <w:r>
+        <w:rPr>
+          <w:rFonts w:ascii="Courier New" w:hAnsi="Courier New" w:cs="Courier New"/>
+          <w:lang w:val="en-US"/>
+        </w:rPr>
+        <w:t>(</w:t>
+      </w:r>
+      <w:proofErr w:type="gramEnd"/>
+      <w:r>
+        <w:rPr>
+          <w:rFonts w:ascii="Courier New" w:hAnsi="Courier New" w:cs="Courier New"/>
+          <w:lang w:val="en-US"/>
+        </w:rPr>
+        <w:t>size=size, sigma=sigma)</w:t>
+      </w:r>
+    </w:p>
+    <w:p>
+      <w:pPr>
+        <w:rPr>
+          <w:rFonts w:ascii="Courier New" w:hAnsi="Courier New" w:cs="Courier New"/>
+          <w:lang w:val="en-US"/>
+        </w:rPr>
+      </w:pPr>
+      <w:r>
+        <w:rPr>
+          <w:rFonts w:ascii="Courier New" w:hAnsi="Courier New" w:cs="Courier New"/>
+          <w:lang w:val="en-US"/>
+        </w:rPr>
+        <w:t xml:space="preserve">        else:</w:t>
+      </w:r>
+    </w:p>
+    <w:p>
+      <w:pPr>
+        <w:rPr>
+          <w:rFonts w:ascii="Courier New" w:hAnsi="Courier New" w:cs="Courier New"/>
+          <w:lang w:val="en-US"/>
+        </w:rPr>
+      </w:pPr>
+      <w:r>
+        <w:rPr>
+          <w:rFonts w:ascii="Courier New" w:hAnsi="Courier New" w:cs="Courier New"/>
+          <w:lang w:val="en-US"/>
+        </w:rPr>
+        <w:t xml:space="preserve">            k = GAUSSIAN_5X5.copy()</w:t>
+      </w:r>
+    </w:p>
+    <w:p>
+      <w:pPr>
+        <w:rPr>
+          <w:rFonts w:ascii="Courier New" w:hAnsi="Courier New" w:cs="Courier New"/>
+          <w:lang w:val="en-US"/>
+        </w:rPr>
+      </w:pPr>
+      <w:r>
+        <w:rPr>
+          <w:rFonts w:ascii="Courier New" w:hAnsi="Courier New" w:cs="Courier New"/>
+          <w:lang w:val="en-US"/>
+        </w:rPr>
+        <w:t xml:space="preserve">            k /= </w:t>
+      </w:r>
+      <w:proofErr w:type="spellStart"/>
+      <w:r>
+        <w:rPr>
+          <w:rFonts w:ascii="Courier New" w:hAnsi="Courier New" w:cs="Courier New"/>
+          <w:lang w:val="en-US"/>
+        </w:rPr>
+        <w:t>np.sum</w:t>
+      </w:r>
+      <w:proofErr w:type="spellEnd"/>
+      <w:r>
+        <w:rPr>
+          <w:rFonts w:ascii="Courier New" w:hAnsi="Courier New" w:cs="Courier New"/>
+          <w:lang w:val="en-US"/>
+        </w:rPr>
+        <w:t>(k)</w:t>
+      </w:r>
+    </w:p>
+    <w:p>
+      <w:pPr>
+        <w:rPr>
+          <w:rFonts w:ascii="Courier New" w:hAnsi="Courier New" w:cs="Courier New"/>
+          <w:lang w:val="en-US"/>
+        </w:rPr>
+      </w:pPr>
+      <w:r>
+        <w:rPr>
+          <w:rFonts w:ascii="Courier New" w:hAnsi="Courier New" w:cs="Courier New"/>
+          <w:lang w:val="en-US"/>
+        </w:rPr>
+        <w:t xml:space="preserve">    else:</w:t>
+      </w:r>
+    </w:p>
+    <w:p>
+      <w:pPr>
+        <w:rPr>
+          <w:rFonts w:ascii="Courier New" w:hAnsi="Courier New" w:cs="Courier New"/>
+          <w:lang w:val="en-US"/>
+        </w:rPr>
+      </w:pPr>
+      <w:r>
+        <w:rPr>
+          <w:rFonts w:ascii="Courier New" w:hAnsi="Courier New" w:cs="Courier New"/>
+          <w:lang w:val="en-US"/>
+        </w:rPr>
+        <w:t xml:space="preserve">        k = </w:t>
+      </w:r>
+      <w:proofErr w:type="spellStart"/>
+      <w:proofErr w:type="gramStart"/>
+      <w:r>
+        <w:rPr>
+          <w:rFonts w:ascii="Courier New" w:hAnsi="Courier New" w:cs="Courier New"/>
+          <w:lang w:val="en-US"/>
+        </w:rPr>
+        <w:t>kernel.copy</w:t>
+      </w:r>
+      <w:proofErr w:type="spellEnd"/>
+      <w:proofErr w:type="gramEnd"/>
+      <w:r>
+        <w:rPr>
+          <w:rFonts w:ascii="Courier New" w:hAnsi="Courier New" w:cs="Courier New"/>
+          <w:lang w:val="en-US"/>
+        </w:rPr>
+        <w:t>()</w:t>
+      </w:r>
+    </w:p>
+    <w:p>
+      <w:pPr>
+        <w:rPr>
+          <w:rFonts w:ascii="Courier New" w:hAnsi="Courier New" w:cs="Courier New"/>
+          <w:lang w:val="en-US"/>
+        </w:rPr>
+      </w:pPr>
+      <w:r>
+        <w:rPr>
+          <w:rFonts w:ascii="Courier New" w:hAnsi="Courier New" w:cs="Courier New"/>
+          <w:lang w:val="en-US"/>
+        </w:rPr>
+        <w:t xml:space="preserve">        </w:t>
+      </w:r>
+      <w:proofErr w:type="spellStart"/>
+      <w:r>
+        <w:rPr>
+          <w:rFonts w:ascii="Courier New" w:hAnsi="Courier New" w:cs="Courier New"/>
+          <w:lang w:val="en-US"/>
+        </w:rPr>
+        <w:t>k_sum</w:t>
+      </w:r>
+      <w:proofErr w:type="spellEnd"/>
+      <w:r>
+        <w:rPr>
+          <w:rFonts w:ascii="Courier New" w:hAnsi="Courier New" w:cs="Courier New"/>
+          <w:lang w:val="en-US"/>
+        </w:rPr>
+        <w:t xml:space="preserve"> = </w:t>
+      </w:r>
+      <w:proofErr w:type="spellStart"/>
+      <w:r>
+        <w:rPr>
+          <w:rFonts w:ascii="Courier New" w:hAnsi="Courier New" w:cs="Courier New"/>
+          <w:lang w:val="en-US"/>
+        </w:rPr>
+        <w:t>np.sum</w:t>
+      </w:r>
+      <w:proofErr w:type="spellEnd"/>
+      <w:r>
+        <w:rPr>
+          <w:rFonts w:ascii="Courier New" w:hAnsi="Courier New" w:cs="Courier New"/>
+          <w:lang w:val="en-US"/>
+        </w:rPr>
+        <w:t>(k)</w:t>
+      </w:r>
+    </w:p>
+    <w:p>
+      <w:pPr>
+        <w:rPr>
+          <w:rFonts w:ascii="Courier New" w:hAnsi="Courier New" w:cs="Courier New"/>
+          <w:lang w:val="en-US"/>
+        </w:rPr>
+      </w:pPr>
+      <w:r>
+        <w:rPr>
+          <w:rFonts w:ascii="Courier New" w:hAnsi="Courier New" w:cs="Courier New"/>
+          <w:lang w:val="en-US"/>
+        </w:rPr>
+        <w:t xml:space="preserve">        if </w:t>
+      </w:r>
+      <w:proofErr w:type="spellStart"/>
+      <w:r>
+        <w:rPr>
+          <w:rFonts w:ascii="Courier New" w:hAnsi="Courier New" w:cs="Courier New"/>
+          <w:lang w:val="en-US"/>
+        </w:rPr>
+        <w:t>k_sum</w:t>
+      </w:r>
+      <w:proofErr w:type="spellEnd"/>
+      <w:r>
+        <w:rPr>
+          <w:rFonts w:ascii="Courier New" w:hAnsi="Courier New" w:cs="Courier New"/>
+          <w:lang w:val="en-US"/>
+        </w:rPr>
+        <w:t xml:space="preserve"> &gt; 0:</w:t>
+      </w:r>
+    </w:p>
+    <w:p>
+      <w:pPr>
+        <w:rPr>
+          <w:rFonts w:ascii="Courier New" w:hAnsi="Courier New" w:cs="Courier New"/>
+          <w:lang w:val="en-US"/>
+        </w:rPr>
+      </w:pPr>
+      <w:r>
+        <w:rPr>
+          <w:rFonts w:ascii="Courier New" w:hAnsi="Courier New" w:cs="Courier New"/>
+          <w:lang w:val="en-US"/>
+        </w:rPr>
+        <w:t xml:space="preserve">            k /= </w:t>
+      </w:r>
+      <w:proofErr w:type="spellStart"/>
+      <w:r>
+        <w:rPr>
+          <w:rFonts w:ascii="Courier New" w:hAnsi="Courier New" w:cs="Courier New"/>
+          <w:lang w:val="en-US"/>
+        </w:rPr>
+        <w:t>k_sum</w:t>
+      </w:r>
+      <w:proofErr w:type="spellEnd"/>
+    </w:p>
+    <w:p>
+      <w:pPr>
+        <w:rPr>
+          <w:rFonts w:ascii="Courier New" w:hAnsi="Courier New" w:cs="Courier New"/>
+          <w:lang w:val="en-US"/>
+        </w:rPr>
+      </w:pPr>
+    </w:p>
+    <w:p>
+      <w:pPr>
+        <w:rPr>
+          <w:rFonts w:ascii="Courier New" w:hAnsi="Courier New" w:cs="Courier New"/>
+          <w:lang w:val="en-US"/>
+        </w:rPr>
+      </w:pPr>
+      <w:r>
+        <w:rPr>
+          <w:rFonts w:ascii="Courier New" w:hAnsi="Courier New" w:cs="Courier New"/>
+          <w:lang w:val="en-US"/>
+        </w:rPr>
+        <w:t xml:space="preserve">    </w:t>
+      </w:r>
+      <w:proofErr w:type="spellStart"/>
+      <w:r>
+        <w:rPr>
+          <w:rFonts w:ascii="Courier New" w:hAnsi="Courier New" w:cs="Courier New"/>
+          <w:lang w:val="en-US"/>
+        </w:rPr>
+        <w:t>img_rgb</w:t>
+      </w:r>
+      <w:proofErr w:type="spellEnd"/>
+      <w:r>
+        <w:rPr>
+          <w:rFonts w:ascii="Courier New" w:hAnsi="Courier New" w:cs="Courier New"/>
+          <w:lang w:val="en-US"/>
+        </w:rPr>
+        <w:t xml:space="preserve"> = </w:t>
+      </w:r>
+      <w:proofErr w:type="spellStart"/>
+      <w:proofErr w:type="gramStart"/>
+      <w:r>
+        <w:rPr>
+          <w:rFonts w:ascii="Courier New" w:hAnsi="Courier New" w:cs="Courier New"/>
+          <w:lang w:val="en-US"/>
+        </w:rPr>
+        <w:t>image.convert</w:t>
+      </w:r>
+      <w:proofErr w:type="spellEnd"/>
+      <w:proofErr w:type="gramEnd"/>
+      <w:r>
+        <w:rPr>
+          <w:rFonts w:ascii="Courier New" w:hAnsi="Courier New" w:cs="Courier New"/>
+          <w:lang w:val="en-US"/>
+        </w:rPr>
+        <w:t>("RGB")</w:t>
+      </w:r>
+    </w:p>
+    <w:p>
+      <w:pPr>
+        <w:rPr>
+          <w:rFonts w:ascii="Courier New" w:hAnsi="Courier New" w:cs="Courier New"/>
+          <w:lang w:val="en-US"/>
+        </w:rPr>
+      </w:pPr>
+      <w:r>
+        <w:rPr>
+          <w:rFonts w:ascii="Courier New" w:hAnsi="Courier New" w:cs="Courier New"/>
+          <w:lang w:val="en-US"/>
+        </w:rPr>
+        <w:t xml:space="preserve">    </w:t>
+      </w:r>
+      <w:proofErr w:type="spellStart"/>
+      <w:r>
+        <w:rPr>
+          <w:rFonts w:ascii="Courier New" w:hAnsi="Courier New" w:cs="Courier New"/>
+          <w:lang w:val="en-US"/>
+        </w:rPr>
+        <w:t>arr</w:t>
+      </w:r>
+      <w:proofErr w:type="spellEnd"/>
+      <w:r>
+        <w:rPr>
+          <w:rFonts w:ascii="Courier New" w:hAnsi="Courier New" w:cs="Courier New"/>
+          <w:lang w:val="en-US"/>
+        </w:rPr>
+        <w:t xml:space="preserve"> = </w:t>
+      </w:r>
+      <w:proofErr w:type="spellStart"/>
+      <w:proofErr w:type="gramStart"/>
+      <w:r>
+        <w:rPr>
+          <w:rFonts w:ascii="Courier New" w:hAnsi="Courier New" w:cs="Courier New"/>
+          <w:lang w:val="en-US"/>
+        </w:rPr>
+        <w:t>np.array</w:t>
+      </w:r>
+      <w:proofErr w:type="spellEnd"/>
+      <w:proofErr w:type="gramEnd"/>
+      <w:r>
+        <w:rPr>
+          <w:rFonts w:ascii="Courier New" w:hAnsi="Courier New" w:cs="Courier New"/>
+          <w:lang w:val="en-US"/>
+        </w:rPr>
+        <w:t>(</w:t>
+      </w:r>
+      <w:proofErr w:type="spellStart"/>
+      <w:r>
+        <w:rPr>
+          <w:rFonts w:ascii="Courier New" w:hAnsi="Courier New" w:cs="Courier New"/>
+          <w:lang w:val="en-US"/>
+        </w:rPr>
+        <w:t>img_rgb</w:t>
+      </w:r>
+      <w:proofErr w:type="spellEnd"/>
+      <w:r>
+        <w:rPr>
+          <w:rFonts w:ascii="Courier New" w:hAnsi="Courier New" w:cs="Courier New"/>
+          <w:lang w:val="en-US"/>
+        </w:rPr>
+        <w:t>)</w:t>
+      </w:r>
+    </w:p>
+    <w:p>
+      <w:pPr>
+        <w:rPr>
+          <w:rFonts w:ascii="Courier New" w:hAnsi="Courier New" w:cs="Courier New"/>
+          <w:lang w:val="en-US"/>
+        </w:rPr>
+      </w:pPr>
+      <w:r>
+        <w:rPr>
+          <w:rFonts w:ascii="Courier New" w:hAnsi="Courier New" w:cs="Courier New"/>
+          <w:lang w:val="en-US"/>
+        </w:rPr>
+        <w:t xml:space="preserve">    </w:t>
+      </w:r>
+      <w:proofErr w:type="spellStart"/>
+      <w:r>
+        <w:rPr>
+          <w:rFonts w:ascii="Courier New" w:hAnsi="Courier New" w:cs="Courier New"/>
+          <w:lang w:val="en-US"/>
+        </w:rPr>
+        <w:t>out_channels</w:t>
+      </w:r>
+      <w:proofErr w:type="spellEnd"/>
+      <w:r>
+        <w:rPr>
+          <w:rFonts w:ascii="Courier New" w:hAnsi="Courier New" w:cs="Courier New"/>
+          <w:lang w:val="en-US"/>
+        </w:rPr>
+        <w:t xml:space="preserve"> = []</w:t>
+      </w:r>
+    </w:p>
+    <w:p>
+      <w:pPr>
+        <w:rPr>
+          <w:rFonts w:ascii="Courier New" w:hAnsi="Courier New" w:cs="Courier New"/>
+          <w:lang w:val="en-US"/>
+        </w:rPr>
+      </w:pPr>
+      <w:r>
+        <w:rPr>
+          <w:rFonts w:ascii="Courier New" w:hAnsi="Courier New" w:cs="Courier New"/>
+          <w:lang w:val="en-US"/>
+        </w:rPr>
+        <w:t xml:space="preserve">    for c in </w:t>
+      </w:r>
+      <w:proofErr w:type="gramStart"/>
+      <w:r>
+        <w:rPr>
+          <w:rFonts w:ascii="Courier New" w:hAnsi="Courier New" w:cs="Courier New"/>
+          <w:lang w:val="en-US"/>
+        </w:rPr>
+        <w:t>range(</w:t>
+      </w:r>
+      <w:proofErr w:type="gramEnd"/>
+      <w:r>
+        <w:rPr>
+          <w:rFonts w:ascii="Courier New" w:hAnsi="Courier New" w:cs="Courier New"/>
+          <w:lang w:val="en-US"/>
+        </w:rPr>
+        <w:t>3):</w:t>
+      </w:r>
+    </w:p>
+    <w:p>
+      <w:pPr>
+        <w:rPr>
+          <w:rFonts w:ascii="Courier New" w:hAnsi="Courier New" w:cs="Courier New"/>
+          <w:lang w:val="en-US"/>
+        </w:rPr>
+      </w:pPr>
+      <w:r>
+        <w:rPr>
+          <w:rFonts w:ascii="Courier New" w:hAnsi="Courier New" w:cs="Courier New"/>
+          <w:lang w:val="en-US"/>
+        </w:rPr>
+        <w:t xml:space="preserve">        </w:t>
+      </w:r>
+      <w:proofErr w:type="spellStart"/>
+      <w:r>
+        <w:rPr>
+          <w:rFonts w:ascii="Courier New" w:hAnsi="Courier New" w:cs="Courier New"/>
+          <w:lang w:val="en-US"/>
+        </w:rPr>
+        <w:t>conv_c</w:t>
+      </w:r>
+      <w:proofErr w:type="spellEnd"/>
+      <w:r>
+        <w:rPr>
+          <w:rFonts w:ascii="Courier New" w:hAnsi="Courier New" w:cs="Courier New"/>
+          <w:lang w:val="en-US"/>
+        </w:rPr>
+        <w:t xml:space="preserve"> = convolve2</w:t>
+      </w:r>
+      <w:proofErr w:type="gramStart"/>
+      <w:r>
+        <w:rPr>
+          <w:rFonts w:ascii="Courier New" w:hAnsi="Courier New" w:cs="Courier New"/>
+          <w:lang w:val="en-US"/>
+        </w:rPr>
+        <w:t>d(</w:t>
+      </w:r>
+      <w:proofErr w:type="spellStart"/>
+      <w:proofErr w:type="gramEnd"/>
+      <w:r>
+        <w:rPr>
+          <w:rFonts w:ascii="Courier New" w:hAnsi="Courier New" w:cs="Courier New"/>
+          <w:lang w:val="en-US"/>
+        </w:rPr>
+        <w:t>arr</w:t>
+      </w:r>
+      <w:proofErr w:type="spellEnd"/>
+      <w:proofErr w:type="gramStart"/>
+      <w:r>
+        <w:rPr>
+          <w:rFonts w:ascii="Courier New" w:hAnsi="Courier New" w:cs="Courier New"/>
+          <w:lang w:val="en-US"/>
+        </w:rPr>
+        <w:t>[:,</w:t>
+      </w:r>
+      <w:proofErr w:type="gramEnd"/>
+      <w:r>
+        <w:rPr>
+          <w:rFonts w:ascii="Courier New" w:hAnsi="Courier New" w:cs="Courier New"/>
+          <w:lang w:val="en-US"/>
+        </w:rPr>
+        <w:t xml:space="preserve"> :, c], k, mode="reflect")</w:t>
+      </w:r>
+    </w:p>
+    <w:p>
+      <w:pPr>
+        <w:rPr>
+          <w:rFonts w:ascii="Courier New" w:hAnsi="Courier New" w:cs="Courier New"/>
+          <w:lang w:val="en-US"/>
+        </w:rPr>
+      </w:pPr>
+      <w:r>
+        <w:rPr>
+          <w:rFonts w:ascii="Courier New" w:hAnsi="Courier New" w:cs="Courier New"/>
+          <w:lang w:val="en-US"/>
+        </w:rPr>
+        <w:t xml:space="preserve">        </w:t>
+      </w:r>
+      <w:proofErr w:type="spellStart"/>
+      <w:r>
+        <w:rPr>
+          <w:rFonts w:ascii="Courier New" w:hAnsi="Courier New" w:cs="Courier New"/>
+          <w:lang w:val="en-US"/>
+        </w:rPr>
+        <w:t>out_</w:t>
+      </w:r>
+      <w:proofErr w:type="gramStart"/>
+      <w:r>
+        <w:rPr>
+          <w:rFonts w:ascii="Courier New" w:hAnsi="Courier New" w:cs="Courier New"/>
+          <w:lang w:val="en-US"/>
+        </w:rPr>
+        <w:t>channels.append</w:t>
+      </w:r>
+      <w:proofErr w:type="spellEnd"/>
+      <w:proofErr w:type="gramEnd"/>
+      <w:r>
+        <w:rPr>
+          <w:rFonts w:ascii="Courier New" w:hAnsi="Courier New" w:cs="Courier New"/>
+          <w:lang w:val="en-US"/>
+        </w:rPr>
+        <w:t>(</w:t>
+      </w:r>
+      <w:proofErr w:type="spellStart"/>
+      <w:proofErr w:type="gramStart"/>
+      <w:r>
+        <w:rPr>
+          <w:rFonts w:ascii="Courier New" w:hAnsi="Courier New" w:cs="Courier New"/>
+          <w:lang w:val="en-US"/>
+        </w:rPr>
+        <w:t>np.clip</w:t>
+      </w:r>
+      <w:proofErr w:type="spellEnd"/>
+      <w:proofErr w:type="gramEnd"/>
+      <w:r>
+        <w:rPr>
+          <w:rFonts w:ascii="Courier New" w:hAnsi="Courier New" w:cs="Courier New"/>
+          <w:lang w:val="en-US"/>
+        </w:rPr>
+        <w:t>(</w:t>
+      </w:r>
+      <w:proofErr w:type="spellStart"/>
+      <w:r>
+        <w:rPr>
+          <w:rFonts w:ascii="Courier New" w:hAnsi="Courier New" w:cs="Courier New"/>
+          <w:lang w:val="en-US"/>
+        </w:rPr>
+        <w:t>conv_c</w:t>
+      </w:r>
+      <w:proofErr w:type="spellEnd"/>
+      <w:r>
+        <w:rPr>
+          <w:rFonts w:ascii="Courier New" w:hAnsi="Courier New" w:cs="Courier New"/>
+          <w:lang w:val="en-US"/>
+        </w:rPr>
+        <w:t>, 0, 255</w:t>
+      </w:r>
+      <w:proofErr w:type="gramStart"/>
+      <w:r>
+        <w:rPr>
+          <w:rFonts w:ascii="Courier New" w:hAnsi="Courier New" w:cs="Courier New"/>
+          <w:lang w:val="en-US"/>
+        </w:rPr>
+        <w:t>).</w:t>
+      </w:r>
+      <w:proofErr w:type="spellStart"/>
+      <w:r>
+        <w:rPr>
+          <w:rFonts w:ascii="Courier New" w:hAnsi="Courier New" w:cs="Courier New"/>
+          <w:lang w:val="en-US"/>
+        </w:rPr>
+        <w:t>astype</w:t>
+      </w:r>
+      <w:proofErr w:type="spellEnd"/>
+      <w:proofErr w:type="gramEnd"/>
+      <w:r>
+        <w:rPr>
+          <w:rFonts w:ascii="Courier New" w:hAnsi="Courier New" w:cs="Courier New"/>
+          <w:lang w:val="en-US"/>
+        </w:rPr>
+        <w:t>(</w:t>
+      </w:r>
+      <w:proofErr w:type="gramStart"/>
+      <w:r>
+        <w:rPr>
+          <w:rFonts w:ascii="Courier New" w:hAnsi="Courier New" w:cs="Courier New"/>
+          <w:lang w:val="en-US"/>
+        </w:rPr>
+        <w:t>np.uint</w:t>
+      </w:r>
+      <w:proofErr w:type="gramEnd"/>
+      <w:r>
+        <w:rPr>
+          <w:rFonts w:ascii="Courier New" w:hAnsi="Courier New" w:cs="Courier New"/>
+          <w:lang w:val="en-US"/>
+        </w:rPr>
+        <w:t>8))</w:t>
+      </w:r>
+    </w:p>
+    <w:p>
+      <w:pPr>
+        <w:rPr>
+          <w:rFonts w:ascii="Courier New" w:hAnsi="Courier New" w:cs="Courier New"/>
+          <w:lang w:val="en-US"/>
+        </w:rPr>
+      </w:pPr>
+    </w:p>
+    <w:p>
+      <w:pPr>
+        <w:rPr>
+          <w:rFonts w:ascii="Courier New" w:hAnsi="Courier New" w:cs="Courier New"/>
+          <w:lang w:val="en-US"/>
+        </w:rPr>
+      </w:pPr>
+      <w:r>
+        <w:rPr>
+          <w:rFonts w:ascii="Courier New" w:hAnsi="Courier New" w:cs="Courier New"/>
+          <w:lang w:val="en-US"/>
+        </w:rPr>
+        <w:t xml:space="preserve">    return </w:t>
+      </w:r>
+      <w:proofErr w:type="spellStart"/>
+      <w:r>
+        <w:rPr>
+          <w:rFonts w:ascii="Courier New" w:hAnsi="Courier New" w:cs="Courier New"/>
+          <w:lang w:val="en-US"/>
+        </w:rPr>
+        <w:t>Image.fromarray</w:t>
+      </w:r>
+      <w:proofErr w:type="spellEnd"/>
+      <w:r>
+        <w:rPr>
+          <w:rFonts w:ascii="Courier New" w:hAnsi="Courier New" w:cs="Courier New"/>
+          <w:lang w:val="en-US"/>
+        </w:rPr>
+        <w:t>(</w:t>
+      </w:r>
+      <w:proofErr w:type="spellStart"/>
+      <w:proofErr w:type="gramStart"/>
+      <w:r>
+        <w:rPr>
+          <w:rFonts w:ascii="Courier New" w:hAnsi="Courier New" w:cs="Courier New"/>
+          <w:lang w:val="en-US"/>
+        </w:rPr>
+        <w:t>np.stack</w:t>
+      </w:r>
+      <w:proofErr w:type="spellEnd"/>
+      <w:proofErr w:type="gramEnd"/>
+      <w:r>
+        <w:rPr>
+          <w:rFonts w:ascii="Courier New" w:hAnsi="Courier New" w:cs="Courier New"/>
+          <w:lang w:val="en-US"/>
+        </w:rPr>
+        <w:t>(</w:t>
+      </w:r>
+      <w:proofErr w:type="spellStart"/>
+      <w:r>
+        <w:rPr>
+          <w:rFonts w:ascii="Courier New" w:hAnsi="Courier New" w:cs="Courier New"/>
+          <w:lang w:val="en-US"/>
+        </w:rPr>
+        <w:t>out_channels</w:t>
+      </w:r>
+      <w:proofErr w:type="spellEnd"/>
+      <w:r>
+        <w:rPr>
+          <w:rFonts w:ascii="Courier New" w:hAnsi="Courier New" w:cs="Courier New"/>
+          <w:lang w:val="en-US"/>
+        </w:rPr>
+        <w:t>, axis=2), mode="RGB")</w:t>
+      </w:r>
+    </w:p>
+    <w:p>
+      <w:pPr>
+        <w:rPr>
+          <w:rFonts w:ascii="Courier New" w:hAnsi="Courier New" w:cs="Courier New"/>
+          <w:lang w:val="en-US"/>
+        </w:rPr>
+      </w:pPr>
+    </w:p>
+    <w:p>
+      <w:pPr>
+        <w:rPr>
+          <w:rFonts w:ascii="Courier New" w:hAnsi="Courier New" w:cs="Courier New"/>
+          <w:lang w:val="en-US"/>
+        </w:rPr>
+      </w:pPr>
+    </w:p>
+    <w:p>
+      <w:pPr>
+        <w:rPr>
+          <w:rFonts w:ascii="Courier New" w:hAnsi="Courier New" w:cs="Courier New"/>
+          <w:lang w:val="en-US"/>
+        </w:rPr>
+      </w:pPr>
+      <w:r>
+        <w:rPr>
+          <w:rFonts w:ascii="Courier New" w:hAnsi="Courier New" w:cs="Courier New"/>
+          <w:lang w:val="en-US"/>
+        </w:rPr>
+        <w:t>def apply_variant12_</w:t>
+      </w:r>
+      <w:proofErr w:type="gramStart"/>
+      <w:r>
+        <w:rPr>
+          <w:rFonts w:ascii="Courier New" w:hAnsi="Courier New" w:cs="Courier New"/>
+          <w:lang w:val="en-US"/>
+        </w:rPr>
+        <w:t>lpf(</w:t>
+      </w:r>
+      <w:proofErr w:type="gramEnd"/>
+    </w:p>
+    <w:p>
+      <w:pPr>
+        <w:rPr>
+          <w:rFonts w:ascii="Courier New" w:hAnsi="Courier New" w:cs="Courier New"/>
+          <w:lang w:val="en-US"/>
+        </w:rPr>
+      </w:pPr>
+      <w:r>
+        <w:rPr>
+          <w:rFonts w:ascii="Courier New" w:hAnsi="Courier New" w:cs="Courier New"/>
+          <w:lang w:val="en-US"/>
+        </w:rPr>
+        <w:t xml:space="preserve">    image: </w:t>
+      </w:r>
+      <w:proofErr w:type="spellStart"/>
+      <w:r>
+        <w:rPr>
+          <w:rFonts w:ascii="Courier New" w:hAnsi="Courier New" w:cs="Courier New"/>
+          <w:lang w:val="en-US"/>
+        </w:rPr>
+        <w:t>Image.Image</w:t>
+      </w:r>
+      <w:proofErr w:type="spellEnd"/>
+      <w:r>
+        <w:rPr>
+          <w:rFonts w:ascii="Courier New" w:hAnsi="Courier New" w:cs="Courier New"/>
+          <w:lang w:val="en-US"/>
+        </w:rPr>
+        <w:t>,</w:t>
+      </w:r>
+    </w:p>
+    <w:p>
+      <w:pPr>
+        <w:rPr>
+          <w:rFonts w:ascii="Courier New" w:hAnsi="Courier New" w:cs="Courier New"/>
+          <w:lang w:val="en-US"/>
+        </w:rPr>
+      </w:pPr>
+      <w:r>
+        <w:rPr>
+          <w:rFonts w:ascii="Courier New" w:hAnsi="Courier New" w:cs="Courier New"/>
+          <w:lang w:val="en-US"/>
+        </w:rPr>
+        <w:t xml:space="preserve">    </w:t>
+      </w:r>
+      <w:proofErr w:type="spellStart"/>
+      <w:r>
+        <w:rPr>
+          <w:rFonts w:ascii="Courier New" w:hAnsi="Courier New" w:cs="Courier New"/>
+          <w:lang w:val="en-US"/>
+        </w:rPr>
+        <w:t>rect_w</w:t>
+      </w:r>
+      <w:proofErr w:type="spellEnd"/>
+      <w:r>
+        <w:rPr>
+          <w:rFonts w:ascii="Courier New" w:hAnsi="Courier New" w:cs="Courier New"/>
+          <w:lang w:val="en-US"/>
+        </w:rPr>
+        <w:t>: int,</w:t>
+      </w:r>
+    </w:p>
+    <w:p>
+      <w:pPr>
+        <w:rPr>
+          <w:rFonts w:ascii="Courier New" w:hAnsi="Courier New" w:cs="Courier New"/>
+          <w:lang w:val="en-US"/>
+        </w:rPr>
+      </w:pPr>
+      <w:r>
+        <w:rPr>
+          <w:rFonts w:ascii="Courier New" w:hAnsi="Courier New" w:cs="Courier New"/>
+          <w:lang w:val="en-US"/>
+        </w:rPr>
+        <w:t xml:space="preserve">    </w:t>
+      </w:r>
+      <w:proofErr w:type="spellStart"/>
+      <w:r>
+        <w:rPr>
+          <w:rFonts w:ascii="Courier New" w:hAnsi="Courier New" w:cs="Courier New"/>
+          <w:lang w:val="en-US"/>
+        </w:rPr>
+        <w:t>rect_h</w:t>
+      </w:r>
+      <w:proofErr w:type="spellEnd"/>
+      <w:r>
+        <w:rPr>
+          <w:rFonts w:ascii="Courier New" w:hAnsi="Courier New" w:cs="Courier New"/>
+          <w:lang w:val="en-US"/>
+        </w:rPr>
+        <w:t>: int,</w:t>
+      </w:r>
+    </w:p>
+    <w:p>
+      <w:pPr>
+        <w:rPr>
+          <w:rFonts w:ascii="Courier New" w:hAnsi="Courier New" w:cs="Courier New"/>
+          <w:lang w:val="en-US"/>
+        </w:rPr>
+      </w:pPr>
+      <w:r>
+        <w:rPr>
+          <w:rFonts w:ascii="Courier New" w:hAnsi="Courier New" w:cs="Courier New"/>
+          <w:lang w:val="en-US"/>
+        </w:rPr>
+        <w:t xml:space="preserve">    kernel: Optional[</w:t>
+      </w:r>
+      <w:proofErr w:type="spellStart"/>
+      <w:proofErr w:type="gramStart"/>
+      <w:r>
+        <w:rPr>
+          <w:rFonts w:ascii="Courier New" w:hAnsi="Courier New" w:cs="Courier New"/>
+          <w:lang w:val="en-US"/>
+        </w:rPr>
+        <w:t>np.ndarray</w:t>
+      </w:r>
+      <w:proofErr w:type="spellEnd"/>
+      <w:proofErr w:type="gramEnd"/>
+      <w:r>
+        <w:rPr>
+          <w:rFonts w:ascii="Courier New" w:hAnsi="Courier New" w:cs="Courier New"/>
+          <w:lang w:val="en-US"/>
+        </w:rPr>
+        <w:t>] = None,</w:t>
+      </w:r>
+    </w:p>
+    <w:p>
+      <w:pPr>
+        <w:rPr>
+          <w:rFonts w:ascii="Courier New" w:hAnsi="Courier New" w:cs="Courier New"/>
+          <w:lang w:val="en-US"/>
+        </w:rPr>
+      </w:pPr>
+      <w:r>
+        <w:rPr>
+          <w:rFonts w:ascii="Courier New" w:hAnsi="Courier New" w:cs="Courier New"/>
+          <w:lang w:val="en-US"/>
+        </w:rPr>
+        <w:t xml:space="preserve">    sigma: Optional[float] = None</w:t>
+      </w:r>
+    </w:p>
+    <w:p>
+      <w:pPr>
+        <w:rPr>
+          <w:rFonts w:ascii="Courier New" w:hAnsi="Courier New" w:cs="Courier New"/>
+          <w:lang w:val="en-US"/>
+        </w:rPr>
+      </w:pPr>
+      <w:r>
+        <w:rPr>
+          <w:rFonts w:ascii="Courier New" w:hAnsi="Courier New" w:cs="Courier New"/>
+          <w:lang w:val="en-US"/>
+        </w:rPr>
+        <w:t xml:space="preserve">) -&gt; </w:t>
+      </w:r>
+      <w:proofErr w:type="gramStart"/>
+      <w:r>
+        <w:rPr>
+          <w:rFonts w:ascii="Courier New" w:hAnsi="Courier New" w:cs="Courier New"/>
+          <w:lang w:val="en-US"/>
+        </w:rPr>
+        <w:t>Tuple[</w:t>
+      </w:r>
+      <w:proofErr w:type="spellStart"/>
+      <w:proofErr w:type="gramEnd"/>
+      <w:r>
+        <w:rPr>
+          <w:rFonts w:ascii="Courier New" w:hAnsi="Courier New" w:cs="Courier New"/>
+          <w:lang w:val="en-US"/>
+        </w:rPr>
+        <w:t>Image.Image</w:t>
+      </w:r>
+      <w:proofErr w:type="spellEnd"/>
+      <w:r>
+        <w:rPr>
+          <w:rFonts w:ascii="Courier New" w:hAnsi="Courier New" w:cs="Courier New"/>
+          <w:lang w:val="en-US"/>
+        </w:rPr>
+        <w:t xml:space="preserve">, </w:t>
+      </w:r>
+      <w:proofErr w:type="gramStart"/>
+      <w:r>
+        <w:rPr>
+          <w:rFonts w:ascii="Courier New" w:hAnsi="Courier New" w:cs="Courier New"/>
+          <w:lang w:val="en-US"/>
+        </w:rPr>
+        <w:t>Tuple[</w:t>
+      </w:r>
+      <w:proofErr w:type="gramEnd"/>
+      <w:r>
+        <w:rPr>
+          <w:rFonts w:ascii="Courier New" w:hAnsi="Courier New" w:cs="Courier New"/>
+          <w:lang w:val="en-US"/>
+        </w:rPr>
+        <w:t>int, int, int, int]]:</w:t>
+      </w:r>
+    </w:p>
+    <w:p>
+      <w:pPr>
+        <w:rPr>
+          <w:rFonts w:ascii="Courier New" w:hAnsi="Courier New" w:cs="Courier New"/>
+          <w:lang w:val="en-US"/>
+        </w:rPr>
+      </w:pPr>
+      <w:r>
+        <w:rPr>
+          <w:rFonts w:ascii="Courier New" w:hAnsi="Courier New" w:cs="Courier New"/>
+          <w:lang w:val="en-US"/>
+        </w:rPr>
+        <w:t xml:space="preserve">    </w:t>
+      </w:r>
+      <w:proofErr w:type="spellStart"/>
+      <w:r>
+        <w:rPr>
+          <w:rFonts w:ascii="Courier New" w:hAnsi="Courier New" w:cs="Courier New"/>
+          <w:lang w:val="en-US"/>
+        </w:rPr>
+        <w:t>img_rgb</w:t>
+      </w:r>
+      <w:proofErr w:type="spellEnd"/>
+      <w:r>
+        <w:rPr>
+          <w:rFonts w:ascii="Courier New" w:hAnsi="Courier New" w:cs="Courier New"/>
+          <w:lang w:val="en-US"/>
+        </w:rPr>
+        <w:t xml:space="preserve"> = </w:t>
+      </w:r>
+      <w:proofErr w:type="spellStart"/>
+      <w:proofErr w:type="gramStart"/>
+      <w:r>
+        <w:rPr>
+          <w:rFonts w:ascii="Courier New" w:hAnsi="Courier New" w:cs="Courier New"/>
+          <w:lang w:val="en-US"/>
+        </w:rPr>
+        <w:t>image.convert</w:t>
+      </w:r>
+      <w:proofErr w:type="spellEnd"/>
+      <w:proofErr w:type="gramEnd"/>
+      <w:r>
+        <w:rPr>
+          <w:rFonts w:ascii="Courier New" w:hAnsi="Courier New" w:cs="Courier New"/>
+          <w:lang w:val="en-US"/>
+        </w:rPr>
+        <w:t>("RGB")</w:t>
+      </w:r>
+    </w:p>
+    <w:p>
+      <w:pPr>
+        <w:rPr>
+          <w:rFonts w:ascii="Courier New" w:hAnsi="Courier New" w:cs="Courier New"/>
+          <w:lang w:val="en-US"/>
+        </w:rPr>
+      </w:pPr>
+      <w:r>
+        <w:rPr>
+          <w:rFonts w:ascii="Courier New" w:hAnsi="Courier New" w:cs="Courier New"/>
+          <w:lang w:val="en-US"/>
+        </w:rPr>
+        <w:t xml:space="preserve">    w, h = </w:t>
+      </w:r>
+      <w:proofErr w:type="spellStart"/>
+      <w:r>
+        <w:rPr>
+          <w:rFonts w:ascii="Courier New" w:hAnsi="Courier New" w:cs="Courier New"/>
+          <w:lang w:val="en-US"/>
+        </w:rPr>
+        <w:t>img_</w:t>
+      </w:r>
+      <w:proofErr w:type="gramStart"/>
+      <w:r>
+        <w:rPr>
+          <w:rFonts w:ascii="Courier New" w:hAnsi="Courier New" w:cs="Courier New"/>
+          <w:lang w:val="en-US"/>
+        </w:rPr>
+        <w:t>rgb.size</w:t>
+      </w:r>
+      <w:proofErr w:type="spellEnd"/>
+      <w:proofErr w:type="gramEnd"/>
+    </w:p>
+    <w:p>
+      <w:pPr>
+        <w:rPr>
+          <w:rFonts w:ascii="Courier New" w:hAnsi="Courier New" w:cs="Courier New"/>
+          <w:lang w:val="en-US"/>
+        </w:rPr>
+      </w:pPr>
+    </w:p>
+    <w:p>
+      <w:pPr>
+        <w:rPr>
+          <w:rFonts w:ascii="Courier New" w:hAnsi="Courier New" w:cs="Courier New"/>
+          <w:lang w:val="en-US"/>
+        </w:rPr>
+      </w:pPr>
+      <w:r>
+        <w:rPr>
+          <w:rFonts w:ascii="Courier New" w:hAnsi="Courier New" w:cs="Courier New"/>
+          <w:lang w:val="en-US"/>
+        </w:rPr>
+        <w:t xml:space="preserve">    </w:t>
+      </w:r>
+      <w:proofErr w:type="spellStart"/>
+      <w:r>
+        <w:rPr>
+          <w:rFonts w:ascii="Courier New" w:hAnsi="Courier New" w:cs="Courier New"/>
+          <w:lang w:val="en-US"/>
+        </w:rPr>
+        <w:t>rw</w:t>
+      </w:r>
+      <w:proofErr w:type="spellEnd"/>
+      <w:r>
+        <w:rPr>
+          <w:rFonts w:ascii="Courier New" w:hAnsi="Courier New" w:cs="Courier New"/>
+          <w:lang w:val="en-US"/>
+        </w:rPr>
+        <w:t xml:space="preserve"> = </w:t>
+      </w:r>
+      <w:proofErr w:type="gramStart"/>
+      <w:r>
+        <w:rPr>
+          <w:rFonts w:ascii="Courier New" w:hAnsi="Courier New" w:cs="Courier New"/>
+          <w:lang w:val="en-US"/>
+        </w:rPr>
+        <w:t>max(</w:t>
+      </w:r>
+      <w:proofErr w:type="gramEnd"/>
+      <w:r>
+        <w:rPr>
+          <w:rFonts w:ascii="Courier New" w:hAnsi="Courier New" w:cs="Courier New"/>
+          <w:lang w:val="en-US"/>
+        </w:rPr>
+        <w:t xml:space="preserve">1, </w:t>
+      </w:r>
+      <w:proofErr w:type="gramStart"/>
+      <w:r>
+        <w:rPr>
+          <w:rFonts w:ascii="Courier New" w:hAnsi="Courier New" w:cs="Courier New"/>
+          <w:lang w:val="en-US"/>
+        </w:rPr>
+        <w:t>min(</w:t>
+      </w:r>
+      <w:proofErr w:type="gramEnd"/>
+      <w:r>
+        <w:rPr>
+          <w:rFonts w:ascii="Courier New" w:hAnsi="Courier New" w:cs="Courier New"/>
+          <w:lang w:val="en-US"/>
+        </w:rPr>
+        <w:t>w, int(</w:t>
+      </w:r>
+      <w:proofErr w:type="spellStart"/>
+      <w:r>
+        <w:rPr>
+          <w:rFonts w:ascii="Courier New" w:hAnsi="Courier New" w:cs="Courier New"/>
+          <w:lang w:val="en-US"/>
+        </w:rPr>
+        <w:t>rect_w</w:t>
+      </w:r>
+      <w:proofErr w:type="spellEnd"/>
+      <w:r>
+        <w:rPr>
+          <w:rFonts w:ascii="Courier New" w:hAnsi="Courier New" w:cs="Courier New"/>
+          <w:lang w:val="en-US"/>
+        </w:rPr>
+        <w:t>)))</w:t>
+      </w:r>
+    </w:p>
+    <w:p>
+      <w:pPr>
+        <w:rPr>
+          <w:rFonts w:ascii="Courier New" w:hAnsi="Courier New" w:cs="Courier New"/>
+          <w:lang w:val="en-US"/>
+        </w:rPr>
+      </w:pPr>
+      <w:r>
+        <w:rPr>
+          <w:rFonts w:ascii="Courier New" w:hAnsi="Courier New" w:cs="Courier New"/>
+          <w:lang w:val="en-US"/>
+        </w:rPr>
+        <w:t xml:space="preserve">    rh = </w:t>
+      </w:r>
+      <w:proofErr w:type="gramStart"/>
+      <w:r>
+        <w:rPr>
+          <w:rFonts w:ascii="Courier New" w:hAnsi="Courier New" w:cs="Courier New"/>
+          <w:lang w:val="en-US"/>
+        </w:rPr>
+        <w:t>max(</w:t>
+      </w:r>
+      <w:proofErr w:type="gramEnd"/>
+      <w:r>
+        <w:rPr>
+          <w:rFonts w:ascii="Courier New" w:hAnsi="Courier New" w:cs="Courier New"/>
+          <w:lang w:val="en-US"/>
+        </w:rPr>
+        <w:t xml:space="preserve">1, </w:t>
+      </w:r>
+      <w:proofErr w:type="gramStart"/>
+      <w:r>
+        <w:rPr>
+          <w:rFonts w:ascii="Courier New" w:hAnsi="Courier New" w:cs="Courier New"/>
+          <w:lang w:val="en-US"/>
+        </w:rPr>
+        <w:t>min(</w:t>
+      </w:r>
+      <w:proofErr w:type="gramEnd"/>
+      <w:r>
+        <w:rPr>
+          <w:rFonts w:ascii="Courier New" w:hAnsi="Courier New" w:cs="Courier New"/>
+          <w:lang w:val="en-US"/>
+        </w:rPr>
+        <w:t>h, int(</w:t>
+      </w:r>
+      <w:proofErr w:type="spellStart"/>
+      <w:r>
+        <w:rPr>
+          <w:rFonts w:ascii="Courier New" w:hAnsi="Courier New" w:cs="Courier New"/>
+          <w:lang w:val="en-US"/>
+        </w:rPr>
+        <w:t>rect_h</w:t>
+      </w:r>
+      <w:proofErr w:type="spellEnd"/>
+      <w:r>
+        <w:rPr>
+          <w:rFonts w:ascii="Courier New" w:hAnsi="Courier New" w:cs="Courier New"/>
+          <w:lang w:val="en-US"/>
+        </w:rPr>
+        <w:t>)))</w:t>
+      </w:r>
+    </w:p>
+    <w:p>
+      <w:pPr>
+        <w:rPr>
+          <w:rFonts w:ascii="Courier New" w:hAnsi="Courier New" w:cs="Courier New"/>
+          <w:lang w:val="en-US"/>
+        </w:rPr>
+      </w:pPr>
+    </w:p>
+    <w:p>
+      <w:pPr>
+        <w:rPr>
+          <w:rFonts w:ascii="Courier New" w:hAnsi="Courier New" w:cs="Courier New"/>
+          <w:lang w:val="en-US"/>
+        </w:rPr>
+      </w:pPr>
+      <w:r>
+        <w:rPr>
+          <w:rFonts w:ascii="Courier New" w:hAnsi="Courier New" w:cs="Courier New"/>
+          <w:lang w:val="en-US"/>
+        </w:rPr>
+        <w:t xml:space="preserve">    x1 = </w:t>
+      </w:r>
+      <w:proofErr w:type="gramStart"/>
+      <w:r>
+        <w:rPr>
+          <w:rFonts w:ascii="Courier New" w:hAnsi="Courier New" w:cs="Courier New"/>
+          <w:lang w:val="en-US"/>
+        </w:rPr>
+        <w:t>max(</w:t>
+      </w:r>
+      <w:proofErr w:type="gramEnd"/>
+      <w:r>
+        <w:rPr>
+          <w:rFonts w:ascii="Courier New" w:hAnsi="Courier New" w:cs="Courier New"/>
+          <w:lang w:val="en-US"/>
+        </w:rPr>
+        <w:t xml:space="preserve">0, (w - </w:t>
+      </w:r>
+      <w:proofErr w:type="spellStart"/>
+      <w:r>
+        <w:rPr>
+          <w:rFonts w:ascii="Courier New" w:hAnsi="Courier New" w:cs="Courier New"/>
+          <w:lang w:val="en-US"/>
+        </w:rPr>
+        <w:t>rw</w:t>
+      </w:r>
+      <w:proofErr w:type="spellEnd"/>
+      <w:r>
+        <w:rPr>
+          <w:rFonts w:ascii="Courier New" w:hAnsi="Courier New" w:cs="Courier New"/>
+          <w:lang w:val="en-US"/>
+        </w:rPr>
+        <w:t>) // 2)</w:t>
+      </w:r>
+    </w:p>
+    <w:p>
+      <w:pPr>
+        <w:rPr>
+          <w:rFonts w:ascii="Courier New" w:hAnsi="Courier New" w:cs="Courier New"/>
+          <w:lang w:val="en-US"/>
+        </w:rPr>
+      </w:pPr>
+      <w:r>
+        <w:rPr>
+          <w:rFonts w:ascii="Courier New" w:hAnsi="Courier New" w:cs="Courier New"/>
+          <w:lang w:val="en-US"/>
+        </w:rPr>
+        <w:t xml:space="preserve">    y1 = </w:t>
+      </w:r>
+      <w:proofErr w:type="gramStart"/>
+      <w:r>
+        <w:rPr>
+          <w:rFonts w:ascii="Courier New" w:hAnsi="Courier New" w:cs="Courier New"/>
+          <w:lang w:val="en-US"/>
+        </w:rPr>
+        <w:t>max(</w:t>
+      </w:r>
+      <w:proofErr w:type="gramEnd"/>
+      <w:r>
+        <w:rPr>
+          <w:rFonts w:ascii="Courier New" w:hAnsi="Courier New" w:cs="Courier New"/>
+          <w:lang w:val="en-US"/>
+        </w:rPr>
+        <w:t>0, (h - rh) // 2)</w:t>
+      </w:r>
+    </w:p>
+    <w:p>
+      <w:pPr>
+        <w:rPr>
+          <w:rFonts w:ascii="Courier New" w:hAnsi="Courier New" w:cs="Courier New"/>
+          <w:lang w:val="en-US"/>
+        </w:rPr>
+      </w:pPr>
+      <w:r>
+        <w:rPr>
+          <w:rFonts w:ascii="Courier New" w:hAnsi="Courier New" w:cs="Courier New"/>
+          <w:lang w:val="en-US"/>
+        </w:rPr>
+        <w:t xml:space="preserve">    x2 = </w:t>
+      </w:r>
+      <w:proofErr w:type="gramStart"/>
+      <w:r>
+        <w:rPr>
+          <w:rFonts w:ascii="Courier New" w:hAnsi="Courier New" w:cs="Courier New"/>
+          <w:lang w:val="en-US"/>
+        </w:rPr>
+        <w:t>min(</w:t>
+      </w:r>
+      <w:proofErr w:type="gramEnd"/>
+      <w:r>
+        <w:rPr>
+          <w:rFonts w:ascii="Courier New" w:hAnsi="Courier New" w:cs="Courier New"/>
+          <w:lang w:val="en-US"/>
+        </w:rPr>
+        <w:t xml:space="preserve">w, x1 + </w:t>
+      </w:r>
+      <w:proofErr w:type="spellStart"/>
+      <w:r>
+        <w:rPr>
+          <w:rFonts w:ascii="Courier New" w:hAnsi="Courier New" w:cs="Courier New"/>
+          <w:lang w:val="en-US"/>
+        </w:rPr>
+        <w:t>rw</w:t>
+      </w:r>
+      <w:proofErr w:type="spellEnd"/>
+      <w:r>
+        <w:rPr>
+          <w:rFonts w:ascii="Courier New" w:hAnsi="Courier New" w:cs="Courier New"/>
+          <w:lang w:val="en-US"/>
+        </w:rPr>
+        <w:t>)</w:t>
+      </w:r>
+    </w:p>
+    <w:p>
+      <w:pPr>
+        <w:rPr>
+          <w:rFonts w:ascii="Courier New" w:hAnsi="Courier New" w:cs="Courier New"/>
+          <w:lang w:val="en-US"/>
+        </w:rPr>
+      </w:pPr>
+      <w:r>
+        <w:rPr>
+          <w:rFonts w:ascii="Courier New" w:hAnsi="Courier New" w:cs="Courier New"/>
+          <w:lang w:val="en-US"/>
+        </w:rPr>
+        <w:t xml:space="preserve">    y2 = </w:t>
+      </w:r>
+      <w:proofErr w:type="gramStart"/>
+      <w:r>
+        <w:rPr>
+          <w:rFonts w:ascii="Courier New" w:hAnsi="Courier New" w:cs="Courier New"/>
+          <w:lang w:val="en-US"/>
+        </w:rPr>
+        <w:t>min(</w:t>
+      </w:r>
+      <w:proofErr w:type="gramEnd"/>
+      <w:r>
+        <w:rPr>
+          <w:rFonts w:ascii="Courier New" w:hAnsi="Courier New" w:cs="Courier New"/>
+          <w:lang w:val="en-US"/>
+        </w:rPr>
+        <w:t>h, y1 + rh)</w:t>
+      </w:r>
+    </w:p>
+    <w:p>
+      <w:pPr>
+        <w:rPr>
+          <w:rFonts w:ascii="Courier New" w:hAnsi="Courier New" w:cs="Courier New"/>
+          <w:lang w:val="en-US"/>
+        </w:rPr>
+      </w:pPr>
+    </w:p>
+    <w:p>
+      <w:pPr>
+        <w:rPr>
+          <w:rFonts w:ascii="Courier New" w:hAnsi="Courier New" w:cs="Courier New"/>
+          <w:lang w:val="en-US"/>
+        </w:rPr>
+      </w:pPr>
+      <w:r>
+        <w:rPr>
+          <w:rFonts w:ascii="Courier New" w:hAnsi="Courier New" w:cs="Courier New"/>
+          <w:lang w:val="en-US"/>
+        </w:rPr>
+        <w:t xml:space="preserve">    blurred = </w:t>
+      </w:r>
+      <w:proofErr w:type="spellStart"/>
+      <w:r>
+        <w:rPr>
+          <w:rFonts w:ascii="Courier New" w:hAnsi="Courier New" w:cs="Courier New"/>
+          <w:lang w:val="en-US"/>
+        </w:rPr>
+        <w:t>apply_gaussian_</w:t>
+      </w:r>
+      <w:proofErr w:type="gramStart"/>
+      <w:r>
+        <w:rPr>
+          <w:rFonts w:ascii="Courier New" w:hAnsi="Courier New" w:cs="Courier New"/>
+          <w:lang w:val="en-US"/>
+        </w:rPr>
+        <w:t>blur</w:t>
+      </w:r>
+      <w:proofErr w:type="spellEnd"/>
+      <w:r>
+        <w:rPr>
+          <w:rFonts w:ascii="Courier New" w:hAnsi="Courier New" w:cs="Courier New"/>
+          <w:lang w:val="en-US"/>
+        </w:rPr>
+        <w:t>(</w:t>
+      </w:r>
+      <w:proofErr w:type="spellStart"/>
+      <w:proofErr w:type="gramEnd"/>
+      <w:r>
+        <w:rPr>
+          <w:rFonts w:ascii="Courier New" w:hAnsi="Courier New" w:cs="Courier New"/>
+          <w:lang w:val="en-US"/>
+        </w:rPr>
+        <w:t>img_rgb</w:t>
+      </w:r>
+      <w:proofErr w:type="spellEnd"/>
+      <w:r>
+        <w:rPr>
+          <w:rFonts w:ascii="Courier New" w:hAnsi="Courier New" w:cs="Courier New"/>
+          <w:lang w:val="en-US"/>
+        </w:rPr>
+        <w:t>, kernel=kernel, sigma=sigma)</w:t>
+      </w:r>
+    </w:p>
+    <w:p>
+      <w:pPr>
+        <w:rPr>
+          <w:rFonts w:ascii="Courier New" w:hAnsi="Courier New" w:cs="Courier New"/>
+          <w:lang w:val="en-US"/>
+        </w:rPr>
+      </w:pPr>
+    </w:p>
+    <w:p>
+      <w:pPr>
+        <w:rPr>
+          <w:rFonts w:ascii="Courier New" w:hAnsi="Courier New" w:cs="Courier New"/>
+          <w:lang w:val="en-US"/>
+        </w:rPr>
+      </w:pPr>
+      <w:r>
+        <w:rPr>
+          <w:rFonts w:ascii="Courier New" w:hAnsi="Courier New" w:cs="Courier New"/>
+          <w:lang w:val="en-US"/>
+        </w:rPr>
+        <w:t xml:space="preserve">    </w:t>
+      </w:r>
+      <w:proofErr w:type="spellStart"/>
+      <w:r>
+        <w:rPr>
+          <w:rFonts w:ascii="Courier New" w:hAnsi="Courier New" w:cs="Courier New"/>
+          <w:lang w:val="en-US"/>
+        </w:rPr>
+        <w:t>orig_arr</w:t>
+      </w:r>
+      <w:proofErr w:type="spellEnd"/>
+      <w:r>
+        <w:rPr>
+          <w:rFonts w:ascii="Courier New" w:hAnsi="Courier New" w:cs="Courier New"/>
+          <w:lang w:val="en-US"/>
+        </w:rPr>
+        <w:t xml:space="preserve"> = </w:t>
+      </w:r>
+      <w:proofErr w:type="spellStart"/>
+      <w:proofErr w:type="gramStart"/>
+      <w:r>
+        <w:rPr>
+          <w:rFonts w:ascii="Courier New" w:hAnsi="Courier New" w:cs="Courier New"/>
+          <w:lang w:val="en-US"/>
+        </w:rPr>
+        <w:t>np.array</w:t>
+      </w:r>
+      <w:proofErr w:type="spellEnd"/>
+      <w:proofErr w:type="gramEnd"/>
+      <w:r>
+        <w:rPr>
+          <w:rFonts w:ascii="Courier New" w:hAnsi="Courier New" w:cs="Courier New"/>
+          <w:lang w:val="en-US"/>
+        </w:rPr>
+        <w:t>(</w:t>
+      </w:r>
+      <w:proofErr w:type="spellStart"/>
+      <w:r>
+        <w:rPr>
+          <w:rFonts w:ascii="Courier New" w:hAnsi="Courier New" w:cs="Courier New"/>
+          <w:lang w:val="en-US"/>
+        </w:rPr>
+        <w:t>img_rgb</w:t>
+      </w:r>
+      <w:proofErr w:type="spellEnd"/>
+      <w:r>
+        <w:rPr>
+          <w:rFonts w:ascii="Courier New" w:hAnsi="Courier New" w:cs="Courier New"/>
+          <w:lang w:val="en-US"/>
+        </w:rPr>
+        <w:t>)</w:t>
+      </w:r>
+    </w:p>
+    <w:p>
+      <w:pPr>
+        <w:rPr>
+          <w:rFonts w:ascii="Courier New" w:hAnsi="Courier New" w:cs="Courier New"/>
+          <w:lang w:val="en-US"/>
+        </w:rPr>
+      </w:pPr>
+      <w:r>
+        <w:rPr>
+          <w:rFonts w:ascii="Courier New" w:hAnsi="Courier New" w:cs="Courier New"/>
+          <w:lang w:val="en-US"/>
+        </w:rPr>
+        <w:t xml:space="preserve">    </w:t>
+      </w:r>
+      <w:proofErr w:type="spellStart"/>
+      <w:r>
+        <w:rPr>
+          <w:rFonts w:ascii="Courier New" w:hAnsi="Courier New" w:cs="Courier New"/>
+          <w:lang w:val="en-US"/>
+        </w:rPr>
+        <w:t>blur_arr</w:t>
+      </w:r>
+      <w:proofErr w:type="spellEnd"/>
+      <w:r>
+        <w:rPr>
+          <w:rFonts w:ascii="Courier New" w:hAnsi="Courier New" w:cs="Courier New"/>
+          <w:lang w:val="en-US"/>
+        </w:rPr>
+        <w:t xml:space="preserve"> = </w:t>
+      </w:r>
+      <w:proofErr w:type="spellStart"/>
+      <w:proofErr w:type="gramStart"/>
+      <w:r>
+        <w:rPr>
+          <w:rFonts w:ascii="Courier New" w:hAnsi="Courier New" w:cs="Courier New"/>
+          <w:lang w:val="en-US"/>
+        </w:rPr>
+        <w:t>np.array</w:t>
+      </w:r>
+      <w:proofErr w:type="spellEnd"/>
+      <w:proofErr w:type="gramEnd"/>
+      <w:r>
+        <w:rPr>
+          <w:rFonts w:ascii="Courier New" w:hAnsi="Courier New" w:cs="Courier New"/>
+          <w:lang w:val="en-US"/>
+        </w:rPr>
+        <w:t>(blurred)</w:t>
+      </w:r>
+    </w:p>
+    <w:p>
+      <w:pPr>
+        <w:rPr>
+          <w:rFonts w:ascii="Courier New" w:hAnsi="Courier New" w:cs="Courier New"/>
+          <w:lang w:val="en-US"/>
+        </w:rPr>
+      </w:pPr>
+    </w:p>
+    <w:p>
+      <w:pPr>
+        <w:rPr>
+          <w:rFonts w:ascii="Courier New" w:hAnsi="Courier New" w:cs="Courier New"/>
+          <w:lang w:val="en-US"/>
+        </w:rPr>
+      </w:pPr>
+      <w:r>
+        <w:rPr>
+          <w:rFonts w:ascii="Courier New" w:hAnsi="Courier New" w:cs="Courier New"/>
+          <w:lang w:val="en-US"/>
+        </w:rPr>
+        <w:t xml:space="preserve">    </w:t>
+      </w:r>
+      <w:proofErr w:type="spellStart"/>
+      <w:r>
+        <w:rPr>
+          <w:rFonts w:ascii="Courier New" w:hAnsi="Courier New" w:cs="Courier New"/>
+          <w:lang w:val="en-US"/>
+        </w:rPr>
+        <w:t>result_arr</w:t>
+      </w:r>
+      <w:proofErr w:type="spellEnd"/>
+      <w:r>
+        <w:rPr>
+          <w:rFonts w:ascii="Courier New" w:hAnsi="Courier New" w:cs="Courier New"/>
+          <w:lang w:val="en-US"/>
+        </w:rPr>
+        <w:t xml:space="preserve"> = </w:t>
+      </w:r>
+      <w:proofErr w:type="spellStart"/>
+      <w:r>
+        <w:rPr>
+          <w:rFonts w:ascii="Courier New" w:hAnsi="Courier New" w:cs="Courier New"/>
+          <w:lang w:val="en-US"/>
+        </w:rPr>
+        <w:t>blur_</w:t>
+      </w:r>
+      <w:proofErr w:type="gramStart"/>
+      <w:r>
+        <w:rPr>
+          <w:rFonts w:ascii="Courier New" w:hAnsi="Courier New" w:cs="Courier New"/>
+          <w:lang w:val="en-US"/>
+        </w:rPr>
+        <w:t>arr.copy</w:t>
+      </w:r>
+      <w:proofErr w:type="spellEnd"/>
+      <w:proofErr w:type="gramEnd"/>
+      <w:r>
+        <w:rPr>
+          <w:rFonts w:ascii="Courier New" w:hAnsi="Courier New" w:cs="Courier New"/>
+          <w:lang w:val="en-US"/>
+        </w:rPr>
+        <w:t>()</w:t>
+      </w:r>
+    </w:p>
+    <w:p>
+      <w:pPr>
+        <w:rPr>
+          <w:rFonts w:ascii="Courier New" w:hAnsi="Courier New" w:cs="Courier New"/>
+          <w:lang w:val="en-US"/>
+        </w:rPr>
+      </w:pPr>
+      <w:r>
+        <w:rPr>
+          <w:rFonts w:ascii="Courier New" w:hAnsi="Courier New" w:cs="Courier New"/>
+          <w:lang w:val="en-US"/>
+        </w:rPr>
+        <w:t xml:space="preserve">    </w:t>
+      </w:r>
+      <w:proofErr w:type="spellStart"/>
+      <w:r>
+        <w:rPr>
+          <w:rFonts w:ascii="Courier New" w:hAnsi="Courier New" w:cs="Courier New"/>
+          <w:lang w:val="en-US"/>
+        </w:rPr>
+        <w:t>result_</w:t>
+      </w:r>
+      <w:proofErr w:type="gramStart"/>
+      <w:r>
+        <w:rPr>
+          <w:rFonts w:ascii="Courier New" w:hAnsi="Courier New" w:cs="Courier New"/>
+          <w:lang w:val="en-US"/>
+        </w:rPr>
+        <w:t>arr</w:t>
+      </w:r>
+      <w:proofErr w:type="spellEnd"/>
+      <w:r>
+        <w:rPr>
+          <w:rFonts w:ascii="Courier New" w:hAnsi="Courier New" w:cs="Courier New"/>
+          <w:lang w:val="en-US"/>
+        </w:rPr>
+        <w:t>[</w:t>
+      </w:r>
+      <w:proofErr w:type="gramEnd"/>
+      <w:r>
+        <w:rPr>
+          <w:rFonts w:ascii="Courier New" w:hAnsi="Courier New" w:cs="Courier New"/>
+          <w:lang w:val="en-US"/>
+        </w:rPr>
+        <w:t>y</w:t>
+      </w:r>
+      <w:proofErr w:type="gramStart"/>
+      <w:r>
+        <w:rPr>
+          <w:rFonts w:ascii="Courier New" w:hAnsi="Courier New" w:cs="Courier New"/>
+          <w:lang w:val="en-US"/>
+        </w:rPr>
+        <w:t>1:y</w:t>
+      </w:r>
+      <w:proofErr w:type="gramEnd"/>
+      <w:r>
+        <w:rPr>
+          <w:rFonts w:ascii="Courier New" w:hAnsi="Courier New" w:cs="Courier New"/>
+          <w:lang w:val="en-US"/>
+        </w:rPr>
+        <w:t xml:space="preserve">2, x1:x2] = </w:t>
+      </w:r>
+      <w:proofErr w:type="spellStart"/>
+      <w:r>
+        <w:rPr>
+          <w:rFonts w:ascii="Courier New" w:hAnsi="Courier New" w:cs="Courier New"/>
+          <w:lang w:val="en-US"/>
+        </w:rPr>
+        <w:t>orig_</w:t>
+      </w:r>
+      <w:proofErr w:type="gramStart"/>
+      <w:r>
+        <w:rPr>
+          <w:rFonts w:ascii="Courier New" w:hAnsi="Courier New" w:cs="Courier New"/>
+          <w:lang w:val="en-US"/>
+        </w:rPr>
+        <w:t>arr</w:t>
+      </w:r>
+      <w:proofErr w:type="spellEnd"/>
+      <w:r>
+        <w:rPr>
+          <w:rFonts w:ascii="Courier New" w:hAnsi="Courier New" w:cs="Courier New"/>
+          <w:lang w:val="en-US"/>
+        </w:rPr>
+        <w:t>[</w:t>
+      </w:r>
+      <w:proofErr w:type="gramEnd"/>
+      <w:r>
+        <w:rPr>
+          <w:rFonts w:ascii="Courier New" w:hAnsi="Courier New" w:cs="Courier New"/>
+          <w:lang w:val="en-US"/>
+        </w:rPr>
+        <w:t>y</w:t>
+      </w:r>
+      <w:proofErr w:type="gramStart"/>
+      <w:r>
+        <w:rPr>
+          <w:rFonts w:ascii="Courier New" w:hAnsi="Courier New" w:cs="Courier New"/>
+          <w:lang w:val="en-US"/>
+        </w:rPr>
+        <w:t>1:y</w:t>
+      </w:r>
+      <w:proofErr w:type="gramEnd"/>
+      <w:r>
+        <w:rPr>
+          <w:rFonts w:ascii="Courier New" w:hAnsi="Courier New" w:cs="Courier New"/>
+          <w:lang w:val="en-US"/>
+        </w:rPr>
+        <w:t>2, x1:x2]</w:t>
+      </w:r>
+    </w:p>
+    <w:p>
+      <w:pPr>
+        <w:rPr>
+          <w:rFonts w:ascii="Courier New" w:hAnsi="Courier New" w:cs="Courier New"/>
+          <w:lang w:val="en-US"/>
+        </w:rPr>
+      </w:pPr>
+    </w:p>
+    <w:p>
+      <w:pPr>
+        <w:rPr>
+          <w:rFonts w:ascii="Courier New" w:hAnsi="Courier New" w:cs="Courier New"/>
+          <w:lang w:val="en-US"/>
+        </w:rPr>
+      </w:pPr>
+      <w:r>
+        <w:rPr>
+          <w:rFonts w:ascii="Courier New" w:hAnsi="Courier New" w:cs="Courier New"/>
+          <w:lang w:val="en-US"/>
+        </w:rPr>
+        <w:t xml:space="preserve">    return </w:t>
+      </w:r>
+      <w:proofErr w:type="spellStart"/>
+      <w:r>
+        <w:rPr>
+          <w:rFonts w:ascii="Courier New" w:hAnsi="Courier New" w:cs="Courier New"/>
+          <w:lang w:val="en-US"/>
+        </w:rPr>
+        <w:t>Image.fromarray</w:t>
+      </w:r>
+      <w:proofErr w:type="spellEnd"/>
+      <w:r>
+        <w:rPr>
+          <w:rFonts w:ascii="Courier New" w:hAnsi="Courier New" w:cs="Courier New"/>
+          <w:lang w:val="en-US"/>
+        </w:rPr>
+        <w:t>(</w:t>
+      </w:r>
+      <w:proofErr w:type="spellStart"/>
+      <w:r>
+        <w:rPr>
+          <w:rFonts w:ascii="Courier New" w:hAnsi="Courier New" w:cs="Courier New"/>
+          <w:lang w:val="en-US"/>
+        </w:rPr>
+        <w:t>result_arr</w:t>
+      </w:r>
+      <w:proofErr w:type="spellEnd"/>
+      <w:r>
+        <w:rPr>
+          <w:rFonts w:ascii="Courier New" w:hAnsi="Courier New" w:cs="Courier New"/>
+          <w:lang w:val="en-US"/>
+        </w:rPr>
+        <w:t>, mode="RGB"), (x1, y1, x2, y2)</w:t>
+      </w:r>
+    </w:p>
+    <w:p>
+      <w:pPr>
+        <w:rPr>
+          <w:rFonts w:ascii="Courier New" w:hAnsi="Courier New" w:cs="Courier New"/>
+          <w:lang w:val="en-US"/>
+        </w:rPr>
+      </w:pPr>
+    </w:p>
+    <w:p>
+      <w:pPr>
+        <w:rPr>
+          <w:rFonts w:ascii="Courier New" w:hAnsi="Courier New" w:cs="Courier New"/>
+          <w:lang w:val="en-US"/>
+        </w:rPr>
+      </w:pPr>
+    </w:p>
+    <w:p>
+      <w:pPr>
+        <w:rPr>
+          <w:rFonts w:ascii="Courier New" w:hAnsi="Courier New" w:cs="Courier New"/>
+          <w:lang w:val="en-US"/>
+        </w:rPr>
+      </w:pPr>
+      <w:r>
+        <w:rPr>
+          <w:rFonts w:ascii="Courier New" w:hAnsi="Courier New" w:cs="Courier New"/>
+          <w:lang w:val="en-US"/>
+        </w:rPr>
+        <w:t>def apply_variant12_</w:t>
+      </w:r>
+      <w:proofErr w:type="gramStart"/>
+      <w:r>
+        <w:rPr>
+          <w:rFonts w:ascii="Courier New" w:hAnsi="Courier New" w:cs="Courier New"/>
+          <w:lang w:val="en-US"/>
+        </w:rPr>
+        <w:t>hpf(</w:t>
+      </w:r>
+      <w:proofErr w:type="gramEnd"/>
+    </w:p>
+    <w:p>
+      <w:pPr>
+        <w:rPr>
+          <w:rFonts w:ascii="Courier New" w:hAnsi="Courier New" w:cs="Courier New"/>
+          <w:lang w:val="en-US"/>
+        </w:rPr>
+      </w:pPr>
+      <w:r>
+        <w:rPr>
+          <w:rFonts w:ascii="Courier New" w:hAnsi="Courier New" w:cs="Courier New"/>
+          <w:lang w:val="en-US"/>
+        </w:rPr>
+        <w:t xml:space="preserve">    image: </w:t>
+      </w:r>
+      <w:proofErr w:type="spellStart"/>
+      <w:r>
+        <w:rPr>
+          <w:rFonts w:ascii="Courier New" w:hAnsi="Courier New" w:cs="Courier New"/>
+          <w:lang w:val="en-US"/>
+        </w:rPr>
+        <w:t>Image.Image</w:t>
+      </w:r>
+      <w:proofErr w:type="spellEnd"/>
+      <w:r>
+        <w:rPr>
+          <w:rFonts w:ascii="Courier New" w:hAnsi="Courier New" w:cs="Courier New"/>
+          <w:lang w:val="en-US"/>
+        </w:rPr>
+        <w:t>,</w:t>
+      </w:r>
+    </w:p>
+    <w:p>
+      <w:pPr>
+        <w:rPr>
+          <w:rFonts w:ascii="Courier New" w:hAnsi="Courier New" w:cs="Courier New"/>
+          <w:lang w:val="en-US"/>
+        </w:rPr>
+      </w:pPr>
+      <w:r>
+        <w:rPr>
+          <w:rFonts w:ascii="Courier New" w:hAnsi="Courier New" w:cs="Courier New"/>
+          <w:lang w:val="en-US"/>
+        </w:rPr>
+        <w:t xml:space="preserve">    kernel: Optional[</w:t>
+      </w:r>
+      <w:proofErr w:type="spellStart"/>
+      <w:proofErr w:type="gramStart"/>
+      <w:r>
+        <w:rPr>
+          <w:rFonts w:ascii="Courier New" w:hAnsi="Courier New" w:cs="Courier New"/>
+          <w:lang w:val="en-US"/>
+        </w:rPr>
+        <w:t>np.ndarray</w:t>
+      </w:r>
+      <w:proofErr w:type="spellEnd"/>
+      <w:proofErr w:type="gramEnd"/>
+      <w:r>
+        <w:rPr>
+          <w:rFonts w:ascii="Courier New" w:hAnsi="Courier New" w:cs="Courier New"/>
+          <w:lang w:val="en-US"/>
+        </w:rPr>
+        <w:t>] = None,</w:t>
+      </w:r>
+    </w:p>
+    <w:p>
+      <w:pPr>
+        <w:rPr>
+          <w:rFonts w:ascii="Courier New" w:hAnsi="Courier New" w:cs="Courier New"/>
+          <w:lang w:val="en-US"/>
+        </w:rPr>
+      </w:pPr>
+      <w:r>
+        <w:rPr>
+          <w:rFonts w:ascii="Courier New" w:hAnsi="Courier New" w:cs="Courier New"/>
+          <w:lang w:val="en-US"/>
+        </w:rPr>
+        <w:t xml:space="preserve">    </w:t>
+      </w:r>
+      <w:proofErr w:type="spellStart"/>
+      <w:r>
+        <w:rPr>
+          <w:rFonts w:ascii="Courier New" w:hAnsi="Courier New" w:cs="Courier New"/>
+          <w:lang w:val="en-US"/>
+        </w:rPr>
+        <w:t>return_channels</w:t>
+      </w:r>
+      <w:proofErr w:type="spellEnd"/>
+      <w:r>
+        <w:rPr>
+          <w:rFonts w:ascii="Courier New" w:hAnsi="Courier New" w:cs="Courier New"/>
+          <w:lang w:val="en-US"/>
+        </w:rPr>
+        <w:t>: bool = False</w:t>
+      </w:r>
+    </w:p>
+    <w:p>
+      <w:pPr>
+        <w:rPr>
+          <w:rFonts w:ascii="Courier New" w:hAnsi="Courier New" w:cs="Courier New"/>
+          <w:lang w:val="en-US"/>
+        </w:rPr>
+      </w:pPr>
+      <w:r>
+        <w:rPr>
+          <w:rFonts w:ascii="Courier New" w:hAnsi="Courier New" w:cs="Courier New"/>
+          <w:lang w:val="en-US"/>
+        </w:rPr>
+        <w:t>):</w:t>
+      </w:r>
+    </w:p>
+    <w:p>
+      <w:pPr>
+        <w:rPr>
+          <w:rFonts w:ascii="Courier New" w:hAnsi="Courier New" w:cs="Courier New"/>
+          <w:lang w:val="en-US"/>
+        </w:rPr>
+      </w:pPr>
+      <w:r>
+        <w:rPr>
+          <w:rFonts w:ascii="Courier New" w:hAnsi="Courier New" w:cs="Courier New"/>
+          <w:lang w:val="en-US"/>
+        </w:rPr>
+        <w:t xml:space="preserve">    if kernel is None:</w:t>
+      </w:r>
+    </w:p>
+    <w:p>
+      <w:pPr>
+        <w:rPr>
+          <w:rFonts w:ascii="Courier New" w:hAnsi="Courier New" w:cs="Courier New"/>
+          <w:lang w:val="en-US"/>
+        </w:rPr>
+      </w:pPr>
+      <w:r>
+        <w:rPr>
+          <w:rFonts w:ascii="Courier New" w:hAnsi="Courier New" w:cs="Courier New"/>
+          <w:lang w:val="en-US"/>
+        </w:rPr>
+        <w:t xml:space="preserve">        k = LOG_5X5</w:t>
+      </w:r>
+    </w:p>
+    <w:p>
+      <w:pPr>
+        <w:rPr>
+          <w:rFonts w:ascii="Courier New" w:hAnsi="Courier New" w:cs="Courier New"/>
+          <w:lang w:val="en-US"/>
+        </w:rPr>
+      </w:pPr>
+      <w:r>
+        <w:rPr>
+          <w:rFonts w:ascii="Courier New" w:hAnsi="Courier New" w:cs="Courier New"/>
+          <w:lang w:val="en-US"/>
+        </w:rPr>
+        <w:t xml:space="preserve">    else:</w:t>
+      </w:r>
+    </w:p>
+    <w:p>
+      <w:pPr>
+        <w:rPr>
+          <w:rFonts w:ascii="Courier New" w:hAnsi="Courier New" w:cs="Courier New"/>
+          <w:lang w:val="en-US"/>
+        </w:rPr>
+      </w:pPr>
+      <w:r>
+        <w:rPr>
+          <w:rFonts w:ascii="Courier New" w:hAnsi="Courier New" w:cs="Courier New"/>
+          <w:lang w:val="en-US"/>
+        </w:rPr>
+        <w:t xml:space="preserve">        k = kernel</w:t>
+      </w:r>
+    </w:p>
+    <w:p>
+      <w:pPr>
+        <w:rPr>
+          <w:rFonts w:ascii="Courier New" w:hAnsi="Courier New" w:cs="Courier New"/>
+          <w:lang w:val="en-US"/>
+        </w:rPr>
+      </w:pPr>
+    </w:p>
+    <w:p>
+      <w:pPr>
+        <w:rPr>
+          <w:rFonts w:ascii="Courier New" w:hAnsi="Courier New" w:cs="Courier New"/>
+          <w:lang w:val="en-US"/>
+        </w:rPr>
+      </w:pPr>
+      <w:r>
+        <w:rPr>
+          <w:rFonts w:ascii="Courier New" w:hAnsi="Courier New" w:cs="Courier New"/>
+          <w:lang w:val="en-US"/>
+        </w:rPr>
+        <w:t xml:space="preserve">    </w:t>
+      </w:r>
+      <w:proofErr w:type="spellStart"/>
+      <w:r>
+        <w:rPr>
+          <w:rFonts w:ascii="Courier New" w:hAnsi="Courier New" w:cs="Courier New"/>
+          <w:lang w:val="en-US"/>
+        </w:rPr>
+        <w:t>img_rgb</w:t>
+      </w:r>
+      <w:proofErr w:type="spellEnd"/>
+      <w:r>
+        <w:rPr>
+          <w:rFonts w:ascii="Courier New" w:hAnsi="Courier New" w:cs="Courier New"/>
+          <w:lang w:val="en-US"/>
+        </w:rPr>
+        <w:t xml:space="preserve"> = </w:t>
+      </w:r>
+      <w:proofErr w:type="spellStart"/>
+      <w:proofErr w:type="gramStart"/>
+      <w:r>
+        <w:rPr>
+          <w:rFonts w:ascii="Courier New" w:hAnsi="Courier New" w:cs="Courier New"/>
+          <w:lang w:val="en-US"/>
+        </w:rPr>
+        <w:t>image.convert</w:t>
+      </w:r>
+      <w:proofErr w:type="spellEnd"/>
+      <w:proofErr w:type="gramEnd"/>
+      <w:r>
+        <w:rPr>
+          <w:rFonts w:ascii="Courier New" w:hAnsi="Courier New" w:cs="Courier New"/>
+          <w:lang w:val="en-US"/>
+        </w:rPr>
+        <w:t>("RGB")</w:t>
+      </w:r>
+    </w:p>
+    <w:p>
+      <w:pPr>
+        <w:rPr>
+          <w:rFonts w:ascii="Courier New" w:hAnsi="Courier New" w:cs="Courier New"/>
+          <w:lang w:val="en-US"/>
+        </w:rPr>
+      </w:pPr>
+      <w:r>
+        <w:rPr>
+          <w:rFonts w:ascii="Courier New" w:hAnsi="Courier New" w:cs="Courier New"/>
+          <w:lang w:val="en-US"/>
+        </w:rPr>
+        <w:t xml:space="preserve">    w, h = </w:t>
+      </w:r>
+      <w:proofErr w:type="spellStart"/>
+      <w:r>
+        <w:rPr>
+          <w:rFonts w:ascii="Courier New" w:hAnsi="Courier New" w:cs="Courier New"/>
+          <w:lang w:val="en-US"/>
+        </w:rPr>
+        <w:t>img_</w:t>
+      </w:r>
+      <w:proofErr w:type="gramStart"/>
+      <w:r>
+        <w:rPr>
+          <w:rFonts w:ascii="Courier New" w:hAnsi="Courier New" w:cs="Courier New"/>
+          <w:lang w:val="en-US"/>
+        </w:rPr>
+        <w:t>rgb.size</w:t>
+      </w:r>
+      <w:proofErr w:type="spellEnd"/>
+      <w:proofErr w:type="gramEnd"/>
+    </w:p>
+    <w:p>
+      <w:pPr>
+        <w:rPr>
+          <w:rFonts w:ascii="Courier New" w:hAnsi="Courier New" w:cs="Courier New"/>
+          <w:lang w:val="en-US"/>
+        </w:rPr>
+      </w:pPr>
+      <w:r>
+        <w:rPr>
+          <w:rFonts w:ascii="Courier New" w:hAnsi="Courier New" w:cs="Courier New"/>
+          <w:lang w:val="en-US"/>
+        </w:rPr>
+        <w:lastRenderedPageBreak/>
+        <w:t xml:space="preserve">    </w:t>
+      </w:r>
+      <w:proofErr w:type="spellStart"/>
+      <w:r>
+        <w:rPr>
+          <w:rFonts w:ascii="Courier New" w:hAnsi="Courier New" w:cs="Courier New"/>
+          <w:lang w:val="en-US"/>
+        </w:rPr>
+        <w:t>mid_x</w:t>
+      </w:r>
+      <w:proofErr w:type="spellEnd"/>
+      <w:r>
+        <w:rPr>
+          <w:rFonts w:ascii="Courier New" w:hAnsi="Courier New" w:cs="Courier New"/>
+          <w:lang w:val="en-US"/>
+        </w:rPr>
+        <w:t xml:space="preserve"> = w // 2</w:t>
+      </w:r>
+    </w:p>
+    <w:p>
+      <w:pPr>
+        <w:rPr>
+          <w:rFonts w:ascii="Courier New" w:hAnsi="Courier New" w:cs="Courier New"/>
+          <w:lang w:val="en-US"/>
+        </w:rPr>
+      </w:pPr>
+    </w:p>
+    <w:p>
+      <w:pPr>
+        <w:rPr>
+          <w:rFonts w:ascii="Courier New" w:hAnsi="Courier New" w:cs="Courier New"/>
+          <w:lang w:val="en-US"/>
+        </w:rPr>
+      </w:pPr>
+      <w:r>
+        <w:rPr>
+          <w:rFonts w:ascii="Courier New" w:hAnsi="Courier New" w:cs="Courier New"/>
+          <w:lang w:val="en-US"/>
+        </w:rPr>
+        <w:t xml:space="preserve">    </w:t>
+      </w:r>
+      <w:proofErr w:type="spellStart"/>
+      <w:r>
+        <w:rPr>
+          <w:rFonts w:ascii="Courier New" w:hAnsi="Courier New" w:cs="Courier New"/>
+          <w:lang w:val="en-US"/>
+        </w:rPr>
+        <w:t>hsv_img</w:t>
+      </w:r>
+      <w:proofErr w:type="spellEnd"/>
+      <w:r>
+        <w:rPr>
+          <w:rFonts w:ascii="Courier New" w:hAnsi="Courier New" w:cs="Courier New"/>
+          <w:lang w:val="en-US"/>
+        </w:rPr>
+        <w:t xml:space="preserve"> = </w:t>
+      </w:r>
+      <w:proofErr w:type="spellStart"/>
+      <w:r>
+        <w:rPr>
+          <w:rFonts w:ascii="Courier New" w:hAnsi="Courier New" w:cs="Courier New"/>
+          <w:lang w:val="en-US"/>
+        </w:rPr>
+        <w:t>img_</w:t>
+      </w:r>
+      <w:proofErr w:type="gramStart"/>
+      <w:r>
+        <w:rPr>
+          <w:rFonts w:ascii="Courier New" w:hAnsi="Courier New" w:cs="Courier New"/>
+          <w:lang w:val="en-US"/>
+        </w:rPr>
+        <w:t>rgb.convert</w:t>
+      </w:r>
+      <w:proofErr w:type="spellEnd"/>
+      <w:proofErr w:type="gramEnd"/>
+      <w:r>
+        <w:rPr>
+          <w:rFonts w:ascii="Courier New" w:hAnsi="Courier New" w:cs="Courier New"/>
+          <w:lang w:val="en-US"/>
+        </w:rPr>
+        <w:t>("HSV")</w:t>
+      </w:r>
+    </w:p>
+    <w:p>
+      <w:pPr>
+        <w:rPr>
+          <w:rFonts w:ascii="Courier New" w:hAnsi="Courier New" w:cs="Courier New"/>
+          <w:lang w:val="en-US"/>
+        </w:rPr>
+      </w:pPr>
+      <w:r>
+        <w:rPr>
+          <w:rFonts w:ascii="Courier New" w:hAnsi="Courier New" w:cs="Courier New"/>
+          <w:lang w:val="en-US"/>
+        </w:rPr>
+        <w:t xml:space="preserve">    </w:t>
+      </w:r>
+      <w:proofErr w:type="spellStart"/>
+      <w:r>
+        <w:rPr>
+          <w:rFonts w:ascii="Courier New" w:hAnsi="Courier New" w:cs="Courier New"/>
+          <w:lang w:val="en-US"/>
+        </w:rPr>
+        <w:t>h_chan</w:t>
+      </w:r>
+      <w:proofErr w:type="spellEnd"/>
+      <w:r>
+        <w:rPr>
+          <w:rFonts w:ascii="Courier New" w:hAnsi="Courier New" w:cs="Courier New"/>
+          <w:lang w:val="en-US"/>
+        </w:rPr>
+        <w:t xml:space="preserve">, </w:t>
+      </w:r>
+      <w:proofErr w:type="spellStart"/>
+      <w:r>
+        <w:rPr>
+          <w:rFonts w:ascii="Courier New" w:hAnsi="Courier New" w:cs="Courier New"/>
+          <w:lang w:val="en-US"/>
+        </w:rPr>
+        <w:t>s_chan</w:t>
+      </w:r>
+      <w:proofErr w:type="spellEnd"/>
+      <w:r>
+        <w:rPr>
+          <w:rFonts w:ascii="Courier New" w:hAnsi="Courier New" w:cs="Courier New"/>
+          <w:lang w:val="en-US"/>
+        </w:rPr>
+        <w:t xml:space="preserve">, </w:t>
+      </w:r>
+      <w:proofErr w:type="spellStart"/>
+      <w:r>
+        <w:rPr>
+          <w:rFonts w:ascii="Courier New" w:hAnsi="Courier New" w:cs="Courier New"/>
+          <w:lang w:val="en-US"/>
+        </w:rPr>
+        <w:t>v_chan</w:t>
+      </w:r>
+      <w:proofErr w:type="spellEnd"/>
+      <w:r>
+        <w:rPr>
+          <w:rFonts w:ascii="Courier New" w:hAnsi="Courier New" w:cs="Courier New"/>
+          <w:lang w:val="en-US"/>
+        </w:rPr>
+        <w:t xml:space="preserve"> = </w:t>
+      </w:r>
+      <w:proofErr w:type="spellStart"/>
+      <w:r>
+        <w:rPr>
+          <w:rFonts w:ascii="Courier New" w:hAnsi="Courier New" w:cs="Courier New"/>
+          <w:lang w:val="en-US"/>
+        </w:rPr>
+        <w:t>hsv_</w:t>
+      </w:r>
+      <w:proofErr w:type="gramStart"/>
+      <w:r>
+        <w:rPr>
+          <w:rFonts w:ascii="Courier New" w:hAnsi="Courier New" w:cs="Courier New"/>
+          <w:lang w:val="en-US"/>
+        </w:rPr>
+        <w:t>img.split</w:t>
+      </w:r>
+      <w:proofErr w:type="spellEnd"/>
+      <w:proofErr w:type="gramEnd"/>
+      <w:r>
+        <w:rPr>
+          <w:rFonts w:ascii="Courier New" w:hAnsi="Courier New" w:cs="Courier New"/>
+          <w:lang w:val="en-US"/>
+        </w:rPr>
+        <w:t>()</w:t>
+      </w:r>
+    </w:p>
+    <w:p>
+      <w:pPr>
+        <w:rPr>
+          <w:rFonts w:ascii="Courier New" w:hAnsi="Courier New" w:cs="Courier New"/>
+          <w:lang w:val="en-US"/>
+        </w:rPr>
+      </w:pPr>
+    </w:p>
+    <w:p>
+      <w:pPr>
+        <w:rPr>
+          <w:rFonts w:ascii="Courier New" w:hAnsi="Courier New" w:cs="Courier New"/>
+          <w:lang w:val="en-US"/>
+        </w:rPr>
+      </w:pPr>
+      <w:r>
+        <w:rPr>
+          <w:rFonts w:ascii="Courier New" w:hAnsi="Courier New" w:cs="Courier New"/>
+          <w:lang w:val="en-US"/>
+        </w:rPr>
+        <w:t xml:space="preserve">    </w:t>
+      </w:r>
+      <w:proofErr w:type="spellStart"/>
+      <w:r>
+        <w:rPr>
+          <w:rFonts w:ascii="Courier New" w:hAnsi="Courier New" w:cs="Courier New"/>
+          <w:lang w:val="en-US"/>
+        </w:rPr>
+        <w:t>h_arr</w:t>
+      </w:r>
+      <w:proofErr w:type="spellEnd"/>
+      <w:r>
+        <w:rPr>
+          <w:rFonts w:ascii="Courier New" w:hAnsi="Courier New" w:cs="Courier New"/>
+          <w:lang w:val="en-US"/>
+        </w:rPr>
+        <w:t xml:space="preserve"> = </w:t>
+      </w:r>
+      <w:proofErr w:type="spellStart"/>
+      <w:proofErr w:type="gramStart"/>
+      <w:r>
+        <w:rPr>
+          <w:rFonts w:ascii="Courier New" w:hAnsi="Courier New" w:cs="Courier New"/>
+          <w:lang w:val="en-US"/>
+        </w:rPr>
+        <w:t>np.array</w:t>
+      </w:r>
+      <w:proofErr w:type="spellEnd"/>
+      <w:proofErr w:type="gramEnd"/>
+      <w:r>
+        <w:rPr>
+          <w:rFonts w:ascii="Courier New" w:hAnsi="Courier New" w:cs="Courier New"/>
+          <w:lang w:val="en-US"/>
+        </w:rPr>
+        <w:t>(</w:t>
+      </w:r>
+      <w:proofErr w:type="spellStart"/>
+      <w:r>
+        <w:rPr>
+          <w:rFonts w:ascii="Courier New" w:hAnsi="Courier New" w:cs="Courier New"/>
+          <w:lang w:val="en-US"/>
+        </w:rPr>
+        <w:t>h_chan</w:t>
+      </w:r>
+      <w:proofErr w:type="spellEnd"/>
+      <w:r>
+        <w:rPr>
+          <w:rFonts w:ascii="Courier New" w:hAnsi="Courier New" w:cs="Courier New"/>
+          <w:lang w:val="en-US"/>
+        </w:rPr>
+        <w:t xml:space="preserve">, </w:t>
+      </w:r>
+      <w:proofErr w:type="spellStart"/>
+      <w:r>
+        <w:rPr>
+          <w:rFonts w:ascii="Courier New" w:hAnsi="Courier New" w:cs="Courier New"/>
+          <w:lang w:val="en-US"/>
+        </w:rPr>
+        <w:t>dtype</w:t>
+      </w:r>
+      <w:proofErr w:type="spellEnd"/>
+      <w:r>
+        <w:rPr>
+          <w:rFonts w:ascii="Courier New" w:hAnsi="Courier New" w:cs="Courier New"/>
+          <w:lang w:val="en-US"/>
+        </w:rPr>
+        <w:t>=</w:t>
+      </w:r>
+      <w:proofErr w:type="gramStart"/>
+      <w:r>
+        <w:rPr>
+          <w:rFonts w:ascii="Courier New" w:hAnsi="Courier New" w:cs="Courier New"/>
+          <w:lang w:val="en-US"/>
+        </w:rPr>
+        <w:t>np.float</w:t>
+      </w:r>
+      <w:proofErr w:type="gramEnd"/>
+      <w:r>
+        <w:rPr>
+          <w:rFonts w:ascii="Courier New" w:hAnsi="Courier New" w:cs="Courier New"/>
+          <w:lang w:val="en-US"/>
+        </w:rPr>
+        <w:t>64)</w:t>
+      </w:r>
+    </w:p>
+    <w:p>
+      <w:pPr>
+        <w:rPr>
+          <w:rFonts w:ascii="Courier New" w:hAnsi="Courier New" w:cs="Courier New"/>
+          <w:lang w:val="en-US"/>
+        </w:rPr>
+      </w:pPr>
+      <w:r>
+        <w:rPr>
+          <w:rFonts w:ascii="Courier New" w:hAnsi="Courier New" w:cs="Courier New"/>
+          <w:lang w:val="en-US"/>
+        </w:rPr>
+        <w:t xml:space="preserve">    </w:t>
+      </w:r>
+      <w:proofErr w:type="spellStart"/>
+      <w:r>
+        <w:rPr>
+          <w:rFonts w:ascii="Courier New" w:hAnsi="Courier New" w:cs="Courier New"/>
+          <w:lang w:val="en-US"/>
+        </w:rPr>
+        <w:t>s_arr</w:t>
+      </w:r>
+      <w:proofErr w:type="spellEnd"/>
+      <w:r>
+        <w:rPr>
+          <w:rFonts w:ascii="Courier New" w:hAnsi="Courier New" w:cs="Courier New"/>
+          <w:lang w:val="en-US"/>
+        </w:rPr>
+        <w:t xml:space="preserve"> = </w:t>
+      </w:r>
+      <w:proofErr w:type="spellStart"/>
+      <w:proofErr w:type="gramStart"/>
+      <w:r>
+        <w:rPr>
+          <w:rFonts w:ascii="Courier New" w:hAnsi="Courier New" w:cs="Courier New"/>
+          <w:lang w:val="en-US"/>
+        </w:rPr>
+        <w:t>np.array</w:t>
+      </w:r>
+      <w:proofErr w:type="spellEnd"/>
+      <w:proofErr w:type="gramEnd"/>
+      <w:r>
+        <w:rPr>
+          <w:rFonts w:ascii="Courier New" w:hAnsi="Courier New" w:cs="Courier New"/>
+          <w:lang w:val="en-US"/>
+        </w:rPr>
+        <w:t>(</w:t>
+      </w:r>
+      <w:proofErr w:type="spellStart"/>
+      <w:r>
+        <w:rPr>
+          <w:rFonts w:ascii="Courier New" w:hAnsi="Courier New" w:cs="Courier New"/>
+          <w:lang w:val="en-US"/>
+        </w:rPr>
+        <w:t>s_chan</w:t>
+      </w:r>
+      <w:proofErr w:type="spellEnd"/>
+      <w:r>
+        <w:rPr>
+          <w:rFonts w:ascii="Courier New" w:hAnsi="Courier New" w:cs="Courier New"/>
+          <w:lang w:val="en-US"/>
+        </w:rPr>
+        <w:t xml:space="preserve">, </w:t>
+      </w:r>
+      <w:proofErr w:type="spellStart"/>
+      <w:r>
+        <w:rPr>
+          <w:rFonts w:ascii="Courier New" w:hAnsi="Courier New" w:cs="Courier New"/>
+          <w:lang w:val="en-US"/>
+        </w:rPr>
+        <w:t>dtype</w:t>
+      </w:r>
+      <w:proofErr w:type="spellEnd"/>
+      <w:r>
+        <w:rPr>
+          <w:rFonts w:ascii="Courier New" w:hAnsi="Courier New" w:cs="Courier New"/>
+          <w:lang w:val="en-US"/>
+        </w:rPr>
+        <w:t>=</w:t>
+      </w:r>
+      <w:proofErr w:type="gramStart"/>
+      <w:r>
+        <w:rPr>
+          <w:rFonts w:ascii="Courier New" w:hAnsi="Courier New" w:cs="Courier New"/>
+          <w:lang w:val="en-US"/>
+        </w:rPr>
+        <w:t>np.float</w:t>
+      </w:r>
+      <w:proofErr w:type="gramEnd"/>
+      <w:r>
+        <w:rPr>
+          <w:rFonts w:ascii="Courier New" w:hAnsi="Courier New" w:cs="Courier New"/>
+          <w:lang w:val="en-US"/>
+        </w:rPr>
+        <w:t>64)</w:t>
+      </w:r>
+    </w:p>
+    <w:p>
+      <w:pPr>
+        <w:rPr>
+          <w:rFonts w:ascii="Courier New" w:hAnsi="Courier New" w:cs="Courier New"/>
+          <w:lang w:val="en-US"/>
+        </w:rPr>
+      </w:pPr>
+      <w:r>
+        <w:rPr>
+          <w:rFonts w:ascii="Courier New" w:hAnsi="Courier New" w:cs="Courier New"/>
+          <w:lang w:val="en-US"/>
+        </w:rPr>
+        <w:t xml:space="preserve">    </w:t>
+      </w:r>
+      <w:proofErr w:type="spellStart"/>
+      <w:r>
+        <w:rPr>
+          <w:rFonts w:ascii="Courier New" w:hAnsi="Courier New" w:cs="Courier New"/>
+          <w:lang w:val="en-US"/>
+        </w:rPr>
+        <w:t>v_arr</w:t>
+      </w:r>
+      <w:proofErr w:type="spellEnd"/>
+      <w:r>
+        <w:rPr>
+          <w:rFonts w:ascii="Courier New" w:hAnsi="Courier New" w:cs="Courier New"/>
+          <w:lang w:val="en-US"/>
+        </w:rPr>
+        <w:t xml:space="preserve"> = </w:t>
+      </w:r>
+      <w:proofErr w:type="spellStart"/>
+      <w:proofErr w:type="gramStart"/>
+      <w:r>
+        <w:rPr>
+          <w:rFonts w:ascii="Courier New" w:hAnsi="Courier New" w:cs="Courier New"/>
+          <w:lang w:val="en-US"/>
+        </w:rPr>
+        <w:t>np.array</w:t>
+      </w:r>
+      <w:proofErr w:type="spellEnd"/>
+      <w:proofErr w:type="gramEnd"/>
+      <w:r>
+        <w:rPr>
+          <w:rFonts w:ascii="Courier New" w:hAnsi="Courier New" w:cs="Courier New"/>
+          <w:lang w:val="en-US"/>
+        </w:rPr>
+        <w:t>(</w:t>
+      </w:r>
+      <w:proofErr w:type="spellStart"/>
+      <w:r>
+        <w:rPr>
+          <w:rFonts w:ascii="Courier New" w:hAnsi="Courier New" w:cs="Courier New"/>
+          <w:lang w:val="en-US"/>
+        </w:rPr>
+        <w:t>v_chan</w:t>
+      </w:r>
+      <w:proofErr w:type="spellEnd"/>
+      <w:r>
+        <w:rPr>
+          <w:rFonts w:ascii="Courier New" w:hAnsi="Courier New" w:cs="Courier New"/>
+          <w:lang w:val="en-US"/>
+        </w:rPr>
+        <w:t xml:space="preserve">, </w:t>
+      </w:r>
+      <w:proofErr w:type="spellStart"/>
+      <w:r>
+        <w:rPr>
+          <w:rFonts w:ascii="Courier New" w:hAnsi="Courier New" w:cs="Courier New"/>
+          <w:lang w:val="en-US"/>
+        </w:rPr>
+        <w:t>dtype</w:t>
+      </w:r>
+      <w:proofErr w:type="spellEnd"/>
+      <w:r>
+        <w:rPr>
+          <w:rFonts w:ascii="Courier New" w:hAnsi="Courier New" w:cs="Courier New"/>
+          <w:lang w:val="en-US"/>
+        </w:rPr>
+        <w:t>=</w:t>
+      </w:r>
+      <w:proofErr w:type="gramStart"/>
+      <w:r>
+        <w:rPr>
+          <w:rFonts w:ascii="Courier New" w:hAnsi="Courier New" w:cs="Courier New"/>
+          <w:lang w:val="en-US"/>
+        </w:rPr>
+        <w:t>np.float</w:t>
+      </w:r>
+      <w:proofErr w:type="gramEnd"/>
+      <w:r>
+        <w:rPr>
+          <w:rFonts w:ascii="Courier New" w:hAnsi="Courier New" w:cs="Courier New"/>
+          <w:lang w:val="en-US"/>
+        </w:rPr>
+        <w:t>64)</w:t>
+      </w:r>
+    </w:p>
+    <w:p>
+      <w:pPr>
+        <w:rPr>
+          <w:rFonts w:ascii="Courier New" w:hAnsi="Courier New" w:cs="Courier New"/>
+          <w:lang w:val="en-US"/>
+        </w:rPr>
+      </w:pPr>
+    </w:p>
+    <w:p>
+      <w:pPr>
+        <w:rPr>
+          <w:rFonts w:ascii="Courier New" w:hAnsi="Courier New" w:cs="Courier New"/>
+          <w:lang w:val="en-US"/>
+        </w:rPr>
+      </w:pPr>
+      <w:r>
+        <w:rPr>
+          <w:rFonts w:ascii="Courier New" w:hAnsi="Courier New" w:cs="Courier New"/>
+          <w:lang w:val="en-US"/>
+        </w:rPr>
+        <w:t xml:space="preserve">    </w:t>
+      </w:r>
+      <w:proofErr w:type="spellStart"/>
+      <w:r>
+        <w:rPr>
+          <w:rFonts w:ascii="Courier New" w:hAnsi="Courier New" w:cs="Courier New"/>
+          <w:lang w:val="en-US"/>
+        </w:rPr>
+        <w:t>norm_log_h</w:t>
+      </w:r>
+      <w:proofErr w:type="spellEnd"/>
+      <w:r>
+        <w:rPr>
+          <w:rFonts w:ascii="Courier New" w:hAnsi="Courier New" w:cs="Courier New"/>
+          <w:lang w:val="en-US"/>
+        </w:rPr>
+        <w:t xml:space="preserve"> = </w:t>
+      </w:r>
+      <w:proofErr w:type="spellStart"/>
+      <w:r>
+        <w:rPr>
+          <w:rFonts w:ascii="Courier New" w:hAnsi="Courier New" w:cs="Courier New"/>
+          <w:lang w:val="en-US"/>
+        </w:rPr>
+        <w:t>normalize_to_byte_</w:t>
+      </w:r>
+      <w:proofErr w:type="gramStart"/>
+      <w:r>
+        <w:rPr>
+          <w:rFonts w:ascii="Courier New" w:hAnsi="Courier New" w:cs="Courier New"/>
+          <w:lang w:val="en-US"/>
+        </w:rPr>
+        <w:t>range</w:t>
+      </w:r>
+      <w:proofErr w:type="spellEnd"/>
+      <w:r>
+        <w:rPr>
+          <w:rFonts w:ascii="Courier New" w:hAnsi="Courier New" w:cs="Courier New"/>
+          <w:lang w:val="en-US"/>
+        </w:rPr>
+        <w:t>(</w:t>
+      </w:r>
+      <w:proofErr w:type="gramEnd"/>
+      <w:r>
+        <w:rPr>
+          <w:rFonts w:ascii="Courier New" w:hAnsi="Courier New" w:cs="Courier New"/>
+          <w:lang w:val="en-US"/>
+        </w:rPr>
+        <w:t>convolve2</w:t>
+      </w:r>
+      <w:proofErr w:type="gramStart"/>
+      <w:r>
+        <w:rPr>
+          <w:rFonts w:ascii="Courier New" w:hAnsi="Courier New" w:cs="Courier New"/>
+          <w:lang w:val="en-US"/>
+        </w:rPr>
+        <w:t>d(</w:t>
+      </w:r>
+      <w:proofErr w:type="spellStart"/>
+      <w:proofErr w:type="gramEnd"/>
+      <w:r>
+        <w:rPr>
+          <w:rFonts w:ascii="Courier New" w:hAnsi="Courier New" w:cs="Courier New"/>
+          <w:lang w:val="en-US"/>
+        </w:rPr>
+        <w:t>h_arr</w:t>
+      </w:r>
+      <w:proofErr w:type="spellEnd"/>
+      <w:r>
+        <w:rPr>
+          <w:rFonts w:ascii="Courier New" w:hAnsi="Courier New" w:cs="Courier New"/>
+          <w:lang w:val="en-US"/>
+        </w:rPr>
+        <w:t>, k, mode="reflect"))</w:t>
+      </w:r>
+    </w:p>
+    <w:p>
+      <w:pPr>
+        <w:rPr>
+          <w:rFonts w:ascii="Courier New" w:hAnsi="Courier New" w:cs="Courier New"/>
+          <w:lang w:val="en-US"/>
+        </w:rPr>
+      </w:pPr>
+      <w:r>
+        <w:rPr>
+          <w:rFonts w:ascii="Courier New" w:hAnsi="Courier New" w:cs="Courier New"/>
+          <w:lang w:val="en-US"/>
+        </w:rPr>
+        <w:t xml:space="preserve">    </w:t>
+      </w:r>
+      <w:proofErr w:type="spellStart"/>
+      <w:r>
+        <w:rPr>
+          <w:rFonts w:ascii="Courier New" w:hAnsi="Courier New" w:cs="Courier New"/>
+          <w:lang w:val="en-US"/>
+        </w:rPr>
+        <w:t>norm_log_s</w:t>
+      </w:r>
+      <w:proofErr w:type="spellEnd"/>
+      <w:r>
+        <w:rPr>
+          <w:rFonts w:ascii="Courier New" w:hAnsi="Courier New" w:cs="Courier New"/>
+          <w:lang w:val="en-US"/>
+        </w:rPr>
+        <w:t xml:space="preserve"> = </w:t>
+      </w:r>
+      <w:proofErr w:type="spellStart"/>
+      <w:r>
+        <w:rPr>
+          <w:rFonts w:ascii="Courier New" w:hAnsi="Courier New" w:cs="Courier New"/>
+          <w:lang w:val="en-US"/>
+        </w:rPr>
+        <w:t>normalize_to_byte_</w:t>
+      </w:r>
+      <w:proofErr w:type="gramStart"/>
+      <w:r>
+        <w:rPr>
+          <w:rFonts w:ascii="Courier New" w:hAnsi="Courier New" w:cs="Courier New"/>
+          <w:lang w:val="en-US"/>
+        </w:rPr>
+        <w:t>range</w:t>
+      </w:r>
+      <w:proofErr w:type="spellEnd"/>
+      <w:r>
+        <w:rPr>
+          <w:rFonts w:ascii="Courier New" w:hAnsi="Courier New" w:cs="Courier New"/>
+          <w:lang w:val="en-US"/>
+        </w:rPr>
+        <w:t>(</w:t>
+      </w:r>
+      <w:proofErr w:type="gramEnd"/>
+      <w:r>
+        <w:rPr>
+          <w:rFonts w:ascii="Courier New" w:hAnsi="Courier New" w:cs="Courier New"/>
+          <w:lang w:val="en-US"/>
+        </w:rPr>
+        <w:t>convolve2</w:t>
+      </w:r>
+      <w:proofErr w:type="gramStart"/>
+      <w:r>
+        <w:rPr>
+          <w:rFonts w:ascii="Courier New" w:hAnsi="Courier New" w:cs="Courier New"/>
+          <w:lang w:val="en-US"/>
+        </w:rPr>
+        <w:t>d(</w:t>
+      </w:r>
+      <w:proofErr w:type="spellStart"/>
+      <w:proofErr w:type="gramEnd"/>
+      <w:r>
+        <w:rPr>
+          <w:rFonts w:ascii="Courier New" w:hAnsi="Courier New" w:cs="Courier New"/>
+          <w:lang w:val="en-US"/>
+        </w:rPr>
+        <w:t>s_arr</w:t>
+      </w:r>
+      <w:proofErr w:type="spellEnd"/>
+      <w:r>
+        <w:rPr>
+          <w:rFonts w:ascii="Courier New" w:hAnsi="Courier New" w:cs="Courier New"/>
+          <w:lang w:val="en-US"/>
+        </w:rPr>
+        <w:t>, k, mode="reflect"))</w:t>
+      </w:r>
+    </w:p>
+    <w:p>
+      <w:pPr>
+        <w:rPr>
+          <w:rFonts w:ascii="Courier New" w:hAnsi="Courier New" w:cs="Courier New"/>
+          <w:lang w:val="en-US"/>
+        </w:rPr>
+      </w:pPr>
+      <w:r>
+        <w:rPr>
+          <w:rFonts w:ascii="Courier New" w:hAnsi="Courier New" w:cs="Courier New"/>
+          <w:lang w:val="en-US"/>
+        </w:rPr>
+        <w:t xml:space="preserve">    </w:t>
+      </w:r>
+      <w:proofErr w:type="spellStart"/>
+      <w:r>
+        <w:rPr>
+          <w:rFonts w:ascii="Courier New" w:hAnsi="Courier New" w:cs="Courier New"/>
+          <w:lang w:val="en-US"/>
+        </w:rPr>
+        <w:t>norm_log_v</w:t>
+      </w:r>
+      <w:proofErr w:type="spellEnd"/>
+      <w:r>
+        <w:rPr>
+          <w:rFonts w:ascii="Courier New" w:hAnsi="Courier New" w:cs="Courier New"/>
+          <w:lang w:val="en-US"/>
+        </w:rPr>
+        <w:t xml:space="preserve"> = </w:t>
+      </w:r>
+      <w:proofErr w:type="spellStart"/>
+      <w:r>
+        <w:rPr>
+          <w:rFonts w:ascii="Courier New" w:hAnsi="Courier New" w:cs="Courier New"/>
+          <w:lang w:val="en-US"/>
+        </w:rPr>
+        <w:t>normalize_to_byte_</w:t>
+      </w:r>
+      <w:proofErr w:type="gramStart"/>
+      <w:r>
+        <w:rPr>
+          <w:rFonts w:ascii="Courier New" w:hAnsi="Courier New" w:cs="Courier New"/>
+          <w:lang w:val="en-US"/>
+        </w:rPr>
+        <w:t>range</w:t>
+      </w:r>
+      <w:proofErr w:type="spellEnd"/>
+      <w:r>
+        <w:rPr>
+          <w:rFonts w:ascii="Courier New" w:hAnsi="Courier New" w:cs="Courier New"/>
+          <w:lang w:val="en-US"/>
+        </w:rPr>
+        <w:t>(</w:t>
+      </w:r>
+      <w:proofErr w:type="gramEnd"/>
+      <w:r>
+        <w:rPr>
+          <w:rFonts w:ascii="Courier New" w:hAnsi="Courier New" w:cs="Courier New"/>
+          <w:lang w:val="en-US"/>
+        </w:rPr>
+        <w:t>convolve2</w:t>
+      </w:r>
+      <w:proofErr w:type="gramStart"/>
+      <w:r>
+        <w:rPr>
+          <w:rFonts w:ascii="Courier New" w:hAnsi="Courier New" w:cs="Courier New"/>
+          <w:lang w:val="en-US"/>
+        </w:rPr>
+        <w:t>d(</w:t>
+      </w:r>
+      <w:proofErr w:type="spellStart"/>
+      <w:proofErr w:type="gramEnd"/>
+      <w:r>
+        <w:rPr>
+          <w:rFonts w:ascii="Courier New" w:hAnsi="Courier New" w:cs="Courier New"/>
+          <w:lang w:val="en-US"/>
+        </w:rPr>
+        <w:t>v_arr</w:t>
+      </w:r>
+      <w:proofErr w:type="spellEnd"/>
+      <w:r>
+        <w:rPr>
+          <w:rFonts w:ascii="Courier New" w:hAnsi="Courier New" w:cs="Courier New"/>
+          <w:lang w:val="en-US"/>
+        </w:rPr>
+        <w:t>, k, mode="reflect"))</w:t>
+      </w:r>
+    </w:p>
+    <w:p>
+      <w:pPr>
+        <w:rPr>
+          <w:rFonts w:ascii="Courier New" w:hAnsi="Courier New" w:cs="Courier New"/>
+          <w:lang w:val="en-US"/>
+        </w:rPr>
+      </w:pPr>
+    </w:p>
+    <w:p>
+      <w:pPr>
+        <w:rPr>
+          <w:rFonts w:ascii="Courier New" w:hAnsi="Courier New" w:cs="Courier New"/>
+          <w:lang w:val="en-US"/>
+        </w:rPr>
+      </w:pPr>
+      <w:r>
+        <w:rPr>
+          <w:rFonts w:ascii="Courier New" w:hAnsi="Courier New" w:cs="Courier New"/>
+          <w:lang w:val="en-US"/>
+        </w:rPr>
+        <w:t xml:space="preserve">    </w:t>
+      </w:r>
+      <w:proofErr w:type="spellStart"/>
+      <w:r>
+        <w:rPr>
+          <w:rFonts w:ascii="Courier New" w:hAnsi="Courier New" w:cs="Courier New"/>
+          <w:lang w:val="en-US"/>
+        </w:rPr>
+        <w:t>out_h</w:t>
+      </w:r>
+      <w:proofErr w:type="spellEnd"/>
+      <w:r>
+        <w:rPr>
+          <w:rFonts w:ascii="Courier New" w:hAnsi="Courier New" w:cs="Courier New"/>
+          <w:lang w:val="en-US"/>
+        </w:rPr>
+        <w:t xml:space="preserve"> = </w:t>
+      </w:r>
+      <w:proofErr w:type="spellStart"/>
+      <w:proofErr w:type="gramStart"/>
+      <w:r>
+        <w:rPr>
+          <w:rFonts w:ascii="Courier New" w:hAnsi="Courier New" w:cs="Courier New"/>
+          <w:lang w:val="en-US"/>
+        </w:rPr>
+        <w:t>np.array</w:t>
+      </w:r>
+      <w:proofErr w:type="spellEnd"/>
+      <w:proofErr w:type="gramEnd"/>
+      <w:r>
+        <w:rPr>
+          <w:rFonts w:ascii="Courier New" w:hAnsi="Courier New" w:cs="Courier New"/>
+          <w:lang w:val="en-US"/>
+        </w:rPr>
+        <w:t>(</w:t>
+      </w:r>
+      <w:proofErr w:type="spellStart"/>
+      <w:r>
+        <w:rPr>
+          <w:rFonts w:ascii="Courier New" w:hAnsi="Courier New" w:cs="Courier New"/>
+          <w:lang w:val="en-US"/>
+        </w:rPr>
+        <w:t>h_chan</w:t>
+      </w:r>
+      <w:proofErr w:type="spellEnd"/>
+      <w:r>
+        <w:rPr>
+          <w:rFonts w:ascii="Courier New" w:hAnsi="Courier New" w:cs="Courier New"/>
+          <w:lang w:val="en-US"/>
+        </w:rPr>
+        <w:t xml:space="preserve">, </w:t>
+      </w:r>
+      <w:proofErr w:type="spellStart"/>
+      <w:r>
+        <w:rPr>
+          <w:rFonts w:ascii="Courier New" w:hAnsi="Courier New" w:cs="Courier New"/>
+          <w:lang w:val="en-US"/>
+        </w:rPr>
+        <w:t>dtype</w:t>
+      </w:r>
+      <w:proofErr w:type="spellEnd"/>
+      <w:r>
+        <w:rPr>
+          <w:rFonts w:ascii="Courier New" w:hAnsi="Courier New" w:cs="Courier New"/>
+          <w:lang w:val="en-US"/>
+        </w:rPr>
+        <w:t>=</w:t>
+      </w:r>
+      <w:proofErr w:type="gramStart"/>
+      <w:r>
+        <w:rPr>
+          <w:rFonts w:ascii="Courier New" w:hAnsi="Courier New" w:cs="Courier New"/>
+          <w:lang w:val="en-US"/>
+        </w:rPr>
+        <w:t>np.uint</w:t>
+      </w:r>
+      <w:proofErr w:type="gramEnd"/>
+      <w:r>
+        <w:rPr>
+          <w:rFonts w:ascii="Courier New" w:hAnsi="Courier New" w:cs="Courier New"/>
+          <w:lang w:val="en-US"/>
+        </w:rPr>
+        <w:t>8)</w:t>
+      </w:r>
+    </w:p>
+    <w:p>
+      <w:pPr>
+        <w:rPr>
+          <w:rFonts w:ascii="Courier New" w:hAnsi="Courier New" w:cs="Courier New"/>
+          <w:lang w:val="en-US"/>
+        </w:rPr>
+      </w:pPr>
+      <w:r>
+        <w:rPr>
+          <w:rFonts w:ascii="Courier New" w:hAnsi="Courier New" w:cs="Courier New"/>
+          <w:lang w:val="en-US"/>
+        </w:rPr>
+        <w:t xml:space="preserve">    </w:t>
+      </w:r>
+      <w:proofErr w:type="spellStart"/>
+      <w:r>
+        <w:rPr>
+          <w:rFonts w:ascii="Courier New" w:hAnsi="Courier New" w:cs="Courier New"/>
+          <w:lang w:val="en-US"/>
+        </w:rPr>
+        <w:t>out_s</w:t>
+      </w:r>
+      <w:proofErr w:type="spellEnd"/>
+      <w:r>
+        <w:rPr>
+          <w:rFonts w:ascii="Courier New" w:hAnsi="Courier New" w:cs="Courier New"/>
+          <w:lang w:val="en-US"/>
+        </w:rPr>
+        <w:t xml:space="preserve"> = </w:t>
+      </w:r>
+      <w:proofErr w:type="spellStart"/>
+      <w:proofErr w:type="gramStart"/>
+      <w:r>
+        <w:rPr>
+          <w:rFonts w:ascii="Courier New" w:hAnsi="Courier New" w:cs="Courier New"/>
+          <w:lang w:val="en-US"/>
+        </w:rPr>
+        <w:t>np.array</w:t>
+      </w:r>
+      <w:proofErr w:type="spellEnd"/>
+      <w:proofErr w:type="gramEnd"/>
+      <w:r>
+        <w:rPr>
+          <w:rFonts w:ascii="Courier New" w:hAnsi="Courier New" w:cs="Courier New"/>
+          <w:lang w:val="en-US"/>
+        </w:rPr>
+        <w:t>(</w:t>
+      </w:r>
+      <w:proofErr w:type="spellStart"/>
+      <w:r>
+        <w:rPr>
+          <w:rFonts w:ascii="Courier New" w:hAnsi="Courier New" w:cs="Courier New"/>
+          <w:lang w:val="en-US"/>
+        </w:rPr>
+        <w:t>s_chan</w:t>
+      </w:r>
+      <w:proofErr w:type="spellEnd"/>
+      <w:r>
+        <w:rPr>
+          <w:rFonts w:ascii="Courier New" w:hAnsi="Courier New" w:cs="Courier New"/>
+          <w:lang w:val="en-US"/>
+        </w:rPr>
+        <w:t xml:space="preserve">, </w:t>
+      </w:r>
+      <w:proofErr w:type="spellStart"/>
+      <w:r>
+        <w:rPr>
+          <w:rFonts w:ascii="Courier New" w:hAnsi="Courier New" w:cs="Courier New"/>
+          <w:lang w:val="en-US"/>
+        </w:rPr>
+        <w:t>dtype</w:t>
+      </w:r>
+      <w:proofErr w:type="spellEnd"/>
+      <w:r>
+        <w:rPr>
+          <w:rFonts w:ascii="Courier New" w:hAnsi="Courier New" w:cs="Courier New"/>
+          <w:lang w:val="en-US"/>
+        </w:rPr>
+        <w:t>=</w:t>
+      </w:r>
+      <w:proofErr w:type="gramStart"/>
+      <w:r>
+        <w:rPr>
+          <w:rFonts w:ascii="Courier New" w:hAnsi="Courier New" w:cs="Courier New"/>
+          <w:lang w:val="en-US"/>
+        </w:rPr>
+        <w:t>np.uint</w:t>
+      </w:r>
+      <w:proofErr w:type="gramEnd"/>
+      <w:r>
+        <w:rPr>
+          <w:rFonts w:ascii="Courier New" w:hAnsi="Courier New" w:cs="Courier New"/>
+          <w:lang w:val="en-US"/>
+        </w:rPr>
+        <w:t>8)</w:t>
+      </w:r>
+    </w:p>
+    <w:p>
+      <w:pPr>
+        <w:rPr>
+          <w:rFonts w:ascii="Courier New" w:hAnsi="Courier New" w:cs="Courier New"/>
+          <w:lang w:val="en-US"/>
+        </w:rPr>
+      </w:pPr>
+      <w:r>
+        <w:rPr>
+          <w:rFonts w:ascii="Courier New" w:hAnsi="Courier New" w:cs="Courier New"/>
+          <w:lang w:val="en-US"/>
+        </w:rPr>
+        <w:t xml:space="preserve">    </w:t>
+      </w:r>
+      <w:proofErr w:type="spellStart"/>
+      <w:r>
+        <w:rPr>
+          <w:rFonts w:ascii="Courier New" w:hAnsi="Courier New" w:cs="Courier New"/>
+          <w:lang w:val="en-US"/>
+        </w:rPr>
+        <w:t>out_v</w:t>
+      </w:r>
+      <w:proofErr w:type="spellEnd"/>
+      <w:r>
+        <w:rPr>
+          <w:rFonts w:ascii="Courier New" w:hAnsi="Courier New" w:cs="Courier New"/>
+          <w:lang w:val="en-US"/>
+        </w:rPr>
+        <w:t xml:space="preserve"> = </w:t>
+      </w:r>
+      <w:proofErr w:type="spellStart"/>
+      <w:proofErr w:type="gramStart"/>
+      <w:r>
+        <w:rPr>
+          <w:rFonts w:ascii="Courier New" w:hAnsi="Courier New" w:cs="Courier New"/>
+          <w:lang w:val="en-US"/>
+        </w:rPr>
+        <w:t>np.array</w:t>
+      </w:r>
+      <w:proofErr w:type="spellEnd"/>
+      <w:proofErr w:type="gramEnd"/>
+      <w:r>
+        <w:rPr>
+          <w:rFonts w:ascii="Courier New" w:hAnsi="Courier New" w:cs="Courier New"/>
+          <w:lang w:val="en-US"/>
+        </w:rPr>
+        <w:t>(</w:t>
+      </w:r>
+      <w:proofErr w:type="spellStart"/>
+      <w:r>
+        <w:rPr>
+          <w:rFonts w:ascii="Courier New" w:hAnsi="Courier New" w:cs="Courier New"/>
+          <w:lang w:val="en-US"/>
+        </w:rPr>
+        <w:t>v_chan</w:t>
+      </w:r>
+      <w:proofErr w:type="spellEnd"/>
+      <w:r>
+        <w:rPr>
+          <w:rFonts w:ascii="Courier New" w:hAnsi="Courier New" w:cs="Courier New"/>
+          <w:lang w:val="en-US"/>
+        </w:rPr>
+        <w:t xml:space="preserve">, </w:t>
+      </w:r>
+      <w:proofErr w:type="spellStart"/>
+      <w:r>
+        <w:rPr>
+          <w:rFonts w:ascii="Courier New" w:hAnsi="Courier New" w:cs="Courier New"/>
+          <w:lang w:val="en-US"/>
+        </w:rPr>
+        <w:t>dtype</w:t>
+      </w:r>
+      <w:proofErr w:type="spellEnd"/>
+      <w:r>
+        <w:rPr>
+          <w:rFonts w:ascii="Courier New" w:hAnsi="Courier New" w:cs="Courier New"/>
+          <w:lang w:val="en-US"/>
+        </w:rPr>
+        <w:t>=</w:t>
+      </w:r>
+      <w:proofErr w:type="gramStart"/>
+      <w:r>
+        <w:rPr>
+          <w:rFonts w:ascii="Courier New" w:hAnsi="Courier New" w:cs="Courier New"/>
+          <w:lang w:val="en-US"/>
+        </w:rPr>
+        <w:t>np.uint</w:t>
+      </w:r>
+      <w:proofErr w:type="gramEnd"/>
+      <w:r>
+        <w:rPr>
+          <w:rFonts w:ascii="Courier New" w:hAnsi="Courier New" w:cs="Courier New"/>
+          <w:lang w:val="en-US"/>
+        </w:rPr>
+        <w:t>8)</w:t>
+      </w:r>
+    </w:p>
+    <w:p>
+      <w:pPr>
+        <w:rPr>
+          <w:rFonts w:ascii="Courier New" w:hAnsi="Courier New" w:cs="Courier New"/>
+          <w:lang w:val="en-US"/>
+        </w:rPr>
+      </w:pPr>
+    </w:p>
+    <w:p>
+      <w:pPr>
+        <w:rPr>
+          <w:rFonts w:ascii="Courier New" w:hAnsi="Courier New" w:cs="Courier New"/>
+        </w:rPr>
+      </w:pPr>
+      <w:r>
+        <w:rPr>
+          <w:rFonts w:ascii="Courier New" w:hAnsi="Courier New" w:cs="Courier New"/>
+          <w:lang w:val="en-US"/>
+        </w:rPr>
+        <w:t xml:space="preserve">    </w:t>
+      </w:r>
+      <w:r>
+        <w:rPr>
+          <w:rFonts w:ascii="Courier New" w:hAnsi="Courier New" w:cs="Courier New"/>
+        </w:rPr>
+        <w:t xml:space="preserve"># Левая половина: </w:t>
+      </w:r>
+      <w:proofErr w:type="spellStart"/>
+      <w:r>
+        <w:rPr>
+          <w:rFonts w:ascii="Courier New" w:hAnsi="Courier New" w:cs="Courier New"/>
+          <w:lang w:val="en-US"/>
+        </w:rPr>
+        <w:t>LoG</w:t>
+      </w:r>
+      <w:proofErr w:type="spellEnd"/>
+      <w:r>
+        <w:rPr>
+          <w:rFonts w:ascii="Courier New" w:hAnsi="Courier New" w:cs="Courier New"/>
+        </w:rPr>
+        <w:t xml:space="preserve"> применяется только для </w:t>
+      </w:r>
+      <w:r>
+        <w:rPr>
+          <w:rFonts w:ascii="Courier New" w:hAnsi="Courier New" w:cs="Courier New"/>
+          <w:lang w:val="en-US"/>
+        </w:rPr>
+        <w:t>H</w:t>
+      </w:r>
+      <w:r>
+        <w:rPr>
+          <w:rFonts w:ascii="Courier New" w:hAnsi="Courier New" w:cs="Courier New"/>
+        </w:rPr>
+        <w:t xml:space="preserve"> (тон) и </w:t>
+      </w:r>
+      <w:r>
+        <w:rPr>
+          <w:rFonts w:ascii="Courier New" w:hAnsi="Courier New" w:cs="Courier New"/>
+          <w:lang w:val="en-US"/>
+        </w:rPr>
+        <w:t>V</w:t>
+      </w:r>
+      <w:r>
+        <w:rPr>
+          <w:rFonts w:ascii="Courier New" w:hAnsi="Courier New" w:cs="Courier New"/>
+        </w:rPr>
+        <w:t xml:space="preserve"> (яркость)</w:t>
+      </w:r>
+    </w:p>
+    <w:p>
+      <w:pPr>
+        <w:rPr>
+          <w:rFonts w:ascii="Courier New" w:hAnsi="Courier New" w:cs="Courier New"/>
+          <w:lang w:val="en-US"/>
+        </w:rPr>
+      </w:pPr>
+      <w:r>
+        <w:rPr>
+          <w:rFonts w:ascii="Courier New" w:hAnsi="Courier New" w:cs="Courier New"/>
+        </w:rPr>
+        <w:t xml:space="preserve">    </w:t>
+      </w:r>
+      <w:proofErr w:type="spellStart"/>
+      <w:r>
+        <w:rPr>
+          <w:rFonts w:ascii="Courier New" w:hAnsi="Courier New" w:cs="Courier New"/>
+          <w:lang w:val="en-US"/>
+        </w:rPr>
+        <w:t>out_h</w:t>
+      </w:r>
+      <w:proofErr w:type="spellEnd"/>
+      <w:proofErr w:type="gramStart"/>
+      <w:r>
+        <w:rPr>
+          <w:rFonts w:ascii="Courier New" w:hAnsi="Courier New" w:cs="Courier New"/>
+          <w:lang w:val="en-US"/>
+        </w:rPr>
+        <w:t>[:,</w:t>
+      </w:r>
+      <w:proofErr w:type="gramEnd"/>
+      <w:r>
+        <w:rPr>
+          <w:rFonts w:ascii="Courier New" w:hAnsi="Courier New" w:cs="Courier New"/>
+          <w:lang w:val="en-US"/>
+        </w:rPr>
+        <w:t xml:space="preserve"> :</w:t>
+      </w:r>
+      <w:proofErr w:type="spellStart"/>
+      <w:r>
+        <w:rPr>
+          <w:rFonts w:ascii="Courier New" w:hAnsi="Courier New" w:cs="Courier New"/>
+          <w:lang w:val="en-US"/>
+        </w:rPr>
+        <w:t>mid_x</w:t>
+      </w:r>
+      <w:proofErr w:type="spellEnd"/>
+      <w:r>
+        <w:rPr>
+          <w:rFonts w:ascii="Courier New" w:hAnsi="Courier New" w:cs="Courier New"/>
+          <w:lang w:val="en-US"/>
+        </w:rPr>
+        <w:t xml:space="preserve">] = </w:t>
+      </w:r>
+      <w:proofErr w:type="spellStart"/>
+      <w:r>
+        <w:rPr>
+          <w:rFonts w:ascii="Courier New" w:hAnsi="Courier New" w:cs="Courier New"/>
+          <w:lang w:val="en-US"/>
+        </w:rPr>
+        <w:t>norm_log_h</w:t>
+      </w:r>
+      <w:proofErr w:type="spellEnd"/>
+      <w:proofErr w:type="gramStart"/>
+      <w:r>
+        <w:rPr>
+          <w:rFonts w:ascii="Courier New" w:hAnsi="Courier New" w:cs="Courier New"/>
+          <w:lang w:val="en-US"/>
+        </w:rPr>
+        <w:t>[:,</w:t>
+      </w:r>
+      <w:proofErr w:type="gramEnd"/>
+      <w:r>
+        <w:rPr>
+          <w:rFonts w:ascii="Courier New" w:hAnsi="Courier New" w:cs="Courier New"/>
+          <w:lang w:val="en-US"/>
+        </w:rPr>
+        <w:t xml:space="preserve"> :</w:t>
+      </w:r>
+      <w:proofErr w:type="spellStart"/>
+      <w:r>
+        <w:rPr>
+          <w:rFonts w:ascii="Courier New" w:hAnsi="Courier New" w:cs="Courier New"/>
+          <w:lang w:val="en-US"/>
+        </w:rPr>
+        <w:t>mid_x</w:t>
+      </w:r>
+      <w:proofErr w:type="spellEnd"/>
+      <w:r>
+        <w:rPr>
+          <w:rFonts w:ascii="Courier New" w:hAnsi="Courier New" w:cs="Courier New"/>
+          <w:lang w:val="en-US"/>
+        </w:rPr>
+        <w:t>]</w:t>
+      </w:r>
+    </w:p>
+    <w:p>
+      <w:pPr>
+        <w:rPr>
+          <w:rFonts w:ascii="Courier New" w:hAnsi="Courier New" w:cs="Courier New"/>
+          <w:lang w:val="en-US"/>
+        </w:rPr>
+      </w:pPr>
+      <w:r>
+        <w:rPr>
+          <w:rFonts w:ascii="Courier New" w:hAnsi="Courier New" w:cs="Courier New"/>
+          <w:lang w:val="en-US"/>
+        </w:rPr>
+        <w:t xml:space="preserve">    </w:t>
+      </w:r>
+      <w:proofErr w:type="spellStart"/>
+      <w:r>
+        <w:rPr>
+          <w:rFonts w:ascii="Courier New" w:hAnsi="Courier New" w:cs="Courier New"/>
+          <w:lang w:val="en-US"/>
+        </w:rPr>
+        <w:t>out_v</w:t>
+      </w:r>
+      <w:proofErr w:type="spellEnd"/>
+      <w:proofErr w:type="gramStart"/>
+      <w:r>
+        <w:rPr>
+          <w:rFonts w:ascii="Courier New" w:hAnsi="Courier New" w:cs="Courier New"/>
+          <w:lang w:val="en-US"/>
+        </w:rPr>
+        <w:t>[:,</w:t>
+      </w:r>
+      <w:proofErr w:type="gramEnd"/>
+      <w:r>
+        <w:rPr>
+          <w:rFonts w:ascii="Courier New" w:hAnsi="Courier New" w:cs="Courier New"/>
+          <w:lang w:val="en-US"/>
+        </w:rPr>
+        <w:t xml:space="preserve"> :</w:t>
+      </w:r>
+      <w:proofErr w:type="spellStart"/>
+      <w:r>
+        <w:rPr>
+          <w:rFonts w:ascii="Courier New" w:hAnsi="Courier New" w:cs="Courier New"/>
+          <w:lang w:val="en-US"/>
+        </w:rPr>
+        <w:t>mid_x</w:t>
+      </w:r>
+      <w:proofErr w:type="spellEnd"/>
+      <w:r>
+        <w:rPr>
+          <w:rFonts w:ascii="Courier New" w:hAnsi="Courier New" w:cs="Courier New"/>
+          <w:lang w:val="en-US"/>
+        </w:rPr>
+        <w:t xml:space="preserve">] = </w:t>
+      </w:r>
+      <w:proofErr w:type="spellStart"/>
+      <w:r>
+        <w:rPr>
+          <w:rFonts w:ascii="Courier New" w:hAnsi="Courier New" w:cs="Courier New"/>
+          <w:lang w:val="en-US"/>
+        </w:rPr>
+        <w:t>norm_log_v</w:t>
+      </w:r>
+      <w:proofErr w:type="spellEnd"/>
+      <w:proofErr w:type="gramStart"/>
+      <w:r>
+        <w:rPr>
+          <w:rFonts w:ascii="Courier New" w:hAnsi="Courier New" w:cs="Courier New"/>
+          <w:lang w:val="en-US"/>
+        </w:rPr>
+        <w:t>[:,</w:t>
+      </w:r>
+      <w:proofErr w:type="gramEnd"/>
+      <w:r>
+        <w:rPr>
+          <w:rFonts w:ascii="Courier New" w:hAnsi="Courier New" w:cs="Courier New"/>
+          <w:lang w:val="en-US"/>
+        </w:rPr>
+        <w:t xml:space="preserve"> :</w:t>
+      </w:r>
+      <w:proofErr w:type="spellStart"/>
+      <w:r>
+        <w:rPr>
+          <w:rFonts w:ascii="Courier New" w:hAnsi="Courier New" w:cs="Courier New"/>
+          <w:lang w:val="en-US"/>
+        </w:rPr>
+        <w:t>mid_x</w:t>
+      </w:r>
+      <w:proofErr w:type="spellEnd"/>
+      <w:r>
+        <w:rPr>
+          <w:rFonts w:ascii="Courier New" w:hAnsi="Courier New" w:cs="Courier New"/>
+          <w:lang w:val="en-US"/>
+        </w:rPr>
+        <w:t>]</w:t>
+      </w:r>
+    </w:p>
+    <w:p>
+      <w:pPr>
+        <w:rPr>
+          <w:rFonts w:ascii="Courier New" w:hAnsi="Courier New" w:cs="Courier New"/>
+        </w:rPr>
+      </w:pPr>
+      <w:r>
+        <w:rPr>
+          <w:rFonts w:ascii="Courier New" w:hAnsi="Courier New" w:cs="Courier New"/>
+          <w:lang w:val="en-US"/>
+        </w:rPr>
+        <w:t xml:space="preserve">    </w:t>
+      </w:r>
+      <w:r>
+        <w:rPr>
+          <w:rFonts w:ascii="Courier New" w:hAnsi="Courier New" w:cs="Courier New"/>
+        </w:rPr>
+        <w:t xml:space="preserve"># </w:t>
+      </w:r>
+      <w:r>
+        <w:rPr>
+          <w:rFonts w:ascii="Courier New" w:hAnsi="Courier New" w:cs="Courier New"/>
+          <w:lang w:val="en-US"/>
+        </w:rPr>
+        <w:t>out</w:t>
+      </w:r>
+      <w:r>
+        <w:rPr>
+          <w:rFonts w:ascii="Courier New" w:hAnsi="Courier New" w:cs="Courier New"/>
+        </w:rPr>
+        <w:t>_</w:t>
+      </w:r>
+      <w:r>
+        <w:rPr>
+          <w:rFonts w:ascii="Courier New" w:hAnsi="Courier New" w:cs="Courier New"/>
+          <w:lang w:val="en-US"/>
+        </w:rPr>
+        <w:t>s</w:t>
+      </w:r>
+      <w:proofErr w:type="gramStart"/>
+      <w:r>
+        <w:rPr>
+          <w:rFonts w:ascii="Courier New" w:hAnsi="Courier New" w:cs="Courier New"/>
+        </w:rPr>
+        <w:t>[:,</w:t>
+      </w:r>
+      <w:proofErr w:type="gramEnd"/>
+      <w:r>
+        <w:rPr>
+          <w:rFonts w:ascii="Courier New" w:hAnsi="Courier New" w:cs="Courier New"/>
+        </w:rPr>
+        <w:t xml:space="preserve"> :</w:t>
+      </w:r>
+      <w:r>
+        <w:rPr>
+          <w:rFonts w:ascii="Courier New" w:hAnsi="Courier New" w:cs="Courier New"/>
+          <w:lang w:val="en-US"/>
+        </w:rPr>
+        <w:t>mid</w:t>
+      </w:r>
+      <w:r>
+        <w:rPr>
+          <w:rFonts w:ascii="Courier New" w:hAnsi="Courier New" w:cs="Courier New"/>
+        </w:rPr>
+        <w:t>_</w:t>
+      </w:r>
+      <w:r>
+        <w:rPr>
+          <w:rFonts w:ascii="Courier New" w:hAnsi="Courier New" w:cs="Courier New"/>
+          <w:lang w:val="en-US"/>
+        </w:rPr>
+        <w:t>x</w:t>
+      </w:r>
+      <w:r>
+        <w:rPr>
+          <w:rFonts w:ascii="Courier New" w:hAnsi="Courier New" w:cs="Courier New"/>
+        </w:rPr>
+        <w:t>] остаётся исходным</w:t>
+      </w:r>
+    </w:p>
+    <w:p>
+      <w:pPr>
+        <w:rPr>
+          <w:rFonts w:ascii="Courier New" w:hAnsi="Courier New" w:cs="Courier New"/>
+        </w:rPr>
+      </w:pPr>
+    </w:p>
+    <w:p>
+      <w:pPr>
+        <w:rPr>
+          <w:rFonts w:ascii="Courier New" w:hAnsi="Courier New" w:cs="Courier New"/>
+        </w:rPr>
+      </w:pPr>
+      <w:r>
+        <w:rPr>
+          <w:rFonts w:ascii="Courier New" w:hAnsi="Courier New" w:cs="Courier New"/>
+        </w:rPr>
+        <w:t xml:space="preserve">    # Правая половина: </w:t>
+      </w:r>
+      <w:proofErr w:type="spellStart"/>
+      <w:r>
+        <w:rPr>
+          <w:rFonts w:ascii="Courier New" w:hAnsi="Courier New" w:cs="Courier New"/>
+          <w:lang w:val="en-US"/>
+        </w:rPr>
+        <w:t>LoG</w:t>
+      </w:r>
+      <w:proofErr w:type="spellEnd"/>
+      <w:r>
+        <w:rPr>
+          <w:rFonts w:ascii="Courier New" w:hAnsi="Courier New" w:cs="Courier New"/>
+        </w:rPr>
+        <w:t xml:space="preserve"> применяется только для </w:t>
+      </w:r>
+      <w:r>
+        <w:rPr>
+          <w:rFonts w:ascii="Courier New" w:hAnsi="Courier New" w:cs="Courier New"/>
+          <w:lang w:val="en-US"/>
+        </w:rPr>
+        <w:t>S</w:t>
+      </w:r>
+      <w:r>
+        <w:rPr>
+          <w:rFonts w:ascii="Courier New" w:hAnsi="Courier New" w:cs="Courier New"/>
+        </w:rPr>
+        <w:t xml:space="preserve"> (насыщенность) и </w:t>
+      </w:r>
+      <w:r>
+        <w:rPr>
+          <w:rFonts w:ascii="Courier New" w:hAnsi="Courier New" w:cs="Courier New"/>
+          <w:lang w:val="en-US"/>
+        </w:rPr>
+        <w:t>V</w:t>
+      </w:r>
+      <w:r>
+        <w:rPr>
+          <w:rFonts w:ascii="Courier New" w:hAnsi="Courier New" w:cs="Courier New"/>
+        </w:rPr>
+        <w:t xml:space="preserve"> (яркость)</w:t>
+      </w:r>
+    </w:p>
+    <w:p>
+      <w:pPr>
+        <w:rPr>
+          <w:rFonts w:ascii="Courier New" w:hAnsi="Courier New" w:cs="Courier New"/>
+          <w:lang w:val="en-US"/>
+        </w:rPr>
+      </w:pPr>
+      <w:r>
+        <w:rPr>
+          <w:rFonts w:ascii="Courier New" w:hAnsi="Courier New" w:cs="Courier New"/>
+        </w:rPr>
+        <w:t xml:space="preserve">    </w:t>
+      </w:r>
+      <w:proofErr w:type="spellStart"/>
+      <w:r>
+        <w:rPr>
+          <w:rFonts w:ascii="Courier New" w:hAnsi="Courier New" w:cs="Courier New"/>
+          <w:lang w:val="en-US"/>
+        </w:rPr>
+        <w:t>out_s</w:t>
+      </w:r>
+      <w:proofErr w:type="spellEnd"/>
+      <w:proofErr w:type="gramStart"/>
+      <w:r>
+        <w:rPr>
+          <w:rFonts w:ascii="Courier New" w:hAnsi="Courier New" w:cs="Courier New"/>
+          <w:lang w:val="en-US"/>
+        </w:rPr>
+        <w:t>[:,</w:t>
+      </w:r>
+      <w:proofErr w:type="gramEnd"/>
+      <w:r>
+        <w:rPr>
+          <w:rFonts w:ascii="Courier New" w:hAnsi="Courier New" w:cs="Courier New"/>
+          <w:lang w:val="en-US"/>
+        </w:rPr>
+        <w:t xml:space="preserve"> </w:t>
+      </w:r>
+      <w:proofErr w:type="spellStart"/>
+      <w:r>
+        <w:rPr>
+          <w:rFonts w:ascii="Courier New" w:hAnsi="Courier New" w:cs="Courier New"/>
+          <w:lang w:val="en-US"/>
+        </w:rPr>
+        <w:t>mid_x</w:t>
+      </w:r>
+      <w:proofErr w:type="spellEnd"/>
+      <w:r>
+        <w:rPr>
+          <w:rFonts w:ascii="Courier New" w:hAnsi="Courier New" w:cs="Courier New"/>
+          <w:lang w:val="en-US"/>
+        </w:rPr>
+        <w:t xml:space="preserve">:] = </w:t>
+      </w:r>
+      <w:proofErr w:type="spellStart"/>
+      <w:r>
+        <w:rPr>
+          <w:rFonts w:ascii="Courier New" w:hAnsi="Courier New" w:cs="Courier New"/>
+          <w:lang w:val="en-US"/>
+        </w:rPr>
+        <w:t>norm_log_s</w:t>
+      </w:r>
+      <w:proofErr w:type="spellEnd"/>
+      <w:proofErr w:type="gramStart"/>
+      <w:r>
+        <w:rPr>
+          <w:rFonts w:ascii="Courier New" w:hAnsi="Courier New" w:cs="Courier New"/>
+          <w:lang w:val="en-US"/>
+        </w:rPr>
+        <w:t>[:,</w:t>
+      </w:r>
+      <w:proofErr w:type="gramEnd"/>
+      <w:r>
+        <w:rPr>
+          <w:rFonts w:ascii="Courier New" w:hAnsi="Courier New" w:cs="Courier New"/>
+          <w:lang w:val="en-US"/>
+        </w:rPr>
+        <w:t xml:space="preserve"> </w:t>
+      </w:r>
+      <w:proofErr w:type="spellStart"/>
+      <w:r>
+        <w:rPr>
+          <w:rFonts w:ascii="Courier New" w:hAnsi="Courier New" w:cs="Courier New"/>
+          <w:lang w:val="en-US"/>
+        </w:rPr>
+        <w:t>mid_x</w:t>
+      </w:r>
+      <w:proofErr w:type="spellEnd"/>
+      <w:r>
+        <w:rPr>
+          <w:rFonts w:ascii="Courier New" w:hAnsi="Courier New" w:cs="Courier New"/>
+          <w:lang w:val="en-US"/>
+        </w:rPr>
+        <w:t>:]</w:t>
+      </w:r>
+    </w:p>
+    <w:p>
+      <w:pPr>
+        <w:rPr>
+          <w:rFonts w:ascii="Courier New" w:hAnsi="Courier New" w:cs="Courier New"/>
+          <w:lang w:val="en-US"/>
+        </w:rPr>
+      </w:pPr>
+      <w:r>
+        <w:rPr>
+          <w:rFonts w:ascii="Courier New" w:hAnsi="Courier New" w:cs="Courier New"/>
+          <w:lang w:val="en-US"/>
+        </w:rPr>
+        <w:t xml:space="preserve">    </w:t>
+      </w:r>
+      <w:proofErr w:type="spellStart"/>
+      <w:r>
+        <w:rPr>
+          <w:rFonts w:ascii="Courier New" w:hAnsi="Courier New" w:cs="Courier New"/>
+          <w:lang w:val="en-US"/>
+        </w:rPr>
+        <w:t>out_v</w:t>
+      </w:r>
+      <w:proofErr w:type="spellEnd"/>
+      <w:proofErr w:type="gramStart"/>
+      <w:r>
+        <w:rPr>
+          <w:rFonts w:ascii="Courier New" w:hAnsi="Courier New" w:cs="Courier New"/>
+          <w:lang w:val="en-US"/>
+        </w:rPr>
+        <w:t>[:,</w:t>
+      </w:r>
+      <w:proofErr w:type="gramEnd"/>
+      <w:r>
+        <w:rPr>
+          <w:rFonts w:ascii="Courier New" w:hAnsi="Courier New" w:cs="Courier New"/>
+          <w:lang w:val="en-US"/>
+        </w:rPr>
+        <w:t xml:space="preserve"> </w:t>
+      </w:r>
+      <w:proofErr w:type="spellStart"/>
+      <w:r>
+        <w:rPr>
+          <w:rFonts w:ascii="Courier New" w:hAnsi="Courier New" w:cs="Courier New"/>
+          <w:lang w:val="en-US"/>
+        </w:rPr>
+        <w:t>mid_x</w:t>
+      </w:r>
+      <w:proofErr w:type="spellEnd"/>
+      <w:r>
+        <w:rPr>
+          <w:rFonts w:ascii="Courier New" w:hAnsi="Courier New" w:cs="Courier New"/>
+          <w:lang w:val="en-US"/>
+        </w:rPr>
+        <w:t xml:space="preserve">:] = </w:t>
+      </w:r>
+      <w:proofErr w:type="spellStart"/>
+      <w:r>
+        <w:rPr>
+          <w:rFonts w:ascii="Courier New" w:hAnsi="Courier New" w:cs="Courier New"/>
+          <w:lang w:val="en-US"/>
+        </w:rPr>
+        <w:t>norm_log_v</w:t>
+      </w:r>
+      <w:proofErr w:type="spellEnd"/>
+      <w:proofErr w:type="gramStart"/>
+      <w:r>
+        <w:rPr>
+          <w:rFonts w:ascii="Courier New" w:hAnsi="Courier New" w:cs="Courier New"/>
+          <w:lang w:val="en-US"/>
+        </w:rPr>
+        <w:t>[:,</w:t>
+      </w:r>
+      <w:proofErr w:type="gramEnd"/>
+      <w:r>
+        <w:rPr>
+          <w:rFonts w:ascii="Courier New" w:hAnsi="Courier New" w:cs="Courier New"/>
+          <w:lang w:val="en-US"/>
+        </w:rPr>
+        <w:t xml:space="preserve"> </w:t>
+      </w:r>
+      <w:proofErr w:type="spellStart"/>
+      <w:r>
+        <w:rPr>
+          <w:rFonts w:ascii="Courier New" w:hAnsi="Courier New" w:cs="Courier New"/>
+          <w:lang w:val="en-US"/>
+        </w:rPr>
+        <w:t>mid_x</w:t>
+      </w:r>
+      <w:proofErr w:type="spellEnd"/>
+      <w:r>
+        <w:rPr>
+          <w:rFonts w:ascii="Courier New" w:hAnsi="Courier New" w:cs="Courier New"/>
+          <w:lang w:val="en-US"/>
+        </w:rPr>
+        <w:t>:]</w:t>
+      </w:r>
+    </w:p>
+    <w:p>
+      <w:pPr>
+        <w:rPr>
+          <w:rFonts w:ascii="Courier New" w:hAnsi="Courier New" w:cs="Courier New"/>
+        </w:rPr>
+      </w:pPr>
+      <w:r>
+        <w:rPr>
+          <w:rFonts w:ascii="Courier New" w:hAnsi="Courier New" w:cs="Courier New"/>
+          <w:lang w:val="en-US"/>
+        </w:rPr>
+        <w:t xml:space="preserve">    </w:t>
+      </w:r>
+      <w:r>
+        <w:rPr>
+          <w:rFonts w:ascii="Courier New" w:hAnsi="Courier New" w:cs="Courier New"/>
+        </w:rPr>
+        <w:t xml:space="preserve"># </w:t>
+      </w:r>
+      <w:r>
+        <w:rPr>
+          <w:rFonts w:ascii="Courier New" w:hAnsi="Courier New" w:cs="Courier New"/>
+          <w:lang w:val="en-US"/>
+        </w:rPr>
+        <w:t>out</w:t>
+      </w:r>
+      <w:r>
+        <w:rPr>
+          <w:rFonts w:ascii="Courier New" w:hAnsi="Courier New" w:cs="Courier New"/>
+        </w:rPr>
+        <w:t>_</w:t>
+      </w:r>
+      <w:r>
+        <w:rPr>
+          <w:rFonts w:ascii="Courier New" w:hAnsi="Courier New" w:cs="Courier New"/>
+          <w:lang w:val="en-US"/>
+        </w:rPr>
+        <w:t>h</w:t>
+      </w:r>
+      <w:proofErr w:type="gramStart"/>
+      <w:r>
+        <w:rPr>
+          <w:rFonts w:ascii="Courier New" w:hAnsi="Courier New" w:cs="Courier New"/>
+        </w:rPr>
+        <w:t>[:,</w:t>
+      </w:r>
+      <w:proofErr w:type="gramEnd"/>
+      <w:r>
+        <w:rPr>
+          <w:rFonts w:ascii="Courier New" w:hAnsi="Courier New" w:cs="Courier New"/>
+        </w:rPr>
+        <w:t xml:space="preserve"> </w:t>
+      </w:r>
+      <w:r>
+        <w:rPr>
+          <w:rFonts w:ascii="Courier New" w:hAnsi="Courier New" w:cs="Courier New"/>
+          <w:lang w:val="en-US"/>
+        </w:rPr>
+        <w:t>mid</w:t>
+      </w:r>
+      <w:r>
+        <w:rPr>
+          <w:rFonts w:ascii="Courier New" w:hAnsi="Courier New" w:cs="Courier New"/>
+        </w:rPr>
+        <w:t>_</w:t>
+      </w:r>
+      <w:r>
+        <w:rPr>
+          <w:rFonts w:ascii="Courier New" w:hAnsi="Courier New" w:cs="Courier New"/>
+          <w:lang w:val="en-US"/>
+        </w:rPr>
+        <w:t>x</w:t>
+      </w:r>
+      <w:r>
+        <w:rPr>
+          <w:rFonts w:ascii="Courier New" w:hAnsi="Courier New" w:cs="Courier New"/>
+        </w:rPr>
+        <w:t>:] остаётся исходным</w:t>
+      </w:r>
+    </w:p>
+    <w:p>
+      <w:pPr>
+        <w:rPr>
+          <w:rFonts w:ascii="Courier New" w:hAnsi="Courier New" w:cs="Courier New"/>
+        </w:rPr>
+      </w:pPr>
+    </w:p>
+    <w:p>
+      <w:pPr>
+        <w:rPr>
+          <w:rFonts w:ascii="Courier New" w:hAnsi="Courier New" w:cs="Courier New"/>
+          <w:lang w:val="en-US"/>
+        </w:rPr>
+      </w:pPr>
+      <w:r>
+        <w:rPr>
+          <w:rFonts w:ascii="Courier New" w:hAnsi="Courier New" w:cs="Courier New"/>
+        </w:rPr>
+        <w:t xml:space="preserve">    </w:t>
+      </w:r>
+      <w:proofErr w:type="spellStart"/>
+      <w:r>
+        <w:rPr>
+          <w:rFonts w:ascii="Courier New" w:hAnsi="Courier New" w:cs="Courier New"/>
+          <w:lang w:val="en-US"/>
+        </w:rPr>
+        <w:t>h_out</w:t>
+      </w:r>
+      <w:proofErr w:type="spellEnd"/>
+      <w:r>
+        <w:rPr>
+          <w:rFonts w:ascii="Courier New" w:hAnsi="Courier New" w:cs="Courier New"/>
+          <w:lang w:val="en-US"/>
+        </w:rPr>
+        <w:t xml:space="preserve"> = </w:t>
+      </w:r>
+      <w:proofErr w:type="spellStart"/>
+      <w:r>
+        <w:rPr>
+          <w:rFonts w:ascii="Courier New" w:hAnsi="Courier New" w:cs="Courier New"/>
+          <w:lang w:val="en-US"/>
+        </w:rPr>
+        <w:t>Image.fromarray</w:t>
+      </w:r>
+      <w:proofErr w:type="spellEnd"/>
+      <w:r>
+        <w:rPr>
+          <w:rFonts w:ascii="Courier New" w:hAnsi="Courier New" w:cs="Courier New"/>
+          <w:lang w:val="en-US"/>
+        </w:rPr>
+        <w:t>(</w:t>
+      </w:r>
+      <w:proofErr w:type="spellStart"/>
+      <w:r>
+        <w:rPr>
+          <w:rFonts w:ascii="Courier New" w:hAnsi="Courier New" w:cs="Courier New"/>
+          <w:lang w:val="en-US"/>
+        </w:rPr>
+        <w:t>out_h</w:t>
+      </w:r>
+      <w:proofErr w:type="spellEnd"/>
+      <w:r>
+        <w:rPr>
+          <w:rFonts w:ascii="Courier New" w:hAnsi="Courier New" w:cs="Courier New"/>
+          <w:lang w:val="en-US"/>
+        </w:rPr>
+        <w:t>, mode="L")</w:t>
+      </w:r>
+    </w:p>
+    <w:p>
+      <w:pPr>
+        <w:rPr>
+          <w:rFonts w:ascii="Courier New" w:hAnsi="Courier New" w:cs="Courier New"/>
+          <w:lang w:val="en-US"/>
+        </w:rPr>
+      </w:pPr>
+      <w:r>
+        <w:rPr>
+          <w:rFonts w:ascii="Courier New" w:hAnsi="Courier New" w:cs="Courier New"/>
+          <w:lang w:val="en-US"/>
+        </w:rPr>
+        <w:t xml:space="preserve">    </w:t>
+      </w:r>
+      <w:proofErr w:type="spellStart"/>
+      <w:r>
+        <w:rPr>
+          <w:rFonts w:ascii="Courier New" w:hAnsi="Courier New" w:cs="Courier New"/>
+          <w:lang w:val="en-US"/>
+        </w:rPr>
+        <w:t>s_out</w:t>
+      </w:r>
+      <w:proofErr w:type="spellEnd"/>
+      <w:r>
+        <w:rPr>
+          <w:rFonts w:ascii="Courier New" w:hAnsi="Courier New" w:cs="Courier New"/>
+          <w:lang w:val="en-US"/>
+        </w:rPr>
+        <w:t xml:space="preserve"> = </w:t>
+      </w:r>
+      <w:proofErr w:type="spellStart"/>
+      <w:r>
+        <w:rPr>
+          <w:rFonts w:ascii="Courier New" w:hAnsi="Courier New" w:cs="Courier New"/>
+          <w:lang w:val="en-US"/>
+        </w:rPr>
+        <w:t>Image.fromarray</w:t>
+      </w:r>
+      <w:proofErr w:type="spellEnd"/>
+      <w:r>
+        <w:rPr>
+          <w:rFonts w:ascii="Courier New" w:hAnsi="Courier New" w:cs="Courier New"/>
+          <w:lang w:val="en-US"/>
+        </w:rPr>
+        <w:t>(</w:t>
+      </w:r>
+      <w:proofErr w:type="spellStart"/>
+      <w:r>
+        <w:rPr>
+          <w:rFonts w:ascii="Courier New" w:hAnsi="Courier New" w:cs="Courier New"/>
+          <w:lang w:val="en-US"/>
+        </w:rPr>
+        <w:t>out_s</w:t>
+      </w:r>
+      <w:proofErr w:type="spellEnd"/>
+      <w:r>
+        <w:rPr>
+          <w:rFonts w:ascii="Courier New" w:hAnsi="Courier New" w:cs="Courier New"/>
+          <w:lang w:val="en-US"/>
+        </w:rPr>
+        <w:t>, mode="L")</w:t>
+      </w:r>
+    </w:p>
+    <w:p>
+      <w:pPr>
+        <w:rPr>
+          <w:rFonts w:ascii="Courier New" w:hAnsi="Courier New" w:cs="Courier New"/>
+          <w:lang w:val="en-US"/>
+        </w:rPr>
+      </w:pPr>
+      <w:r>
+        <w:rPr>
+          <w:rFonts w:ascii="Courier New" w:hAnsi="Courier New" w:cs="Courier New"/>
+          <w:lang w:val="en-US"/>
+        </w:rPr>
+        <w:t xml:space="preserve">    </w:t>
+      </w:r>
+      <w:proofErr w:type="spellStart"/>
+      <w:r>
+        <w:rPr>
+          <w:rFonts w:ascii="Courier New" w:hAnsi="Courier New" w:cs="Courier New"/>
+          <w:lang w:val="en-US"/>
+        </w:rPr>
+        <w:t>v_out</w:t>
+      </w:r>
+      <w:proofErr w:type="spellEnd"/>
+      <w:r>
+        <w:rPr>
+          <w:rFonts w:ascii="Courier New" w:hAnsi="Courier New" w:cs="Courier New"/>
+          <w:lang w:val="en-US"/>
+        </w:rPr>
+        <w:t xml:space="preserve"> = </w:t>
+      </w:r>
+      <w:proofErr w:type="spellStart"/>
+      <w:r>
+        <w:rPr>
+          <w:rFonts w:ascii="Courier New" w:hAnsi="Courier New" w:cs="Courier New"/>
+          <w:lang w:val="en-US"/>
+        </w:rPr>
+        <w:t>Image.fromarray</w:t>
+      </w:r>
+      <w:proofErr w:type="spellEnd"/>
+      <w:r>
+        <w:rPr>
+          <w:rFonts w:ascii="Courier New" w:hAnsi="Courier New" w:cs="Courier New"/>
+          <w:lang w:val="en-US"/>
+        </w:rPr>
+        <w:t>(</w:t>
+      </w:r>
+      <w:proofErr w:type="spellStart"/>
+      <w:r>
+        <w:rPr>
+          <w:rFonts w:ascii="Courier New" w:hAnsi="Courier New" w:cs="Courier New"/>
+          <w:lang w:val="en-US"/>
+        </w:rPr>
+        <w:t>out_v</w:t>
+      </w:r>
+      <w:proofErr w:type="spellEnd"/>
+      <w:r>
+        <w:rPr>
+          <w:rFonts w:ascii="Courier New" w:hAnsi="Courier New" w:cs="Courier New"/>
+          <w:lang w:val="en-US"/>
+        </w:rPr>
+        <w:t>, mode="L")</w:t>
+      </w:r>
+    </w:p>
+    <w:p>
+      <w:pPr>
+        <w:rPr>
+          <w:rFonts w:ascii="Courier New" w:hAnsi="Courier New" w:cs="Courier New"/>
+          <w:lang w:val="en-US"/>
+        </w:rPr>
+      </w:pPr>
+    </w:p>
+    <w:p>
+      <w:pPr>
+        <w:rPr>
+          <w:rFonts w:ascii="Courier New" w:hAnsi="Courier New" w:cs="Courier New"/>
+          <w:lang w:val="en-US"/>
+        </w:rPr>
+      </w:pPr>
+      <w:r>
+        <w:rPr>
+          <w:rFonts w:ascii="Courier New" w:hAnsi="Courier New" w:cs="Courier New"/>
+          <w:lang w:val="en-US"/>
+        </w:rPr>
+        <w:t xml:space="preserve">    </w:t>
+      </w:r>
+      <w:proofErr w:type="spellStart"/>
+      <w:r>
+        <w:rPr>
+          <w:rFonts w:ascii="Courier New" w:hAnsi="Courier New" w:cs="Courier New"/>
+          <w:lang w:val="en-US"/>
+        </w:rPr>
+        <w:t>res_rgb</w:t>
+      </w:r>
+      <w:proofErr w:type="spellEnd"/>
+      <w:r>
+        <w:rPr>
+          <w:rFonts w:ascii="Courier New" w:hAnsi="Courier New" w:cs="Courier New"/>
+          <w:lang w:val="en-US"/>
+        </w:rPr>
+        <w:t xml:space="preserve"> = </w:t>
+      </w:r>
+      <w:proofErr w:type="spellStart"/>
+      <w:r>
+        <w:rPr>
+          <w:rFonts w:ascii="Courier New" w:hAnsi="Courier New" w:cs="Courier New"/>
+          <w:lang w:val="en-US"/>
+        </w:rPr>
+        <w:t>Image.merge</w:t>
+      </w:r>
+      <w:proofErr w:type="spellEnd"/>
+      <w:r>
+        <w:rPr>
+          <w:rFonts w:ascii="Courier New" w:hAnsi="Courier New" w:cs="Courier New"/>
+          <w:lang w:val="en-US"/>
+        </w:rPr>
+        <w:t>("HSV", (</w:t>
+      </w:r>
+      <w:proofErr w:type="spellStart"/>
+      <w:r>
+        <w:rPr>
+          <w:rFonts w:ascii="Courier New" w:hAnsi="Courier New" w:cs="Courier New"/>
+          <w:lang w:val="en-US"/>
+        </w:rPr>
+        <w:t>h_out</w:t>
+      </w:r>
+      <w:proofErr w:type="spellEnd"/>
+      <w:r>
+        <w:rPr>
+          <w:rFonts w:ascii="Courier New" w:hAnsi="Courier New" w:cs="Courier New"/>
+          <w:lang w:val="en-US"/>
+        </w:rPr>
+        <w:t xml:space="preserve">, </w:t>
+      </w:r>
+      <w:proofErr w:type="spellStart"/>
+      <w:r>
+        <w:rPr>
+          <w:rFonts w:ascii="Courier New" w:hAnsi="Courier New" w:cs="Courier New"/>
+          <w:lang w:val="en-US"/>
+        </w:rPr>
+        <w:t>s_out</w:t>
+      </w:r>
+      <w:proofErr w:type="spellEnd"/>
+      <w:r>
+        <w:rPr>
+          <w:rFonts w:ascii="Courier New" w:hAnsi="Courier New" w:cs="Courier New"/>
+          <w:lang w:val="en-US"/>
+        </w:rPr>
+        <w:t xml:space="preserve">, </w:t>
+      </w:r>
+      <w:proofErr w:type="spellStart"/>
+      <w:r>
+        <w:rPr>
+          <w:rFonts w:ascii="Courier New" w:hAnsi="Courier New" w:cs="Courier New"/>
+          <w:lang w:val="en-US"/>
+        </w:rPr>
+        <w:t>v_out</w:t>
+      </w:r>
+      <w:proofErr w:type="spellEnd"/>
+      <w:r>
+        <w:rPr>
+          <w:rFonts w:ascii="Courier New" w:hAnsi="Courier New" w:cs="Courier New"/>
+          <w:lang w:val="en-US"/>
+        </w:rPr>
+        <w:t>)</w:t>
+      </w:r>
+      <w:proofErr w:type="gramStart"/>
+      <w:r>
+        <w:rPr>
+          <w:rFonts w:ascii="Courier New" w:hAnsi="Courier New" w:cs="Courier New"/>
+          <w:lang w:val="en-US"/>
+        </w:rPr>
+        <w:t>).convert</w:t>
+      </w:r>
+      <w:proofErr w:type="gramEnd"/>
+      <w:r>
+        <w:rPr>
+          <w:rFonts w:ascii="Courier New" w:hAnsi="Courier New" w:cs="Courier New"/>
+          <w:lang w:val="en-US"/>
+        </w:rPr>
+        <w:t>("RGB")</w:t>
+      </w:r>
+    </w:p>
+    <w:p>
+      <w:pPr>
+        <w:rPr>
+          <w:rFonts w:ascii="Courier New" w:hAnsi="Courier New" w:cs="Courier New"/>
+          <w:lang w:val="en-US"/>
+        </w:rPr>
+      </w:pPr>
+    </w:p>
+    <w:p>
+      <w:pPr>
+        <w:rPr>
+          <w:rFonts w:ascii="Courier New" w:hAnsi="Courier New" w:cs="Courier New"/>
+          <w:lang w:val="en-US"/>
+        </w:rPr>
+      </w:pPr>
+      <w:r>
+        <w:rPr>
+          <w:rFonts w:ascii="Courier New" w:hAnsi="Courier New" w:cs="Courier New"/>
+          <w:lang w:val="en-US"/>
+        </w:rPr>
+        <w:t xml:space="preserve">    if </w:t>
+      </w:r>
+      <w:proofErr w:type="spellStart"/>
+      <w:r>
+        <w:rPr>
+          <w:rFonts w:ascii="Courier New" w:hAnsi="Courier New" w:cs="Courier New"/>
+          <w:lang w:val="en-US"/>
+        </w:rPr>
+        <w:t>return_channels</w:t>
+      </w:r>
+      <w:proofErr w:type="spellEnd"/>
+      <w:r>
+        <w:rPr>
+          <w:rFonts w:ascii="Courier New" w:hAnsi="Courier New" w:cs="Courier New"/>
+          <w:lang w:val="en-US"/>
+        </w:rPr>
+        <w:t>:</w:t>
+      </w:r>
+    </w:p>
+    <w:p>
+      <w:pPr>
+        <w:rPr>
+          <w:rFonts w:ascii="Courier New" w:hAnsi="Courier New" w:cs="Courier New"/>
+          <w:lang w:val="en-US"/>
+        </w:rPr>
+      </w:pPr>
+      <w:r>
+        <w:rPr>
+          <w:rFonts w:ascii="Courier New" w:hAnsi="Courier New" w:cs="Courier New"/>
+          <w:lang w:val="en-US"/>
+        </w:rPr>
+        <w:t xml:space="preserve">        return </w:t>
+      </w:r>
+      <w:proofErr w:type="spellStart"/>
+      <w:r>
+        <w:rPr>
+          <w:rFonts w:ascii="Courier New" w:hAnsi="Courier New" w:cs="Courier New"/>
+          <w:lang w:val="en-US"/>
+        </w:rPr>
+        <w:t>res_rgb</w:t>
+      </w:r>
+      <w:proofErr w:type="spellEnd"/>
+      <w:r>
+        <w:rPr>
+          <w:rFonts w:ascii="Courier New" w:hAnsi="Courier New" w:cs="Courier New"/>
+          <w:lang w:val="en-US"/>
+        </w:rPr>
+        <w:t>, {</w:t>
+      </w:r>
+    </w:p>
+    <w:p>
+      <w:pPr>
+        <w:rPr>
+          <w:rFonts w:ascii="Courier New" w:hAnsi="Courier New" w:cs="Courier New"/>
+          <w:lang w:val="en-US"/>
+        </w:rPr>
+      </w:pPr>
+      <w:r>
+        <w:rPr>
+          <w:rFonts w:ascii="Courier New" w:hAnsi="Courier New" w:cs="Courier New"/>
+          <w:lang w:val="en-US"/>
+        </w:rPr>
+        <w:t xml:space="preserve">            "H": </w:t>
+      </w:r>
+      <w:proofErr w:type="spellStart"/>
+      <w:r>
+        <w:rPr>
+          <w:rFonts w:ascii="Courier New" w:hAnsi="Courier New" w:cs="Courier New"/>
+          <w:lang w:val="en-US"/>
+        </w:rPr>
+        <w:t>h_out</w:t>
+      </w:r>
+      <w:proofErr w:type="spellEnd"/>
+      <w:r>
+        <w:rPr>
+          <w:rFonts w:ascii="Courier New" w:hAnsi="Courier New" w:cs="Courier New"/>
+          <w:lang w:val="en-US"/>
+        </w:rPr>
+        <w:t>,</w:t>
+      </w:r>
+    </w:p>
+    <w:p>
+      <w:pPr>
+        <w:rPr>
+          <w:rFonts w:ascii="Courier New" w:hAnsi="Courier New" w:cs="Courier New"/>
+          <w:lang w:val="en-US"/>
+        </w:rPr>
+      </w:pPr>
+      <w:r>
+        <w:rPr>
+          <w:rFonts w:ascii="Courier New" w:hAnsi="Courier New" w:cs="Courier New"/>
+          <w:lang w:val="en-US"/>
+        </w:rPr>
+        <w:t xml:space="preserve">            "S": </w:t>
+      </w:r>
+      <w:proofErr w:type="spellStart"/>
+      <w:r>
+        <w:rPr>
+          <w:rFonts w:ascii="Courier New" w:hAnsi="Courier New" w:cs="Courier New"/>
+          <w:lang w:val="en-US"/>
+        </w:rPr>
+        <w:t>s_out</w:t>
+      </w:r>
+      <w:proofErr w:type="spellEnd"/>
+      <w:r>
+        <w:rPr>
+          <w:rFonts w:ascii="Courier New" w:hAnsi="Courier New" w:cs="Courier New"/>
+          <w:lang w:val="en-US"/>
+        </w:rPr>
+        <w:t>,</w:t>
+      </w:r>
+    </w:p>
+    <w:p>
+      <w:pPr>
+        <w:rPr>
+          <w:rFonts w:ascii="Courier New" w:hAnsi="Courier New" w:cs="Courier New"/>
+          <w:lang w:val="en-US"/>
+        </w:rPr>
+      </w:pPr>
+      <w:r>
+        <w:rPr>
+          <w:rFonts w:ascii="Courier New" w:hAnsi="Courier New" w:cs="Courier New"/>
+          <w:lang w:val="en-US"/>
+        </w:rPr>
+        <w:t xml:space="preserve">            "V": </w:t>
+      </w:r>
+      <w:proofErr w:type="spellStart"/>
+      <w:r>
+        <w:rPr>
+          <w:rFonts w:ascii="Courier New" w:hAnsi="Courier New" w:cs="Courier New"/>
+          <w:lang w:val="en-US"/>
+        </w:rPr>
+        <w:t>v_out</w:t>
+      </w:r>
+      <w:proofErr w:type="spellEnd"/>
+      <w:r>
+        <w:rPr>
+          <w:rFonts w:ascii="Courier New" w:hAnsi="Courier New" w:cs="Courier New"/>
+          <w:lang w:val="en-US"/>
+        </w:rPr>
+        <w:t>,</w:t>
+      </w:r>
+    </w:p>
+    <w:p>
+      <w:pPr>
+        <w:rPr>
+          <w:rFonts w:ascii="Courier New" w:hAnsi="Courier New" w:cs="Courier New"/>
+          <w:lang w:val="en-US"/>
+        </w:rPr>
+      </w:pPr>
+      <w:r>
+        <w:rPr>
+          <w:rFonts w:ascii="Courier New" w:hAnsi="Courier New" w:cs="Courier New"/>
+          <w:lang w:val="en-US"/>
+        </w:rPr>
+        <w:t xml:space="preserve">            "</w:t>
+      </w:r>
+      <w:proofErr w:type="spellStart"/>
+      <w:proofErr w:type="gramStart"/>
+      <w:r>
+        <w:rPr>
+          <w:rFonts w:ascii="Courier New" w:hAnsi="Courier New" w:cs="Courier New"/>
+          <w:lang w:val="en-US"/>
+        </w:rPr>
+        <w:t>raw</w:t>
+      </w:r>
+      <w:proofErr w:type="gramEnd"/>
+      <w:r>
+        <w:rPr>
+          <w:rFonts w:ascii="Courier New" w:hAnsi="Courier New" w:cs="Courier New"/>
+          <w:lang w:val="en-US"/>
+        </w:rPr>
+        <w:t>_h</w:t>
+      </w:r>
+      <w:proofErr w:type="spellEnd"/>
+      <w:r>
+        <w:rPr>
+          <w:rFonts w:ascii="Courier New" w:hAnsi="Courier New" w:cs="Courier New"/>
+          <w:lang w:val="en-US"/>
+        </w:rPr>
+        <w:t xml:space="preserve">": </w:t>
+      </w:r>
+      <w:proofErr w:type="spellStart"/>
+      <w:r>
+        <w:rPr>
+          <w:rFonts w:ascii="Courier New" w:hAnsi="Courier New" w:cs="Courier New"/>
+          <w:lang w:val="en-US"/>
+        </w:rPr>
+        <w:t>out_h</w:t>
+      </w:r>
+      <w:proofErr w:type="spellEnd"/>
+      <w:r>
+        <w:rPr>
+          <w:rFonts w:ascii="Courier New" w:hAnsi="Courier New" w:cs="Courier New"/>
+          <w:lang w:val="en-US"/>
+        </w:rPr>
+        <w:t>,</w:t>
+      </w:r>
+    </w:p>
+    <w:p>
+      <w:pPr>
+        <w:rPr>
+          <w:rFonts w:ascii="Courier New" w:hAnsi="Courier New" w:cs="Courier New"/>
+          <w:lang w:val="en-US"/>
+        </w:rPr>
+      </w:pPr>
+      <w:r>
+        <w:rPr>
+          <w:rFonts w:ascii="Courier New" w:hAnsi="Courier New" w:cs="Courier New"/>
+          <w:lang w:val="en-US"/>
+        </w:rPr>
+        <w:t xml:space="preserve">            "</w:t>
+      </w:r>
+      <w:proofErr w:type="spellStart"/>
+      <w:proofErr w:type="gramStart"/>
+      <w:r>
+        <w:rPr>
+          <w:rFonts w:ascii="Courier New" w:hAnsi="Courier New" w:cs="Courier New"/>
+          <w:lang w:val="en-US"/>
+        </w:rPr>
+        <w:t>raw</w:t>
+      </w:r>
+      <w:proofErr w:type="gramEnd"/>
+      <w:r>
+        <w:rPr>
+          <w:rFonts w:ascii="Courier New" w:hAnsi="Courier New" w:cs="Courier New"/>
+          <w:lang w:val="en-US"/>
+        </w:rPr>
+        <w:t>_s</w:t>
+      </w:r>
+      <w:proofErr w:type="spellEnd"/>
+      <w:r>
+        <w:rPr>
+          <w:rFonts w:ascii="Courier New" w:hAnsi="Courier New" w:cs="Courier New"/>
+          <w:lang w:val="en-US"/>
+        </w:rPr>
+        <w:t xml:space="preserve">": </w:t>
+      </w:r>
+      <w:proofErr w:type="spellStart"/>
+      <w:r>
+        <w:rPr>
+          <w:rFonts w:ascii="Courier New" w:hAnsi="Courier New" w:cs="Courier New"/>
+          <w:lang w:val="en-US"/>
+        </w:rPr>
+        <w:t>out_s</w:t>
+      </w:r>
+      <w:proofErr w:type="spellEnd"/>
+      <w:r>
+        <w:rPr>
+          <w:rFonts w:ascii="Courier New" w:hAnsi="Courier New" w:cs="Courier New"/>
+          <w:lang w:val="en-US"/>
+        </w:rPr>
+        <w:t>,</w:t>
+      </w:r>
+    </w:p>
+    <w:p>
+      <w:pPr>
+        <w:rPr>
+          <w:rFonts w:ascii="Courier New" w:hAnsi="Courier New" w:cs="Courier New"/>
+          <w:lang w:val="en-US"/>
+        </w:rPr>
+      </w:pPr>
+      <w:r>
+        <w:rPr>
+          <w:rFonts w:ascii="Courier New" w:hAnsi="Courier New" w:cs="Courier New"/>
+          <w:lang w:val="en-US"/>
+        </w:rPr>
+        <w:t xml:space="preserve">            "</w:t>
+      </w:r>
+      <w:proofErr w:type="spellStart"/>
+      <w:proofErr w:type="gramStart"/>
+      <w:r>
+        <w:rPr>
+          <w:rFonts w:ascii="Courier New" w:hAnsi="Courier New" w:cs="Courier New"/>
+          <w:lang w:val="en-US"/>
+        </w:rPr>
+        <w:t>raw</w:t>
+      </w:r>
+      <w:proofErr w:type="gramEnd"/>
+      <w:r>
+        <w:rPr>
+          <w:rFonts w:ascii="Courier New" w:hAnsi="Courier New" w:cs="Courier New"/>
+          <w:lang w:val="en-US"/>
+        </w:rPr>
+        <w:t>_v</w:t>
+      </w:r>
+      <w:proofErr w:type="spellEnd"/>
+      <w:r>
+        <w:rPr>
+          <w:rFonts w:ascii="Courier New" w:hAnsi="Courier New" w:cs="Courier New"/>
+          <w:lang w:val="en-US"/>
+        </w:rPr>
+        <w:t xml:space="preserve">": </w:t>
+      </w:r>
+      <w:proofErr w:type="spellStart"/>
+      <w:r>
+        <w:rPr>
+          <w:rFonts w:ascii="Courier New" w:hAnsi="Courier New" w:cs="Courier New"/>
+          <w:lang w:val="en-US"/>
+        </w:rPr>
+        <w:t>out_v</w:t>
+      </w:r>
+      <w:proofErr w:type="spellEnd"/>
+    </w:p>
+    <w:p>
+      <w:pPr>
+        <w:rPr>
+          <w:rFonts w:ascii="Courier New" w:hAnsi="Courier New" w:cs="Courier New"/>
+          <w:lang w:val="en-US"/>
+        </w:rPr>
+      </w:pPr>
+      <w:r>
+        <w:rPr>
+          <w:rFonts w:ascii="Courier New" w:hAnsi="Courier New" w:cs="Courier New"/>
+          <w:lang w:val="en-US"/>
+        </w:rPr>
+        <w:t xml:space="preserve">        }</w:t>
+      </w:r>
+    </w:p>
+    <w:p>
+      <w:pPr>
+        <w:rPr>
+          <w:rFonts w:ascii="Courier New" w:hAnsi="Courier New" w:cs="Courier New"/>
+          <w:lang w:val="en-US"/>
+        </w:rPr>
+      </w:pPr>
+      <w:r>
+        <w:rPr>
+          <w:rFonts w:ascii="Courier New" w:hAnsi="Courier New" w:cs="Courier New"/>
+          <w:lang w:val="en-US"/>
+        </w:rPr>
+        <w:t xml:space="preserve">    return </w:t>
+      </w:r>
+      <w:proofErr w:type="spellStart"/>
+      <w:r>
+        <w:rPr>
+          <w:rFonts w:ascii="Courier New" w:hAnsi="Courier New" w:cs="Courier New"/>
+          <w:lang w:val="en-US"/>
+        </w:rPr>
+        <w:t>res_rgb</w:t>
+      </w:r>
+      <w:proofErr w:type="spellEnd"/>
+    </w:p>
+    <w:p>
+      <w:pPr>
+        <w:rPr>
+          <w:rFonts w:ascii="Courier New" w:hAnsi="Courier New" w:cs="Courier New"/>
+          <w:lang w:val="en-US"/>
+        </w:rPr>
+      </w:pPr>
+    </w:p>
+    <w:p>
+      <w:pPr>
+        <w:rPr>
+          <w:rFonts w:ascii="Courier New" w:hAnsi="Courier New" w:cs="Courier New"/>
+          <w:lang w:val="en-US"/>
+        </w:rPr>
+      </w:pPr>
+    </w:p>
+    <w:p>
+      <w:pPr>
+        <w:rPr>
+          <w:rFonts w:ascii="Courier New" w:hAnsi="Courier New" w:cs="Courier New"/>
+          <w:lang w:val="en-US"/>
+        </w:rPr>
+      </w:pPr>
+      <w:r>
+        <w:rPr>
+          <w:rFonts w:ascii="Courier New" w:hAnsi="Courier New" w:cs="Courier New"/>
+          <w:lang w:val="en-US"/>
+        </w:rPr>
+        <w:t xml:space="preserve">def </w:t>
+      </w:r>
+      <w:proofErr w:type="spellStart"/>
+      <w:r>
+        <w:rPr>
+          <w:rFonts w:ascii="Courier New" w:hAnsi="Courier New" w:cs="Courier New"/>
+          <w:lang w:val="en-US"/>
+        </w:rPr>
+        <w:t>get_hsv_</w:t>
+      </w:r>
+      <w:proofErr w:type="gramStart"/>
+      <w:r>
+        <w:rPr>
+          <w:rFonts w:ascii="Courier New" w:hAnsi="Courier New" w:cs="Courier New"/>
+          <w:lang w:val="en-US"/>
+        </w:rPr>
+        <w:t>channels</w:t>
+      </w:r>
+      <w:proofErr w:type="spellEnd"/>
+      <w:r>
+        <w:rPr>
+          <w:rFonts w:ascii="Courier New" w:hAnsi="Courier New" w:cs="Courier New"/>
+          <w:lang w:val="en-US"/>
+        </w:rPr>
+        <w:t>(</w:t>
+      </w:r>
+      <w:proofErr w:type="gramEnd"/>
+      <w:r>
+        <w:rPr>
+          <w:rFonts w:ascii="Courier New" w:hAnsi="Courier New" w:cs="Courier New"/>
+          <w:lang w:val="en-US"/>
+        </w:rPr>
+        <w:t xml:space="preserve">image: </w:t>
+      </w:r>
+      <w:proofErr w:type="spellStart"/>
+      <w:r>
+        <w:rPr>
+          <w:rFonts w:ascii="Courier New" w:hAnsi="Courier New" w:cs="Courier New"/>
+          <w:lang w:val="en-US"/>
+        </w:rPr>
+        <w:t>Image.Image</w:t>
+      </w:r>
+      <w:proofErr w:type="spellEnd"/>
+      <w:r>
+        <w:rPr>
+          <w:rFonts w:ascii="Courier New" w:hAnsi="Courier New" w:cs="Courier New"/>
+          <w:lang w:val="en-US"/>
+        </w:rPr>
+        <w:t xml:space="preserve">) -&gt; </w:t>
+      </w:r>
+      <w:proofErr w:type="spellStart"/>
+      <w:proofErr w:type="gramStart"/>
+      <w:r>
+        <w:rPr>
+          <w:rFonts w:ascii="Courier New" w:hAnsi="Courier New" w:cs="Courier New"/>
+          <w:lang w:val="en-US"/>
+        </w:rPr>
+        <w:t>Dict</w:t>
+      </w:r>
+      <w:proofErr w:type="spellEnd"/>
+      <w:r>
+        <w:rPr>
+          <w:rFonts w:ascii="Courier New" w:hAnsi="Courier New" w:cs="Courier New"/>
+          <w:lang w:val="en-US"/>
+        </w:rPr>
+        <w:t>[</w:t>
+      </w:r>
+      <w:proofErr w:type="gramEnd"/>
+      <w:r>
+        <w:rPr>
+          <w:rFonts w:ascii="Courier New" w:hAnsi="Courier New" w:cs="Courier New"/>
+          <w:lang w:val="en-US"/>
+        </w:rPr>
+        <w:t xml:space="preserve">str, </w:t>
+      </w:r>
+      <w:proofErr w:type="spellStart"/>
+      <w:r>
+        <w:rPr>
+          <w:rFonts w:ascii="Courier New" w:hAnsi="Courier New" w:cs="Courier New"/>
+          <w:lang w:val="en-US"/>
+        </w:rPr>
+        <w:t>Image.Image</w:t>
+      </w:r>
+      <w:proofErr w:type="spellEnd"/>
+      <w:r>
+        <w:rPr>
+          <w:rFonts w:ascii="Courier New" w:hAnsi="Courier New" w:cs="Courier New"/>
+          <w:lang w:val="en-US"/>
+        </w:rPr>
+        <w:t>]:</w:t>
+      </w:r>
+    </w:p>
+    <w:p>
+      <w:pPr>
+        <w:rPr>
+          <w:rFonts w:ascii="Courier New" w:hAnsi="Courier New" w:cs="Courier New"/>
+          <w:lang w:val="en-US"/>
+        </w:rPr>
+      </w:pPr>
+      <w:r>
+        <w:rPr>
+          <w:rFonts w:ascii="Courier New" w:hAnsi="Courier New" w:cs="Courier New"/>
+          <w:lang w:val="en-US"/>
+        </w:rPr>
+        <w:t xml:space="preserve">    </w:t>
+      </w:r>
+      <w:proofErr w:type="spellStart"/>
+      <w:r>
+        <w:rPr>
+          <w:rFonts w:ascii="Courier New" w:hAnsi="Courier New" w:cs="Courier New"/>
+          <w:lang w:val="en-US"/>
+        </w:rPr>
+        <w:t>hsv</w:t>
+      </w:r>
+      <w:proofErr w:type="spellEnd"/>
+      <w:r>
+        <w:rPr>
+          <w:rFonts w:ascii="Courier New" w:hAnsi="Courier New" w:cs="Courier New"/>
+          <w:lang w:val="en-US"/>
+        </w:rPr>
+        <w:t xml:space="preserve"> = </w:t>
+      </w:r>
+      <w:proofErr w:type="spellStart"/>
+      <w:proofErr w:type="gramStart"/>
+      <w:r>
+        <w:rPr>
+          <w:rFonts w:ascii="Courier New" w:hAnsi="Courier New" w:cs="Courier New"/>
+          <w:lang w:val="en-US"/>
+        </w:rPr>
+        <w:t>image.convert</w:t>
+      </w:r>
+      <w:proofErr w:type="spellEnd"/>
+      <w:proofErr w:type="gramEnd"/>
+      <w:r>
+        <w:rPr>
+          <w:rFonts w:ascii="Courier New" w:hAnsi="Courier New" w:cs="Courier New"/>
+          <w:lang w:val="en-US"/>
+        </w:rPr>
+        <w:t>("HSV")</w:t>
+      </w:r>
+    </w:p>
+    <w:p>
+      <w:pPr>
+        <w:rPr>
+          <w:rFonts w:ascii="Courier New" w:hAnsi="Courier New" w:cs="Courier New"/>
+          <w:lang w:val="en-US"/>
+        </w:rPr>
+      </w:pPr>
+      <w:r>
+        <w:rPr>
+          <w:rFonts w:ascii="Courier New" w:hAnsi="Courier New" w:cs="Courier New"/>
+          <w:lang w:val="en-US"/>
+        </w:rPr>
+        <w:t xml:space="preserve">    h, s, v = </w:t>
+      </w:r>
+      <w:proofErr w:type="spellStart"/>
+      <w:proofErr w:type="gramStart"/>
+      <w:r>
+        <w:rPr>
+          <w:rFonts w:ascii="Courier New" w:hAnsi="Courier New" w:cs="Courier New"/>
+          <w:lang w:val="en-US"/>
+        </w:rPr>
+        <w:t>hsv.split</w:t>
+      </w:r>
+      <w:proofErr w:type="spellEnd"/>
+      <w:proofErr w:type="gramEnd"/>
+      <w:r>
+        <w:rPr>
+          <w:rFonts w:ascii="Courier New" w:hAnsi="Courier New" w:cs="Courier New"/>
+          <w:lang w:val="en-US"/>
+        </w:rPr>
+        <w:t>()</w:t>
+      </w:r>
+    </w:p>
+    <w:p>
+      <w:pPr>
+        <w:rPr>
+          <w:rFonts w:ascii="Courier New" w:hAnsi="Courier New" w:cs="Courier New"/>
+          <w:lang w:val="en-US"/>
+        </w:rPr>
+      </w:pPr>
+      <w:r>
+        <w:rPr>
+          <w:rFonts w:ascii="Courier New" w:hAnsi="Courier New" w:cs="Courier New"/>
+          <w:lang w:val="en-US"/>
+        </w:rPr>
+        <w:t xml:space="preserve">    return {</w:t>
+      </w:r>
+    </w:p>
+    <w:p>
+      <w:pPr>
+        <w:rPr>
+          <w:rFonts w:ascii="Courier New" w:hAnsi="Courier New" w:cs="Courier New"/>
+          <w:lang w:val="en-US"/>
+        </w:rPr>
+      </w:pPr>
+      <w:r>
+        <w:rPr>
+          <w:rFonts w:ascii="Courier New" w:hAnsi="Courier New" w:cs="Courier New"/>
+          <w:lang w:val="en-US"/>
+        </w:rPr>
+        <w:t xml:space="preserve">        "H": h,</w:t>
+      </w:r>
+    </w:p>
+    <w:p>
+      <w:pPr>
+        <w:rPr>
+          <w:rFonts w:ascii="Courier New" w:hAnsi="Courier New" w:cs="Courier New"/>
+          <w:lang w:val="en-US"/>
+        </w:rPr>
+      </w:pPr>
+      <w:r>
+        <w:rPr>
+          <w:rFonts w:ascii="Courier New" w:hAnsi="Courier New" w:cs="Courier New"/>
+          <w:lang w:val="en-US"/>
+        </w:rPr>
+        <w:t xml:space="preserve">        "S": s,</w:t>
+      </w:r>
+    </w:p>
+    <w:p>
+      <w:pPr>
+        <w:rPr>
+          <w:rFonts w:ascii="Courier New" w:hAnsi="Courier New" w:cs="Courier New"/>
+          <w:lang w:val="en-US"/>
+        </w:rPr>
+      </w:pPr>
+      <w:r>
+        <w:rPr>
+          <w:rFonts w:ascii="Courier New" w:hAnsi="Courier New" w:cs="Courier New"/>
+          <w:lang w:val="en-US"/>
+        </w:rPr>
+        <w:t xml:space="preserve">        "V": v</w:t>
+      </w:r>
+    </w:p>
+    <w:p>
+      <w:pPr>
+        <w:rPr>
+          <w:rFonts w:ascii="Courier New" w:hAnsi="Courier New" w:cs="Courier New"/>
+          <w:lang w:val="en-US"/>
+        </w:rPr>
+      </w:pPr>
+      <w:r>
+        <w:rPr>
+          <w:rFonts w:ascii="Courier New" w:hAnsi="Courier New" w:cs="Courier New"/>
+          <w:lang w:val="en-US"/>
+        </w:rPr>
+        <w:t xml:space="preserve">    }</w:t>
+      </w:r>
+    </w:p>
+    <w:p>
+      <w:pPr>
+        <w:rPr>
+          <w:rFonts w:ascii="Courier New" w:hAnsi="Courier New" w:cs="Courier New"/>
+          <w:lang w:val="en-US"/>
+        </w:rPr>
+      </w:pPr>
+    </w:p>
+    <w:p>
+      <w:pPr>
+        <w:rPr>
+          <w:rFonts w:ascii="Courier New" w:hAnsi="Courier New" w:cs="Courier New"/>
+          <w:lang w:val="en-US"/>
+        </w:rPr>
+      </w:pPr>
+    </w:p>
+    <w:p>
+      <w:pPr>
+        <w:rPr>
+          <w:rFonts w:ascii="Courier New" w:hAnsi="Courier New" w:cs="Courier New"/>
+          <w:lang w:val="en-US"/>
+        </w:rPr>
+      </w:pPr>
+      <w:r>
+        <w:rPr>
+          <w:rFonts w:ascii="Courier New" w:hAnsi="Courier New" w:cs="Courier New"/>
+          <w:lang w:val="en-US"/>
+        </w:rPr>
+        <w:t xml:space="preserve">def </w:t>
+      </w:r>
+      <w:proofErr w:type="spellStart"/>
+      <w:r>
+        <w:rPr>
+          <w:rFonts w:ascii="Courier New" w:hAnsi="Courier New" w:cs="Courier New"/>
+          <w:lang w:val="en-US"/>
+        </w:rPr>
+        <w:t>save_</w:t>
+      </w:r>
+      <w:proofErr w:type="gramStart"/>
+      <w:r>
+        <w:rPr>
+          <w:rFonts w:ascii="Courier New" w:hAnsi="Courier New" w:cs="Courier New"/>
+          <w:lang w:val="en-US"/>
+        </w:rPr>
+        <w:t>image</w:t>
+      </w:r>
+      <w:proofErr w:type="spellEnd"/>
+      <w:r>
+        <w:rPr>
+          <w:rFonts w:ascii="Courier New" w:hAnsi="Courier New" w:cs="Courier New"/>
+          <w:lang w:val="en-US"/>
+        </w:rPr>
+        <w:t>(</w:t>
+      </w:r>
+      <w:proofErr w:type="spellStart"/>
+      <w:proofErr w:type="gramEnd"/>
+      <w:r>
+        <w:rPr>
+          <w:rFonts w:ascii="Courier New" w:hAnsi="Courier New" w:cs="Courier New"/>
+          <w:lang w:val="en-US"/>
+        </w:rPr>
+        <w:t>img</w:t>
+      </w:r>
+      <w:proofErr w:type="spellEnd"/>
+      <w:r>
+        <w:rPr>
+          <w:rFonts w:ascii="Courier New" w:hAnsi="Courier New" w:cs="Courier New"/>
+          <w:lang w:val="en-US"/>
+        </w:rPr>
+        <w:t xml:space="preserve">: </w:t>
+      </w:r>
+      <w:proofErr w:type="spellStart"/>
+      <w:r>
+        <w:rPr>
+          <w:rFonts w:ascii="Courier New" w:hAnsi="Courier New" w:cs="Courier New"/>
+          <w:lang w:val="en-US"/>
+        </w:rPr>
+        <w:t>Image.Image</w:t>
+      </w:r>
+      <w:proofErr w:type="spellEnd"/>
+      <w:r>
+        <w:rPr>
+          <w:rFonts w:ascii="Courier New" w:hAnsi="Courier New" w:cs="Courier New"/>
+          <w:lang w:val="en-US"/>
+        </w:rPr>
+        <w:t xml:space="preserve">, </w:t>
+      </w:r>
+      <w:proofErr w:type="spellStart"/>
+      <w:r>
+        <w:rPr>
+          <w:rFonts w:ascii="Courier New" w:hAnsi="Courier New" w:cs="Courier New"/>
+          <w:lang w:val="en-US"/>
+        </w:rPr>
+        <w:t>filepath</w:t>
+      </w:r>
+      <w:proofErr w:type="spellEnd"/>
+      <w:r>
+        <w:rPr>
+          <w:rFonts w:ascii="Courier New" w:hAnsi="Courier New" w:cs="Courier New"/>
+          <w:lang w:val="en-US"/>
+        </w:rPr>
+        <w:t>: str) -&gt; None:</w:t>
+      </w:r>
+    </w:p>
+    <w:p>
+      <w:pPr>
+        <w:rPr>
+          <w:rFonts w:ascii="Courier New" w:hAnsi="Courier New" w:cs="Courier New"/>
+          <w:lang w:val="en-US"/>
+        </w:rPr>
+      </w:pPr>
+      <w:r>
+        <w:rPr>
+          <w:rFonts w:ascii="Courier New" w:hAnsi="Courier New" w:cs="Courier New"/>
+          <w:lang w:val="en-US"/>
+        </w:rPr>
+        <w:t xml:space="preserve">    </w:t>
+      </w:r>
+      <w:proofErr w:type="spellStart"/>
+      <w:r>
+        <w:rPr>
+          <w:rFonts w:ascii="Courier New" w:hAnsi="Courier New" w:cs="Courier New"/>
+          <w:lang w:val="en-US"/>
+        </w:rPr>
+        <w:t>ext</w:t>
+      </w:r>
+      <w:proofErr w:type="spellEnd"/>
+      <w:r>
+        <w:rPr>
+          <w:rFonts w:ascii="Courier New" w:hAnsi="Courier New" w:cs="Courier New"/>
+          <w:lang w:val="en-US"/>
+        </w:rPr>
+        <w:t xml:space="preserve"> = </w:t>
+      </w:r>
+      <w:proofErr w:type="spellStart"/>
+      <w:proofErr w:type="gramStart"/>
+      <w:r>
+        <w:rPr>
+          <w:rFonts w:ascii="Courier New" w:hAnsi="Courier New" w:cs="Courier New"/>
+          <w:lang w:val="en-US"/>
+        </w:rPr>
+        <w:t>filepath.lower</w:t>
+      </w:r>
+      <w:proofErr w:type="spellEnd"/>
+      <w:proofErr w:type="gramEnd"/>
+      <w:r>
+        <w:rPr>
+          <w:rFonts w:ascii="Courier New" w:hAnsi="Courier New" w:cs="Courier New"/>
+          <w:lang w:val="en-US"/>
+        </w:rPr>
+        <w:t>()</w:t>
+      </w:r>
+    </w:p>
+    <w:p>
+      <w:pPr>
+        <w:rPr>
+          <w:rFonts w:ascii="Courier New" w:hAnsi="Courier New" w:cs="Courier New"/>
+          <w:lang w:val="en-US"/>
+        </w:rPr>
+      </w:pPr>
+      <w:r>
+        <w:rPr>
+          <w:rFonts w:ascii="Courier New" w:hAnsi="Courier New" w:cs="Courier New"/>
+          <w:lang w:val="en-US"/>
+        </w:rPr>
+        <w:t xml:space="preserve">    if </w:t>
+      </w:r>
+      <w:proofErr w:type="spellStart"/>
+      <w:proofErr w:type="gramStart"/>
+      <w:r>
+        <w:rPr>
+          <w:rFonts w:ascii="Courier New" w:hAnsi="Courier New" w:cs="Courier New"/>
+          <w:lang w:val="en-US"/>
+        </w:rPr>
+        <w:t>ext.endswith</w:t>
+      </w:r>
+      <w:proofErr w:type="spellEnd"/>
+      <w:proofErr w:type="gramEnd"/>
+      <w:r>
+        <w:rPr>
+          <w:rFonts w:ascii="Courier New" w:hAnsi="Courier New" w:cs="Courier New"/>
+          <w:lang w:val="en-US"/>
+        </w:rPr>
+        <w:t>(</w:t>
+      </w:r>
+      <w:proofErr w:type="gramStart"/>
+      <w:r>
+        <w:rPr>
+          <w:rFonts w:ascii="Courier New" w:hAnsi="Courier New" w:cs="Courier New"/>
+          <w:lang w:val="en-US"/>
+        </w:rPr>
+        <w:t>".</w:t>
+      </w:r>
+      <w:proofErr w:type="spellStart"/>
+      <w:r>
+        <w:rPr>
+          <w:rFonts w:ascii="Courier New" w:hAnsi="Courier New" w:cs="Courier New"/>
+          <w:lang w:val="en-US"/>
+        </w:rPr>
+        <w:t>pbm</w:t>
+      </w:r>
+      <w:proofErr w:type="spellEnd"/>
+      <w:proofErr w:type="gramEnd"/>
+      <w:r>
+        <w:rPr>
+          <w:rFonts w:ascii="Courier New" w:hAnsi="Courier New" w:cs="Courier New"/>
+          <w:lang w:val="en-US"/>
+        </w:rPr>
+        <w:t>"):</w:t>
+      </w:r>
+    </w:p>
+    <w:p>
+      <w:pPr>
+        <w:rPr>
+          <w:rFonts w:ascii="Courier New" w:hAnsi="Courier New" w:cs="Courier New"/>
+          <w:lang w:val="en-US"/>
+        </w:rPr>
+      </w:pPr>
+      <w:r>
+        <w:rPr>
+          <w:rFonts w:ascii="Courier New" w:hAnsi="Courier New" w:cs="Courier New"/>
+          <w:lang w:val="en-US"/>
+        </w:rPr>
+        <w:t xml:space="preserve">        </w:t>
+      </w:r>
+      <w:proofErr w:type="spellStart"/>
+      <w:proofErr w:type="gramStart"/>
+      <w:r>
+        <w:rPr>
+          <w:rFonts w:ascii="Courier New" w:hAnsi="Courier New" w:cs="Courier New"/>
+          <w:lang w:val="en-US"/>
+        </w:rPr>
+        <w:t>img.convert</w:t>
+      </w:r>
+      <w:proofErr w:type="spellEnd"/>
+      <w:proofErr w:type="gramEnd"/>
+      <w:r>
+        <w:rPr>
+          <w:rFonts w:ascii="Courier New" w:hAnsi="Courier New" w:cs="Courier New"/>
+          <w:lang w:val="en-US"/>
+        </w:rPr>
+        <w:t>("RGB"</w:t>
+      </w:r>
+      <w:proofErr w:type="gramStart"/>
+      <w:r>
+        <w:rPr>
+          <w:rFonts w:ascii="Courier New" w:hAnsi="Courier New" w:cs="Courier New"/>
+          <w:lang w:val="en-US"/>
+        </w:rPr>
+        <w:t>).save</w:t>
+      </w:r>
+      <w:proofErr w:type="gramEnd"/>
+      <w:r>
+        <w:rPr>
+          <w:rFonts w:ascii="Courier New" w:hAnsi="Courier New" w:cs="Courier New"/>
+          <w:lang w:val="en-US"/>
+        </w:rPr>
+        <w:t>(</w:t>
+      </w:r>
+      <w:proofErr w:type="spellStart"/>
+      <w:r>
+        <w:rPr>
+          <w:rFonts w:ascii="Courier New" w:hAnsi="Courier New" w:cs="Courier New"/>
+          <w:lang w:val="en-US"/>
+        </w:rPr>
+        <w:t>filepath</w:t>
+      </w:r>
+      <w:proofErr w:type="spellEnd"/>
+      <w:r>
+        <w:rPr>
+          <w:rFonts w:ascii="Courier New" w:hAnsi="Courier New" w:cs="Courier New"/>
+          <w:lang w:val="en-US"/>
+        </w:rPr>
+        <w:t>, format="PPM")</w:t>
+      </w:r>
+    </w:p>
+    <w:p>
+      <w:pPr>
+        <w:rPr>
+          <w:rFonts w:ascii="Courier New" w:hAnsi="Courier New" w:cs="Courier New"/>
+          <w:lang w:val="en-US"/>
+        </w:rPr>
+      </w:pPr>
+      <w:r>
+        <w:rPr>
+          <w:rFonts w:ascii="Courier New" w:hAnsi="Courier New" w:cs="Courier New"/>
+          <w:lang w:val="en-US"/>
+        </w:rPr>
+        <w:t xml:space="preserve">    </w:t>
+      </w:r>
+      <w:proofErr w:type="spellStart"/>
+      <w:r>
+        <w:rPr>
+          <w:rFonts w:ascii="Courier New" w:hAnsi="Courier New" w:cs="Courier New"/>
+          <w:lang w:val="en-US"/>
+        </w:rPr>
+        <w:t>elif</w:t>
+      </w:r>
+      <w:proofErr w:type="spellEnd"/>
+      <w:r>
+        <w:rPr>
+          <w:rFonts w:ascii="Courier New" w:hAnsi="Courier New" w:cs="Courier New"/>
+          <w:lang w:val="en-US"/>
+        </w:rPr>
+        <w:t xml:space="preserve"> </w:t>
+      </w:r>
+      <w:proofErr w:type="spellStart"/>
+      <w:proofErr w:type="gramStart"/>
+      <w:r>
+        <w:rPr>
+          <w:rFonts w:ascii="Courier New" w:hAnsi="Courier New" w:cs="Courier New"/>
+          <w:lang w:val="en-US"/>
+        </w:rPr>
+        <w:t>ext.endswith</w:t>
+      </w:r>
+      <w:proofErr w:type="spellEnd"/>
+      <w:proofErr w:type="gramEnd"/>
+      <w:r>
+        <w:rPr>
+          <w:rFonts w:ascii="Courier New" w:hAnsi="Courier New" w:cs="Courier New"/>
+          <w:lang w:val="en-US"/>
+        </w:rPr>
+        <w:t>((".jpg", ".jpeg")):</w:t>
+      </w:r>
+    </w:p>
+    <w:p>
+      <w:pPr>
+        <w:rPr>
+          <w:rFonts w:ascii="Courier New" w:hAnsi="Courier New" w:cs="Courier New"/>
+          <w:lang w:val="en-US"/>
+        </w:rPr>
+      </w:pPr>
+      <w:r>
+        <w:rPr>
+          <w:rFonts w:ascii="Courier New" w:hAnsi="Courier New" w:cs="Courier New"/>
+          <w:lang w:val="en-US"/>
+        </w:rPr>
+        <w:lastRenderedPageBreak/>
+        <w:t xml:space="preserve">        </w:t>
+      </w:r>
+      <w:proofErr w:type="spellStart"/>
+      <w:proofErr w:type="gramStart"/>
+      <w:r>
+        <w:rPr>
+          <w:rFonts w:ascii="Courier New" w:hAnsi="Courier New" w:cs="Courier New"/>
+          <w:lang w:val="en-US"/>
+        </w:rPr>
+        <w:t>img.convert</w:t>
+      </w:r>
+      <w:proofErr w:type="spellEnd"/>
+      <w:proofErr w:type="gramEnd"/>
+      <w:r>
+        <w:rPr>
+          <w:rFonts w:ascii="Courier New" w:hAnsi="Courier New" w:cs="Courier New"/>
+          <w:lang w:val="en-US"/>
+        </w:rPr>
+        <w:t>("RGB"</w:t>
+      </w:r>
+      <w:proofErr w:type="gramStart"/>
+      <w:r>
+        <w:rPr>
+          <w:rFonts w:ascii="Courier New" w:hAnsi="Courier New" w:cs="Courier New"/>
+          <w:lang w:val="en-US"/>
+        </w:rPr>
+        <w:t>).save</w:t>
+      </w:r>
+      <w:proofErr w:type="gramEnd"/>
+      <w:r>
+        <w:rPr>
+          <w:rFonts w:ascii="Courier New" w:hAnsi="Courier New" w:cs="Courier New"/>
+          <w:lang w:val="en-US"/>
+        </w:rPr>
+        <w:t>(</w:t>
+      </w:r>
+      <w:proofErr w:type="spellStart"/>
+      <w:r>
+        <w:rPr>
+          <w:rFonts w:ascii="Courier New" w:hAnsi="Courier New" w:cs="Courier New"/>
+          <w:lang w:val="en-US"/>
+        </w:rPr>
+        <w:t>filepath</w:t>
+      </w:r>
+      <w:proofErr w:type="spellEnd"/>
+      <w:r>
+        <w:rPr>
+          <w:rFonts w:ascii="Courier New" w:hAnsi="Courier New" w:cs="Courier New"/>
+          <w:lang w:val="en-US"/>
+        </w:rPr>
+        <w:t>, format="JPEG", quality=95)</w:t>
+      </w:r>
+    </w:p>
+    <w:p>
+      <w:pPr>
+        <w:rPr>
+          <w:rFonts w:ascii="Courier New" w:hAnsi="Courier New" w:cs="Courier New"/>
+          <w:lang w:val="en-US"/>
+        </w:rPr>
+      </w:pPr>
+      <w:r>
+        <w:rPr>
+          <w:rFonts w:ascii="Courier New" w:hAnsi="Courier New" w:cs="Courier New"/>
+          <w:lang w:val="en-US"/>
+        </w:rPr>
+        <w:t xml:space="preserve">    else:</w:t>
+      </w:r>
+    </w:p>
+    <w:p>
+      <w:pPr>
+        <w:rPr>
+          <w:rFonts w:ascii="Courier New" w:hAnsi="Courier New" w:cs="Courier New"/>
+          <w:lang w:val="en-US"/>
+        </w:rPr>
+      </w:pPr>
+      <w:r>
+        <w:rPr>
+          <w:rFonts w:ascii="Courier New" w:hAnsi="Courier New" w:cs="Courier New"/>
+          <w:lang w:val="en-US"/>
+        </w:rPr>
+        <w:t xml:space="preserve">        </w:t>
+      </w:r>
+      <w:proofErr w:type="spellStart"/>
+      <w:proofErr w:type="gramStart"/>
+      <w:r>
+        <w:rPr>
+          <w:rFonts w:ascii="Courier New" w:hAnsi="Courier New" w:cs="Courier New"/>
+          <w:lang w:val="en-US"/>
+        </w:rPr>
+        <w:t>img.save</w:t>
+      </w:r>
+      <w:proofErr w:type="spellEnd"/>
+      <w:proofErr w:type="gramEnd"/>
+      <w:r>
+        <w:rPr>
+          <w:rFonts w:ascii="Courier New" w:hAnsi="Courier New" w:cs="Courier New"/>
+          <w:lang w:val="en-US"/>
+        </w:rPr>
+        <w:t>(</w:t>
+      </w:r>
+      <w:proofErr w:type="spellStart"/>
+      <w:r>
+        <w:rPr>
+          <w:rFonts w:ascii="Courier New" w:hAnsi="Courier New" w:cs="Courier New"/>
+          <w:lang w:val="en-US"/>
+        </w:rPr>
+        <w:t>filepath</w:t>
+      </w:r>
+      <w:proofErr w:type="spellEnd"/>
+      <w:r>
+        <w:rPr>
+          <w:rFonts w:ascii="Courier New" w:hAnsi="Courier New" w:cs="Courier New"/>
+          <w:lang w:val="en-US"/>
+        </w:rPr>
+        <w:t>)</w:t>
       </w:r>
     </w:p>
     <w:p>
@@ -1319,19 +9025,18 @@
         <w:spacing w:before="160" w:after="80"/>
         <w:ind w:firstLine="708"/>
         <w:rPr>
-          <w:rFonts w:ascii="Times New Roman" w:hAnsi="Times New Roman" w:cs="Times New Roman"/>
-          <w:sz w:val="28"/>
-          <w:szCs w:val="28"/>
-        </w:rPr>
-      </w:pPr>
-      <w:r>
-        <w:rPr>
-          <w:rFonts w:ascii="Times New Roman" w:hAnsi="Times New Roman" w:cs="Times New Roman"/>
+          <w:sz w:val="28"/>
+          <w:szCs w:val="28"/>
+        </w:rPr>
+      </w:pPr>
+      <w:r>
+        <w:rPr>
           <w:b/>
           <w:bCs/>
           <w:sz w:val="28"/>
           <w:szCs w:val="28"/>
         </w:rPr>
+        <w:lastRenderedPageBreak/>
         <w:t>1. Какие фильтры проходит оптический сигнал в процессе формирования на поверхности фотоприёмника двумерного изображения трёхмерной сцены и к какому классу относится каждый из этих фильтров?</w:t>
       </w:r>
     </w:p>
@@ -1341,34 +9046,30 @@
         <w:ind w:firstLine="720"/>
         <w:jc w:val="both"/>
         <w:rPr>
-          <w:rFonts w:ascii="Times New Roman" w:hAnsi="Times New Roman" w:cs="Times New Roman"/>
-          <w:sz w:val="28"/>
-          <w:szCs w:val="28"/>
-        </w:rPr>
-      </w:pPr>
-      <w:r>
-        <w:rPr>
-          <w:rFonts w:ascii="Times New Roman" w:hAnsi="Times New Roman" w:cs="Times New Roman"/>
-          <w:sz w:val="28"/>
-          <w:szCs w:val="28"/>
-        </w:rPr>
-        <w:t xml:space="preserve">При формировании оптического изображения сигнал последовательно проходит следующие фильтры:</w:t>
+          <w:sz w:val="28"/>
+          <w:szCs w:val="28"/>
+        </w:rPr>
+      </w:pPr>
+      <w:r>
+        <w:rPr>
+          <w:sz w:val="28"/>
+          <w:szCs w:val="28"/>
+        </w:rPr>
+        <w:t>При формировании оптического изображения сигнал последовательно проходит следующие фильтры:</w:t>
       </w:r>
     </w:p>
     <w:p>
       <w:pPr>
         <w:spacing w:after="60"/>
-        <w:ind w:left="720" w:firstLine="-360"/>
+        <w:ind w:left="720" w:hanging="360"/>
         <w:jc w:val="both"/>
         <w:rPr>
-          <w:rFonts w:ascii="Times New Roman" w:hAnsi="Times New Roman" w:cs="Times New Roman"/>
-          <w:sz w:val="28"/>
-          <w:szCs w:val="28"/>
-        </w:rPr>
-      </w:pPr>
-      <w:r>
-        <w:rPr>
-          <w:rFonts w:ascii="Times New Roman" w:hAnsi="Times New Roman" w:cs="Times New Roman"/>
+          <w:sz w:val="28"/>
+          <w:szCs w:val="28"/>
+        </w:rPr>
+      </w:pPr>
+      <w:r>
+        <w:rPr>
           <w:b/>
           <w:bCs/>
           <w:sz w:val="28"/>
@@ -1378,27 +9079,24 @@
       </w:r>
       <w:r>
         <w:rPr>
-          <w:rFonts w:ascii="Times New Roman" w:hAnsi="Times New Roman" w:cs="Times New Roman"/>
-          <w:sz w:val="28"/>
-          <w:szCs w:val="28"/>
-        </w:rPr>
-        <w:t xml:space="preserve">непрерывный аналоговый пространственный ФНЧ.</w:t>
+          <w:sz w:val="28"/>
+          <w:szCs w:val="28"/>
+        </w:rPr>
+        <w:t>непрерывный аналоговый пространственный ФНЧ.</w:t>
       </w:r>
     </w:p>
     <w:p>
       <w:pPr>
         <w:spacing w:after="60"/>
-        <w:ind w:left="720" w:firstLine="-360"/>
+        <w:ind w:left="720" w:hanging="360"/>
         <w:jc w:val="both"/>
         <w:rPr>
-          <w:rFonts w:ascii="Times New Roman" w:hAnsi="Times New Roman" w:cs="Times New Roman"/>
-          <w:sz w:val="28"/>
-          <w:szCs w:val="28"/>
-        </w:rPr>
-      </w:pPr>
-      <w:r>
-        <w:rPr>
-          <w:rFonts w:ascii="Times New Roman" w:hAnsi="Times New Roman" w:cs="Times New Roman"/>
+          <w:sz w:val="28"/>
+          <w:szCs w:val="28"/>
+        </w:rPr>
+      </w:pPr>
+      <w:r>
+        <w:rPr>
           <w:b/>
           <w:bCs/>
           <w:sz w:val="28"/>
@@ -1408,27 +9106,24 @@
       </w:r>
       <w:r>
         <w:rPr>
-          <w:rFonts w:ascii="Times New Roman" w:hAnsi="Times New Roman" w:cs="Times New Roman"/>
-          <w:sz w:val="28"/>
-          <w:szCs w:val="28"/>
-        </w:rPr>
-        <w:t xml:space="preserve">волновой пространственный ФНЧ с ограниченной полосой пропускания (диск Эйри).</w:t>
+          <w:sz w:val="28"/>
+          <w:szCs w:val="28"/>
+        </w:rPr>
+        <w:t>волновой пространственный ФНЧ с ограниченной полосой пропускания (диск Эйри).</w:t>
       </w:r>
     </w:p>
     <w:p>
       <w:pPr>
         <w:spacing w:after="60"/>
-        <w:ind w:left="720" w:firstLine="-360"/>
+        <w:ind w:left="720" w:hanging="360"/>
         <w:jc w:val="both"/>
         <w:rPr>
-          <w:rFonts w:ascii="Times New Roman" w:hAnsi="Times New Roman" w:cs="Times New Roman"/>
-          <w:sz w:val="28"/>
-          <w:szCs w:val="28"/>
-        </w:rPr>
-      </w:pPr>
-      <w:r>
-        <w:rPr>
-          <w:rFonts w:ascii="Times New Roman" w:hAnsi="Times New Roman" w:cs="Times New Roman"/>
+          <w:sz w:val="28"/>
+          <w:szCs w:val="28"/>
+        </w:rPr>
+      </w:pPr>
+      <w:r>
+        <w:rPr>
           <w:b/>
           <w:bCs/>
           <w:sz w:val="28"/>
@@ -1438,27 +9133,24 @@
       </w:r>
       <w:r>
         <w:rPr>
-          <w:rFonts w:ascii="Times New Roman" w:hAnsi="Times New Roman" w:cs="Times New Roman"/>
-          <w:sz w:val="28"/>
-          <w:szCs w:val="28"/>
-        </w:rPr>
-        <w:t xml:space="preserve">пространственный ФНЧ с гауссоподобной функцией рассеяния точки (ФРТ / PSF).</w:t>
+          <w:sz w:val="28"/>
+          <w:szCs w:val="28"/>
+        </w:rPr>
+        <w:t>пространственный ФНЧ с гауссоподобной функцией рассеяния точки (ФРТ / PSF).</w:t>
       </w:r>
     </w:p>
     <w:p>
       <w:pPr>
         <w:spacing w:after="60"/>
-        <w:ind w:left="720" w:firstLine="-360"/>
+        <w:ind w:left="720" w:hanging="360"/>
         <w:jc w:val="both"/>
         <w:rPr>
-          <w:rFonts w:ascii="Times New Roman" w:hAnsi="Times New Roman" w:cs="Times New Roman"/>
-          <w:sz w:val="28"/>
-          <w:szCs w:val="28"/>
-        </w:rPr>
-      </w:pPr>
-      <w:r>
-        <w:rPr>
-          <w:rFonts w:ascii="Times New Roman" w:hAnsi="Times New Roman" w:cs="Times New Roman"/>
+          <w:sz w:val="28"/>
+          <w:szCs w:val="28"/>
+        </w:rPr>
+      </w:pPr>
+      <w:r>
+        <w:rPr>
           <w:b/>
           <w:bCs/>
           <w:sz w:val="28"/>
@@ -1468,27 +9160,24 @@
       </w:r>
       <w:r>
         <w:rPr>
-          <w:rFonts w:ascii="Times New Roman" w:hAnsi="Times New Roman" w:cs="Times New Roman"/>
-          <w:sz w:val="28"/>
-          <w:szCs w:val="28"/>
-        </w:rPr>
-        <w:t xml:space="preserve">оптический спектральный полосовой фильтр, отсекающий невидимые диапазоны излучения.</w:t>
+          <w:sz w:val="28"/>
+          <w:szCs w:val="28"/>
+        </w:rPr>
+        <w:t>оптический спектральный полосовой фильтр, отсекающий невидимые диапазоны излучения.</w:t>
       </w:r>
     </w:p>
     <w:p>
       <w:pPr>
         <w:spacing w:after="60"/>
-        <w:ind w:left="720" w:firstLine="-360"/>
+        <w:ind w:left="720" w:hanging="360"/>
         <w:jc w:val="both"/>
         <w:rPr>
-          <w:rFonts w:ascii="Times New Roman" w:hAnsi="Times New Roman" w:cs="Times New Roman"/>
-          <w:sz w:val="28"/>
-          <w:szCs w:val="28"/>
-        </w:rPr>
-      </w:pPr>
-      <w:r>
-        <w:rPr>
-          <w:rFonts w:ascii="Times New Roman" w:hAnsi="Times New Roman" w:cs="Times New Roman"/>
+          <w:sz w:val="28"/>
+          <w:szCs w:val="28"/>
+        </w:rPr>
+      </w:pPr>
+      <w:r>
+        <w:rPr>
           <w:b/>
           <w:bCs/>
           <w:sz w:val="28"/>
@@ -1498,27 +9187,24 @@
       </w:r>
       <w:r>
         <w:rPr>
-          <w:rFonts w:ascii="Times New Roman" w:hAnsi="Times New Roman" w:cs="Times New Roman"/>
-          <w:sz w:val="28"/>
-          <w:szCs w:val="28"/>
-        </w:rPr>
-        <w:t xml:space="preserve">дифракционный пространственный ФНЧ, подавляющий частоты выше предела Найквиста матрицы сенсора.</w:t>
+          <w:sz w:val="28"/>
+          <w:szCs w:val="28"/>
+        </w:rPr>
+        <w:t>дифракционный пространственный ФНЧ, подавляющий частоты выше предела Найквиста матрицы сенсора.</w:t>
       </w:r>
     </w:p>
     <w:p>
       <w:pPr>
         <w:spacing w:after="60"/>
-        <w:ind w:left="720" w:firstLine="-360"/>
+        <w:ind w:left="720" w:hanging="360"/>
         <w:jc w:val="both"/>
         <w:rPr>
-          <w:rFonts w:ascii="Times New Roman" w:hAnsi="Times New Roman" w:cs="Times New Roman"/>
-          <w:sz w:val="28"/>
-          <w:szCs w:val="28"/>
-        </w:rPr>
-      </w:pPr>
-      <w:r>
-        <w:rPr>
-          <w:rFonts w:ascii="Times New Roman" w:hAnsi="Times New Roman" w:cs="Times New Roman"/>
+          <w:sz w:val="28"/>
+          <w:szCs w:val="28"/>
+        </w:rPr>
+      </w:pPr>
+      <w:r>
+        <w:rPr>
           <w:b/>
           <w:bCs/>
           <w:sz w:val="28"/>
@@ -1528,11 +9214,10 @@
       </w:r>
       <w:r>
         <w:rPr>
-          <w:rFonts w:ascii="Times New Roman" w:hAnsi="Times New Roman" w:cs="Times New Roman"/>
-          <w:sz w:val="28"/>
-          <w:szCs w:val="28"/>
-        </w:rPr>
-        <w:t xml:space="preserve">пространственно-дискретные спектральные полосовые фильтры (R, G, B).</w:t>
+          <w:sz w:val="28"/>
+          <w:szCs w:val="28"/>
+        </w:rPr>
+        <w:t>пространственно-дискретные спектральные полосовые фильтры (R, G, B).</w:t>
       </w:r>
     </w:p>
     <w:p>
@@ -1540,14 +9225,12 @@
         <w:spacing w:before="160" w:after="80"/>
         <w:ind w:firstLine="708"/>
         <w:rPr>
-          <w:rFonts w:ascii="Times New Roman" w:hAnsi="Times New Roman" w:cs="Times New Roman"/>
-          <w:sz w:val="28"/>
-          <w:szCs w:val="28"/>
-        </w:rPr>
-      </w:pPr>
-      <w:r>
-        <w:rPr>
-          <w:rFonts w:ascii="Times New Roman" w:hAnsi="Times New Roman" w:cs="Times New Roman"/>
+          <w:sz w:val="28"/>
+          <w:szCs w:val="28"/>
+        </w:rPr>
+      </w:pPr>
+      <w:r>
+        <w:rPr>
           <w:b/>
           <w:bCs/>
           <w:sz w:val="28"/>
@@ -1562,34 +9245,30 @@
         <w:ind w:firstLine="720"/>
         <w:jc w:val="both"/>
         <w:rPr>
-          <w:rFonts w:ascii="Times New Roman" w:hAnsi="Times New Roman" w:cs="Times New Roman"/>
-          <w:sz w:val="28"/>
-          <w:szCs w:val="28"/>
-        </w:rPr>
-      </w:pPr>
-      <w:r>
-        <w:rPr>
-          <w:rFonts w:ascii="Times New Roman" w:hAnsi="Times New Roman" w:cs="Times New Roman"/>
-          <w:sz w:val="28"/>
-          <w:szCs w:val="28"/>
-        </w:rPr>
-        <w:t xml:space="preserve">В тракте оцифровки и процессора сигналов (ISP) сигнал проходит следующие фильтры:</w:t>
+          <w:sz w:val="28"/>
+          <w:szCs w:val="28"/>
+        </w:rPr>
+      </w:pPr>
+      <w:r>
+        <w:rPr>
+          <w:sz w:val="28"/>
+          <w:szCs w:val="28"/>
+        </w:rPr>
+        <w:t>В тракте оцифровки и процессора сигналов (ISP) сигнал проходит следующие фильтры:</w:t>
       </w:r>
     </w:p>
     <w:p>
       <w:pPr>
         <w:spacing w:after="60"/>
-        <w:ind w:left="720" w:firstLine="-360"/>
+        <w:ind w:left="720" w:hanging="360"/>
         <w:jc w:val="both"/>
         <w:rPr>
-          <w:rFonts w:ascii="Times New Roman" w:hAnsi="Times New Roman" w:cs="Times New Roman"/>
-          <w:sz w:val="28"/>
-          <w:szCs w:val="28"/>
-        </w:rPr>
-      </w:pPr>
-      <w:r>
-        <w:rPr>
-          <w:rFonts w:ascii="Times New Roman" w:hAnsi="Times New Roman" w:cs="Times New Roman"/>
+          <w:sz w:val="28"/>
+          <w:szCs w:val="28"/>
+        </w:rPr>
+      </w:pPr>
+      <w:r>
+        <w:rPr>
           <w:b/>
           <w:bCs/>
           <w:sz w:val="28"/>
@@ -1599,27 +9278,24 @@
       </w:r>
       <w:r>
         <w:rPr>
-          <w:rFonts w:ascii="Times New Roman" w:hAnsi="Times New Roman" w:cs="Times New Roman"/>
-          <w:sz w:val="28"/>
-          <w:szCs w:val="28"/>
-        </w:rPr>
-        <w:t xml:space="preserve">пространственный усредняющий КИХ-ФНЧ (умножение на sinc в спектре) с последующей дискретизацией.</w:t>
+          <w:sz w:val="28"/>
+          <w:szCs w:val="28"/>
+        </w:rPr>
+        <w:t>пространственный усредняющий КИХ-ФНЧ (умножение на sinc в спектре) с последующей дискретизацией.</w:t>
       </w:r>
     </w:p>
     <w:p>
       <w:pPr>
         <w:spacing w:after="60"/>
-        <w:ind w:left="720" w:firstLine="-360"/>
+        <w:ind w:left="720" w:hanging="360"/>
         <w:jc w:val="both"/>
         <w:rPr>
-          <w:rFonts w:ascii="Times New Roman" w:hAnsi="Times New Roman" w:cs="Times New Roman"/>
-          <w:sz w:val="28"/>
-          <w:szCs w:val="28"/>
-        </w:rPr>
-      </w:pPr>
-      <w:r>
-        <w:rPr>
-          <w:rFonts w:ascii="Times New Roman" w:hAnsi="Times New Roman" w:cs="Times New Roman"/>
+          <w:sz w:val="28"/>
+          <w:szCs w:val="28"/>
+        </w:rPr>
+      </w:pPr>
+      <w:r>
+        <w:rPr>
           <w:b/>
           <w:bCs/>
           <w:sz w:val="28"/>
@@ -1629,27 +9305,24 @@
       </w:r>
       <w:r>
         <w:rPr>
-          <w:rFonts w:ascii="Times New Roman" w:hAnsi="Times New Roman" w:cs="Times New Roman"/>
-          <w:sz w:val="28"/>
-          <w:szCs w:val="28"/>
-        </w:rPr>
-        <w:t xml:space="preserve">временной усредняющий КИХ-ФНЧ.</w:t>
+          <w:sz w:val="28"/>
+          <w:szCs w:val="28"/>
+        </w:rPr>
+        <w:t>временной усредняющий КИХ-ФНЧ.</w:t>
       </w:r>
     </w:p>
     <w:p>
       <w:pPr>
         <w:spacing w:after="60"/>
-        <w:ind w:left="720" w:firstLine="-360"/>
+        <w:ind w:left="720" w:hanging="360"/>
         <w:jc w:val="both"/>
         <w:rPr>
-          <w:rFonts w:ascii="Times New Roman" w:hAnsi="Times New Roman" w:cs="Times New Roman"/>
-          <w:sz w:val="28"/>
-          <w:szCs w:val="28"/>
-        </w:rPr>
-      </w:pPr>
-      <w:r>
-        <w:rPr>
-          <w:rFonts w:ascii="Times New Roman" w:hAnsi="Times New Roman" w:cs="Times New Roman"/>
+          <w:sz w:val="28"/>
+          <w:szCs w:val="28"/>
+        </w:rPr>
+      </w:pPr>
+      <w:r>
+        <w:rPr>
           <w:b/>
           <w:bCs/>
           <w:sz w:val="28"/>
@@ -1659,27 +9332,24 @@
       </w:r>
       <w:r>
         <w:rPr>
-          <w:rFonts w:ascii="Times New Roman" w:hAnsi="Times New Roman" w:cs="Times New Roman"/>
-          <w:sz w:val="28"/>
-          <w:szCs w:val="28"/>
-        </w:rPr>
-        <w:t xml:space="preserve">аналоговый электронный ФНЧ и нелинейный безынерционный фильтр квантования по уровню.</w:t>
+          <w:sz w:val="28"/>
+          <w:szCs w:val="28"/>
+        </w:rPr>
+        <w:t>аналоговый электронный ФНЧ и нелинейный безынерционный фильтр квантования по уровню.</w:t>
       </w:r>
     </w:p>
     <w:p>
       <w:pPr>
         <w:spacing w:after="60"/>
-        <w:ind w:left="720" w:firstLine="-360"/>
+        <w:ind w:left="720" w:hanging="360"/>
         <w:jc w:val="both"/>
         <w:rPr>
-          <w:rFonts w:ascii="Times New Roman" w:hAnsi="Times New Roman" w:cs="Times New Roman"/>
-          <w:sz w:val="28"/>
-          <w:szCs w:val="28"/>
-        </w:rPr>
-      </w:pPr>
-      <w:r>
-        <w:rPr>
-          <w:rFonts w:ascii="Times New Roman" w:hAnsi="Times New Roman" w:cs="Times New Roman"/>
+          <w:sz w:val="28"/>
+          <w:szCs w:val="28"/>
+        </w:rPr>
+      </w:pPr>
+      <w:r>
+        <w:rPr>
           <w:b/>
           <w:bCs/>
           <w:sz w:val="28"/>
@@ -1689,27 +9359,24 @@
       </w:r>
       <w:r>
         <w:rPr>
-          <w:rFonts w:ascii="Times New Roman" w:hAnsi="Times New Roman" w:cs="Times New Roman"/>
-          <w:sz w:val="28"/>
-          <w:szCs w:val="28"/>
-        </w:rPr>
-        <w:t xml:space="preserve">нелинейный адаптивный ранговый (медианный) фильтр.</w:t>
+          <w:sz w:val="28"/>
+          <w:szCs w:val="28"/>
+        </w:rPr>
+        <w:t>нелинейный адаптивный ранговый (медианный) фильтр.</w:t>
       </w:r>
     </w:p>
     <w:p>
       <w:pPr>
         <w:spacing w:after="60"/>
-        <w:ind w:left="720" w:firstLine="-360"/>
+        <w:ind w:left="720" w:hanging="360"/>
         <w:jc w:val="both"/>
         <w:rPr>
-          <w:rFonts w:ascii="Times New Roman" w:hAnsi="Times New Roman" w:cs="Times New Roman"/>
-          <w:sz w:val="28"/>
-          <w:szCs w:val="28"/>
-        </w:rPr>
-      </w:pPr>
-      <w:r>
-        <w:rPr>
-          <w:rFonts w:ascii="Times New Roman" w:hAnsi="Times New Roman" w:cs="Times New Roman"/>
+          <w:sz w:val="28"/>
+          <w:szCs w:val="28"/>
+        </w:rPr>
+      </w:pPr>
+      <w:r>
+        <w:rPr>
           <w:b/>
           <w:bCs/>
           <w:sz w:val="28"/>
@@ -1719,27 +9386,24 @@
       </w:r>
       <w:r>
         <w:rPr>
-          <w:rFonts w:ascii="Times New Roman" w:hAnsi="Times New Roman" w:cs="Times New Roman"/>
-          <w:sz w:val="28"/>
-          <w:szCs w:val="28"/>
-        </w:rPr>
-        <w:t xml:space="preserve">адаптивный нелинейный пространственный ФНЧ.</w:t>
+          <w:sz w:val="28"/>
+          <w:szCs w:val="28"/>
+        </w:rPr>
+        <w:t>адаптивный нелинейный пространственный ФНЧ.</w:t>
       </w:r>
     </w:p>
     <w:p>
       <w:pPr>
         <w:spacing w:after="60"/>
-        <w:ind w:left="720" w:firstLine="-360"/>
+        <w:ind w:left="720" w:hanging="360"/>
         <w:jc w:val="both"/>
         <w:rPr>
-          <w:rFonts w:ascii="Times New Roman" w:hAnsi="Times New Roman" w:cs="Times New Roman"/>
-          <w:sz w:val="28"/>
-          <w:szCs w:val="28"/>
-        </w:rPr>
-      </w:pPr>
-      <w:r>
-        <w:rPr>
-          <w:rFonts w:ascii="Times New Roman" w:hAnsi="Times New Roman" w:cs="Times New Roman"/>
+          <w:sz w:val="28"/>
+          <w:szCs w:val="28"/>
+        </w:rPr>
+      </w:pPr>
+      <w:r>
+        <w:rPr>
           <w:b/>
           <w:bCs/>
           <w:sz w:val="28"/>
@@ -1749,57 +9413,52 @@
       </w:r>
       <w:r>
         <w:rPr>
-          <w:rFonts w:ascii="Times New Roman" w:hAnsi="Times New Roman" w:cs="Times New Roman"/>
-          <w:sz w:val="28"/>
-          <w:szCs w:val="28"/>
-        </w:rPr>
-        <w:t xml:space="preserve">двумерный пространственный интерполяционный ФНЧ.</w:t>
+          <w:sz w:val="28"/>
+          <w:szCs w:val="28"/>
+        </w:rPr>
+        <w:t>двумерный пространственный интерполяционный ФНЧ.</w:t>
       </w:r>
     </w:p>
     <w:p>
       <w:pPr>
         <w:spacing w:after="60"/>
-        <w:ind w:left="720" w:firstLine="-360"/>
+        <w:ind w:left="720" w:hanging="360"/>
         <w:jc w:val="both"/>
         <w:rPr>
-          <w:rFonts w:ascii="Times New Roman" w:hAnsi="Times New Roman" w:cs="Times New Roman"/>
-          <w:sz w:val="28"/>
-          <w:szCs w:val="28"/>
-        </w:rPr>
-      </w:pPr>
-      <w:r>
-        <w:rPr>
-          <w:rFonts w:ascii="Times New Roman" w:hAnsi="Times New Roman" w:cs="Times New Roman"/>
+          <w:sz w:val="28"/>
+          <w:szCs w:val="28"/>
+        </w:rPr>
+      </w:pPr>
+      <w:r>
+        <w:rPr>
           <w:b/>
           <w:bCs/>
           <w:sz w:val="28"/>
           <w:szCs w:val="28"/>
         </w:rPr>
+        <w:lastRenderedPageBreak/>
         <w:t xml:space="preserve">– Цветокоррекция (Color Correction Matrix): </w:t>
       </w:r>
       <w:r>
         <w:rPr>
-          <w:rFonts w:ascii="Times New Roman" w:hAnsi="Times New Roman" w:cs="Times New Roman"/>
-          <w:sz w:val="28"/>
-          <w:szCs w:val="28"/>
-        </w:rPr>
-        <w:t xml:space="preserve">линейный безынерционный попиксельный матричный фильтр.</w:t>
+          <w:sz w:val="28"/>
+          <w:szCs w:val="28"/>
+        </w:rPr>
+        <w:t>линейный безынерционный попиксельный матричный фильтр.</w:t>
       </w:r>
     </w:p>
     <w:p>
       <w:pPr>
         <w:spacing w:after="60"/>
-        <w:ind w:left="720" w:firstLine="-360"/>
+        <w:ind w:left="720" w:hanging="360"/>
         <w:jc w:val="both"/>
         <w:rPr>
-          <w:rFonts w:ascii="Times New Roman" w:hAnsi="Times New Roman" w:cs="Times New Roman"/>
-          <w:sz w:val="28"/>
-          <w:szCs w:val="28"/>
-        </w:rPr>
-      </w:pPr>
-      <w:r>
-        <w:rPr>
-          <w:rFonts w:ascii="Times New Roman" w:hAnsi="Times New Roman" w:cs="Times New Roman"/>
+          <w:sz w:val="28"/>
+          <w:szCs w:val="28"/>
+        </w:rPr>
+      </w:pPr>
+      <w:r>
+        <w:rPr>
           <w:b/>
           <w:bCs/>
           <w:sz w:val="28"/>
@@ -1809,27 +9468,24 @@
       </w:r>
       <w:r>
         <w:rPr>
-          <w:rFonts w:ascii="Times New Roman" w:hAnsi="Times New Roman" w:cs="Times New Roman"/>
-          <w:sz w:val="28"/>
-          <w:szCs w:val="28"/>
-        </w:rPr>
-        <w:t xml:space="preserve">нелинейный безынерционный попиксельный фильтр.</w:t>
+          <w:sz w:val="28"/>
+          <w:szCs w:val="28"/>
+        </w:rPr>
+        <w:t>нелинейный безынерционный попиксельный фильтр.</w:t>
       </w:r>
     </w:p>
     <w:p>
       <w:pPr>
         <w:spacing w:after="60"/>
-        <w:ind w:left="720" w:firstLine="-360"/>
+        <w:ind w:left="720" w:hanging="360"/>
         <w:jc w:val="both"/>
         <w:rPr>
-          <w:rFonts w:ascii="Times New Roman" w:hAnsi="Times New Roman" w:cs="Times New Roman"/>
-          <w:sz w:val="28"/>
-          <w:szCs w:val="28"/>
-        </w:rPr>
-      </w:pPr>
-      <w:r>
-        <w:rPr>
-          <w:rFonts w:ascii="Times New Roman" w:hAnsi="Times New Roman" w:cs="Times New Roman"/>
+          <w:sz w:val="28"/>
+          <w:szCs w:val="28"/>
+        </w:rPr>
+      </w:pPr>
+      <w:r>
+        <w:rPr>
           <w:b/>
           <w:bCs/>
           <w:sz w:val="28"/>
@@ -1839,27 +9495,24 @@
       </w:r>
       <w:r>
         <w:rPr>
-          <w:rFonts w:ascii="Times New Roman" w:hAnsi="Times New Roman" w:cs="Times New Roman"/>
-          <w:sz w:val="28"/>
-          <w:szCs w:val="28"/>
-        </w:rPr>
-        <w:t xml:space="preserve">пространственный линейный фильтр высоких частот (ФВЧ).</w:t>
+          <w:sz w:val="28"/>
+          <w:szCs w:val="28"/>
+        </w:rPr>
+        <w:t>пространственный линейный фильтр высоких частот (ФВЧ).</w:t>
       </w:r>
     </w:p>
     <w:p>
       <w:pPr>
         <w:spacing w:after="60"/>
-        <w:ind w:left="720" w:firstLine="-360"/>
+        <w:ind w:left="720" w:hanging="360"/>
         <w:jc w:val="both"/>
         <w:rPr>
-          <w:rFonts w:ascii="Times New Roman" w:hAnsi="Times New Roman" w:cs="Times New Roman"/>
-          <w:sz w:val="28"/>
-          <w:szCs w:val="28"/>
-        </w:rPr>
-      </w:pPr>
-      <w:r>
-        <w:rPr>
-          <w:rFonts w:ascii="Times New Roman" w:hAnsi="Times New Roman" w:cs="Times New Roman"/>
+          <w:sz w:val="28"/>
+          <w:szCs w:val="28"/>
+        </w:rPr>
+      </w:pPr>
+      <w:r>
+        <w:rPr>
           <w:b/>
           <w:bCs/>
           <w:sz w:val="28"/>
@@ -1869,11 +9522,10 @@
       </w:r>
       <w:r>
         <w:rPr>
-          <w:rFonts w:ascii="Times New Roman" w:hAnsi="Times New Roman" w:cs="Times New Roman"/>
-          <w:sz w:val="28"/>
-          <w:szCs w:val="28"/>
-        </w:rPr>
-        <w:t xml:space="preserve">блочный спектральный фильтр с квантованием частот ДКП (дискретный ФНЧ с потерями).</w:t>
+          <w:sz w:val="28"/>
+          <w:szCs w:val="28"/>
+        </w:rPr>
+        <w:t>блочный спектральный фильтр с квантованием частот ДКП (дискретный ФНЧ с потерями).</w:t>
       </w:r>
     </w:p>
     <w:p>
@@ -1881,14 +9533,12 @@
         <w:spacing w:before="160" w:after="80"/>
         <w:ind w:firstLine="708"/>
         <w:rPr>
-          <w:rFonts w:ascii="Times New Roman" w:hAnsi="Times New Roman" w:cs="Times New Roman"/>
-          <w:sz w:val="28"/>
-          <w:szCs w:val="28"/>
-        </w:rPr>
-      </w:pPr>
-      <w:r>
-        <w:rPr>
-          <w:rFonts w:ascii="Times New Roman" w:hAnsi="Times New Roman" w:cs="Times New Roman"/>
+          <w:sz w:val="28"/>
+          <w:szCs w:val="28"/>
+        </w:rPr>
+      </w:pPr>
+      <w:r>
+        <w:rPr>
           <w:b/>
           <w:bCs/>
           <w:sz w:val="28"/>
@@ -1903,34 +9553,30 @@
         <w:ind w:firstLine="720"/>
         <w:jc w:val="both"/>
         <w:rPr>
-          <w:rFonts w:ascii="Times New Roman" w:hAnsi="Times New Roman" w:cs="Times New Roman"/>
-          <w:sz w:val="28"/>
-          <w:szCs w:val="28"/>
-        </w:rPr>
-      </w:pPr>
-      <w:r>
-        <w:rPr>
-          <w:rFonts w:ascii="Times New Roman" w:hAnsi="Times New Roman" w:cs="Times New Roman"/>
-          <w:sz w:val="28"/>
-          <w:szCs w:val="28"/>
-        </w:rPr>
-        <w:t xml:space="preserve">Необратимыми являются потери, при которых информация физически уничтожается из-за неинъективного отображения «многие в один» или обнуления спектра:</w:t>
+          <w:sz w:val="28"/>
+          <w:szCs w:val="28"/>
+        </w:rPr>
+      </w:pPr>
+      <w:r>
+        <w:rPr>
+          <w:sz w:val="28"/>
+          <w:szCs w:val="28"/>
+        </w:rPr>
+        <w:t>Необратимыми являются потери, при которых информация физически уничтожается из-за неинъективного отображения «многие в один» или обнуления спектра:</w:t>
       </w:r>
     </w:p>
     <w:p>
       <w:pPr>
         <w:spacing w:after="60"/>
-        <w:ind w:left="720" w:firstLine="-360"/>
+        <w:ind w:left="720" w:hanging="360"/>
         <w:jc w:val="both"/>
         <w:rPr>
-          <w:rFonts w:ascii="Times New Roman" w:hAnsi="Times New Roman" w:cs="Times New Roman"/>
-          <w:sz w:val="28"/>
-          <w:szCs w:val="28"/>
-        </w:rPr>
-      </w:pPr>
-      <w:r>
-        <w:rPr>
-          <w:rFonts w:ascii="Times New Roman" w:hAnsi="Times New Roman" w:cs="Times New Roman"/>
+          <w:sz w:val="28"/>
+          <w:szCs w:val="28"/>
+        </w:rPr>
+      </w:pPr>
+      <w:r>
+        <w:rPr>
           <w:b/>
           <w:bCs/>
           <w:sz w:val="28"/>
@@ -1940,27 +9586,24 @@
       </w:r>
       <w:r>
         <w:rPr>
-          <w:rFonts w:ascii="Times New Roman" w:hAnsi="Times New Roman" w:cs="Times New Roman"/>
-          <w:sz w:val="28"/>
-          <w:szCs w:val="28"/>
-        </w:rPr>
-        <w:t xml:space="preserve">за пределами дифракционного предела линзы или среза OLPF гармоники умножаются на ноль, а восстановление требует невозможного деления на ноль.</w:t>
+          <w:sz w:val="28"/>
+          <w:szCs w:val="28"/>
+        </w:rPr>
+        <w:t>за пределами дифракционного предела линзы или среза OLPF гармоники умножаются на ноль, а восстановление требует невозможного деления на ноль.</w:t>
       </w:r>
     </w:p>
     <w:p>
       <w:pPr>
         <w:spacing w:after="60"/>
-        <w:ind w:left="720" w:firstLine="-360"/>
+        <w:ind w:left="720" w:hanging="360"/>
         <w:jc w:val="both"/>
         <w:rPr>
-          <w:rFonts w:ascii="Times New Roman" w:hAnsi="Times New Roman" w:cs="Times New Roman"/>
-          <w:sz w:val="28"/>
-          <w:szCs w:val="28"/>
-        </w:rPr>
-      </w:pPr>
-      <w:r>
-        <w:rPr>
-          <w:rFonts w:ascii="Times New Roman" w:hAnsi="Times New Roman" w:cs="Times New Roman"/>
+          <w:sz w:val="28"/>
+          <w:szCs w:val="28"/>
+        </w:rPr>
+      </w:pPr>
+      <w:r>
+        <w:rPr>
           <w:b/>
           <w:bCs/>
           <w:sz w:val="28"/>
@@ -1970,27 +9613,24 @@
       </w:r>
       <w:r>
         <w:rPr>
-          <w:rFonts w:ascii="Times New Roman" w:hAnsi="Times New Roman" w:cs="Times New Roman"/>
-          <w:sz w:val="28"/>
-          <w:szCs w:val="28"/>
-        </w:rPr>
-        <w:t xml:space="preserve">бесконечное число непрерывных значений заряда округляется до одного кода АЦП, порождая неустранимый шум квантования.</w:t>
+          <w:sz w:val="28"/>
+          <w:szCs w:val="28"/>
+        </w:rPr>
+        <w:t>бесконечное число непрерывных значений заряда округляется до одного кода АЦП, порождая неустранимый шум квантования.</w:t>
       </w:r>
     </w:p>
     <w:p>
       <w:pPr>
         <w:spacing w:after="60"/>
-        <w:ind w:left="720" w:firstLine="-360"/>
+        <w:ind w:left="720" w:hanging="360"/>
         <w:jc w:val="both"/>
         <w:rPr>
-          <w:rFonts w:ascii="Times New Roman" w:hAnsi="Times New Roman" w:cs="Times New Roman"/>
-          <w:sz w:val="28"/>
-          <w:szCs w:val="28"/>
-        </w:rPr>
-      </w:pPr>
-      <w:r>
-        <w:rPr>
-          <w:rFonts w:ascii="Times New Roman" w:hAnsi="Times New Roman" w:cs="Times New Roman"/>
+          <w:sz w:val="28"/>
+          <w:szCs w:val="28"/>
+        </w:rPr>
+      </w:pPr>
+      <w:r>
+        <w:rPr>
           <w:b/>
           <w:bCs/>
           <w:sz w:val="28"/>
@@ -2000,27 +9640,24 @@
       </w:r>
       <w:r>
         <w:rPr>
-          <w:rFonts w:ascii="Times New Roman" w:hAnsi="Times New Roman" w:cs="Times New Roman"/>
-          <w:sz w:val="28"/>
-          <w:szCs w:val="28"/>
-        </w:rPr>
-        <w:t xml:space="preserve">отсечение экстремальных яркостей в 0 и 255 полностью стирает детали в пересветах и глубоких тенях.</w:t>
+          <w:sz w:val="28"/>
+          <w:szCs w:val="28"/>
+        </w:rPr>
+        <w:t>отсечение экстремальных яркостей в 0 и 255 полностью стирает детали в пересветах и глубоких тенях.</w:t>
       </w:r>
     </w:p>
     <w:p>
       <w:pPr>
         <w:spacing w:after="60"/>
-        <w:ind w:left="720" w:firstLine="-360"/>
+        <w:ind w:left="720" w:hanging="360"/>
         <w:jc w:val="both"/>
         <w:rPr>
-          <w:rFonts w:ascii="Times New Roman" w:hAnsi="Times New Roman" w:cs="Times New Roman"/>
-          <w:sz w:val="28"/>
-          <w:szCs w:val="28"/>
-        </w:rPr>
-      </w:pPr>
-      <w:r>
-        <w:rPr>
-          <w:rFonts w:ascii="Times New Roman" w:hAnsi="Times New Roman" w:cs="Times New Roman"/>
+          <w:sz w:val="28"/>
+          <w:szCs w:val="28"/>
+        </w:rPr>
+      </w:pPr>
+      <w:r>
+        <w:rPr>
           <w:b/>
           <w:bCs/>
           <w:sz w:val="28"/>
@@ -2030,27 +9667,24 @@
       </w:r>
       <w:r>
         <w:rPr>
-          <w:rFonts w:ascii="Times New Roman" w:hAnsi="Times New Roman" w:cs="Times New Roman"/>
-          <w:sz w:val="28"/>
-          <w:szCs w:val="28"/>
-        </w:rPr>
-        <w:t xml:space="preserve">при слабой оптической фильтрации высокие частоты зеркально накладываются на низкие; разделить эту сумму обратно математически невозможно.</w:t>
+          <w:sz w:val="28"/>
+          <w:szCs w:val="28"/>
+        </w:rPr>
+        <w:t>при слабой оптической фильтрации высокие частоты зеркально накладываются на низкие; разделить эту сумму обратно математически невозможно.</w:t>
       </w:r>
     </w:p>
     <w:p>
       <w:pPr>
         <w:spacing w:after="60"/>
-        <w:ind w:left="720" w:firstLine="-360"/>
+        <w:ind w:left="720" w:hanging="360"/>
         <w:jc w:val="both"/>
         <w:rPr>
-          <w:rFonts w:ascii="Times New Roman" w:hAnsi="Times New Roman" w:cs="Times New Roman"/>
-          <w:sz w:val="28"/>
-          <w:szCs w:val="28"/>
-        </w:rPr>
-      </w:pPr>
-      <w:r>
-        <w:rPr>
-          <w:rFonts w:ascii="Times New Roman" w:hAnsi="Times New Roman" w:cs="Times New Roman"/>
+          <w:sz w:val="28"/>
+          <w:szCs w:val="28"/>
+        </w:rPr>
+      </w:pPr>
+      <w:r>
+        <w:rPr>
           <w:b/>
           <w:bCs/>
           <w:sz w:val="28"/>
@@ -2060,11 +9694,10 @@
       </w:r>
       <w:r>
         <w:rPr>
-          <w:rFonts w:ascii="Times New Roman" w:hAnsi="Times New Roman" w:cs="Times New Roman"/>
-          <w:sz w:val="28"/>
-          <w:szCs w:val="28"/>
-        </w:rPr>
-        <w:t xml:space="preserve">стохастическая природа шума исключает его точное детерминированное вычитание.</w:t>
+          <w:sz w:val="28"/>
+          <w:szCs w:val="28"/>
+        </w:rPr>
+        <w:t>стохастическая природа шума исключает его точное детерминированное вычитание.</w:t>
       </w:r>
     </w:p>
     <w:p>
@@ -2072,14 +9705,12 @@
         <w:spacing w:before="160" w:after="80"/>
         <w:ind w:firstLine="708"/>
         <w:rPr>
-          <w:rFonts w:ascii="Times New Roman" w:hAnsi="Times New Roman" w:cs="Times New Roman"/>
-          <w:sz w:val="28"/>
-          <w:szCs w:val="28"/>
-        </w:rPr>
-      </w:pPr>
-      <w:r>
-        <w:rPr>
-          <w:rFonts w:ascii="Times New Roman" w:hAnsi="Times New Roman" w:cs="Times New Roman"/>
+          <w:sz w:val="28"/>
+          <w:szCs w:val="28"/>
+        </w:rPr>
+      </w:pPr>
+      <w:r>
+        <w:rPr>
           <w:b/>
           <w:bCs/>
           <w:sz w:val="28"/>
@@ -2094,34 +9725,30 @@
         <w:ind w:firstLine="720"/>
         <w:jc w:val="both"/>
         <w:rPr>
-          <w:rFonts w:ascii="Times New Roman" w:hAnsi="Times New Roman" w:cs="Times New Roman"/>
-          <w:sz w:val="28"/>
-          <w:szCs w:val="28"/>
-        </w:rPr>
-      </w:pPr>
-      <w:r>
-        <w:rPr>
-          <w:rFonts w:ascii="Times New Roman" w:hAnsi="Times New Roman" w:cs="Times New Roman"/>
-          <w:sz w:val="28"/>
-          <w:szCs w:val="28"/>
-        </w:rPr>
-        <w:t xml:space="preserve">Обратимы потери с известной функцией рассеяния точки (ФРТ), передаточная функция которых нигде не равна строго нулю (H(u,v) ≠ 0), а сигнал не повреждён клиппингом (расфокусировка, смаз движения, дисторсия, хроматизм). Восстановление выполняется следующими методами:</w:t>
+          <w:sz w:val="28"/>
+          <w:szCs w:val="28"/>
+        </w:rPr>
+      </w:pPr>
+      <w:r>
+        <w:rPr>
+          <w:sz w:val="28"/>
+          <w:szCs w:val="28"/>
+        </w:rPr>
+        <w:t>Обратимы потери с известной функцией рассеяния точки (ФРТ), передаточная функция которых нигде не равна строго нулю (H(u,v) ≠ 0), а сигнал не повреждён клиппингом (расфокусировка, смаз движения, дисторсия, хроматизм). Восстановление выполняется следующими методами:</w:t>
       </w:r>
     </w:p>
     <w:p>
       <w:pPr>
         <w:spacing w:after="60"/>
-        <w:ind w:left="720" w:firstLine="-360"/>
+        <w:ind w:left="720" w:hanging="360"/>
         <w:jc w:val="both"/>
         <w:rPr>
-          <w:rFonts w:ascii="Times New Roman" w:hAnsi="Times New Roman" w:cs="Times New Roman"/>
-          <w:sz w:val="28"/>
-          <w:szCs w:val="28"/>
-        </w:rPr>
-      </w:pPr>
-      <w:r>
-        <w:rPr>
-          <w:rFonts w:ascii="Times New Roman" w:hAnsi="Times New Roman" w:cs="Times New Roman"/>
+          <w:sz w:val="28"/>
+          <w:szCs w:val="28"/>
+        </w:rPr>
+      </w:pPr>
+      <w:r>
+        <w:rPr>
           <w:b/>
           <w:bCs/>
           <w:sz w:val="28"/>
@@ -2131,27 +9758,24 @@
       </w:r>
       <w:r>
         <w:rPr>
-          <w:rFonts w:ascii="Times New Roman" w:hAnsi="Times New Roman" w:cs="Times New Roman"/>
-          <w:sz w:val="28"/>
-          <w:szCs w:val="28"/>
-        </w:rPr>
-        <w:t xml:space="preserve">прямое деление спектра на передаточную функцию 1/H(u,v) при отсутствии шума.</w:t>
+          <w:sz w:val="28"/>
+          <w:szCs w:val="28"/>
+        </w:rPr>
+        <w:t>прямое деление спектра на передаточную функцию 1/H(u,v) при отсутствии шума.</w:t>
       </w:r>
     </w:p>
     <w:p>
       <w:pPr>
         <w:spacing w:after="60"/>
-        <w:ind w:left="720" w:firstLine="-360"/>
+        <w:ind w:left="720" w:hanging="360"/>
         <w:jc w:val="both"/>
         <w:rPr>
-          <w:rFonts w:ascii="Times New Roman" w:hAnsi="Times New Roman" w:cs="Times New Roman"/>
-          <w:sz w:val="28"/>
-          <w:szCs w:val="28"/>
-        </w:rPr>
-      </w:pPr>
-      <w:r>
-        <w:rPr>
-          <w:rFonts w:ascii="Times New Roman" w:hAnsi="Times New Roman" w:cs="Times New Roman"/>
+          <w:sz w:val="28"/>
+          <w:szCs w:val="28"/>
+        </w:rPr>
+      </w:pPr>
+      <w:r>
+        <w:rPr>
           <w:b/>
           <w:bCs/>
           <w:sz w:val="28"/>
@@ -2161,27 +9785,24 @@
       </w:r>
       <w:r>
         <w:rPr>
-          <w:rFonts w:ascii="Times New Roman" w:hAnsi="Times New Roman" w:cs="Times New Roman"/>
-          <w:sz w:val="28"/>
-          <w:szCs w:val="28"/>
-        </w:rPr>
-        <w:t xml:space="preserve">оптимальное линейное восстановление в условиях шума с регуляризацией по отношению сигнал/шум (SNR).</w:t>
+          <w:sz w:val="28"/>
+          <w:szCs w:val="28"/>
+        </w:rPr>
+        <w:t>оптимальное линейное восстановление в условиях шума с регуляризацией по отношению сигнал/шум (SNR).</w:t>
       </w:r>
     </w:p>
     <w:p>
       <w:pPr>
         <w:spacing w:after="60"/>
-        <w:ind w:left="720" w:firstLine="-360"/>
+        <w:ind w:left="720" w:hanging="360"/>
         <w:jc w:val="both"/>
         <w:rPr>
-          <w:rFonts w:ascii="Times New Roman" w:hAnsi="Times New Roman" w:cs="Times New Roman"/>
-          <w:sz w:val="28"/>
-          <w:szCs w:val="28"/>
-        </w:rPr>
-      </w:pPr>
-      <w:r>
-        <w:rPr>
-          <w:rFonts w:ascii="Times New Roman" w:hAnsi="Times New Roman" w:cs="Times New Roman"/>
+          <w:sz w:val="28"/>
+          <w:szCs w:val="28"/>
+        </w:rPr>
+      </w:pPr>
+      <w:r>
+        <w:rPr>
           <w:b/>
           <w:bCs/>
           <w:sz w:val="28"/>
@@ -2191,27 +9812,24 @@
       </w:r>
       <w:r>
         <w:rPr>
-          <w:rFonts w:ascii="Times New Roman" w:hAnsi="Times New Roman" w:cs="Times New Roman"/>
-          <w:sz w:val="28"/>
-          <w:szCs w:val="28"/>
-        </w:rPr>
-        <w:t xml:space="preserve">итеративная нелинейная деконволюция для пуассоновского шума, гарантирующая неотрицательность яркости.</w:t>
+          <w:sz w:val="28"/>
+          <w:szCs w:val="28"/>
+        </w:rPr>
+        <w:t>итеративная нелинейная деконволюция для пуассоновского шума, гарантирующая неотрицательность яркости.</w:t>
       </w:r>
     </w:p>
     <w:p>
       <w:pPr>
         <w:spacing w:after="60"/>
-        <w:ind w:left="720" w:firstLine="-360"/>
+        <w:ind w:left="720" w:hanging="360"/>
         <w:jc w:val="both"/>
         <w:rPr>
-          <w:rFonts w:ascii="Times New Roman" w:hAnsi="Times New Roman" w:cs="Times New Roman"/>
-          <w:sz w:val="28"/>
-          <w:szCs w:val="28"/>
-        </w:rPr>
-      </w:pPr>
-      <w:r>
-        <w:rPr>
-          <w:rFonts w:ascii="Times New Roman" w:hAnsi="Times New Roman" w:cs="Times New Roman"/>
+          <w:sz w:val="28"/>
+          <w:szCs w:val="28"/>
+        </w:rPr>
+      </w:pPr>
+      <w:r>
+        <w:rPr>
           <w:b/>
           <w:bCs/>
           <w:sz w:val="28"/>
@@ -2221,11 +9839,10 @@
       </w:r>
       <w:r>
         <w:rPr>
-          <w:rFonts w:ascii="Times New Roman" w:hAnsi="Times New Roman" w:cs="Times New Roman"/>
-          <w:sz w:val="28"/>
-          <w:szCs w:val="28"/>
-        </w:rPr>
-        <w:t xml:space="preserve">обратный полиномиальный пересчёт координат для дисторсии и независимое масштабирование каналов для хроматических аберраций.</w:t>
+          <w:sz w:val="28"/>
+          <w:szCs w:val="28"/>
+        </w:rPr>
+        <w:t>обратный полиномиальный пересчёт координат для дисторсии и независимое масштабирование каналов для хроматических аберраций.</w:t>
       </w:r>
     </w:p>
     <w:p>
@@ -2233,19 +9850,18 @@
         <w:spacing w:before="160" w:after="80"/>
         <w:ind w:firstLine="708"/>
         <w:rPr>
-          <w:rFonts w:ascii="Times New Roman" w:hAnsi="Times New Roman" w:cs="Times New Roman"/>
-          <w:sz w:val="28"/>
-          <w:szCs w:val="28"/>
-        </w:rPr>
-      </w:pPr>
-      <w:r>
-        <w:rPr>
-          <w:rFonts w:ascii="Times New Roman" w:hAnsi="Times New Roman" w:cs="Times New Roman"/>
+          <w:sz w:val="28"/>
+          <w:szCs w:val="28"/>
+        </w:rPr>
+      </w:pPr>
+      <w:r>
+        <w:rPr>
           <w:b/>
           <w:bCs/>
           <w:sz w:val="28"/>
           <w:szCs w:val="28"/>
         </w:rPr>
+        <w:lastRenderedPageBreak/>
         <w:t>5. В чём преимущества и недостатки БИХ-фильтров по сравнению с КИХ в области обработки изображений?</w:t>
       </w:r>
     </w:p>
@@ -2255,34 +9871,30 @@
         <w:ind w:firstLine="720"/>
         <w:jc w:val="both"/>
         <w:rPr>
-          <w:rFonts w:ascii="Times New Roman" w:hAnsi="Times New Roman" w:cs="Times New Roman"/>
-          <w:sz w:val="28"/>
-          <w:szCs w:val="28"/>
-        </w:rPr>
-      </w:pPr>
-      <w:r>
-        <w:rPr>
-          <w:rFonts w:ascii="Times New Roman" w:hAnsi="Times New Roman" w:cs="Times New Roman"/>
-          <w:sz w:val="28"/>
-          <w:szCs w:val="28"/>
-        </w:rPr>
-        <w:t xml:space="preserve">Сравнение характеристик фильтров в задачах обработки изображений:</w:t>
+          <w:sz w:val="28"/>
+          <w:szCs w:val="28"/>
+        </w:rPr>
+      </w:pPr>
+      <w:r>
+        <w:rPr>
+          <w:sz w:val="28"/>
+          <w:szCs w:val="28"/>
+        </w:rPr>
+        <w:t>Сравнение характеристик фильтров в задачах обработки изображений:</w:t>
       </w:r>
     </w:p>
     <w:p>
       <w:pPr>
         <w:spacing w:after="60"/>
-        <w:ind w:left="720" w:firstLine="-360"/>
+        <w:ind w:left="720" w:hanging="360"/>
         <w:jc w:val="both"/>
         <w:rPr>
-          <w:rFonts w:ascii="Times New Roman" w:hAnsi="Times New Roman" w:cs="Times New Roman"/>
-          <w:sz w:val="28"/>
-          <w:szCs w:val="28"/>
-        </w:rPr>
-      </w:pPr>
-      <w:r>
-        <w:rPr>
-          <w:rFonts w:ascii="Times New Roman" w:hAnsi="Times New Roman" w:cs="Times New Roman"/>
+          <w:sz w:val="28"/>
+          <w:szCs w:val="28"/>
+        </w:rPr>
+      </w:pPr>
+      <w:r>
+        <w:rPr>
           <w:b/>
           <w:bCs/>
           <w:sz w:val="28"/>
@@ -2292,27 +9904,24 @@
       </w:r>
       <w:r>
         <w:rPr>
-          <w:rFonts w:ascii="Times New Roman" w:hAnsi="Times New Roman" w:cs="Times New Roman"/>
-          <w:sz w:val="28"/>
-          <w:szCs w:val="28"/>
-        </w:rPr>
-        <w:t xml:space="preserve">вычислительная сложность O(1) на пиксель не зависит от радиуса размытия (рекурсивный гауссиан Дерша требует всего несколько операций на пиксель при любом σ); обеспечивают более крутые частотные срезы при низком порядке передаточной функции.</w:t>
+          <w:sz w:val="28"/>
+          <w:szCs w:val="28"/>
+        </w:rPr>
+        <w:t>вычислительная сложность O(1) на пиксель не зависит от радиуса размытия (рекурсивный гауссиан Дерша требует всего несколько операций на пиксель при любом σ); обеспечивают более крутые частотные срезы при низком порядке передаточной функции.</w:t>
       </w:r>
     </w:p>
     <w:p>
       <w:pPr>
         <w:spacing w:after="60"/>
-        <w:ind w:left="720" w:firstLine="-360"/>
+        <w:ind w:left="720" w:hanging="360"/>
         <w:jc w:val="both"/>
         <w:rPr>
-          <w:rFonts w:ascii="Times New Roman" w:hAnsi="Times New Roman" w:cs="Times New Roman"/>
-          <w:sz w:val="28"/>
-          <w:szCs w:val="28"/>
-        </w:rPr>
-      </w:pPr>
-      <w:r>
-        <w:rPr>
-          <w:rFonts w:ascii="Times New Roman" w:hAnsi="Times New Roman" w:cs="Times New Roman"/>
+          <w:sz w:val="28"/>
+          <w:szCs w:val="28"/>
+        </w:rPr>
+      </w:pPr>
+      <w:r>
+        <w:rPr>
           <w:b/>
           <w:bCs/>
           <w:sz w:val="28"/>
@@ -2322,11 +9931,10 @@
       </w:r>
       <w:r>
         <w:rPr>
-          <w:rFonts w:ascii="Times New Roman" w:hAnsi="Times New Roman" w:cs="Times New Roman"/>
-          <w:sz w:val="28"/>
-          <w:szCs w:val="28"/>
-        </w:rPr>
-        <w:t xml:space="preserve">отсутствие пространственной причинности (двумерный сигнал не имеет оси времени, что требует встречных проходов вперёд-назад), нелинейность фазы (сдвиг контуров), риск численной неустойчивости и плохая распараллеливаемость на GPU из-за взаимной зависимости соседних отсчётов.</w:t>
+          <w:sz w:val="28"/>
+          <w:szCs w:val="28"/>
+        </w:rPr>
+        <w:t>отсутствие пространственной причинности (двумерный сигнал не имеет оси времени, что требует встречных проходов вперёд-назад), нелинейность фазы (сдвиг контуров), риск численной неустойчивости и плохая распараллеливаемость на GPU из-за взаимной зависимости соседних отсчётов.</w:t>
       </w:r>
     </w:p>
     <w:p>
@@ -2334,14 +9942,12 @@
         <w:spacing w:before="160" w:after="80"/>
         <w:ind w:firstLine="708"/>
         <w:rPr>
-          <w:rFonts w:ascii="Times New Roman" w:hAnsi="Times New Roman" w:cs="Times New Roman"/>
-          <w:sz w:val="28"/>
-          <w:szCs w:val="28"/>
-        </w:rPr>
-      </w:pPr>
-      <w:r>
-        <w:rPr>
-          <w:rFonts w:ascii="Times New Roman" w:hAnsi="Times New Roman" w:cs="Times New Roman"/>
+          <w:sz w:val="28"/>
+          <w:szCs w:val="28"/>
+        </w:rPr>
+      </w:pPr>
+      <w:r>
+        <w:rPr>
           <w:b/>
           <w:bCs/>
           <w:sz w:val="28"/>
@@ -2356,34 +9962,30 @@
         <w:ind w:firstLine="720"/>
         <w:jc w:val="both"/>
         <w:rPr>
-          <w:rFonts w:ascii="Times New Roman" w:hAnsi="Times New Roman" w:cs="Times New Roman"/>
-          <w:sz w:val="28"/>
-          <w:szCs w:val="28"/>
-        </w:rPr>
-      </w:pPr>
-      <w:r>
-        <w:rPr>
-          <w:rFonts w:ascii="Times New Roman" w:hAnsi="Times New Roman" w:cs="Times New Roman"/>
-          <w:sz w:val="28"/>
-          <w:szCs w:val="28"/>
-        </w:rPr>
-        <w:t xml:space="preserve">БИХ-фильтр реализуется через свёрточные процедуры двумя способами:</w:t>
+          <w:sz w:val="28"/>
+          <w:szCs w:val="28"/>
+        </w:rPr>
+      </w:pPr>
+      <w:r>
+        <w:rPr>
+          <w:sz w:val="28"/>
+          <w:szCs w:val="28"/>
+        </w:rPr>
+        <w:t>БИХ-фильтр реализуется через свёрточные процедуры двумя способами:</w:t>
       </w:r>
     </w:p>
     <w:p>
       <w:pPr>
         <w:spacing w:after="60"/>
-        <w:ind w:left="720" w:firstLine="-360"/>
+        <w:ind w:left="720" w:hanging="360"/>
         <w:jc w:val="both"/>
         <w:rPr>
-          <w:rFonts w:ascii="Times New Roman" w:hAnsi="Times New Roman" w:cs="Times New Roman"/>
-          <w:sz w:val="28"/>
-          <w:szCs w:val="28"/>
-        </w:rPr>
-      </w:pPr>
-      <w:r>
-        <w:rPr>
-          <w:rFonts w:ascii="Times New Roman" w:hAnsi="Times New Roman" w:cs="Times New Roman"/>
+          <w:sz w:val="28"/>
+          <w:szCs w:val="28"/>
+        </w:rPr>
+      </w:pPr>
+      <w:r>
+        <w:rPr>
           <w:b/>
           <w:bCs/>
           <w:sz w:val="28"/>
@@ -2393,27 +9995,24 @@
       </w:r>
       <w:r>
         <w:rPr>
-          <w:rFonts w:ascii="Times New Roman" w:hAnsi="Times New Roman" w:cs="Times New Roman"/>
-          <w:sz w:val="28"/>
-          <w:szCs w:val="28"/>
-        </w:rPr>
-        <w:t xml:space="preserve">бесконечный импульсный отклик БИХ-фильтра умножается на весовое окно конечного размера (по правилу 3σ для гауссиана, где отклик падает ниже 1%), нормализуется и применяется как стандартная КИХ-свёртка.</w:t>
+          <w:sz w:val="28"/>
+          <w:szCs w:val="28"/>
+        </w:rPr>
+        <w:t>бесконечный импульсный отклик БИХ-фильтра умножается на весовое окно конечного размера (по правилу 3σ для гауссиана, где отклик падает ниже 1%), нормализуется и применяется как стандартная КИХ-свёртка.</w:t>
       </w:r>
     </w:p>
     <w:p>
       <w:pPr>
         <w:spacing w:after="60"/>
-        <w:ind w:left="720" w:firstLine="-360"/>
+        <w:ind w:left="720" w:hanging="360"/>
         <w:jc w:val="both"/>
         <w:rPr>
-          <w:rFonts w:ascii="Times New Roman" w:hAnsi="Times New Roman" w:cs="Times New Roman"/>
-          <w:sz w:val="28"/>
-          <w:szCs w:val="28"/>
-        </w:rPr>
-      </w:pPr>
-      <w:r>
-        <w:rPr>
-          <w:rFonts w:ascii="Times New Roman" w:hAnsi="Times New Roman" w:cs="Times New Roman"/>
+          <w:sz w:val="28"/>
+          <w:szCs w:val="28"/>
+        </w:rPr>
+      </w:pPr>
+      <w:r>
+        <w:rPr>
           <w:b/>
           <w:bCs/>
           <w:sz w:val="28"/>
@@ -2423,11 +10022,10 @@
       </w:r>
       <w:r>
         <w:rPr>
-          <w:rFonts w:ascii="Times New Roman" w:hAnsi="Times New Roman" w:cs="Times New Roman"/>
-          <w:sz w:val="28"/>
-          <w:szCs w:val="28"/>
-        </w:rPr>
-        <w:t xml:space="preserve">передаточная функция факторизуется на прямое окно коэффициентов входа и рекурсивное окно коэффициентов выхода, которые применяются встречными одномерными проходами по строкам и столбцам.</w:t>
+          <w:sz w:val="28"/>
+          <w:szCs w:val="28"/>
+        </w:rPr>
+        <w:t>передаточная функция факторизуется на прямое окно коэффициентов входа и рекурсивное окно коэффициентов выхода, которые применяются встречными одномерными проходами по строкам и столбцам.</w:t>
       </w:r>
     </w:p>
     <w:p>
@@ -2435,14 +10033,12 @@
         <w:spacing w:before="160" w:after="80"/>
         <w:ind w:firstLine="708"/>
         <w:rPr>
-          <w:rFonts w:ascii="Times New Roman" w:hAnsi="Times New Roman" w:cs="Times New Roman"/>
-          <w:sz w:val="28"/>
-          <w:szCs w:val="28"/>
-        </w:rPr>
-      </w:pPr>
-      <w:r>
-        <w:rPr>
-          <w:rFonts w:ascii="Times New Roman" w:hAnsi="Times New Roman" w:cs="Times New Roman"/>
+          <w:sz w:val="28"/>
+          <w:szCs w:val="28"/>
+        </w:rPr>
+      </w:pPr>
+      <w:r>
+        <w:rPr>
           <w:b/>
           <w:bCs/>
           <w:sz w:val="28"/>
@@ -2457,34 +10053,30 @@
         <w:ind w:firstLine="720"/>
         <w:jc w:val="both"/>
         <w:rPr>
-          <w:rFonts w:ascii="Times New Roman" w:hAnsi="Times New Roman" w:cs="Times New Roman"/>
-          <w:sz w:val="28"/>
-          <w:szCs w:val="28"/>
-        </w:rPr>
-      </w:pPr>
-      <w:r>
-        <w:rPr>
-          <w:rFonts w:ascii="Times New Roman" w:hAnsi="Times New Roman" w:cs="Times New Roman"/>
-          <w:sz w:val="28"/>
-          <w:szCs w:val="28"/>
-        </w:rPr>
-        <w:t xml:space="preserve">Попиксельные преобразования не зависят от соседних элементов и реализуются через свёртку следующими способами:</w:t>
+          <w:sz w:val="28"/>
+          <w:szCs w:val="28"/>
+        </w:rPr>
+      </w:pPr>
+      <w:r>
+        <w:rPr>
+          <w:sz w:val="28"/>
+          <w:szCs w:val="28"/>
+        </w:rPr>
+        <w:t>Попиксельные преобразования не зависят от соседних элементов и реализуются через свёртку следующими способами:</w:t>
       </w:r>
     </w:p>
     <w:p>
       <w:pPr>
         <w:spacing w:after="60"/>
-        <w:ind w:left="720" w:firstLine="-360"/>
+        <w:ind w:left="720" w:hanging="360"/>
         <w:jc w:val="both"/>
         <w:rPr>
-          <w:rFonts w:ascii="Times New Roman" w:hAnsi="Times New Roman" w:cs="Times New Roman"/>
-          <w:sz w:val="28"/>
-          <w:szCs w:val="28"/>
-        </w:rPr>
-      </w:pPr>
-      <w:r>
-        <w:rPr>
-          <w:rFonts w:ascii="Times New Roman" w:hAnsi="Times New Roman" w:cs="Times New Roman"/>
+          <w:sz w:val="28"/>
+          <w:szCs w:val="28"/>
+        </w:rPr>
+      </w:pPr>
+      <w:r>
+        <w:rPr>
           <w:b/>
           <w:bCs/>
           <w:sz w:val="28"/>
@@ -2494,27 +10086,24 @@
       </w:r>
       <w:r>
         <w:rPr>
-          <w:rFonts w:ascii="Times New Roman" w:hAnsi="Times New Roman" w:cs="Times New Roman"/>
-          <w:sz w:val="28"/>
-          <w:szCs w:val="28"/>
-        </w:rPr>
-        <w:t xml:space="preserve">свёртка с ядром размера 1 × 1: K = [c], где c задаёт масштабирование яркости (а ядро [1] выполняет тождественное пропускание).</w:t>
+          <w:sz w:val="28"/>
+          <w:szCs w:val="28"/>
+        </w:rPr>
+        <w:t>свёртка с ядром размера 1 × 1: K = [c], где c задаёт масштабирование яркости (а ядро [1] выполняет тождественное пропускание).</w:t>
       </w:r>
     </w:p>
     <w:p>
       <w:pPr>
         <w:spacing w:after="60"/>
-        <w:ind w:left="720" w:firstLine="-360"/>
+        <w:ind w:left="720" w:hanging="360"/>
         <w:jc w:val="both"/>
         <w:rPr>
-          <w:rFonts w:ascii="Times New Roman" w:hAnsi="Times New Roman" w:cs="Times New Roman"/>
-          <w:sz w:val="28"/>
-          <w:szCs w:val="28"/>
-        </w:rPr>
-      </w:pPr>
-      <w:r>
-        <w:rPr>
-          <w:rFonts w:ascii="Times New Roman" w:hAnsi="Times New Roman" w:cs="Times New Roman"/>
+          <w:sz w:val="28"/>
+          <w:szCs w:val="28"/>
+        </w:rPr>
+      </w:pPr>
+      <w:r>
+        <w:rPr>
           <w:b/>
           <w:bCs/>
           <w:sz w:val="28"/>
@@ -2524,27 +10113,24 @@
       </w:r>
       <w:r>
         <w:rPr>
-          <w:rFonts w:ascii="Times New Roman" w:hAnsi="Times New Roman" w:cs="Times New Roman"/>
-          <w:sz w:val="28"/>
-          <w:szCs w:val="28"/>
-        </w:rPr>
-        <w:t xml:space="preserve">свёртка с ядром 1 × 1 с последующим прибавлением аддитивного смещения ядра (bias term).</w:t>
+          <w:sz w:val="28"/>
+          <w:szCs w:val="28"/>
+        </w:rPr>
+        <w:t>свёртка с ядром 1 × 1 с последующим прибавлением аддитивного смещения ядра (bias term).</w:t>
       </w:r>
     </w:p>
     <w:p>
       <w:pPr>
         <w:spacing w:after="60"/>
-        <w:ind w:left="720" w:firstLine="-360"/>
+        <w:ind w:left="720" w:hanging="360"/>
         <w:jc w:val="both"/>
         <w:rPr>
-          <w:rFonts w:ascii="Times New Roman" w:hAnsi="Times New Roman" w:cs="Times New Roman"/>
-          <w:sz w:val="28"/>
-          <w:szCs w:val="28"/>
-        </w:rPr>
-      </w:pPr>
-      <w:r>
-        <w:rPr>
-          <w:rFonts w:ascii="Times New Roman" w:hAnsi="Times New Roman" w:cs="Times New Roman"/>
+          <w:sz w:val="28"/>
+          <w:szCs w:val="28"/>
+        </w:rPr>
+      </w:pPr>
+      <w:r>
+        <w:rPr>
           <w:b/>
           <w:bCs/>
           <w:sz w:val="28"/>
@@ -2554,27 +10140,24 @@
       </w:r>
       <w:r>
         <w:rPr>
-          <w:rFonts w:ascii="Times New Roman" w:hAnsi="Times New Roman" w:cs="Times New Roman"/>
-          <w:sz w:val="28"/>
-          <w:szCs w:val="28"/>
-        </w:rPr>
-        <w:t xml:space="preserve">трёхмерная свёртка по глубине каналов с ядром 1 × 1 × 3 (например, перевод в градации серого весами [0.299, 0.587, 0.114]).</w:t>
+          <w:sz w:val="28"/>
+          <w:szCs w:val="28"/>
+        </w:rPr>
+        <w:t>трёхмерная свёртка по глубине каналов с ядром 1 × 1 × 3 (например, перевод в градации серого весами [0.299, 0.587, 0.114]).</w:t>
       </w:r>
     </w:p>
     <w:p>
       <w:pPr>
         <w:spacing w:after="60"/>
-        <w:ind w:left="720" w:firstLine="-360"/>
+        <w:ind w:left="720" w:hanging="360"/>
         <w:jc w:val="both"/>
         <w:rPr>
-          <w:rFonts w:ascii="Times New Roman" w:hAnsi="Times New Roman" w:cs="Times New Roman"/>
-          <w:sz w:val="28"/>
-          <w:szCs w:val="28"/>
-        </w:rPr>
-      </w:pPr>
-      <w:r>
-        <w:rPr>
-          <w:rFonts w:ascii="Times New Roman" w:hAnsi="Times New Roman" w:cs="Times New Roman"/>
+          <w:sz w:val="28"/>
+          <w:szCs w:val="28"/>
+        </w:rPr>
+      </w:pPr>
+      <w:r>
+        <w:rPr>
           <w:b/>
           <w:bCs/>
           <w:sz w:val="28"/>
@@ -2584,11 +10167,10 @@
       </w:r>
       <w:r>
         <w:rPr>
-          <w:rFonts w:ascii="Times New Roman" w:hAnsi="Times New Roman" w:cs="Times New Roman"/>
-          <w:sz w:val="28"/>
-          <w:szCs w:val="28"/>
-        </w:rPr>
-        <w:t xml:space="preserve">разложение функции в степенной ряд Тейлора с последующим масштабированием каждого члена свёрткой 1 × 1.</w:t>
+          <w:sz w:val="28"/>
+          <w:szCs w:val="28"/>
+        </w:rPr>
+        <w:t>разложение функции в степенной ряд Тейлора с последующим масштабированием каждого члена свёрткой 1 × 1.</w:t>
       </w:r>
     </w:p>
     <w:p>
@@ -2596,19 +10178,18 @@
         <w:spacing w:before="160" w:after="80"/>
         <w:ind w:firstLine="708"/>
         <w:rPr>
-          <w:rFonts w:ascii="Times New Roman" w:hAnsi="Times New Roman" w:cs="Times New Roman"/>
-          <w:sz w:val="28"/>
-          <w:szCs w:val="28"/>
-        </w:rPr>
-      </w:pPr>
-      <w:r>
-        <w:rPr>
-          <w:rFonts w:ascii="Times New Roman" w:hAnsi="Times New Roman" w:cs="Times New Roman"/>
+          <w:sz w:val="28"/>
+          <w:szCs w:val="28"/>
+        </w:rPr>
+      </w:pPr>
+      <w:r>
+        <w:rPr>
           <w:b/>
           <w:bCs/>
           <w:sz w:val="28"/>
           <w:szCs w:val="28"/>
         </w:rPr>
+        <w:lastRenderedPageBreak/>
         <w:t>8. Как реализовать геометрические преобразования с помощью свёртки?</w:t>
       </w:r>
     </w:p>
@@ -2618,34 +10199,30 @@
         <w:ind w:firstLine="720"/>
         <w:jc w:val="both"/>
         <w:rPr>
-          <w:rFonts w:ascii="Times New Roman" w:hAnsi="Times New Roman" w:cs="Times New Roman"/>
-          <w:sz w:val="28"/>
-          <w:szCs w:val="28"/>
-        </w:rPr>
-      </w:pPr>
-      <w:r>
-        <w:rPr>
-          <w:rFonts w:ascii="Times New Roman" w:hAnsi="Times New Roman" w:cs="Times New Roman"/>
-          <w:sz w:val="28"/>
-          <w:szCs w:val="28"/>
-        </w:rPr>
-        <w:t xml:space="preserve">Геометрические преобразования реализуются следующими свёрточными операторами:</w:t>
+          <w:sz w:val="28"/>
+          <w:szCs w:val="28"/>
+        </w:rPr>
+      </w:pPr>
+      <w:r>
+        <w:rPr>
+          <w:sz w:val="28"/>
+          <w:szCs w:val="28"/>
+        </w:rPr>
+        <w:t>Геометрические преобразования реализуются следующими свёрточными операторами:</w:t>
       </w:r>
     </w:p>
     <w:p>
       <w:pPr>
         <w:spacing w:after="60"/>
-        <w:ind w:left="720" w:firstLine="-360"/>
+        <w:ind w:left="720" w:hanging="360"/>
         <w:jc w:val="both"/>
         <w:rPr>
-          <w:rFonts w:ascii="Times New Roman" w:hAnsi="Times New Roman" w:cs="Times New Roman"/>
-          <w:sz w:val="28"/>
-          <w:szCs w:val="28"/>
-        </w:rPr>
-      </w:pPr>
-      <w:r>
-        <w:rPr>
-          <w:rFonts w:ascii="Times New Roman" w:hAnsi="Times New Roman" w:cs="Times New Roman"/>
+          <w:sz w:val="28"/>
+          <w:szCs w:val="28"/>
+        </w:rPr>
+      </w:pPr>
+      <w:r>
+        <w:rPr>
           <w:b/>
           <w:bCs/>
           <w:sz w:val="28"/>
@@ -2655,27 +10232,24 @@
       </w:r>
       <w:r>
         <w:rPr>
-          <w:rFonts w:ascii="Times New Roman" w:hAnsi="Times New Roman" w:cs="Times New Roman"/>
-          <w:sz w:val="28"/>
-          <w:szCs w:val="28"/>
-        </w:rPr>
-        <w:t xml:space="preserve">свёртка со смещённой дельта-функцией Кронекера, где единственная единица смещена относительно центра ядра на величину сдвига.</w:t>
+          <w:sz w:val="28"/>
+          <w:szCs w:val="28"/>
+        </w:rPr>
+        <w:t>свёртка со смещённой дельта-функцией Кронекера, где единственная единица смещена относительно центра ядра на величину сдвига.</w:t>
       </w:r>
     </w:p>
     <w:p>
       <w:pPr>
         <w:spacing w:after="60"/>
-        <w:ind w:left="720" w:firstLine="-360"/>
+        <w:ind w:left="720" w:hanging="360"/>
         <w:jc w:val="both"/>
         <w:rPr>
-          <w:rFonts w:ascii="Times New Roman" w:hAnsi="Times New Roman" w:cs="Times New Roman"/>
-          <w:sz w:val="28"/>
-          <w:szCs w:val="28"/>
-        </w:rPr>
-      </w:pPr>
-      <w:r>
-        <w:rPr>
-          <w:rFonts w:ascii="Times New Roman" w:hAnsi="Times New Roman" w:cs="Times New Roman"/>
+          <w:sz w:val="28"/>
+          <w:szCs w:val="28"/>
+        </w:rPr>
+      </w:pPr>
+      <w:r>
+        <w:rPr>
           <w:b/>
           <w:bCs/>
           <w:sz w:val="28"/>
@@ -2685,27 +10259,24 @@
       </w:r>
       <w:r>
         <w:rPr>
-          <w:rFonts w:ascii="Times New Roman" w:hAnsi="Times New Roman" w:cs="Times New Roman"/>
-          <w:sz w:val="28"/>
-          <w:szCs w:val="28"/>
-        </w:rPr>
-        <w:t xml:space="preserve">свёртка с непрерывным интерполяционным ядром (билинейным 2 × 2, бикубическим 4 × 4 или Ланцоша), коэффициенты которого динамически рассчитываются по дробной части смещения координат.</w:t>
+          <w:sz w:val="28"/>
+          <w:szCs w:val="28"/>
+        </w:rPr>
+        <w:t>свёртка с непрерывным интерполяционным ядром (билинейным 2 × 2, бикубическим 4 × 4 или Ланцоша), коэффициенты которого динамически рассчитываются по дробной части смещения координат.</w:t>
       </w:r>
     </w:p>
     <w:p>
       <w:pPr>
         <w:spacing w:after="60"/>
-        <w:ind w:left="720" w:firstLine="-360"/>
+        <w:ind w:left="720" w:hanging="360"/>
         <w:jc w:val="both"/>
         <w:rPr>
-          <w:rFonts w:ascii="Times New Roman" w:hAnsi="Times New Roman" w:cs="Times New Roman"/>
-          <w:sz w:val="28"/>
-          <w:szCs w:val="28"/>
-        </w:rPr>
-      </w:pPr>
-      <w:r>
-        <w:rPr>
-          <w:rFonts w:ascii="Times New Roman" w:hAnsi="Times New Roman" w:cs="Times New Roman"/>
+          <w:sz w:val="28"/>
+          <w:szCs w:val="28"/>
+        </w:rPr>
+      </w:pPr>
+      <w:r>
+        <w:rPr>
           <w:b/>
           <w:bCs/>
           <w:sz w:val="28"/>
@@ -2715,11 +10286,10 @@
       </w:r>
       <w:r>
         <w:rPr>
-          <w:rFonts w:ascii="Times New Roman" w:hAnsi="Times New Roman" w:cs="Times New Roman"/>
-          <w:sz w:val="28"/>
-          <w:szCs w:val="28"/>
-        </w:rPr>
-        <w:t xml:space="preserve">свёртка с ядром с зеркально инвертированным порядком обхода координат.</w:t>
+          <w:sz w:val="28"/>
+          <w:szCs w:val="28"/>
+        </w:rPr>
+        <w:t>свёртка с ядром с зеркально инвертированным порядком обхода координат.</w:t>
       </w:r>
     </w:p>
     <w:p>
@@ -2727,14 +10297,12 @@
         <w:spacing w:before="160" w:after="80"/>
         <w:ind w:firstLine="708"/>
         <w:rPr>
-          <w:rFonts w:ascii="Times New Roman" w:hAnsi="Times New Roman" w:cs="Times New Roman"/>
-          <w:sz w:val="28"/>
-          <w:szCs w:val="28"/>
-        </w:rPr>
-      </w:pPr>
-      <w:r>
-        <w:rPr>
-          <w:rFonts w:ascii="Times New Roman" w:hAnsi="Times New Roman" w:cs="Times New Roman"/>
+          <w:sz w:val="28"/>
+          <w:szCs w:val="28"/>
+        </w:rPr>
+      </w:pPr>
+      <w:r>
+        <w:rPr>
           <w:b/>
           <w:bCs/>
           <w:sz w:val="28"/>
@@ -2749,34 +10317,30 @@
         <w:ind w:firstLine="720"/>
         <w:jc w:val="both"/>
         <w:rPr>
-          <w:rFonts w:ascii="Times New Roman" w:hAnsi="Times New Roman" w:cs="Times New Roman"/>
-          <w:sz w:val="28"/>
-          <w:szCs w:val="28"/>
-        </w:rPr>
-      </w:pPr>
-      <w:r>
-        <w:rPr>
-          <w:rFonts w:ascii="Times New Roman" w:hAnsi="Times New Roman" w:cs="Times New Roman"/>
-          <w:sz w:val="28"/>
-          <w:szCs w:val="28"/>
-        </w:rPr>
-        <w:t xml:space="preserve">В Photoshop фильтрация лежит в основе следующих групп эффектов меню Filter:</w:t>
+          <w:sz w:val="28"/>
+          <w:szCs w:val="28"/>
+        </w:rPr>
+      </w:pPr>
+      <w:r>
+        <w:rPr>
+          <w:sz w:val="28"/>
+          <w:szCs w:val="28"/>
+        </w:rPr>
+        <w:t>В Photoshop фильтрация лежит в основе следующих групп эффектов меню Filter:</w:t>
       </w:r>
     </w:p>
     <w:p>
       <w:pPr>
         <w:spacing w:after="60"/>
-        <w:ind w:left="720" w:firstLine="-360"/>
+        <w:ind w:left="720" w:hanging="360"/>
         <w:jc w:val="both"/>
         <w:rPr>
-          <w:rFonts w:ascii="Times New Roman" w:hAnsi="Times New Roman" w:cs="Times New Roman"/>
-          <w:sz w:val="28"/>
-          <w:szCs w:val="28"/>
-        </w:rPr>
-      </w:pPr>
-      <w:r>
-        <w:rPr>
-          <w:rFonts w:ascii="Times New Roman" w:hAnsi="Times New Roman" w:cs="Times New Roman"/>
+          <w:sz w:val="28"/>
+          <w:szCs w:val="28"/>
+        </w:rPr>
+      </w:pPr>
+      <w:r>
+        <w:rPr>
           <w:b/>
           <w:bCs/>
           <w:sz w:val="28"/>
@@ -2786,27 +10350,24 @@
       </w:r>
       <w:r>
         <w:rPr>
-          <w:rFonts w:ascii="Times New Roman" w:hAnsi="Times New Roman" w:cs="Times New Roman"/>
-          <w:sz w:val="28"/>
-          <w:szCs w:val="28"/>
-        </w:rPr>
-        <w:t xml:space="preserve">Gaussian Blur (сепарабельная свёртка Гаусса), Box Blur (прямоугольное усреднение), Motion Blur (направленная одномерная свёртка), Surface Blur (билатеральная нелинейная фильтрация с сохранением краев).</w:t>
+          <w:sz w:val="28"/>
+          <w:szCs w:val="28"/>
+        </w:rPr>
+        <w:t>Gaussian Blur (сепарабельная свёртка Гаусса), Box Blur (прямоугольное усреднение), Motion Blur (направленная одномерная свёртка), Surface Blur (билатеральная нелинейная фильтрация с сохранением краев).</w:t>
       </w:r>
     </w:p>
     <w:p>
       <w:pPr>
         <w:spacing w:after="60"/>
-        <w:ind w:left="720" w:firstLine="-360"/>
+        <w:ind w:left="720" w:hanging="360"/>
         <w:jc w:val="both"/>
         <w:rPr>
-          <w:rFonts w:ascii="Times New Roman" w:hAnsi="Times New Roman" w:cs="Times New Roman"/>
-          <w:sz w:val="28"/>
-          <w:szCs w:val="28"/>
-        </w:rPr>
-      </w:pPr>
-      <w:r>
-        <w:rPr>
-          <w:rFonts w:ascii="Times New Roman" w:hAnsi="Times New Roman" w:cs="Times New Roman"/>
+          <w:sz w:val="28"/>
+          <w:szCs w:val="28"/>
+        </w:rPr>
+      </w:pPr>
+      <w:r>
+        <w:rPr>
           <w:b/>
           <w:bCs/>
           <w:sz w:val="28"/>
@@ -2816,27 +10377,24 @@
       </w:r>
       <w:r>
         <w:rPr>
-          <w:rFonts w:ascii="Times New Roman" w:hAnsi="Times New Roman" w:cs="Times New Roman"/>
-          <w:sz w:val="28"/>
-          <w:szCs w:val="28"/>
-        </w:rPr>
-        <w:t xml:space="preserve">Sharpen (свёртка с лапласианом), Unsharp Mask (нерезкое маскирование подмешиванием контуров), High Pass (прямое выделение высоких частот).</w:t>
+          <w:sz w:val="28"/>
+          <w:szCs w:val="28"/>
+        </w:rPr>
+        <w:t>Sharpen (свёртка с лапласианом), Unsharp Mask (нерезкое маскирование подмешиванием контуров), High Pass (прямое выделение высоких частот).</w:t>
       </w:r>
     </w:p>
     <w:p>
       <w:pPr>
         <w:spacing w:after="60"/>
-        <w:ind w:left="720" w:firstLine="-360"/>
+        <w:ind w:left="720" w:hanging="360"/>
         <w:jc w:val="both"/>
         <w:rPr>
-          <w:rFonts w:ascii="Times New Roman" w:hAnsi="Times New Roman" w:cs="Times New Roman"/>
-          <w:sz w:val="28"/>
-          <w:szCs w:val="28"/>
-        </w:rPr>
-      </w:pPr>
-      <w:r>
-        <w:rPr>
-          <w:rFonts w:ascii="Times New Roman" w:hAnsi="Times New Roman" w:cs="Times New Roman"/>
+          <w:sz w:val="28"/>
+          <w:szCs w:val="28"/>
+        </w:rPr>
+      </w:pPr>
+      <w:r>
+        <w:rPr>
           <w:b/>
           <w:bCs/>
           <w:sz w:val="28"/>
@@ -2846,27 +10404,24 @@
       </w:r>
       <w:r>
         <w:rPr>
-          <w:rFonts w:ascii="Times New Roman" w:hAnsi="Times New Roman" w:cs="Times New Roman"/>
-          <w:sz w:val="28"/>
-          <w:szCs w:val="28"/>
-        </w:rPr>
-        <w:t xml:space="preserve">Find Edges (выделение контуров градиентными операторами Собеля/Прюитт), Emboss (асимметричная дифференциальная свёртка с добавлением серого фона +128 для эффекта рельефа).</w:t>
+          <w:sz w:val="28"/>
+          <w:szCs w:val="28"/>
+        </w:rPr>
+        <w:t>Find Edges (выделение контуров градиентными операторами Собеля/Прюитт), Emboss (асимметричная дифференциальная свёртка с добавлением серого фона +128 для эффекта рельефа).</w:t>
       </w:r>
     </w:p>
     <w:p>
       <w:pPr>
         <w:spacing w:after="60"/>
-        <w:ind w:left="720" w:firstLine="-360"/>
+        <w:ind w:left="720" w:hanging="360"/>
         <w:jc w:val="both"/>
         <w:rPr>
-          <w:rFonts w:ascii="Times New Roman" w:hAnsi="Times New Roman" w:cs="Times New Roman"/>
-          <w:sz w:val="28"/>
-          <w:szCs w:val="28"/>
-        </w:rPr>
-      </w:pPr>
-      <w:r>
-        <w:rPr>
-          <w:rFonts w:ascii="Times New Roman" w:hAnsi="Times New Roman" w:cs="Times New Roman"/>
+          <w:sz w:val="28"/>
+          <w:szCs w:val="28"/>
+        </w:rPr>
+      </w:pPr>
+      <w:r>
+        <w:rPr>
           <w:b/>
           <w:bCs/>
           <w:sz w:val="28"/>
@@ -2876,27 +10431,24 @@
       </w:r>
       <w:r>
         <w:rPr>
-          <w:rFonts w:ascii="Times New Roman" w:hAnsi="Times New Roman" w:cs="Times New Roman"/>
-          <w:sz w:val="28"/>
-          <w:szCs w:val="28"/>
-        </w:rPr>
-        <w:t xml:space="preserve">Median / Dust &amp; Scratches (нелинейная ранговая замена медианой окрестности).</w:t>
+          <w:sz w:val="28"/>
+          <w:szCs w:val="28"/>
+        </w:rPr>
+        <w:t>Median / Dust &amp; Scratches (нелинейная ранговая замена медианой окрестности).</w:t>
       </w:r>
     </w:p>
     <w:p>
       <w:pPr>
         <w:spacing w:after="60"/>
-        <w:ind w:left="720" w:firstLine="-360"/>
+        <w:ind w:left="720" w:hanging="360"/>
         <w:jc w:val="both"/>
         <w:rPr>
-          <w:rFonts w:ascii="Times New Roman" w:hAnsi="Times New Roman" w:cs="Times New Roman"/>
-          <w:sz w:val="28"/>
-          <w:szCs w:val="28"/>
-        </w:rPr>
-      </w:pPr>
-      <w:r>
-        <w:rPr>
-          <w:rFonts w:ascii="Times New Roman" w:hAnsi="Times New Roman" w:cs="Times New Roman"/>
+          <w:sz w:val="28"/>
+          <w:szCs w:val="28"/>
+        </w:rPr>
+      </w:pPr>
+      <w:r>
+        <w:rPr>
           <w:b/>
           <w:bCs/>
           <w:sz w:val="28"/>
@@ -2906,11 +10458,10 @@
       </w:r>
       <w:r>
         <w:rPr>
-          <w:rFonts w:ascii="Times New Roman" w:hAnsi="Times New Roman" w:cs="Times New Roman"/>
-          <w:sz w:val="28"/>
-          <w:szCs w:val="28"/>
-        </w:rPr>
-        <w:t xml:space="preserve">Custom (ручное задание произвольного ядра свёртки 5 × 5, делителя и смещения).</w:t>
+          <w:sz w:val="28"/>
+          <w:szCs w:val="28"/>
+        </w:rPr>
+        <w:t>Custom (ручное задание произвольного ядра свёртки 5 × 5, делителя и смещения).</w:t>
       </w:r>
     </w:p>
     <w:sectPr>
